--- a/manuel-math-t5/work_merge/u3.docx
+++ b/manuel-math-t5/work_merge/u3.docx
@@ -7,7 +7,6 @@
         <w:spacing w:after="150" w:before="200"/>
         <w:jc w:val="center"/>
       </w:pPr>
-      <w:bookmarkStart w:name="u3" w:id="1"/>
       <w:r>
         <w:rPr>
           <w:rFonts w:ascii="Times New Roman" w:cs="Times New Roman" w:eastAsia="Times New Roman" w:hAnsi="Times New Roman"/>
@@ -19,14 +18,17 @@
           <w:sz w:val="32"/>
           <w:szCs w:val="32"/>
         </w:rPr>
-        <w:t xml:space="preserve">UNITÉ III — ALGÈBRE</w:t>
-      </w:r>
-      <w:bookmarkEnd w:id="1"/>
-    </w:p>
-    <w:p>
-      <w:pPr>
-        <w:spacing w:after="110" w:line="300"/>
-        <w:jc w:val="both"/>
+        <w:t xml:space="preserve">UNITÉ III — ALGÈBRE : DANS CETTE UNITÉ</w:t>
+      </w:r>
+    </w:p>
+    <w:p>
+      <w:pPr>
+        <w:pStyle w:val="ListParagraph"/>
+        <w:numPr>
+          <w:ilvl w:val="0"/>
+          <w:numId w:val="1"/>
+        </w:numPr>
+        <w:spacing w:after="80"/>
       </w:pPr>
       <w:r>
         <w:rPr>
@@ -39,13 +41,17 @@
           <w:sz w:val="24"/>
           <w:szCs w:val="24"/>
         </w:rPr>
-        <w:t xml:space="preserve">Résultat d’apprentissage général : comprendre des relations simples à partir de suites, de situations de proportionnalité et de situations d’égalité.</w:t>
-      </w:r>
-    </w:p>
-    <w:p>
-      <w:pPr>
-        <w:spacing w:after="110" w:line="300"/>
-        <w:jc w:val="both"/>
+        <w:t xml:space="preserve">Séance 1 — Découvrir les suites et leurs régularités</w:t>
+      </w:r>
+    </w:p>
+    <w:p>
+      <w:pPr>
+        <w:pStyle w:val="ListParagraph"/>
+        <w:numPr>
+          <w:ilvl w:val="0"/>
+          <w:numId w:val="1"/>
+        </w:numPr>
+        <w:spacing w:after="80"/>
       </w:pPr>
       <w:r>
         <w:rPr>
@@ -58,7 +64,168 @@
           <w:sz w:val="24"/>
           <w:szCs w:val="24"/>
         </w:rPr>
-        <w:t xml:space="preserve">Valeurs à véhiculer : esprit de créativité et goût de l’effort.</w:t>
+        <w:t xml:space="preserve">Séance 2 — Le rang d’un terme : relier le rang à la quantité</w:t>
+      </w:r>
+    </w:p>
+    <w:p>
+      <w:pPr>
+        <w:pStyle w:val="ListParagraph"/>
+        <w:numPr>
+          <w:ilvl w:val="0"/>
+          <w:numId w:val="1"/>
+        </w:numPr>
+        <w:spacing w:after="80"/>
+      </w:pPr>
+      <w:r>
+        <w:rPr>
+          <w:rFonts w:ascii="Times New Roman" w:cs="Times New Roman" w:eastAsia="Times New Roman" w:hAnsi="Times New Roman"/>
+          <w:b w:val="false"/>
+          <w:bCs w:val="false"/>
+          <w:i w:val="false"/>
+          <w:iCs w:val="false"/>
+          <w:color w:val="000000"/>
+          <w:sz w:val="24"/>
+          <w:szCs w:val="24"/>
+        </w:rPr>
+        <w:t xml:space="preserve">Séance 3 — Les tableaux de valeurs</w:t>
+      </w:r>
+    </w:p>
+    <w:p>
+      <w:pPr>
+        <w:pStyle w:val="ListParagraph"/>
+        <w:numPr>
+          <w:ilvl w:val="0"/>
+          <w:numId w:val="1"/>
+        </w:numPr>
+        <w:spacing w:after="80"/>
+      </w:pPr>
+      <w:r>
+        <w:rPr>
+          <w:rFonts w:ascii="Times New Roman" w:cs="Times New Roman" w:eastAsia="Times New Roman" w:hAnsi="Times New Roman"/>
+          <w:b w:val="false"/>
+          <w:bCs w:val="false"/>
+          <w:i w:val="false"/>
+          <w:iCs w:val="false"/>
+          <w:color w:val="000000"/>
+          <w:sz w:val="24"/>
+          <w:szCs w:val="24"/>
+        </w:rPr>
+        <w:t xml:space="preserve">Séance 4 — La correspondance entre deux quantités</w:t>
+      </w:r>
+    </w:p>
+    <w:p>
+      <w:pPr>
+        <w:pStyle w:val="ListParagraph"/>
+        <w:numPr>
+          <w:ilvl w:val="0"/>
+          <w:numId w:val="1"/>
+        </w:numPr>
+        <w:spacing w:after="80"/>
+      </w:pPr>
+      <w:r>
+        <w:rPr>
+          <w:rFonts w:ascii="Times New Roman" w:cs="Times New Roman" w:eastAsia="Times New Roman" w:hAnsi="Times New Roman"/>
+          <w:b w:val="false"/>
+          <w:bCs w:val="false"/>
+          <w:i w:val="false"/>
+          <w:iCs w:val="false"/>
+          <w:color w:val="000000"/>
+          <w:sz w:val="24"/>
+          <w:szCs w:val="24"/>
+        </w:rPr>
+        <w:t xml:space="preserve">Séance 5 — La règle de trois</w:t>
+      </w:r>
+    </w:p>
+    <w:p>
+      <w:pPr>
+        <w:pStyle w:val="ListParagraph"/>
+        <w:numPr>
+          <w:ilvl w:val="0"/>
+          <w:numId w:val="1"/>
+        </w:numPr>
+        <w:spacing w:after="80"/>
+      </w:pPr>
+      <w:r>
+        <w:rPr>
+          <w:rFonts w:ascii="Times New Roman" w:cs="Times New Roman" w:eastAsia="Times New Roman" w:hAnsi="Times New Roman"/>
+          <w:b w:val="false"/>
+          <w:bCs w:val="false"/>
+          <w:i w:val="false"/>
+          <w:iCs w:val="false"/>
+          <w:color w:val="000000"/>
+          <w:sz w:val="24"/>
+          <w:szCs w:val="24"/>
+        </w:rPr>
+        <w:t xml:space="preserve">Séance 6 — Le sens du signe égal</w:t>
+      </w:r>
+    </w:p>
+    <w:p>
+      <w:pPr>
+        <w:pStyle w:val="ListParagraph"/>
+        <w:numPr>
+          <w:ilvl w:val="0"/>
+          <w:numId w:val="1"/>
+        </w:numPr>
+        <w:spacing w:after="80"/>
+      </w:pPr>
+      <w:r>
+        <w:rPr>
+          <w:rFonts w:ascii="Times New Roman" w:cs="Times New Roman" w:eastAsia="Times New Roman" w:hAnsi="Times New Roman"/>
+          <w:b w:val="false"/>
+          <w:bCs w:val="false"/>
+          <w:i w:val="false"/>
+          <w:iCs w:val="false"/>
+          <w:color w:val="000000"/>
+          <w:sz w:val="24"/>
+          <w:szCs w:val="24"/>
+        </w:rPr>
+        <w:t xml:space="preserve">Séance 7 — Trouver la valeur inconnue</w:t>
+      </w:r>
+    </w:p>
+    <w:p>
+      <w:pPr>
+        <w:pStyle w:val="ListParagraph"/>
+        <w:numPr>
+          <w:ilvl w:val="0"/>
+          <w:numId w:val="1"/>
+        </w:numPr>
+        <w:spacing w:after="80"/>
+      </w:pPr>
+      <w:r>
+        <w:rPr>
+          <w:rFonts w:ascii="Times New Roman" w:cs="Times New Roman" w:eastAsia="Times New Roman" w:hAnsi="Times New Roman"/>
+          <w:b w:val="false"/>
+          <w:bCs w:val="false"/>
+          <w:i w:val="false"/>
+          <w:iCs w:val="false"/>
+          <w:color w:val="000000"/>
+          <w:sz w:val="24"/>
+          <w:szCs w:val="24"/>
+        </w:rPr>
+        <w:t xml:space="preserve">Séance 8 — Révision de l’unité III</w:t>
+      </w:r>
+    </w:p>
+    <w:p>
+      <w:pPr>
+        <w:pStyle w:val="ListParagraph"/>
+        <w:numPr>
+          <w:ilvl w:val="0"/>
+          <w:numId w:val="1"/>
+        </w:numPr>
+        <w:spacing w:after="80"/>
+      </w:pPr>
+      <w:r>
+        <w:rPr>
+          <w:rFonts w:ascii="Times New Roman" w:cs="Times New Roman" w:eastAsia="Times New Roman" w:hAnsi="Times New Roman"/>
+          <w:b w:val="false"/>
+          <w:bCs w:val="false"/>
+          <w:i w:val="false"/>
+          <w:iCs w:val="false"/>
+          <w:color w:val="000000"/>
+          <w:sz w:val="24"/>
+          <w:szCs w:val="24"/>
+        </w:rPr>
+        <w:t xml:space="preserve">Séance 9 — Sujet d’examen format CEPE</w:t>
       </w:r>
     </w:p>
     <w:p>

--- a/manuel-math-t5/work_merge/u3.docx
+++ b/manuel-math-t5/work_merge/u3.docx
@@ -2,6 +2,147 @@
 <file path=word/document.xml><?xml version="1.0" encoding="utf-8"?>
 <w:document xmlns:wpc="http://schemas.microsoft.com/office/word/2010/wordprocessingCanvas" xmlns:mc="http://schemas.openxmlformats.org/markup-compatibility/2006" xmlns:o="urn:schemas-microsoft-com:office:office" xmlns:r="http://schemas.openxmlformats.org/officeDocument/2006/relationships" xmlns:m="http://schemas.openxmlformats.org/officeDocument/2006/math" xmlns:v="urn:schemas-microsoft-com:vml" xmlns:wp14="http://schemas.microsoft.com/office/word/2010/wordprocessingDrawing" xmlns:wp="http://schemas.openxmlformats.org/drawingml/2006/wordprocessingDrawing" xmlns:w10="urn:schemas-microsoft-com:office:word" xmlns:w="http://schemas.openxmlformats.org/wordprocessingml/2006/main" xmlns:w14="http://schemas.microsoft.com/office/word/2010/wordml" xmlns:w15="http://schemas.microsoft.com/office/word/2012/wordml" xmlns:wpg="http://schemas.microsoft.com/office/word/2010/wordprocessingGroup" xmlns:wpi="http://schemas.microsoft.com/office/word/2010/wordprocessingInk" xmlns:wne="http://schemas.microsoft.com/office/word/2006/wordml" xmlns:wps="http://schemas.microsoft.com/office/word/2010/wordprocessingShape" xmlns:cx="http://schemas.microsoft.com/office/drawing/2014/chartex" xmlns:cx1="http://schemas.microsoft.com/office/drawing/2015/9/8/chartex" xmlns:cx2="http://schemas.microsoft.com/office/drawing/2015/10/21/chartex" xmlns:cx3="http://schemas.microsoft.com/office/drawing/2016/5/9/chartex" xmlns:cx4="http://schemas.microsoft.com/office/drawing/2016/5/10/chartex" xmlns:cx5="http://schemas.microsoft.com/office/drawing/2016/5/11/chartex" xmlns:cx6="http://schemas.microsoft.com/office/drawing/2016/5/12/chartex" xmlns:cx7="http://schemas.microsoft.com/office/drawing/2016/5/13/chartex" xmlns:cx8="http://schemas.microsoft.com/office/drawing/2016/5/14/chartex" xmlns:aink="http://schemas.microsoft.com/office/drawing/2016/ink" xmlns:am3d="http://schemas.microsoft.com/office/drawing/2017/model3d" xmlns:w16cex="http://schemas.microsoft.com/office/word/2018/wordml/cex" xmlns:w16cid="http://schemas.microsoft.com/office/word/2016/wordml/cid" xmlns:w16="http://schemas.microsoft.com/office/word/2018/wordml" xmlns:w16sdtdh="http://schemas.microsoft.com/office/word/2020/wordml/sdtdatahash" xmlns:w16se="http://schemas.microsoft.com/office/word/2015/wordml/symex" mc:Ignorable="w14 w15 wp14">
   <w:body>
+    <w:p>
+      <w:pPr>
+        <w:spacing w:after="200" w:before="2200"/>
+        <w:jc w:val="center"/>
+      </w:pPr>
+      <w:r>
+        <w:rPr>
+          <w:rFonts w:ascii="Times New Roman" w:cs="Times New Roman" w:eastAsia="Times New Roman" w:hAnsi="Times New Roman"/>
+          <w:b/>
+          <w:bCs/>
+          <w:i w:val="false"/>
+          <w:iCs w:val="false"/>
+          <w:color w:val="1F4E79"/>
+          <w:sz w:val="76"/>
+          <w:szCs w:val="76"/>
+        </w:rPr>
+        <w:t xml:space="preserve">UNITÉ III</w:t>
+      </w:r>
+    </w:p>
+    <w:p>
+      <w:pPr>
+        <w:shd w:fill="EAF2F8" w:val="clear"/>
+        <w:spacing w:after="160"/>
+        <w:jc w:val="center"/>
+      </w:pPr>
+      <w:bookmarkStart w:name="u3" w:id="1"/>
+      <w:r>
+        <w:rPr>
+          <w:rFonts w:ascii="Times New Roman" w:cs="Times New Roman" w:eastAsia="Times New Roman" w:hAnsi="Times New Roman"/>
+          <w:b/>
+          <w:bCs/>
+          <w:i w:val="false"/>
+          <w:iCs w:val="false"/>
+          <w:color w:val="C00000"/>
+          <w:sz w:val="56"/>
+          <w:szCs w:val="56"/>
+        </w:rPr>
+        <w:t xml:space="preserve">ALGÈBRE</w:t>
+      </w:r>
+      <w:bookmarkEnd w:id="1"/>
+    </w:p>
+    <w:p>
+      <w:pPr>
+        <w:spacing w:after="400"/>
+        <w:jc w:val="center"/>
+      </w:pPr>
+      <w:r>
+        <w:rPr>
+          <w:rFonts w:ascii="Times New Roman" w:cs="Times New Roman" w:eastAsia="Times New Roman" w:hAnsi="Times New Roman"/>
+          <w:b w:val="false"/>
+          <w:bCs w:val="false"/>
+          <w:i/>
+          <w:iCs/>
+          <w:color w:val="2E7D32"/>
+          <w:sz w:val="24"/>
+          <w:szCs w:val="24"/>
+        </w:rPr>
+        <w:t xml:space="preserve">Sous-discipline du programme de Mathématiques T5</w:t>
+      </w:r>
+    </w:p>
+    <w:p>
+      <w:pPr>
+        <w:spacing w:after="120"/>
+        <w:jc w:val="center"/>
+      </w:pPr>
+      <w:r>
+        <w:rPr>
+          <w:rFonts w:ascii="Times New Roman" w:cs="Times New Roman" w:eastAsia="Times New Roman" w:hAnsi="Times New Roman"/>
+          <w:b/>
+          <w:bCs/>
+          <w:i w:val="false"/>
+          <w:iCs w:val="false"/>
+          <w:color w:val="C2185B"/>
+          <w:sz w:val="24"/>
+          <w:szCs w:val="24"/>
+        </w:rPr>
+        <w:t xml:space="preserve">Résultat d’apprentissage général</w:t>
+      </w:r>
+    </w:p>
+    <w:p>
+      <w:pPr>
+        <w:spacing w:after="300"/>
+        <w:jc w:val="center"/>
+      </w:pPr>
+      <w:r>
+        <w:rPr>
+          <w:rFonts w:ascii="Times New Roman" w:cs="Times New Roman" w:eastAsia="Times New Roman" w:hAnsi="Times New Roman"/>
+          <w:b w:val="false"/>
+          <w:bCs w:val="false"/>
+          <w:i w:val="false"/>
+          <w:iCs w:val="false"/>
+          <w:color w:val="000000"/>
+          <w:sz w:val="24"/>
+          <w:szCs w:val="24"/>
+        </w:rPr>
+        <w:t xml:space="preserve">comprendre des relations simples à partir de suites, de situations de proportionnalité et de situations d’égalité.</w:t>
+      </w:r>
+    </w:p>
+    <w:p>
+      <w:pPr>
+        <w:spacing w:after="120"/>
+        <w:jc w:val="center"/>
+      </w:pPr>
+      <w:r>
+        <w:rPr>
+          <w:rFonts w:ascii="Times New Roman" w:cs="Times New Roman" w:eastAsia="Times New Roman" w:hAnsi="Times New Roman"/>
+          <w:b/>
+          <w:bCs/>
+          <w:i w:val="false"/>
+          <w:iCs w:val="false"/>
+          <w:color w:val="C2185B"/>
+          <w:sz w:val="24"/>
+          <w:szCs w:val="24"/>
+        </w:rPr>
+        <w:t xml:space="preserve">Valeurs à véhiculer</w:t>
+      </w:r>
+    </w:p>
+    <w:p>
+      <w:pPr>
+        <w:spacing w:after="200"/>
+        <w:jc w:val="center"/>
+      </w:pPr>
+      <w:r>
+        <w:rPr>
+          <w:rFonts w:ascii="Times New Roman" w:cs="Times New Roman" w:eastAsia="Times New Roman" w:hAnsi="Times New Roman"/>
+          <w:b w:val="false"/>
+          <w:bCs w:val="false"/>
+          <w:i w:val="false"/>
+          <w:iCs w:val="false"/>
+          <w:color w:val="000000"/>
+          <w:sz w:val="24"/>
+          <w:szCs w:val="24"/>
+        </w:rPr>
+        <w:t xml:space="preserve">esprit de créativité et goût de l’effort.</w:t>
+      </w:r>
+    </w:p>
+    <w:p>
+      <w:r>
+        <w:br w:type="page"/>
+      </w:r>
+    </w:p>
     <w:p>
       <w:pPr>
         <w:spacing w:after="150" w:before="200"/>

--- a/manuel-math-t5/work_merge/u3.docx
+++ b/manuel-math-t5/work_merge/u3.docx
@@ -6564,7 +6564,7 @@
       <w:r>
         <w:drawing>
           <wp:inline distT="0" distB="0" distL="0" distR="0">
-            <wp:extent cx="4762500" cy="1962150"/>
+            <wp:extent cx="4762500" cy="1971675"/>
             <wp:effectExtent t="0" r="0" b="0" l="0"/>
             <wp:docPr id="5" name=""/>
             <wp:cNvGraphicFramePr>
@@ -6589,7 +6589,7 @@
                   <pic:spPr bwMode="auto">
                     <a:xfrm>
                       <a:off x="0" y="0"/>
-                      <a:ext cx="4762500" cy="1962150"/>
+                      <a:ext cx="4762500" cy="1971675"/>
                     </a:xfrm>
                     <a:prstGeom prst="rect">
                       <a:avLst/>
@@ -13176,7 +13176,7 @@
       <w:r>
         <w:drawing>
           <wp:inline distT="0" distB="0" distL="0" distR="0">
-            <wp:extent cx="4762500" cy="1809750"/>
+            <wp:extent cx="4762500" cy="1819275"/>
             <wp:effectExtent t="0" r="0" b="0" l="0"/>
             <wp:docPr id="11" name=""/>
             <wp:cNvGraphicFramePr>
@@ -13201,7 +13201,7 @@
                   <pic:spPr bwMode="auto">
                     <a:xfrm>
                       <a:off x="0" y="0"/>
-                      <a:ext cx="4762500" cy="1809750"/>
+                      <a:ext cx="4762500" cy="1819275"/>
                     </a:xfrm>
                     <a:prstGeom prst="rect">
                       <a:avLst/>

--- a/manuel-math-t5/work_merge/u3.docx
+++ b/manuel-math-t5/work_merge/u3.docx
@@ -717,7 +717,7 @@
           <w:sz w:val="28"/>
           <w:szCs w:val="28"/>
         </w:rPr>
-        <w:t xml:space="preserve">1. Suites à motif répété ou croissant</w:t>
+        <w:t xml:space="preserve">Suites à motif répété ou croissant</w:t>
       </w:r>
     </w:p>
     <w:p>
@@ -806,6 +806,146 @@
     </w:p>
     <w:p>
       <w:pPr>
+        <w:spacing w:after="130" w:before="100" w:line="300"/>
+        <w:jc w:val="both"/>
+      </w:pPr>
+      <w:r>
+        <w:rPr>
+          <w:rFonts w:ascii="Times New Roman" w:cs="Times New Roman" w:eastAsia="Times New Roman" w:hAnsi="Times New Roman"/>
+          <w:b w:val="false"/>
+          <w:bCs w:val="false"/>
+          <w:i/>
+          <w:iCs/>
+          <w:color w:val="000000"/>
+          <w:sz w:val="24"/>
+          <w:szCs w:val="24"/>
+          <w:u w:val="single"/>
+        </w:rPr>
+        <w:t xml:space="preserve">Suite 5, 10, 15, 20… : règle « + 5 » ; les deux termes suivants sont 25 et 30.</w:t>
+      </w:r>
+    </w:p>
+    <w:p>
+      <w:pPr>
+        <w:spacing w:after="55" w:line="300"/>
+        <w:ind w:left="260"/>
+        <w:jc w:val="both"/>
+      </w:pPr>
+      <w:r>
+        <w:rPr>
+          <w:rFonts w:ascii="Times New Roman" w:cs="Times New Roman" w:eastAsia="Times New Roman" w:hAnsi="Times New Roman"/>
+          <w:b w:val="false"/>
+          <w:bCs w:val="false"/>
+          <w:i w:val="false"/>
+          <w:iCs w:val="false"/>
+          <w:color w:val="000000"/>
+          <w:sz w:val="24"/>
+          <w:szCs w:val="24"/>
+        </w:rPr>
+        <w:t xml:space="preserve">1. Observer les premiers éléments et chercher ce qui revient ou ce qui grandit.</w:t>
+      </w:r>
+    </w:p>
+    <w:p>
+      <w:pPr>
+        <w:spacing w:after="55" w:line="300"/>
+        <w:ind w:left="260"/>
+        <w:jc w:val="both"/>
+      </w:pPr>
+      <w:r>
+        <w:rPr>
+          <w:rFonts w:ascii="Times New Roman" w:cs="Times New Roman" w:eastAsia="Times New Roman" w:hAnsi="Times New Roman"/>
+          <w:b w:val="false"/>
+          <w:bCs w:val="false"/>
+          <w:i w:val="false"/>
+          <w:iCs w:val="false"/>
+          <w:color w:val="000000"/>
+          <w:sz w:val="24"/>
+          <w:szCs w:val="24"/>
+        </w:rPr>
+        <w:t xml:space="preserve">2. Formuler la règle en mots : « le motif … se répète » ou « on ajoute … à chaque pas ».</w:t>
+      </w:r>
+    </w:p>
+    <w:p>
+      <w:pPr>
+        <w:spacing w:after="55" w:line="300"/>
+        <w:ind w:left="260"/>
+        <w:jc w:val="both"/>
+      </w:pPr>
+      <w:r>
+        <w:rPr>
+          <w:rFonts w:ascii="Times New Roman" w:cs="Times New Roman" w:eastAsia="Times New Roman" w:hAnsi="Times New Roman"/>
+          <w:b w:val="false"/>
+          <w:bCs w:val="false"/>
+          <w:i w:val="false"/>
+          <w:iCs w:val="false"/>
+          <w:color w:val="000000"/>
+          <w:sz w:val="24"/>
+          <w:szCs w:val="24"/>
+        </w:rPr>
+        <w:t xml:space="preserve">3. Prolonger la suite avec la règle et vérifier sur les éléments connus.</w:t>
+      </w:r>
+    </w:p>
+    <w:p>
+      <w:pPr>
+        <w:shd w:fill="E8F5E9" w:val="clear"/>
+        <w:spacing w:after="110" w:line="300"/>
+        <w:jc w:val="both"/>
+      </w:pPr>
+      <w:r>
+        <w:rPr>
+          <w:rFonts w:ascii="Times New Roman" w:cs="Times New Roman" w:eastAsia="Times New Roman" w:hAnsi="Times New Roman"/>
+          <w:b/>
+          <w:bCs/>
+          <w:i w:val="false"/>
+          <w:iCs w:val="false"/>
+          <w:color w:val="000000"/>
+          <w:sz w:val="24"/>
+          <w:szCs w:val="24"/>
+        </w:rPr>
+        <w:t xml:space="preserve">suite = liste ordonnée ; motif = ce qui se répète ; répété (le paquet revient) ou croissant (la règle fait grandir) ; dire la règle permet de prolonger.</w:t>
+      </w:r>
+    </w:p>
+    <w:p>
+      <w:pPr>
+        <w:shd w:fill="E3F2FD" w:val="clear"/>
+        <w:spacing w:after="110" w:line="300"/>
+        <w:jc w:val="both"/>
+      </w:pPr>
+      <w:r>
+        <w:rPr>
+          <w:rFonts w:ascii="Times New Roman" w:cs="Times New Roman" w:eastAsia="Times New Roman" w:hAnsi="Times New Roman"/>
+          <w:b w:val="false"/>
+          <w:bCs w:val="false"/>
+          <w:i w:val="false"/>
+          <w:iCs w:val="false"/>
+          <w:color w:val="1F4E79"/>
+          <w:sz w:val="24"/>
+          <w:szCs w:val="24"/>
+        </w:rPr>
+        <w:t xml:space="preserve">Le savais-tu ? Les frises géométriques des lamba et des nattes malgaches sont des suites à motif répété que les tisserandes connaissent par cœur — sans jamais les écrire ! Et la plus célèbre suite croissante du monde, 1, 1, 2, 3, 5, 8, 13… (chaque terme = la somme des deux précédents), se cache dans les spirales des ananas et des tournesols.</w:t>
+      </w:r>
+    </w:p>
+    <w:p>
+      <w:pPr>
+        <w:shd w:fill="FFF8E1" w:val="clear"/>
+        <w:spacing w:after="110" w:line="300"/>
+        <w:jc w:val="both"/>
+      </w:pPr>
+      <w:r>
+        <w:rPr>
+          <w:rFonts w:ascii="Times New Roman" w:cs="Times New Roman" w:eastAsia="Times New Roman" w:hAnsi="Times New Roman"/>
+          <w:b w:val="false"/>
+          <w:bCs w:val="false"/>
+          <w:i w:val="false"/>
+          <w:iCs w:val="false"/>
+          <w:color w:val="000000"/>
+          <w:sz w:val="24"/>
+          <w:szCs w:val="24"/>
+        </w:rPr>
+        <w:t xml:space="preserve">Attention : Deviner le terme suivant « au feeling » sans avoir dit la règle : 1, 2, 4… peut continuer par 8 (règle × 2) ou par 7 (règle + 1, + 2, + 3). Sans la règle énoncée, la réponse ne se justifie pas.</w:t>
+      </w:r>
+    </w:p>
+    <w:p>
+      <w:pPr>
         <w:spacing w:after="150" w:before="200"/>
         <w:jc w:val="left"/>
       </w:pPr>
@@ -820,27 +960,121 @@
           <w:sz w:val="28"/>
           <w:szCs w:val="28"/>
         </w:rPr>
-        <w:t xml:space="preserve">2. Exemple</w:t>
-      </w:r>
-    </w:p>
-    <w:p>
-      <w:pPr>
-        <w:shd w:fill="E8F5E9" w:val="clear"/>
-        <w:spacing w:after="110" w:line="300"/>
-        <w:jc w:val="both"/>
-      </w:pPr>
-      <w:r>
-        <w:rPr>
-          <w:rFonts w:ascii="Times New Roman" w:cs="Times New Roman" w:eastAsia="Times New Roman" w:hAnsi="Times New Roman"/>
-          <w:b/>
-          <w:bCs/>
-          <w:i w:val="false"/>
-          <w:iCs w:val="false"/>
-          <w:color w:val="000000"/>
-          <w:sz w:val="24"/>
-          <w:szCs w:val="24"/>
-        </w:rPr>
-        <w:t xml:space="preserve">Suite 5, 10, 15, 20… : règle « + 5 » ; les deux termes suivants sont 25 et 30.</w:t>
+        <w:t xml:space="preserve">EXERCICE</w:t>
+      </w:r>
+    </w:p>
+    <w:p>
+      <w:pPr>
+        <w:spacing w:after="110" w:line="300"/>
+        <w:jc w:val="both"/>
+      </w:pPr>
+      <w:r>
+        <w:rPr>
+          <w:rFonts w:ascii="Times New Roman" w:cs="Times New Roman" w:eastAsia="Times New Roman" w:hAnsi="Times New Roman"/>
+          <w:b w:val="false"/>
+          <w:bCs w:val="false"/>
+          <w:i w:val="false"/>
+          <w:iCs w:val="false"/>
+          <w:color w:val="000000"/>
+          <w:sz w:val="24"/>
+          <w:szCs w:val="24"/>
+        </w:rPr>
+        <w:t xml:space="preserve">1. Donne la règle et les deux termes suivants : a) 4, 8, 12, 16… ; b) 50, 45, 40, 35… ; d) 1, 10, 100, 1 000… ; e) 2, 4, 8, 16…</w:t>
+      </w:r>
+    </w:p>
+    <w:p>
+      <w:pPr>
+        <w:spacing w:after="110" w:line="300"/>
+        <w:jc w:val="both"/>
+      </w:pPr>
+      <w:r>
+        <w:rPr>
+          <w:rFonts w:ascii="Times New Roman" w:cs="Times New Roman" w:eastAsia="Times New Roman" w:hAnsi="Times New Roman"/>
+          <w:b w:val="false"/>
+          <w:bCs w:val="false"/>
+          <w:i w:val="false"/>
+          <w:iCs w:val="false"/>
+          <w:color w:val="000000"/>
+          <w:sz w:val="24"/>
+          <w:szCs w:val="24"/>
+        </w:rPr>
+        <w:t xml:space="preserve">2. Suite de perles : rouge, rouge, bleu, rouge, rouge, bleu… a) Quel est le motif ? b) Quelle est la longueur du motif ? d) Couleur de la 12ᵉ perle ? e) Couleur de la 16ᵉ perle ?</w:t>
+      </w:r>
+    </w:p>
+    <w:p>
+      <w:pPr>
+        <w:spacing w:after="110" w:line="300"/>
+        <w:jc w:val="both"/>
+      </w:pPr>
+      <w:r>
+        <w:rPr>
+          <w:rFonts w:ascii="Times New Roman" w:cs="Times New Roman" w:eastAsia="Times New Roman" w:hAnsi="Times New Roman"/>
+          <w:b w:val="false"/>
+          <w:bCs w:val="false"/>
+          <w:i w:val="false"/>
+          <w:iCs w:val="false"/>
+          <w:color w:val="000000"/>
+          <w:sz w:val="24"/>
+          <w:szCs w:val="24"/>
+        </w:rPr>
+        <w:t xml:space="preserve">3. Invente : a) une suite à motif répété avec deux formes ; b) une suite croissante de règle « + 3 » partant de 2 ; d) écris ses cinq premiers termes ; e) explique comment un camarade peut vérifier ta règle.</w:t>
+      </w:r>
+    </w:p>
+    <w:p>
+      <w:pPr>
+        <w:spacing w:after="110" w:line="300"/>
+        <w:jc w:val="both"/>
+      </w:pPr>
+      <w:r>
+        <w:rPr>
+          <w:rFonts w:ascii="Times New Roman" w:cs="Times New Roman" w:eastAsia="Times New Roman" w:hAnsi="Times New Roman"/>
+          <w:b w:val="false"/>
+          <w:bCs w:val="false"/>
+          <w:i w:val="false"/>
+          <w:iCs w:val="false"/>
+          <w:color w:val="000000"/>
+          <w:sz w:val="24"/>
+          <w:szCs w:val="24"/>
+        </w:rPr>
+        <w:t xml:space="preserve">4. Trouve la régularité, puis donne les deux termes suivants : a) 2 ; 4 ; 6 ; 8 ; … b) 5 ; 10 ; 15 ; … d) 1 ; 3 ; 5 ; 7 ; … e) 80 ; 70 ; 60 ; …</w:t>
+      </w:r>
+    </w:p>
+    <w:p>
+      <w:pPr>
+        <w:spacing w:after="110" w:line="300"/>
+        <w:jc w:val="both"/>
+      </w:pPr>
+      <w:r>
+        <w:rPr>
+          <w:rFonts w:ascii="Times New Roman" w:cs="Times New Roman" w:eastAsia="Times New Roman" w:hAnsi="Times New Roman"/>
+          <w:b w:val="false"/>
+          <w:bCs w:val="false"/>
+          <w:i w:val="false"/>
+          <w:iCs w:val="false"/>
+          <w:color w:val="000000"/>
+          <w:sz w:val="24"/>
+          <w:szCs w:val="24"/>
+        </w:rPr>
+        <w:t xml:space="preserve">5. On dessine une suite de figures : 1 cercle et 1 triangle, puis 1 cercle et 2 triangles, puis 1 cercle et 3 triangles… a) Est-ce un motif croissant ou répété ? b) Combien de triangles à l’étape 4 ? d) À l’étape 6 ? e) Invente une suite non numérique à motif répété avec deux formes.</w:t>
+      </w:r>
+    </w:p>
+    <w:p>
+      <w:pPr>
+        <w:spacing w:after="110" w:line="300"/>
+        <w:jc w:val="both"/>
+      </w:pPr>
+      <w:r>
+        <w:rPr>
+          <w:rFonts w:ascii="Times New Roman" w:cs="Times New Roman" w:eastAsia="Times New Roman" w:hAnsi="Times New Roman"/>
+          <w:b w:val="false"/>
+          <w:bCs w:val="false"/>
+          <w:i w:val="false"/>
+          <w:iCs w:val="false"/>
+          <w:color w:val="000000"/>
+          <w:sz w:val="24"/>
+          <w:szCs w:val="24"/>
+        </w:rPr>
+        <w:t xml:space="preserve">6. Défi CEPE — Voici une suite : 3 ; 6 ; 12 ; 24 ; … a) La régularité est-elle « + 3 » ? Vérifie. b) Quelle est la vraie règle ? d) Donne les deux termes suivants. e) Cette suite est-elle à motif croissant ou répété ?</w:t>
       </w:r>
     </w:p>
     <w:p>
@@ -859,65 +1093,239 @@
           <w:sz w:val="28"/>
           <w:szCs w:val="28"/>
         </w:rPr>
-        <w:t xml:space="preserve">3. Méthode</w:t>
-      </w:r>
-    </w:p>
-    <w:p>
-      <w:pPr>
-        <w:spacing w:after="55" w:line="300"/>
-        <w:jc w:val="both"/>
-      </w:pPr>
-      <w:r>
-        <w:rPr>
-          <w:rFonts w:ascii="Times New Roman" w:cs="Times New Roman" w:eastAsia="Times New Roman" w:hAnsi="Times New Roman"/>
-          <w:b w:val="false"/>
-          <w:bCs w:val="false"/>
-          <w:i w:val="false"/>
-          <w:iCs w:val="false"/>
-          <w:color w:val="000000"/>
-          <w:sz w:val="24"/>
-          <w:szCs w:val="24"/>
-        </w:rPr>
-        <w:t xml:space="preserve">1. Observer les premiers éléments et chercher ce qui revient ou ce qui grandit.</w:t>
-      </w:r>
-    </w:p>
-    <w:p>
-      <w:pPr>
-        <w:spacing w:after="55" w:line="300"/>
-        <w:jc w:val="both"/>
-      </w:pPr>
-      <w:r>
-        <w:rPr>
-          <w:rFonts w:ascii="Times New Roman" w:cs="Times New Roman" w:eastAsia="Times New Roman" w:hAnsi="Times New Roman"/>
-          <w:b w:val="false"/>
-          <w:bCs w:val="false"/>
-          <w:i w:val="false"/>
-          <w:iCs w:val="false"/>
-          <w:color w:val="000000"/>
-          <w:sz w:val="24"/>
-          <w:szCs w:val="24"/>
-        </w:rPr>
-        <w:t xml:space="preserve">2. Formuler la règle en mots : « le motif … se répète » ou « on ajoute … à chaque pas ».</w:t>
-      </w:r>
-    </w:p>
-    <w:p>
-      <w:pPr>
-        <w:spacing w:after="55" w:line="300"/>
-        <w:jc w:val="both"/>
-      </w:pPr>
-      <w:r>
-        <w:rPr>
-          <w:rFonts w:ascii="Times New Roman" w:cs="Times New Roman" w:eastAsia="Times New Roman" w:hAnsi="Times New Roman"/>
-          <w:b w:val="false"/>
-          <w:bCs w:val="false"/>
-          <w:i w:val="false"/>
-          <w:iCs w:val="false"/>
-          <w:color w:val="000000"/>
-          <w:sz w:val="24"/>
-          <w:szCs w:val="24"/>
-        </w:rPr>
-        <w:t xml:space="preserve">3. Prolonger la suite avec la règle et vérifier sur les éléments connus.</w:t>
-      </w:r>
+        <w:t xml:space="preserve">Correction</w:t>
+      </w:r>
+    </w:p>
+    <w:p>
+      <w:pPr>
+        <w:spacing w:after="80"/>
+      </w:pPr>
+      <w:r>
+        <w:rPr>
+          <w:rFonts w:ascii="Times New Roman" w:cs="Times New Roman" w:eastAsia="Times New Roman" w:hAnsi="Times New Roman"/>
+          <w:b/>
+          <w:bCs/>
+          <w:i w:val="false"/>
+          <w:iCs w:val="false"/>
+          <w:color w:val="C2185B"/>
+          <w:sz w:val="24"/>
+          <w:szCs w:val="24"/>
+        </w:rPr>
+        <w:t xml:space="preserve">1. </w:t>
+      </w:r>
+      <w:r>
+        <w:rPr>
+          <w:rFonts w:ascii="Times New Roman" w:cs="Times New Roman" w:eastAsia="Times New Roman" w:hAnsi="Times New Roman"/>
+          <w:b w:val="false"/>
+          <w:bCs w:val="false"/>
+          <w:i w:val="false"/>
+          <w:iCs w:val="false"/>
+          <w:color w:val="000000"/>
+          <w:sz w:val="24"/>
+          <w:szCs w:val="24"/>
+        </w:rPr>
+        <w:t xml:space="preserve">a) + 4 : 20, 24 ; b) − 5 : 30, 25 ; d) × 10 : 10 000, 100 000 ; e) × 2 : 32, 64.</w:t>
+      </w:r>
+    </w:p>
+    <w:p>
+      <w:pPr>
+        <w:spacing w:after="80"/>
+      </w:pPr>
+      <w:r>
+        <w:rPr>
+          <w:rFonts w:ascii="Times New Roman" w:cs="Times New Roman" w:eastAsia="Times New Roman" w:hAnsi="Times New Roman"/>
+          <w:b/>
+          <w:bCs/>
+          <w:i w:val="false"/>
+          <w:iCs w:val="false"/>
+          <w:color w:val="C2185B"/>
+          <w:sz w:val="24"/>
+          <w:szCs w:val="24"/>
+        </w:rPr>
+        <w:t xml:space="preserve">2. </w:t>
+      </w:r>
+      <w:r>
+        <w:rPr>
+          <w:rFonts w:ascii="Times New Roman" w:cs="Times New Roman" w:eastAsia="Times New Roman" w:hAnsi="Times New Roman"/>
+          <w:b w:val="false"/>
+          <w:bCs w:val="false"/>
+          <w:i w:val="false"/>
+          <w:iCs w:val="false"/>
+          <w:color w:val="000000"/>
+          <w:sz w:val="24"/>
+          <w:szCs w:val="24"/>
+        </w:rPr>
+        <w:t xml:space="preserve">a) rouge-rouge-bleu ; b) 3 perles ; d) 12 = 4 motifs complets : bleue ; e) 16 = 5 motifs + 1 : rouge.</w:t>
+      </w:r>
+    </w:p>
+    <w:p>
+      <w:pPr>
+        <w:spacing w:after="80"/>
+      </w:pPr>
+      <w:r>
+        <w:rPr>
+          <w:rFonts w:ascii="Times New Roman" w:cs="Times New Roman" w:eastAsia="Times New Roman" w:hAnsi="Times New Roman"/>
+          <w:b/>
+          <w:bCs/>
+          <w:i w:val="false"/>
+          <w:iCs w:val="false"/>
+          <w:color w:val="C2185B"/>
+          <w:sz w:val="24"/>
+          <w:szCs w:val="24"/>
+        </w:rPr>
+        <w:t xml:space="preserve">3. </w:t>
+      </w:r>
+      <w:r>
+        <w:rPr>
+          <w:rFonts w:ascii="Times New Roman" w:cs="Times New Roman" w:eastAsia="Times New Roman" w:hAnsi="Times New Roman"/>
+          <w:b w:val="false"/>
+          <w:bCs w:val="false"/>
+          <w:i w:val="false"/>
+          <w:iCs w:val="false"/>
+          <w:color w:val="000000"/>
+          <w:sz w:val="24"/>
+          <w:szCs w:val="24"/>
+        </w:rPr>
+        <w:t xml:space="preserve">a) par exemple rond-carré-rond-carré ; b) 2, 5, 8, 11, 14 ; d) voir b ; e) il applique la règle « + 3 » à chaque terme et contrôle chaque passage.</w:t>
+      </w:r>
+    </w:p>
+    <w:p>
+      <w:pPr>
+        <w:spacing w:after="80"/>
+      </w:pPr>
+      <w:r>
+        <w:rPr>
+          <w:rFonts w:ascii="Times New Roman" w:cs="Times New Roman" w:eastAsia="Times New Roman" w:hAnsi="Times New Roman"/>
+          <w:b/>
+          <w:bCs/>
+          <w:i w:val="false"/>
+          <w:iCs w:val="false"/>
+          <w:color w:val="C2185B"/>
+          <w:sz w:val="24"/>
+          <w:szCs w:val="24"/>
+        </w:rPr>
+        <w:t xml:space="preserve">4. </w:t>
+      </w:r>
+      <w:r>
+        <w:rPr>
+          <w:rFonts w:ascii="Times New Roman" w:cs="Times New Roman" w:eastAsia="Times New Roman" w:hAnsi="Times New Roman"/>
+          <w:b w:val="false"/>
+          <w:bCs w:val="false"/>
+          <w:i w:val="false"/>
+          <w:iCs w:val="false"/>
+          <w:color w:val="000000"/>
+          <w:sz w:val="24"/>
+          <w:szCs w:val="24"/>
+        </w:rPr>
+        <w:t xml:space="preserve">a) + 2 : 10 puis 12 ; b) + 5 : 20 puis 25 ; d) + 2 : 9 puis 11 ; e) − 10 : 50 puis 40.</w:t>
+      </w:r>
+    </w:p>
+    <w:p>
+      <w:pPr>
+        <w:spacing w:after="80"/>
+      </w:pPr>
+      <w:r>
+        <w:rPr>
+          <w:rFonts w:ascii="Times New Roman" w:cs="Times New Roman" w:eastAsia="Times New Roman" w:hAnsi="Times New Roman"/>
+          <w:b/>
+          <w:bCs/>
+          <w:i w:val="false"/>
+          <w:iCs w:val="false"/>
+          <w:color w:val="C2185B"/>
+          <w:sz w:val="24"/>
+          <w:szCs w:val="24"/>
+        </w:rPr>
+        <w:t xml:space="preserve">5. </w:t>
+      </w:r>
+      <w:r>
+        <w:rPr>
+          <w:rFonts w:ascii="Times New Roman" w:cs="Times New Roman" w:eastAsia="Times New Roman" w:hAnsi="Times New Roman"/>
+          <w:b w:val="false"/>
+          <w:bCs w:val="false"/>
+          <w:i w:val="false"/>
+          <w:iCs w:val="false"/>
+          <w:color w:val="000000"/>
+          <w:sz w:val="24"/>
+          <w:szCs w:val="24"/>
+        </w:rPr>
+        <w:t xml:space="preserve">a) croissant : un triangle de plus à chaque étape ; b) 4 triangles ; d) 6 triangles ; e) par exemple : carré, rond, carré, rond, carré, rond… (le groupe « carré-rond » se répète).</w:t>
+      </w:r>
+    </w:p>
+    <w:p>
+      <w:pPr>
+        <w:spacing w:after="80"/>
+      </w:pPr>
+      <w:r>
+        <w:rPr>
+          <w:rFonts w:ascii="Times New Roman" w:cs="Times New Roman" w:eastAsia="Times New Roman" w:hAnsi="Times New Roman"/>
+          <w:b/>
+          <w:bCs/>
+          <w:i w:val="false"/>
+          <w:iCs w:val="false"/>
+          <w:color w:val="C2185B"/>
+          <w:sz w:val="24"/>
+          <w:szCs w:val="24"/>
+        </w:rPr>
+        <w:t xml:space="preserve">6. </w:t>
+      </w:r>
+      <w:r>
+        <w:rPr>
+          <w:rFonts w:ascii="Times New Roman" w:cs="Times New Roman" w:eastAsia="Times New Roman" w:hAnsi="Times New Roman"/>
+          <w:b w:val="false"/>
+          <w:bCs w:val="false"/>
+          <w:i w:val="false"/>
+          <w:iCs w:val="false"/>
+          <w:color w:val="000000"/>
+          <w:sz w:val="24"/>
+          <w:szCs w:val="24"/>
+        </w:rPr>
+        <w:t xml:space="preserve">a) non : 6 + 3 = 9, or le terme suivant est 12 ; b) chaque terme est multiplié par 2 ; d) 48 puis 96 ; e) croissant : les valeurs augmentent selon une règle.</w:t>
+      </w:r>
+    </w:p>
+    <w:p>
+      <w:r>
+        <w:br w:type="page"/>
+      </w:r>
+    </w:p>
+    <w:p>
+      <w:pPr>
+        <w:spacing w:after="80" w:before="120"/>
+        <w:jc w:val="center"/>
+      </w:pPr>
+      <w:r>
+        <w:rPr>
+          <w:rFonts w:ascii="Times New Roman" w:cs="Times New Roman" w:eastAsia="Times New Roman" w:hAnsi="Times New Roman"/>
+          <w:b/>
+          <w:bCs/>
+          <w:i w:val="false"/>
+          <w:iCs w:val="false"/>
+          <w:color w:val="E7E6E6"/>
+          <w:sz w:val="22"/>
+          <w:szCs w:val="22"/>
+        </w:rPr>
+        <w:t xml:space="preserve">MATHÉMATIQUES — T5</w:t>
+      </w:r>
+    </w:p>
+    <w:p>
+      <w:pPr>
+        <w:spacing w:after="150" w:before="200"/>
+        <w:jc w:val="center"/>
+      </w:pPr>
+      <w:bookmarkStart w:name="u3_l2" w:id="3"/>
+      <w:r>
+        <w:rPr>
+          <w:rFonts w:ascii="Times New Roman" w:cs="Times New Roman" w:eastAsia="Times New Roman" w:hAnsi="Times New Roman"/>
+          <w:b/>
+          <w:bCs/>
+          <w:i w:val="false"/>
+          <w:iCs w:val="false"/>
+          <w:color w:val="C00000"/>
+          <w:sz w:val="32"/>
+          <w:szCs w:val="32"/>
+        </w:rPr>
+        <w:t xml:space="preserve">LE RANG D’UN TERME : RELIER LE RANG À LA QUANTITÉ</w:t>
+      </w:r>
+      <w:bookmarkEnd w:id="3"/>
     </w:p>
     <w:p>
       <w:pPr>
@@ -935,469 +1343,7 @@
           <w:sz w:val="28"/>
           <w:szCs w:val="28"/>
         </w:rPr>
-        <w:t xml:space="preserve">Règle</w:t>
-      </w:r>
-    </w:p>
-    <w:p>
-      <w:pPr>
-        <w:shd w:fill="E8F5E9" w:val="clear"/>
-        <w:spacing w:after="110" w:line="300"/>
-        <w:jc w:val="both"/>
-      </w:pPr>
-      <w:r>
-        <w:rPr>
-          <w:rFonts w:ascii="Times New Roman" w:cs="Times New Roman" w:eastAsia="Times New Roman" w:hAnsi="Times New Roman"/>
-          <w:b/>
-          <w:bCs/>
-          <w:i w:val="false"/>
-          <w:iCs w:val="false"/>
-          <w:color w:val="000000"/>
-          <w:sz w:val="24"/>
-          <w:szCs w:val="24"/>
-        </w:rPr>
-        <w:t xml:space="preserve">suite = liste ordonnée ; motif = ce qui se répète ; répété (le paquet revient) ou croissant (la règle fait grandir) ; dire la règle permet de prolonger.</w:t>
-      </w:r>
-    </w:p>
-    <w:p>
-      <w:pPr>
-        <w:shd w:fill="E3F2FD" w:val="clear"/>
-        <w:spacing w:after="110" w:line="300"/>
-        <w:jc w:val="both"/>
-      </w:pPr>
-      <w:r>
-        <w:rPr>
-          <w:rFonts w:ascii="Times New Roman" w:cs="Times New Roman" w:eastAsia="Times New Roman" w:hAnsi="Times New Roman"/>
-          <w:b w:val="false"/>
-          <w:bCs w:val="false"/>
-          <w:i w:val="false"/>
-          <w:iCs w:val="false"/>
-          <w:color w:val="1F4E79"/>
-          <w:sz w:val="24"/>
-          <w:szCs w:val="24"/>
-        </w:rPr>
-        <w:t xml:space="preserve">Le savais-tu ? Les frises géométriques des lamba et des nattes malgaches sont des suites à motif répété que les tisserandes connaissent par cœur — sans jamais les écrire ! Et la plus célèbre suite croissante du monde, 1, 1, 2, 3, 5, 8, 13… (chaque terme = la somme des deux précédents), se cache dans les spirales des ananas et des tournesols.</w:t>
-      </w:r>
-    </w:p>
-    <w:p>
-      <w:pPr>
-        <w:shd w:fill="FFF8E1" w:val="clear"/>
-        <w:spacing w:after="110" w:line="300"/>
-        <w:jc w:val="both"/>
-      </w:pPr>
-      <w:r>
-        <w:rPr>
-          <w:rFonts w:ascii="Times New Roman" w:cs="Times New Roman" w:eastAsia="Times New Roman" w:hAnsi="Times New Roman"/>
-          <w:b w:val="false"/>
-          <w:bCs w:val="false"/>
-          <w:i w:val="false"/>
-          <w:iCs w:val="false"/>
-          <w:color w:val="000000"/>
-          <w:sz w:val="24"/>
-          <w:szCs w:val="24"/>
-        </w:rPr>
-        <w:t xml:space="preserve">Attention : Deviner le terme suivant « au feeling » sans avoir dit la règle : 1, 2, 4… peut continuer par 8 (règle × 2) ou par 7 (règle + 1, + 2, + 3). Sans la règle énoncée, la réponse ne se justifie pas.</w:t>
-      </w:r>
-    </w:p>
-    <w:p>
-      <w:pPr>
-        <w:spacing w:after="150" w:before="200"/>
-        <w:jc w:val="left"/>
-      </w:pPr>
-      <w:r>
-        <w:rPr>
-          <w:rFonts w:ascii="Times New Roman" w:cs="Times New Roman" w:eastAsia="Times New Roman" w:hAnsi="Times New Roman"/>
-          <w:b/>
-          <w:bCs/>
-          <w:i w:val="false"/>
-          <w:iCs w:val="false"/>
-          <w:color w:val="2E7D32"/>
-          <w:sz w:val="28"/>
-          <w:szCs w:val="28"/>
-        </w:rPr>
-        <w:t xml:space="preserve">EXERCICE</w:t>
-      </w:r>
-    </w:p>
-    <w:p>
-      <w:pPr>
-        <w:spacing w:after="110" w:line="300"/>
-        <w:jc w:val="both"/>
-      </w:pPr>
-      <w:r>
-        <w:rPr>
-          <w:rFonts w:ascii="Times New Roman" w:cs="Times New Roman" w:eastAsia="Times New Roman" w:hAnsi="Times New Roman"/>
-          <w:b w:val="false"/>
-          <w:bCs w:val="false"/>
-          <w:i w:val="false"/>
-          <w:iCs w:val="false"/>
-          <w:color w:val="000000"/>
-          <w:sz w:val="24"/>
-          <w:szCs w:val="24"/>
-        </w:rPr>
-        <w:t xml:space="preserve">1. Donne la règle et les deux termes suivants : a) 4, 8, 12, 16… ; b) 50, 45, 40, 35… ; d) 1, 10, 100, 1 000… ; e) 2, 4, 8, 16…</w:t>
-      </w:r>
-    </w:p>
-    <w:p>
-      <w:pPr>
-        <w:spacing w:after="110" w:line="300"/>
-        <w:jc w:val="both"/>
-      </w:pPr>
-      <w:r>
-        <w:rPr>
-          <w:rFonts w:ascii="Times New Roman" w:cs="Times New Roman" w:eastAsia="Times New Roman" w:hAnsi="Times New Roman"/>
-          <w:b w:val="false"/>
-          <w:bCs w:val="false"/>
-          <w:i w:val="false"/>
-          <w:iCs w:val="false"/>
-          <w:color w:val="000000"/>
-          <w:sz w:val="24"/>
-          <w:szCs w:val="24"/>
-        </w:rPr>
-        <w:t xml:space="preserve">2. Suite de perles : rouge, rouge, bleu, rouge, rouge, bleu… a) Quel est le motif ? b) Quelle est la longueur du motif ? d) Couleur de la 12ᵉ perle ? e) Couleur de la 16ᵉ perle ?</w:t>
-      </w:r>
-    </w:p>
-    <w:p>
-      <w:pPr>
-        <w:spacing w:after="110" w:line="300"/>
-        <w:jc w:val="both"/>
-      </w:pPr>
-      <w:r>
-        <w:rPr>
-          <w:rFonts w:ascii="Times New Roman" w:cs="Times New Roman" w:eastAsia="Times New Roman" w:hAnsi="Times New Roman"/>
-          <w:b w:val="false"/>
-          <w:bCs w:val="false"/>
-          <w:i w:val="false"/>
-          <w:iCs w:val="false"/>
-          <w:color w:val="000000"/>
-          <w:sz w:val="24"/>
-          <w:szCs w:val="24"/>
-        </w:rPr>
-        <w:t xml:space="preserve">3. Invente : a) une suite à motif répété avec deux formes ; b) une suite croissante de règle « + 3 » partant de 2 ; d) écris ses cinq premiers termes ; e) explique comment un camarade peut vérifier ta règle.</w:t>
-      </w:r>
-    </w:p>
-    <w:p>
-      <w:pPr>
-        <w:spacing w:after="110" w:line="300"/>
-        <w:jc w:val="both"/>
-      </w:pPr>
-      <w:r>
-        <w:rPr>
-          <w:rFonts w:ascii="Times New Roman" w:cs="Times New Roman" w:eastAsia="Times New Roman" w:hAnsi="Times New Roman"/>
-          <w:b w:val="false"/>
-          <w:bCs w:val="false"/>
-          <w:i w:val="false"/>
-          <w:iCs w:val="false"/>
-          <w:color w:val="000000"/>
-          <w:sz w:val="24"/>
-          <w:szCs w:val="24"/>
-        </w:rPr>
-        <w:t xml:space="preserve">4. Trouve la régularité, puis donne les deux termes suivants : a) 2 ; 4 ; 6 ; 8 ; … b) 5 ; 10 ; 15 ; … d) 1 ; 3 ; 5 ; 7 ; … e) 80 ; 70 ; 60 ; …</w:t>
-      </w:r>
-    </w:p>
-    <w:p>
-      <w:pPr>
-        <w:spacing w:after="110" w:line="300"/>
-        <w:jc w:val="both"/>
-      </w:pPr>
-      <w:r>
-        <w:rPr>
-          <w:rFonts w:ascii="Times New Roman" w:cs="Times New Roman" w:eastAsia="Times New Roman" w:hAnsi="Times New Roman"/>
-          <w:b w:val="false"/>
-          <w:bCs w:val="false"/>
-          <w:i w:val="false"/>
-          <w:iCs w:val="false"/>
-          <w:color w:val="000000"/>
-          <w:sz w:val="24"/>
-          <w:szCs w:val="24"/>
-        </w:rPr>
-        <w:t xml:space="preserve">5. On dessine une suite de figures : 1 cercle et 1 triangle, puis 1 cercle et 2 triangles, puis 1 cercle et 3 triangles… a) Est-ce un motif croissant ou répété ? b) Combien de triangles à l’étape 4 ? d) À l’étape 6 ? e) Invente une suite non numérique à motif répété avec deux formes.</w:t>
-      </w:r>
-    </w:p>
-    <w:p>
-      <w:pPr>
-        <w:spacing w:after="110" w:line="300"/>
-        <w:jc w:val="both"/>
-      </w:pPr>
-      <w:r>
-        <w:rPr>
-          <w:rFonts w:ascii="Times New Roman" w:cs="Times New Roman" w:eastAsia="Times New Roman" w:hAnsi="Times New Roman"/>
-          <w:b w:val="false"/>
-          <w:bCs w:val="false"/>
-          <w:i w:val="false"/>
-          <w:iCs w:val="false"/>
-          <w:color w:val="000000"/>
-          <w:sz w:val="24"/>
-          <w:szCs w:val="24"/>
-        </w:rPr>
-        <w:t xml:space="preserve">6. Défi CEPE — Voici une suite : 3 ; 6 ; 12 ; 24 ; … a) La régularité est-elle « + 3 » ? Vérifie. b) Quelle est la vraie règle ? d) Donne les deux termes suivants. e) Cette suite est-elle à motif croissant ou répété ?</w:t>
-      </w:r>
-    </w:p>
-    <w:p>
-      <w:pPr>
-        <w:spacing w:after="150" w:before="200"/>
-        <w:jc w:val="left"/>
-      </w:pPr>
-      <w:r>
-        <w:rPr>
-          <w:rFonts w:ascii="Times New Roman" w:cs="Times New Roman" w:eastAsia="Times New Roman" w:hAnsi="Times New Roman"/>
-          <w:b/>
-          <w:bCs/>
-          <w:i w:val="false"/>
-          <w:iCs w:val="false"/>
-          <w:color w:val="2E7D32"/>
-          <w:sz w:val="28"/>
-          <w:szCs w:val="28"/>
-        </w:rPr>
-        <w:t xml:space="preserve">Correction</w:t>
-      </w:r>
-    </w:p>
-    <w:p>
-      <w:pPr>
-        <w:spacing w:after="80"/>
-      </w:pPr>
-      <w:r>
-        <w:rPr>
-          <w:rFonts w:ascii="Times New Roman" w:cs="Times New Roman" w:eastAsia="Times New Roman" w:hAnsi="Times New Roman"/>
-          <w:b/>
-          <w:bCs/>
-          <w:i w:val="false"/>
-          <w:iCs w:val="false"/>
-          <w:color w:val="C2185B"/>
-          <w:sz w:val="24"/>
-          <w:szCs w:val="24"/>
-        </w:rPr>
-        <w:t xml:space="preserve">1. </w:t>
-      </w:r>
-      <w:r>
-        <w:rPr>
-          <w:rFonts w:ascii="Times New Roman" w:cs="Times New Roman" w:eastAsia="Times New Roman" w:hAnsi="Times New Roman"/>
-          <w:b w:val="false"/>
-          <w:bCs w:val="false"/>
-          <w:i w:val="false"/>
-          <w:iCs w:val="false"/>
-          <w:color w:val="000000"/>
-          <w:sz w:val="24"/>
-          <w:szCs w:val="24"/>
-        </w:rPr>
-        <w:t xml:space="preserve">a) + 4 : 20, 24 ; b) − 5 : 30, 25 ; d) × 10 : 10 000, 100 000 ; e) × 2 : 32, 64.</w:t>
-      </w:r>
-    </w:p>
-    <w:p>
-      <w:pPr>
-        <w:spacing w:after="80"/>
-      </w:pPr>
-      <w:r>
-        <w:rPr>
-          <w:rFonts w:ascii="Times New Roman" w:cs="Times New Roman" w:eastAsia="Times New Roman" w:hAnsi="Times New Roman"/>
-          <w:b/>
-          <w:bCs/>
-          <w:i w:val="false"/>
-          <w:iCs w:val="false"/>
-          <w:color w:val="C2185B"/>
-          <w:sz w:val="24"/>
-          <w:szCs w:val="24"/>
-        </w:rPr>
-        <w:t xml:space="preserve">2. </w:t>
-      </w:r>
-      <w:r>
-        <w:rPr>
-          <w:rFonts w:ascii="Times New Roman" w:cs="Times New Roman" w:eastAsia="Times New Roman" w:hAnsi="Times New Roman"/>
-          <w:b w:val="false"/>
-          <w:bCs w:val="false"/>
-          <w:i w:val="false"/>
-          <w:iCs w:val="false"/>
-          <w:color w:val="000000"/>
-          <w:sz w:val="24"/>
-          <w:szCs w:val="24"/>
-        </w:rPr>
-        <w:t xml:space="preserve">a) rouge-rouge-bleu ; b) 3 perles ; d) 12 = 4 motifs complets : bleue ; e) 16 = 5 motifs + 1 : rouge.</w:t>
-      </w:r>
-    </w:p>
-    <w:p>
-      <w:pPr>
-        <w:spacing w:after="80"/>
-      </w:pPr>
-      <w:r>
-        <w:rPr>
-          <w:rFonts w:ascii="Times New Roman" w:cs="Times New Roman" w:eastAsia="Times New Roman" w:hAnsi="Times New Roman"/>
-          <w:b/>
-          <w:bCs/>
-          <w:i w:val="false"/>
-          <w:iCs w:val="false"/>
-          <w:color w:val="C2185B"/>
-          <w:sz w:val="24"/>
-          <w:szCs w:val="24"/>
-        </w:rPr>
-        <w:t xml:space="preserve">3. </w:t>
-      </w:r>
-      <w:r>
-        <w:rPr>
-          <w:rFonts w:ascii="Times New Roman" w:cs="Times New Roman" w:eastAsia="Times New Roman" w:hAnsi="Times New Roman"/>
-          <w:b w:val="false"/>
-          <w:bCs w:val="false"/>
-          <w:i w:val="false"/>
-          <w:iCs w:val="false"/>
-          <w:color w:val="000000"/>
-          <w:sz w:val="24"/>
-          <w:szCs w:val="24"/>
-        </w:rPr>
-        <w:t xml:space="preserve">a) par exemple rond-carré-rond-carré ; b) 2, 5, 8, 11, 14 ; d) voir b ; e) il applique la règle « + 3 » à chaque terme et contrôle chaque passage.</w:t>
-      </w:r>
-    </w:p>
-    <w:p>
-      <w:pPr>
-        <w:spacing w:after="80"/>
-      </w:pPr>
-      <w:r>
-        <w:rPr>
-          <w:rFonts w:ascii="Times New Roman" w:cs="Times New Roman" w:eastAsia="Times New Roman" w:hAnsi="Times New Roman"/>
-          <w:b/>
-          <w:bCs/>
-          <w:i w:val="false"/>
-          <w:iCs w:val="false"/>
-          <w:color w:val="C2185B"/>
-          <w:sz w:val="24"/>
-          <w:szCs w:val="24"/>
-        </w:rPr>
-        <w:t xml:space="preserve">4. </w:t>
-      </w:r>
-      <w:r>
-        <w:rPr>
-          <w:rFonts w:ascii="Times New Roman" w:cs="Times New Roman" w:eastAsia="Times New Roman" w:hAnsi="Times New Roman"/>
-          <w:b w:val="false"/>
-          <w:bCs w:val="false"/>
-          <w:i w:val="false"/>
-          <w:iCs w:val="false"/>
-          <w:color w:val="000000"/>
-          <w:sz w:val="24"/>
-          <w:szCs w:val="24"/>
-        </w:rPr>
-        <w:t xml:space="preserve">a) + 2 : 10 puis 12 ; b) + 5 : 20 puis 25 ; d) + 2 : 9 puis 11 ; e) − 10 : 50 puis 40.</w:t>
-      </w:r>
-    </w:p>
-    <w:p>
-      <w:pPr>
-        <w:spacing w:after="80"/>
-      </w:pPr>
-      <w:r>
-        <w:rPr>
-          <w:rFonts w:ascii="Times New Roman" w:cs="Times New Roman" w:eastAsia="Times New Roman" w:hAnsi="Times New Roman"/>
-          <w:b/>
-          <w:bCs/>
-          <w:i w:val="false"/>
-          <w:iCs w:val="false"/>
-          <w:color w:val="C2185B"/>
-          <w:sz w:val="24"/>
-          <w:szCs w:val="24"/>
-        </w:rPr>
-        <w:t xml:space="preserve">5. </w:t>
-      </w:r>
-      <w:r>
-        <w:rPr>
-          <w:rFonts w:ascii="Times New Roman" w:cs="Times New Roman" w:eastAsia="Times New Roman" w:hAnsi="Times New Roman"/>
-          <w:b w:val="false"/>
-          <w:bCs w:val="false"/>
-          <w:i w:val="false"/>
-          <w:iCs w:val="false"/>
-          <w:color w:val="000000"/>
-          <w:sz w:val="24"/>
-          <w:szCs w:val="24"/>
-        </w:rPr>
-        <w:t xml:space="preserve">a) croissant : un triangle de plus à chaque étape ; b) 4 triangles ; d) 6 triangles ; e) par exemple : carré, rond, carré, rond, carré, rond… (le groupe « carré-rond » se répète).</w:t>
-      </w:r>
-    </w:p>
-    <w:p>
-      <w:pPr>
-        <w:spacing w:after="80"/>
-      </w:pPr>
-      <w:r>
-        <w:rPr>
-          <w:rFonts w:ascii="Times New Roman" w:cs="Times New Roman" w:eastAsia="Times New Roman" w:hAnsi="Times New Roman"/>
-          <w:b/>
-          <w:bCs/>
-          <w:i w:val="false"/>
-          <w:iCs w:val="false"/>
-          <w:color w:val="C2185B"/>
-          <w:sz w:val="24"/>
-          <w:szCs w:val="24"/>
-        </w:rPr>
-        <w:t xml:space="preserve">6. </w:t>
-      </w:r>
-      <w:r>
-        <w:rPr>
-          <w:rFonts w:ascii="Times New Roman" w:cs="Times New Roman" w:eastAsia="Times New Roman" w:hAnsi="Times New Roman"/>
-          <w:b w:val="false"/>
-          <w:bCs w:val="false"/>
-          <w:i w:val="false"/>
-          <w:iCs w:val="false"/>
-          <w:color w:val="000000"/>
-          <w:sz w:val="24"/>
-          <w:szCs w:val="24"/>
-        </w:rPr>
-        <w:t xml:space="preserve">a) non : 6 + 3 = 9, or le terme suivant est 12 ; b) chaque terme est multiplié par 2 ; d) 48 puis 96 ; e) croissant : les valeurs augmentent selon une règle.</w:t>
-      </w:r>
-    </w:p>
-    <w:p>
-      <w:r>
-        <w:br w:type="page"/>
-      </w:r>
-    </w:p>
-    <w:p>
-      <w:pPr>
-        <w:spacing w:after="80" w:before="120"/>
-        <w:jc w:val="center"/>
-      </w:pPr>
-      <w:r>
-        <w:rPr>
-          <w:rFonts w:ascii="Times New Roman" w:cs="Times New Roman" w:eastAsia="Times New Roman" w:hAnsi="Times New Roman"/>
-          <w:b/>
-          <w:bCs/>
-          <w:i w:val="false"/>
-          <w:iCs w:val="false"/>
-          <w:color w:val="E7E6E6"/>
-          <w:sz w:val="22"/>
-          <w:szCs w:val="22"/>
-        </w:rPr>
-        <w:t xml:space="preserve">MATHÉMATIQUES — T5</w:t>
-      </w:r>
-    </w:p>
-    <w:p>
-      <w:pPr>
-        <w:spacing w:after="150" w:before="200"/>
-        <w:jc w:val="center"/>
-      </w:pPr>
-      <w:bookmarkStart w:name="u3_l2" w:id="3"/>
-      <w:r>
-        <w:rPr>
-          <w:rFonts w:ascii="Times New Roman" w:cs="Times New Roman" w:eastAsia="Times New Roman" w:hAnsi="Times New Roman"/>
-          <w:b/>
-          <w:bCs/>
-          <w:i w:val="false"/>
-          <w:iCs w:val="false"/>
-          <w:color w:val="C00000"/>
-          <w:sz w:val="32"/>
-          <w:szCs w:val="32"/>
-        </w:rPr>
-        <w:t xml:space="preserve">LE RANG D’UN TERME : RELIER LE RANG À LA QUANTITÉ</w:t>
-      </w:r>
-      <w:bookmarkEnd w:id="3"/>
-    </w:p>
-    <w:p>
-      <w:pPr>
-        <w:spacing w:after="150" w:before="200"/>
-        <w:jc w:val="left"/>
-      </w:pPr>
-      <w:r>
-        <w:rPr>
-          <w:rFonts w:ascii="Times New Roman" w:cs="Times New Roman" w:eastAsia="Times New Roman" w:hAnsi="Times New Roman"/>
-          <w:b/>
-          <w:bCs/>
-          <w:i w:val="false"/>
-          <w:iCs w:val="false"/>
-          <w:color w:val="2E7D32"/>
-          <w:sz w:val="28"/>
-          <w:szCs w:val="28"/>
-        </w:rPr>
-        <w:t xml:space="preserve">1. Rang d’un terme et relation rang-quantité</w:t>
+        <w:t xml:space="preserve">Rang d’un terme et relation rang-quantité</w:t>
       </w:r>
     </w:p>
     <w:p>
@@ -1486,6 +1432,146 @@
     </w:p>
     <w:p>
       <w:pPr>
+        <w:spacing w:after="130" w:before="100" w:line="300"/>
+        <w:jc w:val="both"/>
+      </w:pPr>
+      <w:r>
+        <w:rPr>
+          <w:rFonts w:ascii="Times New Roman" w:cs="Times New Roman" w:eastAsia="Times New Roman" w:hAnsi="Times New Roman"/>
+          <w:b w:val="false"/>
+          <w:bCs w:val="false"/>
+          <w:i/>
+          <w:iCs/>
+          <w:color w:val="000000"/>
+          <w:sz w:val="24"/>
+          <w:szCs w:val="24"/>
+          <w:u w:val="single"/>
+        </w:rPr>
+        <w:t xml:space="preserve">Figures de 3, 6, 9 jetons aux rangs 1, 2, 3 : relation « 3 × rang » ; au rang 7, 3 × 7 = 21 jetons.</w:t>
+      </w:r>
+    </w:p>
+    <w:p>
+      <w:pPr>
+        <w:spacing w:after="55" w:line="300"/>
+        <w:ind w:left="260"/>
+        <w:jc w:val="both"/>
+      </w:pPr>
+      <w:r>
+        <w:rPr>
+          <w:rFonts w:ascii="Times New Roman" w:cs="Times New Roman" w:eastAsia="Times New Roman" w:hAnsi="Times New Roman"/>
+          <w:b w:val="false"/>
+          <w:bCs w:val="false"/>
+          <w:i w:val="false"/>
+          <w:iCs w:val="false"/>
+          <w:color w:val="000000"/>
+          <w:sz w:val="24"/>
+          <w:szCs w:val="24"/>
+        </w:rPr>
+        <w:t xml:space="preserve">1. Dresser la liste rang → quantité pour les figures connues.</w:t>
+      </w:r>
+    </w:p>
+    <w:p>
+      <w:pPr>
+        <w:spacing w:after="55" w:line="300"/>
+        <w:ind w:left="260"/>
+        <w:jc w:val="both"/>
+      </w:pPr>
+      <w:r>
+        <w:rPr>
+          <w:rFonts w:ascii="Times New Roman" w:cs="Times New Roman" w:eastAsia="Times New Roman" w:hAnsi="Times New Roman"/>
+          <w:b w:val="false"/>
+          <w:bCs w:val="false"/>
+          <w:i w:val="false"/>
+          <w:iCs w:val="false"/>
+          <w:color w:val="000000"/>
+          <w:sz w:val="24"/>
+          <w:szCs w:val="24"/>
+        </w:rPr>
+        <w:t xml:space="preserve">2. Chercher l’opération qui transforme chaque rang en sa quantité (× 2, × 3, + 5…).</w:t>
+      </w:r>
+    </w:p>
+    <w:p>
+      <w:pPr>
+        <w:spacing w:after="55" w:line="300"/>
+        <w:ind w:left="260"/>
+        <w:jc w:val="both"/>
+      </w:pPr>
+      <w:r>
+        <w:rPr>
+          <w:rFonts w:ascii="Times New Roman" w:cs="Times New Roman" w:eastAsia="Times New Roman" w:hAnsi="Times New Roman"/>
+          <w:b w:val="false"/>
+          <w:bCs w:val="false"/>
+          <w:i w:val="false"/>
+          <w:iCs w:val="false"/>
+          <w:color w:val="000000"/>
+          <w:sz w:val="24"/>
+          <w:szCs w:val="24"/>
+        </w:rPr>
+        <w:t xml:space="preserve">3. Vérifier la relation sur tous les rangs connus, puis l’utiliser pour le rang demandé.</w:t>
+      </w:r>
+    </w:p>
+    <w:p>
+      <w:pPr>
+        <w:shd w:fill="E8F5E9" w:val="clear"/>
+        <w:spacing w:after="110" w:line="300"/>
+        <w:jc w:val="both"/>
+      </w:pPr>
+      <w:r>
+        <w:rPr>
+          <w:rFonts w:ascii="Times New Roman" w:cs="Times New Roman" w:eastAsia="Times New Roman" w:hAnsi="Times New Roman"/>
+          <w:b/>
+          <w:bCs/>
+          <w:i w:val="false"/>
+          <w:iCs w:val="false"/>
+          <w:color w:val="000000"/>
+          <w:sz w:val="24"/>
+          <w:szCs w:val="24"/>
+        </w:rPr>
+        <w:t xml:space="preserve">rang = position dans la suite ; relation rang → quantité = formule-raccourci ; on la devine sur les premiers termes et on la vérifie sur tous.</w:t>
+      </w:r>
+    </w:p>
+    <w:p>
+      <w:pPr>
+        <w:shd w:fill="E3F2FD" w:val="clear"/>
+        <w:spacing w:after="110" w:line="300"/>
+        <w:jc w:val="both"/>
+      </w:pPr>
+      <w:r>
+        <w:rPr>
+          <w:rFonts w:ascii="Times New Roman" w:cs="Times New Roman" w:eastAsia="Times New Roman" w:hAnsi="Times New Roman"/>
+          <w:b w:val="false"/>
+          <w:bCs w:val="false"/>
+          <w:i w:val="false"/>
+          <w:iCs w:val="false"/>
+          <w:color w:val="1F4E79"/>
+          <w:sz w:val="24"/>
+          <w:szCs w:val="24"/>
+        </w:rPr>
+        <w:t xml:space="preserve">Le savais-tu ? C’est exactement ainsi que les informaticiens programment : au lieu d’écrire les 1 000 premières valeurs d’une liste, ils donnent la formule du terme de rang n, et l’ordinateur fabrique la liste tout seul.</w:t>
+      </w:r>
+    </w:p>
+    <w:p>
+      <w:pPr>
+        <w:shd w:fill="FFF8E1" w:val="clear"/>
+        <w:spacing w:after="110" w:line="300"/>
+        <w:jc w:val="both"/>
+      </w:pPr>
+      <w:r>
+        <w:rPr>
+          <w:rFonts w:ascii="Times New Roman" w:cs="Times New Roman" w:eastAsia="Times New Roman" w:hAnsi="Times New Roman"/>
+          <w:b w:val="false"/>
+          <w:bCs w:val="false"/>
+          <w:i w:val="false"/>
+          <w:iCs w:val="false"/>
+          <w:color w:val="000000"/>
+          <w:sz w:val="24"/>
+          <w:szCs w:val="24"/>
+        </w:rPr>
+        <w:t xml:space="preserve">Attention : Confondre le rang et le terme : dans la suite 5, 10, 15…, le « 3ᵉ terme » est 15, pas 3 ! Le rang est la place ; le terme est ce qui occupe la place.</w:t>
+      </w:r>
+    </w:p>
+    <w:p>
+      <w:pPr>
         <w:spacing w:after="150" w:before="200"/>
         <w:jc w:val="left"/>
       </w:pPr>
@@ -1500,27 +1586,121 @@
           <w:sz w:val="28"/>
           <w:szCs w:val="28"/>
         </w:rPr>
-        <w:t xml:space="preserve">2. Exemple</w:t>
-      </w:r>
-    </w:p>
-    <w:p>
-      <w:pPr>
-        <w:shd w:fill="E8F5E9" w:val="clear"/>
-        <w:spacing w:after="110" w:line="300"/>
-        <w:jc w:val="both"/>
-      </w:pPr>
-      <w:r>
-        <w:rPr>
-          <w:rFonts w:ascii="Times New Roman" w:cs="Times New Roman" w:eastAsia="Times New Roman" w:hAnsi="Times New Roman"/>
-          <w:b/>
-          <w:bCs/>
-          <w:i w:val="false"/>
-          <w:iCs w:val="false"/>
-          <w:color w:val="000000"/>
-          <w:sz w:val="24"/>
-          <w:szCs w:val="24"/>
-        </w:rPr>
-        <w:t xml:space="preserve">Figures de 3, 6, 9 jetons aux rangs 1, 2, 3 : relation « 3 × rang » ; au rang 7, 3 × 7 = 21 jetons.</w:t>
+        <w:t xml:space="preserve">EXERCICE</w:t>
+      </w:r>
+    </w:p>
+    <w:p>
+      <w:pPr>
+        <w:spacing w:after="110" w:line="300"/>
+        <w:jc w:val="both"/>
+      </w:pPr>
+      <w:r>
+        <w:rPr>
+          <w:rFonts w:ascii="Times New Roman" w:cs="Times New Roman" w:eastAsia="Times New Roman" w:hAnsi="Times New Roman"/>
+          <w:b w:val="false"/>
+          <w:bCs w:val="false"/>
+          <w:i w:val="false"/>
+          <w:iCs w:val="false"/>
+          <w:color w:val="000000"/>
+          <w:sz w:val="24"/>
+          <w:szCs w:val="24"/>
+        </w:rPr>
+        <w:t xml:space="preserve">1. La relation est « 4 × rang ». Combien d’objets aux rangs : a) 3 ; b) 5 ; d) 10 ; e) 25 ?</w:t>
+      </w:r>
+    </w:p>
+    <w:p>
+      <w:pPr>
+        <w:spacing w:after="110" w:line="300"/>
+        <w:jc w:val="both"/>
+      </w:pPr>
+      <w:r>
+        <w:rPr>
+          <w:rFonts w:ascii="Times New Roman" w:cs="Times New Roman" w:eastAsia="Times New Roman" w:hAnsi="Times New Roman"/>
+          <w:b w:val="false"/>
+          <w:bCs w:val="false"/>
+          <w:i w:val="false"/>
+          <w:iCs w:val="false"/>
+          <w:color w:val="000000"/>
+          <w:sz w:val="24"/>
+          <w:szCs w:val="24"/>
+        </w:rPr>
+        <w:t xml:space="preserve">2. Suite de figures : 5, 10, 15, 20… a) Quelle est la relation rang → quantité ? b) Quantité au rang 8 ? d) Quantité au rang 12 ? e) Quel rang a la figure de 45 objets ?</w:t>
+      </w:r>
+    </w:p>
+    <w:p>
+      <w:pPr>
+        <w:spacing w:after="110" w:line="300"/>
+        <w:jc w:val="both"/>
+      </w:pPr>
+      <w:r>
+        <w:rPr>
+          <w:rFonts w:ascii="Times New Roman" w:cs="Times New Roman" w:eastAsia="Times New Roman" w:hAnsi="Times New Roman"/>
+          <w:b w:val="false"/>
+          <w:bCs w:val="false"/>
+          <w:i w:val="false"/>
+          <w:iCs w:val="false"/>
+          <w:color w:val="000000"/>
+          <w:sz w:val="24"/>
+          <w:szCs w:val="24"/>
+        </w:rPr>
+        <w:t xml:space="preserve">3. Rivo : figures de 2, 4, 6 allumettes… a) Relation rang → quantité ? b) Vérifie-la sur les trois premiers rangs. d) Allumettes au rang 10 ? e) Avec 30 allumettes, jusqu’à quel rang peut-il construire UNE figure ?</w:t>
+      </w:r>
+    </w:p>
+    <w:p>
+      <w:pPr>
+        <w:spacing w:after="110" w:line="300"/>
+        <w:jc w:val="both"/>
+      </w:pPr>
+      <w:r>
+        <w:rPr>
+          <w:rFonts w:ascii="Times New Roman" w:cs="Times New Roman" w:eastAsia="Times New Roman" w:hAnsi="Times New Roman"/>
+          <w:b w:val="false"/>
+          <w:bCs w:val="false"/>
+          <w:i w:val="false"/>
+          <w:iCs w:val="false"/>
+          <w:color w:val="000000"/>
+          <w:sz w:val="24"/>
+          <w:szCs w:val="24"/>
+        </w:rPr>
+        <w:t xml:space="preserve">4. Dans la suite 3 ; 6 ; 9 ; 12 ; 15 ; … a) Quel est le terme de rang 2 ? b) Quel est le rang du terme 12 ? d) Quel est le terme de rang 6 ? e) Par quel rang commence-t-on à compter ?</w:t>
+      </w:r>
+    </w:p>
+    <w:p>
+      <w:pPr>
+        <w:spacing w:after="110" w:line="300"/>
+        <w:jc w:val="both"/>
+      </w:pPr>
+      <w:r>
+        <w:rPr>
+          <w:rFonts w:ascii="Times New Roman" w:cs="Times New Roman" w:eastAsia="Times New Roman" w:hAnsi="Times New Roman"/>
+          <w:b w:val="false"/>
+          <w:bCs w:val="false"/>
+          <w:i w:val="false"/>
+          <w:iCs w:val="false"/>
+          <w:color w:val="000000"/>
+          <w:sz w:val="24"/>
+          <w:szCs w:val="24"/>
+        </w:rPr>
+        <w:t xml:space="preserve">5. On construit des triangles avec des allumettes : rang 1 → 3 allumettes ; rang 2 → 6 ; rang 3 → 9… a) Quelle est la régularité ? b) Écris la relation entre quantité et rang. d) Combien d’allumettes au rang 7 ? e) À quel rang utilise-t-on 30 allumettes ?</w:t>
+      </w:r>
+    </w:p>
+    <w:p>
+      <w:pPr>
+        <w:spacing w:after="110" w:line="300"/>
+        <w:jc w:val="both"/>
+      </w:pPr>
+      <w:r>
+        <w:rPr>
+          <w:rFonts w:ascii="Times New Roman" w:cs="Times New Roman" w:eastAsia="Times New Roman" w:hAnsi="Times New Roman"/>
+          <w:b w:val="false"/>
+          <w:bCs w:val="false"/>
+          <w:i w:val="false"/>
+          <w:iCs w:val="false"/>
+          <w:color w:val="000000"/>
+          <w:sz w:val="24"/>
+          <w:szCs w:val="24"/>
+        </w:rPr>
+        <w:t xml:space="preserve">6. Défi CEPE — Une couturière coud des boutons : robe de rang 1 → 5 boutons ; rang 2 → 10 ; rang 3 → 15… a) Écris la relation entre quantité et rang. b) Combien de boutons pour la robe de rang 9 ? d) Elle a utilisé 60 boutons pour une seule robe : quel est son rang ? e) Peut-elle coudre la robe de rang 13 avec 60 boutons ? Justifie.</w:t>
       </w:r>
     </w:p>
     <w:p>
@@ -1539,65 +1719,239 @@
           <w:sz w:val="28"/>
           <w:szCs w:val="28"/>
         </w:rPr>
-        <w:t xml:space="preserve">3. Méthode</w:t>
-      </w:r>
-    </w:p>
-    <w:p>
-      <w:pPr>
-        <w:spacing w:after="55" w:line="300"/>
-        <w:jc w:val="both"/>
-      </w:pPr>
-      <w:r>
-        <w:rPr>
-          <w:rFonts w:ascii="Times New Roman" w:cs="Times New Roman" w:eastAsia="Times New Roman" w:hAnsi="Times New Roman"/>
-          <w:b w:val="false"/>
-          <w:bCs w:val="false"/>
-          <w:i w:val="false"/>
-          <w:iCs w:val="false"/>
-          <w:color w:val="000000"/>
-          <w:sz w:val="24"/>
-          <w:szCs w:val="24"/>
-        </w:rPr>
-        <w:t xml:space="preserve">1. Dresser la liste rang → quantité pour les figures connues.</w:t>
-      </w:r>
-    </w:p>
-    <w:p>
-      <w:pPr>
-        <w:spacing w:after="55" w:line="300"/>
-        <w:jc w:val="both"/>
-      </w:pPr>
-      <w:r>
-        <w:rPr>
-          <w:rFonts w:ascii="Times New Roman" w:cs="Times New Roman" w:eastAsia="Times New Roman" w:hAnsi="Times New Roman"/>
-          <w:b w:val="false"/>
-          <w:bCs w:val="false"/>
-          <w:i w:val="false"/>
-          <w:iCs w:val="false"/>
-          <w:color w:val="000000"/>
-          <w:sz w:val="24"/>
-          <w:szCs w:val="24"/>
-        </w:rPr>
-        <w:t xml:space="preserve">2. Chercher l’opération qui transforme chaque rang en sa quantité (× 2, × 3, + 5…).</w:t>
-      </w:r>
-    </w:p>
-    <w:p>
-      <w:pPr>
-        <w:spacing w:after="55" w:line="300"/>
-        <w:jc w:val="both"/>
-      </w:pPr>
-      <w:r>
-        <w:rPr>
-          <w:rFonts w:ascii="Times New Roman" w:cs="Times New Roman" w:eastAsia="Times New Roman" w:hAnsi="Times New Roman"/>
-          <w:b w:val="false"/>
-          <w:bCs w:val="false"/>
-          <w:i w:val="false"/>
-          <w:iCs w:val="false"/>
-          <w:color w:val="000000"/>
-          <w:sz w:val="24"/>
-          <w:szCs w:val="24"/>
-        </w:rPr>
-        <w:t xml:space="preserve">3. Vérifier la relation sur tous les rangs connus, puis l’utiliser pour le rang demandé.</w:t>
-      </w:r>
+        <w:t xml:space="preserve">Correction</w:t>
+      </w:r>
+    </w:p>
+    <w:p>
+      <w:pPr>
+        <w:spacing w:after="80"/>
+      </w:pPr>
+      <w:r>
+        <w:rPr>
+          <w:rFonts w:ascii="Times New Roman" w:cs="Times New Roman" w:eastAsia="Times New Roman" w:hAnsi="Times New Roman"/>
+          <w:b/>
+          <w:bCs/>
+          <w:i w:val="false"/>
+          <w:iCs w:val="false"/>
+          <w:color w:val="C2185B"/>
+          <w:sz w:val="24"/>
+          <w:szCs w:val="24"/>
+        </w:rPr>
+        <w:t xml:space="preserve">1. </w:t>
+      </w:r>
+      <w:r>
+        <w:rPr>
+          <w:rFonts w:ascii="Times New Roman" w:cs="Times New Roman" w:eastAsia="Times New Roman" w:hAnsi="Times New Roman"/>
+          <w:b w:val="false"/>
+          <w:bCs w:val="false"/>
+          <w:i w:val="false"/>
+          <w:iCs w:val="false"/>
+          <w:color w:val="000000"/>
+          <w:sz w:val="24"/>
+          <w:szCs w:val="24"/>
+        </w:rPr>
+        <w:t xml:space="preserve">a) 12 ; b) 20 ; d) 40 ; e) 100.</w:t>
+      </w:r>
+    </w:p>
+    <w:p>
+      <w:pPr>
+        <w:spacing w:after="80"/>
+      </w:pPr>
+      <w:r>
+        <w:rPr>
+          <w:rFonts w:ascii="Times New Roman" w:cs="Times New Roman" w:eastAsia="Times New Roman" w:hAnsi="Times New Roman"/>
+          <w:b/>
+          <w:bCs/>
+          <w:i w:val="false"/>
+          <w:iCs w:val="false"/>
+          <w:color w:val="C2185B"/>
+          <w:sz w:val="24"/>
+          <w:szCs w:val="24"/>
+        </w:rPr>
+        <w:t xml:space="preserve">2. </w:t>
+      </w:r>
+      <w:r>
+        <w:rPr>
+          <w:rFonts w:ascii="Times New Roman" w:cs="Times New Roman" w:eastAsia="Times New Roman" w:hAnsi="Times New Roman"/>
+          <w:b w:val="false"/>
+          <w:bCs w:val="false"/>
+          <w:i w:val="false"/>
+          <w:iCs w:val="false"/>
+          <w:color w:val="000000"/>
+          <w:sz w:val="24"/>
+          <w:szCs w:val="24"/>
+        </w:rPr>
+        <w:t xml:space="preserve">a) 5 × rang ; b) 40 ; d) 60 ; e) 45 ÷ 5 = 9 : le rang 9.</w:t>
+      </w:r>
+    </w:p>
+    <w:p>
+      <w:pPr>
+        <w:spacing w:after="80"/>
+      </w:pPr>
+      <w:r>
+        <w:rPr>
+          <w:rFonts w:ascii="Times New Roman" w:cs="Times New Roman" w:eastAsia="Times New Roman" w:hAnsi="Times New Roman"/>
+          <w:b/>
+          <w:bCs/>
+          <w:i w:val="false"/>
+          <w:iCs w:val="false"/>
+          <w:color w:val="C2185B"/>
+          <w:sz w:val="24"/>
+          <w:szCs w:val="24"/>
+        </w:rPr>
+        <w:t xml:space="preserve">3. </w:t>
+      </w:r>
+      <w:r>
+        <w:rPr>
+          <w:rFonts w:ascii="Times New Roman" w:cs="Times New Roman" w:eastAsia="Times New Roman" w:hAnsi="Times New Roman"/>
+          <w:b w:val="false"/>
+          <w:bCs w:val="false"/>
+          <w:i w:val="false"/>
+          <w:iCs w:val="false"/>
+          <w:color w:val="000000"/>
+          <w:sz w:val="24"/>
+          <w:szCs w:val="24"/>
+        </w:rPr>
+        <w:t xml:space="preserve">a) 2 × rang ; b) 2 × 1 = 2 ✓, 2 × 2 = 4 ✓, 2 × 3 = 6 ✓ ; d) 20 ; e) 30 ÷ 2 = 15 : la figure de rang 15.</w:t>
+      </w:r>
+    </w:p>
+    <w:p>
+      <w:pPr>
+        <w:spacing w:after="80"/>
+      </w:pPr>
+      <w:r>
+        <w:rPr>
+          <w:rFonts w:ascii="Times New Roman" w:cs="Times New Roman" w:eastAsia="Times New Roman" w:hAnsi="Times New Roman"/>
+          <w:b/>
+          <w:bCs/>
+          <w:i w:val="false"/>
+          <w:iCs w:val="false"/>
+          <w:color w:val="C2185B"/>
+          <w:sz w:val="24"/>
+          <w:szCs w:val="24"/>
+        </w:rPr>
+        <w:t xml:space="preserve">4. </w:t>
+      </w:r>
+      <w:r>
+        <w:rPr>
+          <w:rFonts w:ascii="Times New Roman" w:cs="Times New Roman" w:eastAsia="Times New Roman" w:hAnsi="Times New Roman"/>
+          <w:b w:val="false"/>
+          <w:bCs w:val="false"/>
+          <w:i w:val="false"/>
+          <w:iCs w:val="false"/>
+          <w:color w:val="000000"/>
+          <w:sz w:val="24"/>
+          <w:szCs w:val="24"/>
+        </w:rPr>
+        <w:t xml:space="preserve">a) 6 ; b) rang 4 ; d) 18 ; e) le rang 1.</w:t>
+      </w:r>
+    </w:p>
+    <w:p>
+      <w:pPr>
+        <w:spacing w:after="80"/>
+      </w:pPr>
+      <w:r>
+        <w:rPr>
+          <w:rFonts w:ascii="Times New Roman" w:cs="Times New Roman" w:eastAsia="Times New Roman" w:hAnsi="Times New Roman"/>
+          <w:b/>
+          <w:bCs/>
+          <w:i w:val="false"/>
+          <w:iCs w:val="false"/>
+          <w:color w:val="C2185B"/>
+          <w:sz w:val="24"/>
+          <w:szCs w:val="24"/>
+        </w:rPr>
+        <w:t xml:space="preserve">5. </w:t>
+      </w:r>
+      <w:r>
+        <w:rPr>
+          <w:rFonts w:ascii="Times New Roman" w:cs="Times New Roman" w:eastAsia="Times New Roman" w:hAnsi="Times New Roman"/>
+          <w:b w:val="false"/>
+          <w:bCs w:val="false"/>
+          <w:i w:val="false"/>
+          <w:iCs w:val="false"/>
+          <w:color w:val="000000"/>
+          <w:sz w:val="24"/>
+          <w:szCs w:val="24"/>
+        </w:rPr>
+        <w:t xml:space="preserve">a) + 3 à chaque rang ; b) quantité = 3 × rang ; d) 3 × 7 = 21 allumettes ; e) 30 ÷ 3 = 10 : au rang 10.</w:t>
+      </w:r>
+    </w:p>
+    <w:p>
+      <w:pPr>
+        <w:spacing w:after="80"/>
+      </w:pPr>
+      <w:r>
+        <w:rPr>
+          <w:rFonts w:ascii="Times New Roman" w:cs="Times New Roman" w:eastAsia="Times New Roman" w:hAnsi="Times New Roman"/>
+          <w:b/>
+          <w:bCs/>
+          <w:i w:val="false"/>
+          <w:iCs w:val="false"/>
+          <w:color w:val="C2185B"/>
+          <w:sz w:val="24"/>
+          <w:szCs w:val="24"/>
+        </w:rPr>
+        <w:t xml:space="preserve">6. </w:t>
+      </w:r>
+      <w:r>
+        <w:rPr>
+          <w:rFonts w:ascii="Times New Roman" w:cs="Times New Roman" w:eastAsia="Times New Roman" w:hAnsi="Times New Roman"/>
+          <w:b w:val="false"/>
+          <w:bCs w:val="false"/>
+          <w:i w:val="false"/>
+          <w:iCs w:val="false"/>
+          <w:color w:val="000000"/>
+          <w:sz w:val="24"/>
+          <w:szCs w:val="24"/>
+        </w:rPr>
+        <w:t xml:space="preserve">a) quantité = 5 × rang ; b) 5 × 9 = 45 boutons ; d) 60 ÷ 5 = 12 : rang 12 ; e) non : la robe de rang 13 demande 5 × 13 = 65 boutons, et 65 &gt; 60.</w:t>
+      </w:r>
+    </w:p>
+    <w:p>
+      <w:r>
+        <w:br w:type="page"/>
+      </w:r>
+    </w:p>
+    <w:p>
+      <w:pPr>
+        <w:spacing w:after="80" w:before="120"/>
+        <w:jc w:val="center"/>
+      </w:pPr>
+      <w:r>
+        <w:rPr>
+          <w:rFonts w:ascii="Times New Roman" w:cs="Times New Roman" w:eastAsia="Times New Roman" w:hAnsi="Times New Roman"/>
+          <w:b/>
+          <w:bCs/>
+          <w:i w:val="false"/>
+          <w:iCs w:val="false"/>
+          <w:color w:val="E7E6E6"/>
+          <w:sz w:val="22"/>
+          <w:szCs w:val="22"/>
+        </w:rPr>
+        <w:t xml:space="preserve">MATHÉMATIQUES — T5</w:t>
+      </w:r>
+    </w:p>
+    <w:p>
+      <w:pPr>
+        <w:spacing w:after="150" w:before="200"/>
+        <w:jc w:val="center"/>
+      </w:pPr>
+      <w:bookmarkStart w:name="u3_l3" w:id="4"/>
+      <w:r>
+        <w:rPr>
+          <w:rFonts w:ascii="Times New Roman" w:cs="Times New Roman" w:eastAsia="Times New Roman" w:hAnsi="Times New Roman"/>
+          <w:b/>
+          <w:bCs/>
+          <w:i w:val="false"/>
+          <w:iCs w:val="false"/>
+          <w:color w:val="C00000"/>
+          <w:sz w:val="32"/>
+          <w:szCs w:val="32"/>
+        </w:rPr>
+        <w:t xml:space="preserve">LES TABLEAUX DE VALEURS</w:t>
+      </w:r>
+      <w:bookmarkEnd w:id="4"/>
     </w:p>
     <w:p>
       <w:pPr>
@@ -1615,469 +1969,7 @@
           <w:sz w:val="28"/>
           <w:szCs w:val="28"/>
         </w:rPr>
-        <w:t xml:space="preserve">Règle</w:t>
-      </w:r>
-    </w:p>
-    <w:p>
-      <w:pPr>
-        <w:shd w:fill="E8F5E9" w:val="clear"/>
-        <w:spacing w:after="110" w:line="300"/>
-        <w:jc w:val="both"/>
-      </w:pPr>
-      <w:r>
-        <w:rPr>
-          <w:rFonts w:ascii="Times New Roman" w:cs="Times New Roman" w:eastAsia="Times New Roman" w:hAnsi="Times New Roman"/>
-          <w:b/>
-          <w:bCs/>
-          <w:i w:val="false"/>
-          <w:iCs w:val="false"/>
-          <w:color w:val="000000"/>
-          <w:sz w:val="24"/>
-          <w:szCs w:val="24"/>
-        </w:rPr>
-        <w:t xml:space="preserve">rang = position dans la suite ; relation rang → quantité = formule-raccourci ; on la devine sur les premiers termes et on la vérifie sur tous.</w:t>
-      </w:r>
-    </w:p>
-    <w:p>
-      <w:pPr>
-        <w:shd w:fill="E3F2FD" w:val="clear"/>
-        <w:spacing w:after="110" w:line="300"/>
-        <w:jc w:val="both"/>
-      </w:pPr>
-      <w:r>
-        <w:rPr>
-          <w:rFonts w:ascii="Times New Roman" w:cs="Times New Roman" w:eastAsia="Times New Roman" w:hAnsi="Times New Roman"/>
-          <w:b w:val="false"/>
-          <w:bCs w:val="false"/>
-          <w:i w:val="false"/>
-          <w:iCs w:val="false"/>
-          <w:color w:val="1F4E79"/>
-          <w:sz w:val="24"/>
-          <w:szCs w:val="24"/>
-        </w:rPr>
-        <w:t xml:space="preserve">Le savais-tu ? C’est exactement ainsi que les informaticiens programment : au lieu d’écrire les 1 000 premières valeurs d’une liste, ils donnent la formule du terme de rang n, et l’ordinateur fabrique la liste tout seul.</w:t>
-      </w:r>
-    </w:p>
-    <w:p>
-      <w:pPr>
-        <w:shd w:fill="FFF8E1" w:val="clear"/>
-        <w:spacing w:after="110" w:line="300"/>
-        <w:jc w:val="both"/>
-      </w:pPr>
-      <w:r>
-        <w:rPr>
-          <w:rFonts w:ascii="Times New Roman" w:cs="Times New Roman" w:eastAsia="Times New Roman" w:hAnsi="Times New Roman"/>
-          <w:b w:val="false"/>
-          <w:bCs w:val="false"/>
-          <w:i w:val="false"/>
-          <w:iCs w:val="false"/>
-          <w:color w:val="000000"/>
-          <w:sz w:val="24"/>
-          <w:szCs w:val="24"/>
-        </w:rPr>
-        <w:t xml:space="preserve">Attention : Confondre le rang et le terme : dans la suite 5, 10, 15…, le « 3ᵉ terme » est 15, pas 3 ! Le rang est la place ; le terme est ce qui occupe la place.</w:t>
-      </w:r>
-    </w:p>
-    <w:p>
-      <w:pPr>
-        <w:spacing w:after="150" w:before="200"/>
-        <w:jc w:val="left"/>
-      </w:pPr>
-      <w:r>
-        <w:rPr>
-          <w:rFonts w:ascii="Times New Roman" w:cs="Times New Roman" w:eastAsia="Times New Roman" w:hAnsi="Times New Roman"/>
-          <w:b/>
-          <w:bCs/>
-          <w:i w:val="false"/>
-          <w:iCs w:val="false"/>
-          <w:color w:val="2E7D32"/>
-          <w:sz w:val="28"/>
-          <w:szCs w:val="28"/>
-        </w:rPr>
-        <w:t xml:space="preserve">EXERCICE</w:t>
-      </w:r>
-    </w:p>
-    <w:p>
-      <w:pPr>
-        <w:spacing w:after="110" w:line="300"/>
-        <w:jc w:val="both"/>
-      </w:pPr>
-      <w:r>
-        <w:rPr>
-          <w:rFonts w:ascii="Times New Roman" w:cs="Times New Roman" w:eastAsia="Times New Roman" w:hAnsi="Times New Roman"/>
-          <w:b w:val="false"/>
-          <w:bCs w:val="false"/>
-          <w:i w:val="false"/>
-          <w:iCs w:val="false"/>
-          <w:color w:val="000000"/>
-          <w:sz w:val="24"/>
-          <w:szCs w:val="24"/>
-        </w:rPr>
-        <w:t xml:space="preserve">1. La relation est « 4 × rang ». Combien d’objets aux rangs : a) 3 ; b) 5 ; d) 10 ; e) 25 ?</w:t>
-      </w:r>
-    </w:p>
-    <w:p>
-      <w:pPr>
-        <w:spacing w:after="110" w:line="300"/>
-        <w:jc w:val="both"/>
-      </w:pPr>
-      <w:r>
-        <w:rPr>
-          <w:rFonts w:ascii="Times New Roman" w:cs="Times New Roman" w:eastAsia="Times New Roman" w:hAnsi="Times New Roman"/>
-          <w:b w:val="false"/>
-          <w:bCs w:val="false"/>
-          <w:i w:val="false"/>
-          <w:iCs w:val="false"/>
-          <w:color w:val="000000"/>
-          <w:sz w:val="24"/>
-          <w:szCs w:val="24"/>
-        </w:rPr>
-        <w:t xml:space="preserve">2. Suite de figures : 5, 10, 15, 20… a) Quelle est la relation rang → quantité ? b) Quantité au rang 8 ? d) Quantité au rang 12 ? e) Quel rang a la figure de 45 objets ?</w:t>
-      </w:r>
-    </w:p>
-    <w:p>
-      <w:pPr>
-        <w:spacing w:after="110" w:line="300"/>
-        <w:jc w:val="both"/>
-      </w:pPr>
-      <w:r>
-        <w:rPr>
-          <w:rFonts w:ascii="Times New Roman" w:cs="Times New Roman" w:eastAsia="Times New Roman" w:hAnsi="Times New Roman"/>
-          <w:b w:val="false"/>
-          <w:bCs w:val="false"/>
-          <w:i w:val="false"/>
-          <w:iCs w:val="false"/>
-          <w:color w:val="000000"/>
-          <w:sz w:val="24"/>
-          <w:szCs w:val="24"/>
-        </w:rPr>
-        <w:t xml:space="preserve">3. Rivo : figures de 2, 4, 6 allumettes… a) Relation rang → quantité ? b) Vérifie-la sur les trois premiers rangs. d) Allumettes au rang 10 ? e) Avec 30 allumettes, jusqu’à quel rang peut-il construire UNE figure ?</w:t>
-      </w:r>
-    </w:p>
-    <w:p>
-      <w:pPr>
-        <w:spacing w:after="110" w:line="300"/>
-        <w:jc w:val="both"/>
-      </w:pPr>
-      <w:r>
-        <w:rPr>
-          <w:rFonts w:ascii="Times New Roman" w:cs="Times New Roman" w:eastAsia="Times New Roman" w:hAnsi="Times New Roman"/>
-          <w:b w:val="false"/>
-          <w:bCs w:val="false"/>
-          <w:i w:val="false"/>
-          <w:iCs w:val="false"/>
-          <w:color w:val="000000"/>
-          <w:sz w:val="24"/>
-          <w:szCs w:val="24"/>
-        </w:rPr>
-        <w:t xml:space="preserve">4. Dans la suite 3 ; 6 ; 9 ; 12 ; 15 ; … a) Quel est le terme de rang 2 ? b) Quel est le rang du terme 12 ? d) Quel est le terme de rang 6 ? e) Par quel rang commence-t-on à compter ?</w:t>
-      </w:r>
-    </w:p>
-    <w:p>
-      <w:pPr>
-        <w:spacing w:after="110" w:line="300"/>
-        <w:jc w:val="both"/>
-      </w:pPr>
-      <w:r>
-        <w:rPr>
-          <w:rFonts w:ascii="Times New Roman" w:cs="Times New Roman" w:eastAsia="Times New Roman" w:hAnsi="Times New Roman"/>
-          <w:b w:val="false"/>
-          <w:bCs w:val="false"/>
-          <w:i w:val="false"/>
-          <w:iCs w:val="false"/>
-          <w:color w:val="000000"/>
-          <w:sz w:val="24"/>
-          <w:szCs w:val="24"/>
-        </w:rPr>
-        <w:t xml:space="preserve">5. On construit des triangles avec des allumettes : rang 1 → 3 allumettes ; rang 2 → 6 ; rang 3 → 9… a) Quelle est la régularité ? b) Écris la relation entre quantité et rang. d) Combien d’allumettes au rang 7 ? e) À quel rang utilise-t-on 30 allumettes ?</w:t>
-      </w:r>
-    </w:p>
-    <w:p>
-      <w:pPr>
-        <w:spacing w:after="110" w:line="300"/>
-        <w:jc w:val="both"/>
-      </w:pPr>
-      <w:r>
-        <w:rPr>
-          <w:rFonts w:ascii="Times New Roman" w:cs="Times New Roman" w:eastAsia="Times New Roman" w:hAnsi="Times New Roman"/>
-          <w:b w:val="false"/>
-          <w:bCs w:val="false"/>
-          <w:i w:val="false"/>
-          <w:iCs w:val="false"/>
-          <w:color w:val="000000"/>
-          <w:sz w:val="24"/>
-          <w:szCs w:val="24"/>
-        </w:rPr>
-        <w:t xml:space="preserve">6. Défi CEPE — Une couturière coud des boutons : robe de rang 1 → 5 boutons ; rang 2 → 10 ; rang 3 → 15… a) Écris la relation entre quantité et rang. b) Combien de boutons pour la robe de rang 9 ? d) Elle a utilisé 60 boutons pour une seule robe : quel est son rang ? e) Peut-elle coudre la robe de rang 13 avec 60 boutons ? Justifie.</w:t>
-      </w:r>
-    </w:p>
-    <w:p>
-      <w:pPr>
-        <w:spacing w:after="150" w:before="200"/>
-        <w:jc w:val="left"/>
-      </w:pPr>
-      <w:r>
-        <w:rPr>
-          <w:rFonts w:ascii="Times New Roman" w:cs="Times New Roman" w:eastAsia="Times New Roman" w:hAnsi="Times New Roman"/>
-          <w:b/>
-          <w:bCs/>
-          <w:i w:val="false"/>
-          <w:iCs w:val="false"/>
-          <w:color w:val="2E7D32"/>
-          <w:sz w:val="28"/>
-          <w:szCs w:val="28"/>
-        </w:rPr>
-        <w:t xml:space="preserve">Correction</w:t>
-      </w:r>
-    </w:p>
-    <w:p>
-      <w:pPr>
-        <w:spacing w:after="80"/>
-      </w:pPr>
-      <w:r>
-        <w:rPr>
-          <w:rFonts w:ascii="Times New Roman" w:cs="Times New Roman" w:eastAsia="Times New Roman" w:hAnsi="Times New Roman"/>
-          <w:b/>
-          <w:bCs/>
-          <w:i w:val="false"/>
-          <w:iCs w:val="false"/>
-          <w:color w:val="C2185B"/>
-          <w:sz w:val="24"/>
-          <w:szCs w:val="24"/>
-        </w:rPr>
-        <w:t xml:space="preserve">1. </w:t>
-      </w:r>
-      <w:r>
-        <w:rPr>
-          <w:rFonts w:ascii="Times New Roman" w:cs="Times New Roman" w:eastAsia="Times New Roman" w:hAnsi="Times New Roman"/>
-          <w:b w:val="false"/>
-          <w:bCs w:val="false"/>
-          <w:i w:val="false"/>
-          <w:iCs w:val="false"/>
-          <w:color w:val="000000"/>
-          <w:sz w:val="24"/>
-          <w:szCs w:val="24"/>
-        </w:rPr>
-        <w:t xml:space="preserve">a) 12 ; b) 20 ; d) 40 ; e) 100.</w:t>
-      </w:r>
-    </w:p>
-    <w:p>
-      <w:pPr>
-        <w:spacing w:after="80"/>
-      </w:pPr>
-      <w:r>
-        <w:rPr>
-          <w:rFonts w:ascii="Times New Roman" w:cs="Times New Roman" w:eastAsia="Times New Roman" w:hAnsi="Times New Roman"/>
-          <w:b/>
-          <w:bCs/>
-          <w:i w:val="false"/>
-          <w:iCs w:val="false"/>
-          <w:color w:val="C2185B"/>
-          <w:sz w:val="24"/>
-          <w:szCs w:val="24"/>
-        </w:rPr>
-        <w:t xml:space="preserve">2. </w:t>
-      </w:r>
-      <w:r>
-        <w:rPr>
-          <w:rFonts w:ascii="Times New Roman" w:cs="Times New Roman" w:eastAsia="Times New Roman" w:hAnsi="Times New Roman"/>
-          <w:b w:val="false"/>
-          <w:bCs w:val="false"/>
-          <w:i w:val="false"/>
-          <w:iCs w:val="false"/>
-          <w:color w:val="000000"/>
-          <w:sz w:val="24"/>
-          <w:szCs w:val="24"/>
-        </w:rPr>
-        <w:t xml:space="preserve">a) 5 × rang ; b) 40 ; d) 60 ; e) 45 ÷ 5 = 9 : le rang 9.</w:t>
-      </w:r>
-    </w:p>
-    <w:p>
-      <w:pPr>
-        <w:spacing w:after="80"/>
-      </w:pPr>
-      <w:r>
-        <w:rPr>
-          <w:rFonts w:ascii="Times New Roman" w:cs="Times New Roman" w:eastAsia="Times New Roman" w:hAnsi="Times New Roman"/>
-          <w:b/>
-          <w:bCs/>
-          <w:i w:val="false"/>
-          <w:iCs w:val="false"/>
-          <w:color w:val="C2185B"/>
-          <w:sz w:val="24"/>
-          <w:szCs w:val="24"/>
-        </w:rPr>
-        <w:t xml:space="preserve">3. </w:t>
-      </w:r>
-      <w:r>
-        <w:rPr>
-          <w:rFonts w:ascii="Times New Roman" w:cs="Times New Roman" w:eastAsia="Times New Roman" w:hAnsi="Times New Roman"/>
-          <w:b w:val="false"/>
-          <w:bCs w:val="false"/>
-          <w:i w:val="false"/>
-          <w:iCs w:val="false"/>
-          <w:color w:val="000000"/>
-          <w:sz w:val="24"/>
-          <w:szCs w:val="24"/>
-        </w:rPr>
-        <w:t xml:space="preserve">a) 2 × rang ; b) 2 × 1 = 2 ✓, 2 × 2 = 4 ✓, 2 × 3 = 6 ✓ ; d) 20 ; e) 30 ÷ 2 = 15 : la figure de rang 15.</w:t>
-      </w:r>
-    </w:p>
-    <w:p>
-      <w:pPr>
-        <w:spacing w:after="80"/>
-      </w:pPr>
-      <w:r>
-        <w:rPr>
-          <w:rFonts w:ascii="Times New Roman" w:cs="Times New Roman" w:eastAsia="Times New Roman" w:hAnsi="Times New Roman"/>
-          <w:b/>
-          <w:bCs/>
-          <w:i w:val="false"/>
-          <w:iCs w:val="false"/>
-          <w:color w:val="C2185B"/>
-          <w:sz w:val="24"/>
-          <w:szCs w:val="24"/>
-        </w:rPr>
-        <w:t xml:space="preserve">4. </w:t>
-      </w:r>
-      <w:r>
-        <w:rPr>
-          <w:rFonts w:ascii="Times New Roman" w:cs="Times New Roman" w:eastAsia="Times New Roman" w:hAnsi="Times New Roman"/>
-          <w:b w:val="false"/>
-          <w:bCs w:val="false"/>
-          <w:i w:val="false"/>
-          <w:iCs w:val="false"/>
-          <w:color w:val="000000"/>
-          <w:sz w:val="24"/>
-          <w:szCs w:val="24"/>
-        </w:rPr>
-        <w:t xml:space="preserve">a) 6 ; b) rang 4 ; d) 18 ; e) le rang 1.</w:t>
-      </w:r>
-    </w:p>
-    <w:p>
-      <w:pPr>
-        <w:spacing w:after="80"/>
-      </w:pPr>
-      <w:r>
-        <w:rPr>
-          <w:rFonts w:ascii="Times New Roman" w:cs="Times New Roman" w:eastAsia="Times New Roman" w:hAnsi="Times New Roman"/>
-          <w:b/>
-          <w:bCs/>
-          <w:i w:val="false"/>
-          <w:iCs w:val="false"/>
-          <w:color w:val="C2185B"/>
-          <w:sz w:val="24"/>
-          <w:szCs w:val="24"/>
-        </w:rPr>
-        <w:t xml:space="preserve">5. </w:t>
-      </w:r>
-      <w:r>
-        <w:rPr>
-          <w:rFonts w:ascii="Times New Roman" w:cs="Times New Roman" w:eastAsia="Times New Roman" w:hAnsi="Times New Roman"/>
-          <w:b w:val="false"/>
-          <w:bCs w:val="false"/>
-          <w:i w:val="false"/>
-          <w:iCs w:val="false"/>
-          <w:color w:val="000000"/>
-          <w:sz w:val="24"/>
-          <w:szCs w:val="24"/>
-        </w:rPr>
-        <w:t xml:space="preserve">a) + 3 à chaque rang ; b) quantité = 3 × rang ; d) 3 × 7 = 21 allumettes ; e) 30 ÷ 3 = 10 : au rang 10.</w:t>
-      </w:r>
-    </w:p>
-    <w:p>
-      <w:pPr>
-        <w:spacing w:after="80"/>
-      </w:pPr>
-      <w:r>
-        <w:rPr>
-          <w:rFonts w:ascii="Times New Roman" w:cs="Times New Roman" w:eastAsia="Times New Roman" w:hAnsi="Times New Roman"/>
-          <w:b/>
-          <w:bCs/>
-          <w:i w:val="false"/>
-          <w:iCs w:val="false"/>
-          <w:color w:val="C2185B"/>
-          <w:sz w:val="24"/>
-          <w:szCs w:val="24"/>
-        </w:rPr>
-        <w:t xml:space="preserve">6. </w:t>
-      </w:r>
-      <w:r>
-        <w:rPr>
-          <w:rFonts w:ascii="Times New Roman" w:cs="Times New Roman" w:eastAsia="Times New Roman" w:hAnsi="Times New Roman"/>
-          <w:b w:val="false"/>
-          <w:bCs w:val="false"/>
-          <w:i w:val="false"/>
-          <w:iCs w:val="false"/>
-          <w:color w:val="000000"/>
-          <w:sz w:val="24"/>
-          <w:szCs w:val="24"/>
-        </w:rPr>
-        <w:t xml:space="preserve">a) quantité = 5 × rang ; b) 5 × 9 = 45 boutons ; d) 60 ÷ 5 = 12 : rang 12 ; e) non : la robe de rang 13 demande 5 × 13 = 65 boutons, et 65 &gt; 60.</w:t>
-      </w:r>
-    </w:p>
-    <w:p>
-      <w:r>
-        <w:br w:type="page"/>
-      </w:r>
-    </w:p>
-    <w:p>
-      <w:pPr>
-        <w:spacing w:after="80" w:before="120"/>
-        <w:jc w:val="center"/>
-      </w:pPr>
-      <w:r>
-        <w:rPr>
-          <w:rFonts w:ascii="Times New Roman" w:cs="Times New Roman" w:eastAsia="Times New Roman" w:hAnsi="Times New Roman"/>
-          <w:b/>
-          <w:bCs/>
-          <w:i w:val="false"/>
-          <w:iCs w:val="false"/>
-          <w:color w:val="E7E6E6"/>
-          <w:sz w:val="22"/>
-          <w:szCs w:val="22"/>
-        </w:rPr>
-        <w:t xml:space="preserve">MATHÉMATIQUES — T5</w:t>
-      </w:r>
-    </w:p>
-    <w:p>
-      <w:pPr>
-        <w:spacing w:after="150" w:before="200"/>
-        <w:jc w:val="center"/>
-      </w:pPr>
-      <w:bookmarkStart w:name="u3_l3" w:id="4"/>
-      <w:r>
-        <w:rPr>
-          <w:rFonts w:ascii="Times New Roman" w:cs="Times New Roman" w:eastAsia="Times New Roman" w:hAnsi="Times New Roman"/>
-          <w:b/>
-          <w:bCs/>
-          <w:i w:val="false"/>
-          <w:iCs w:val="false"/>
-          <w:color w:val="C00000"/>
-          <w:sz w:val="32"/>
-          <w:szCs w:val="32"/>
-        </w:rPr>
-        <w:t xml:space="preserve">LES TABLEAUX DE VALEURS</w:t>
-      </w:r>
-      <w:bookmarkEnd w:id="4"/>
-    </w:p>
-    <w:p>
-      <w:pPr>
-        <w:spacing w:after="150" w:before="200"/>
-        <w:jc w:val="left"/>
-      </w:pPr>
-      <w:r>
-        <w:rPr>
-          <w:rFonts w:ascii="Times New Roman" w:cs="Times New Roman" w:eastAsia="Times New Roman" w:hAnsi="Times New Roman"/>
-          <w:b/>
-          <w:bCs/>
-          <w:i w:val="false"/>
-          <w:iCs w:val="false"/>
-          <w:color w:val="2E7D32"/>
-          <w:sz w:val="28"/>
-          <w:szCs w:val="28"/>
-        </w:rPr>
-        <w:t xml:space="preserve">1. Tableaux de valeurs simples</w:t>
+        <w:t xml:space="preserve">Tableaux de valeurs simples</w:t>
       </w:r>
     </w:p>
     <w:p>
@@ -2166,6 +2058,146 @@
     </w:p>
     <w:p>
       <w:pPr>
+        <w:spacing w:after="130" w:before="100" w:line="300"/>
+        <w:jc w:val="both"/>
+      </w:pPr>
+      <w:r>
+        <w:rPr>
+          <w:rFonts w:ascii="Times New Roman" w:cs="Times New Roman" w:eastAsia="Times New Roman" w:hAnsi="Times New Roman"/>
+          <w:b w:val="false"/>
+          <w:bCs w:val="false"/>
+          <w:i/>
+          <w:iCs/>
+          <w:color w:val="000000"/>
+          <w:sz w:val="24"/>
+          <w:szCs w:val="24"/>
+          <w:u w:val="single"/>
+        </w:rPr>
+        <w:t xml:space="preserve">Rang 1, 2, 3, 4 → quantité 7, 14, 21, 28 : règle « × 7 » ; au rang 6, 42.</w:t>
+      </w:r>
+    </w:p>
+    <w:p>
+      <w:pPr>
+        <w:spacing w:after="55" w:line="300"/>
+        <w:ind w:left="260"/>
+        <w:jc w:val="both"/>
+      </w:pPr>
+      <w:r>
+        <w:rPr>
+          <w:rFonts w:ascii="Times New Roman" w:cs="Times New Roman" w:eastAsia="Times New Roman" w:hAnsi="Times New Roman"/>
+          <w:b w:val="false"/>
+          <w:bCs w:val="false"/>
+          <w:i w:val="false"/>
+          <w:iCs w:val="false"/>
+          <w:color w:val="000000"/>
+          <w:sz w:val="24"/>
+          <w:szCs w:val="24"/>
+        </w:rPr>
+        <w:t xml:space="preserve">1. Tracer deux lignes : rang en haut, quantité en bas.</w:t>
+      </w:r>
+    </w:p>
+    <w:p>
+      <w:pPr>
+        <w:spacing w:after="55" w:line="300"/>
+        <w:ind w:left="260"/>
+        <w:jc w:val="both"/>
+      </w:pPr>
+      <w:r>
+        <w:rPr>
+          <w:rFonts w:ascii="Times New Roman" w:cs="Times New Roman" w:eastAsia="Times New Roman" w:hAnsi="Times New Roman"/>
+          <w:b w:val="false"/>
+          <w:bCs w:val="false"/>
+          <w:i w:val="false"/>
+          <w:iCs w:val="false"/>
+          <w:color w:val="000000"/>
+          <w:sz w:val="24"/>
+          <w:szCs w:val="24"/>
+        </w:rPr>
+        <w:t xml:space="preserve">2. Remplir avec les couples connus et chercher la règle en colonne.</w:t>
+      </w:r>
+    </w:p>
+    <w:p>
+      <w:pPr>
+        <w:spacing w:after="55" w:line="300"/>
+        <w:ind w:left="260"/>
+        <w:jc w:val="both"/>
+      </w:pPr>
+      <w:r>
+        <w:rPr>
+          <w:rFonts w:ascii="Times New Roman" w:cs="Times New Roman" w:eastAsia="Times New Roman" w:hAnsi="Times New Roman"/>
+          <w:b w:val="false"/>
+          <w:bCs w:val="false"/>
+          <w:i w:val="false"/>
+          <w:iCs w:val="false"/>
+          <w:color w:val="000000"/>
+          <w:sz w:val="24"/>
+          <w:szCs w:val="24"/>
+        </w:rPr>
+        <w:t xml:space="preserve">3. Vérifier la règle sur toutes les colonnes pleines, puis compléter les trous.</w:t>
+      </w:r>
+    </w:p>
+    <w:p>
+      <w:pPr>
+        <w:shd w:fill="E8F5E9" w:val="clear"/>
+        <w:spacing w:after="110" w:line="300"/>
+        <w:jc w:val="both"/>
+      </w:pPr>
+      <w:r>
+        <w:rPr>
+          <w:rFonts w:ascii="Times New Roman" w:cs="Times New Roman" w:eastAsia="Times New Roman" w:hAnsi="Times New Roman"/>
+          <w:b/>
+          <w:bCs/>
+          <w:i w:val="false"/>
+          <w:iCs w:val="false"/>
+          <w:color w:val="000000"/>
+          <w:sz w:val="24"/>
+          <w:szCs w:val="24"/>
+        </w:rPr>
+        <w:t xml:space="preserve">deux lignes en face à face ; lecture en ligne (le pas), en colonne (la règle), en couple (un fait) ; la règle vérifiée remplit les trous.</w:t>
+      </w:r>
+    </w:p>
+    <w:p>
+      <w:pPr>
+        <w:shd w:fill="E3F2FD" w:val="clear"/>
+        <w:spacing w:after="110" w:line="300"/>
+        <w:jc w:val="both"/>
+      </w:pPr>
+      <w:r>
+        <w:rPr>
+          <w:rFonts w:ascii="Times New Roman" w:cs="Times New Roman" w:eastAsia="Times New Roman" w:hAnsi="Times New Roman"/>
+          <w:b w:val="false"/>
+          <w:bCs w:val="false"/>
+          <w:i w:val="false"/>
+          <w:iCs w:val="false"/>
+          <w:color w:val="1F4E79"/>
+          <w:sz w:val="24"/>
+          <w:szCs w:val="24"/>
+        </w:rPr>
+        <w:t xml:space="preserve">Le savais-tu ? Les feuilles de calcul des ordinateurs — des milliers de lignes et de colonnes — ne sont rien d’autre que des tableaux de valeurs géants.</w:t>
+      </w:r>
+    </w:p>
+    <w:p>
+      <w:pPr>
+        <w:shd w:fill="FFF8E1" w:val="clear"/>
+        <w:spacing w:after="110" w:line="300"/>
+        <w:jc w:val="both"/>
+      </w:pPr>
+      <w:r>
+        <w:rPr>
+          <w:rFonts w:ascii="Times New Roman" w:cs="Times New Roman" w:eastAsia="Times New Roman" w:hAnsi="Times New Roman"/>
+          <w:b w:val="false"/>
+          <w:bCs w:val="false"/>
+          <w:i w:val="false"/>
+          <w:iCs w:val="false"/>
+          <w:color w:val="000000"/>
+          <w:sz w:val="24"/>
+          <w:szCs w:val="24"/>
+        </w:rPr>
+        <w:t xml:space="preserve">Attention : Chercher la règle seulement en ligne (« + 3 ») et s’arrêter là : pour sauter au rang 10, c’est la règle en COLONNE (« × 3 ») qu’il faut — sinon on doit remplir toutes les colonnes une à une.</w:t>
+      </w:r>
+    </w:p>
+    <w:p>
+      <w:pPr>
         <w:spacing w:after="150" w:before="200"/>
         <w:jc w:val="left"/>
       </w:pPr>
@@ -2180,27 +2212,121 @@
           <w:sz w:val="28"/>
           <w:szCs w:val="28"/>
         </w:rPr>
-        <w:t xml:space="preserve">2. Exemple</w:t>
-      </w:r>
-    </w:p>
-    <w:p>
-      <w:pPr>
-        <w:shd w:fill="E8F5E9" w:val="clear"/>
-        <w:spacing w:after="110" w:line="300"/>
-        <w:jc w:val="both"/>
-      </w:pPr>
-      <w:r>
-        <w:rPr>
-          <w:rFonts w:ascii="Times New Roman" w:cs="Times New Roman" w:eastAsia="Times New Roman" w:hAnsi="Times New Roman"/>
-          <w:b/>
-          <w:bCs/>
-          <w:i w:val="false"/>
-          <w:iCs w:val="false"/>
-          <w:color w:val="000000"/>
-          <w:sz w:val="24"/>
-          <w:szCs w:val="24"/>
-        </w:rPr>
-        <w:t xml:space="preserve">Rang 1, 2, 3, 4 → quantité 7, 14, 21, 28 : règle « × 7 » ; au rang 6, 42.</w:t>
+        <w:t xml:space="preserve">EXERCICE</w:t>
+      </w:r>
+    </w:p>
+    <w:p>
+      <w:pPr>
+        <w:spacing w:after="110" w:line="300"/>
+        <w:jc w:val="both"/>
+      </w:pPr>
+      <w:r>
+        <w:rPr>
+          <w:rFonts w:ascii="Times New Roman" w:cs="Times New Roman" w:eastAsia="Times New Roman" w:hAnsi="Times New Roman"/>
+          <w:b w:val="false"/>
+          <w:bCs w:val="false"/>
+          <w:i w:val="false"/>
+          <w:iCs w:val="false"/>
+          <w:color w:val="000000"/>
+          <w:sz w:val="24"/>
+          <w:szCs w:val="24"/>
+        </w:rPr>
+        <w:t xml:space="preserve">1. Recopie et complète le tableau de règle « × 6 » : rang 1, 2, 3, 4, 5 → a) rang 2 ? b) rang 3 ? d) rang 4 ? e) rang 5 ?</w:t>
+      </w:r>
+    </w:p>
+    <w:p>
+      <w:pPr>
+        <w:spacing w:after="110" w:line="300"/>
+        <w:jc w:val="both"/>
+      </w:pPr>
+      <w:r>
+        <w:rPr>
+          <w:rFonts w:ascii="Times New Roman" w:cs="Times New Roman" w:eastAsia="Times New Roman" w:hAnsi="Times New Roman"/>
+          <w:b w:val="false"/>
+          <w:bCs w:val="false"/>
+          <w:i w:val="false"/>
+          <w:iCs w:val="false"/>
+          <w:color w:val="000000"/>
+          <w:sz w:val="24"/>
+          <w:szCs w:val="24"/>
+        </w:rPr>
+        <w:t xml:space="preserve">2. Tableau : rang 1, 2, 3, 4 → quantité 8, 16, 24, 32. a) Quelle est la règle ? b) Quantité au rang 7 ? d) Rang de la quantité 80 ? e) La quantité 36 peut-elle apparaître ? Pourquoi ?</w:t>
+      </w:r>
+    </w:p>
+    <w:p>
+      <w:pPr>
+        <w:spacing w:after="110" w:line="300"/>
+        <w:jc w:val="both"/>
+      </w:pPr>
+      <w:r>
+        <w:rPr>
+          <w:rFonts w:ascii="Times New Roman" w:cs="Times New Roman" w:eastAsia="Times New Roman" w:hAnsi="Times New Roman"/>
+          <w:b w:val="false"/>
+          <w:bCs w:val="false"/>
+          <w:i w:val="false"/>
+          <w:iCs w:val="false"/>
+          <w:color w:val="000000"/>
+          <w:sz w:val="24"/>
+          <w:szCs w:val="24"/>
+        </w:rPr>
+        <w:t xml:space="preserve">3. Un cahier coûte 900 Ar. a) Construis le tableau de valeurs pour 1, 2, 3, 4 cahiers. b) Quelle est la règle ? d) Prix de 6 cahiers ? e) Combien de cahiers pour 7 200 Ar ?</w:t>
+      </w:r>
+    </w:p>
+    <w:p>
+      <w:pPr>
+        <w:spacing w:after="110" w:line="300"/>
+        <w:jc w:val="both"/>
+      </w:pPr>
+      <w:r>
+        <w:rPr>
+          <w:rFonts w:ascii="Times New Roman" w:cs="Times New Roman" w:eastAsia="Times New Roman" w:hAnsi="Times New Roman"/>
+          <w:b w:val="false"/>
+          <w:bCs w:val="false"/>
+          <w:i w:val="false"/>
+          <w:iCs w:val="false"/>
+          <w:color w:val="000000"/>
+          <w:sz w:val="24"/>
+          <w:szCs w:val="24"/>
+        </w:rPr>
+        <w:t xml:space="preserve">4. Un tableau donne : rang 1, 2, 3, 4, 5 et quantité 4, 8, 12, 16, 20. a) Quelle est la régularité ? b) Écris la relation. d) Quelle quantité au rang 8 ? e) À quel rang la quantité vaut-elle 40 ?</w:t>
+      </w:r>
+    </w:p>
+    <w:p>
+      <w:pPr>
+        <w:spacing w:after="110" w:line="300"/>
+        <w:jc w:val="both"/>
+      </w:pPr>
+      <w:r>
+        <w:rPr>
+          <w:rFonts w:ascii="Times New Roman" w:cs="Times New Roman" w:eastAsia="Times New Roman" w:hAnsi="Times New Roman"/>
+          <w:b w:val="false"/>
+          <w:bCs w:val="false"/>
+          <w:i w:val="false"/>
+          <w:iCs w:val="false"/>
+          <w:color w:val="000000"/>
+          <w:sz w:val="24"/>
+          <w:szCs w:val="24"/>
+        </w:rPr>
+        <w:t xml:space="preserve">5. Complète le tableau : rang 1 à 6 ; quantité 7 ; 14 ; … ; 28 ; … ; 42. a) Trouve les deux valeurs manquantes. b) Écris la relation. d) Quelle quantité au rang 10 ? e) Le nombre 50 peut-il apparaître dans la ligne des quantités ? Pourquoi ?</w:t>
+      </w:r>
+    </w:p>
+    <w:p>
+      <w:pPr>
+        <w:spacing w:after="110" w:line="300"/>
+        <w:jc w:val="both"/>
+      </w:pPr>
+      <w:r>
+        <w:rPr>
+          <w:rFonts w:ascii="Times New Roman" w:cs="Times New Roman" w:eastAsia="Times New Roman" w:hAnsi="Times New Roman"/>
+          <w:b w:val="false"/>
+          <w:bCs w:val="false"/>
+          <w:i w:val="false"/>
+          <w:iCs w:val="false"/>
+          <w:color w:val="000000"/>
+          <w:sz w:val="24"/>
+          <w:szCs w:val="24"/>
+        </w:rPr>
+        <w:t xml:space="preserve">6. Défi CEPE — Dans une salle de fête, le tableau relie les tables (1 ; 2 ; 3 ; 4) aux chaises (6 ; 12 ; 18 ; 24). a) Quel est le coefficient du tableau ? b) Combien de chaises pour 7 tables ? d) Combien de tables pour 54 chaises ? e) Prolonge la ligne des chaises jusqu’à 6 tables.</w:t>
       </w:r>
     </w:p>
     <w:p>
@@ -2219,65 +2345,239 @@
           <w:sz w:val="28"/>
           <w:szCs w:val="28"/>
         </w:rPr>
-        <w:t xml:space="preserve">3. Méthode</w:t>
-      </w:r>
-    </w:p>
-    <w:p>
-      <w:pPr>
-        <w:spacing w:after="55" w:line="300"/>
-        <w:jc w:val="both"/>
-      </w:pPr>
-      <w:r>
-        <w:rPr>
-          <w:rFonts w:ascii="Times New Roman" w:cs="Times New Roman" w:eastAsia="Times New Roman" w:hAnsi="Times New Roman"/>
-          <w:b w:val="false"/>
-          <w:bCs w:val="false"/>
-          <w:i w:val="false"/>
-          <w:iCs w:val="false"/>
-          <w:color w:val="000000"/>
-          <w:sz w:val="24"/>
-          <w:szCs w:val="24"/>
-        </w:rPr>
-        <w:t xml:space="preserve">1. Tracer deux lignes : rang en haut, quantité en bas.</w:t>
-      </w:r>
-    </w:p>
-    <w:p>
-      <w:pPr>
-        <w:spacing w:after="55" w:line="300"/>
-        <w:jc w:val="both"/>
-      </w:pPr>
-      <w:r>
-        <w:rPr>
-          <w:rFonts w:ascii="Times New Roman" w:cs="Times New Roman" w:eastAsia="Times New Roman" w:hAnsi="Times New Roman"/>
-          <w:b w:val="false"/>
-          <w:bCs w:val="false"/>
-          <w:i w:val="false"/>
-          <w:iCs w:val="false"/>
-          <w:color w:val="000000"/>
-          <w:sz w:val="24"/>
-          <w:szCs w:val="24"/>
-        </w:rPr>
-        <w:t xml:space="preserve">2. Remplir avec les couples connus et chercher la règle en colonne.</w:t>
-      </w:r>
-    </w:p>
-    <w:p>
-      <w:pPr>
-        <w:spacing w:after="55" w:line="300"/>
-        <w:jc w:val="both"/>
-      </w:pPr>
-      <w:r>
-        <w:rPr>
-          <w:rFonts w:ascii="Times New Roman" w:cs="Times New Roman" w:eastAsia="Times New Roman" w:hAnsi="Times New Roman"/>
-          <w:b w:val="false"/>
-          <w:bCs w:val="false"/>
-          <w:i w:val="false"/>
-          <w:iCs w:val="false"/>
-          <w:color w:val="000000"/>
-          <w:sz w:val="24"/>
-          <w:szCs w:val="24"/>
-        </w:rPr>
-        <w:t xml:space="preserve">3. Vérifier la règle sur toutes les colonnes pleines, puis compléter les trous.</w:t>
-      </w:r>
+        <w:t xml:space="preserve">Correction</w:t>
+      </w:r>
+    </w:p>
+    <w:p>
+      <w:pPr>
+        <w:spacing w:after="80"/>
+      </w:pPr>
+      <w:r>
+        <w:rPr>
+          <w:rFonts w:ascii="Times New Roman" w:cs="Times New Roman" w:eastAsia="Times New Roman" w:hAnsi="Times New Roman"/>
+          <w:b/>
+          <w:bCs/>
+          <w:i w:val="false"/>
+          <w:iCs w:val="false"/>
+          <w:color w:val="C2185B"/>
+          <w:sz w:val="24"/>
+          <w:szCs w:val="24"/>
+        </w:rPr>
+        <w:t xml:space="preserve">1. </w:t>
+      </w:r>
+      <w:r>
+        <w:rPr>
+          <w:rFonts w:ascii="Times New Roman" w:cs="Times New Roman" w:eastAsia="Times New Roman" w:hAnsi="Times New Roman"/>
+          <w:b w:val="false"/>
+          <w:bCs w:val="false"/>
+          <w:i w:val="false"/>
+          <w:iCs w:val="false"/>
+          <w:color w:val="000000"/>
+          <w:sz w:val="24"/>
+          <w:szCs w:val="24"/>
+        </w:rPr>
+        <w:t xml:space="preserve">a) 12 ; b) 18 ; d) 24 ; e) 30.</w:t>
+      </w:r>
+    </w:p>
+    <w:p>
+      <w:pPr>
+        <w:spacing w:after="80"/>
+      </w:pPr>
+      <w:r>
+        <w:rPr>
+          <w:rFonts w:ascii="Times New Roman" w:cs="Times New Roman" w:eastAsia="Times New Roman" w:hAnsi="Times New Roman"/>
+          <w:b/>
+          <w:bCs/>
+          <w:i w:val="false"/>
+          <w:iCs w:val="false"/>
+          <w:color w:val="C2185B"/>
+          <w:sz w:val="24"/>
+          <w:szCs w:val="24"/>
+        </w:rPr>
+        <w:t xml:space="preserve">2. </w:t>
+      </w:r>
+      <w:r>
+        <w:rPr>
+          <w:rFonts w:ascii="Times New Roman" w:cs="Times New Roman" w:eastAsia="Times New Roman" w:hAnsi="Times New Roman"/>
+          <w:b w:val="false"/>
+          <w:bCs w:val="false"/>
+          <w:i w:val="false"/>
+          <w:iCs w:val="false"/>
+          <w:color w:val="000000"/>
+          <w:sz w:val="24"/>
+          <w:szCs w:val="24"/>
+        </w:rPr>
+        <w:t xml:space="preserve">a) × 8 ; b) 56 ; d) 10 ; e) non : 36 n’est pas un multiple de 8 (8 × 4 = 32, 8 × 5 = 40).</w:t>
+      </w:r>
+    </w:p>
+    <w:p>
+      <w:pPr>
+        <w:spacing w:after="80"/>
+      </w:pPr>
+      <w:r>
+        <w:rPr>
+          <w:rFonts w:ascii="Times New Roman" w:cs="Times New Roman" w:eastAsia="Times New Roman" w:hAnsi="Times New Roman"/>
+          <w:b/>
+          <w:bCs/>
+          <w:i w:val="false"/>
+          <w:iCs w:val="false"/>
+          <w:color w:val="C2185B"/>
+          <w:sz w:val="24"/>
+          <w:szCs w:val="24"/>
+        </w:rPr>
+        <w:t xml:space="preserve">3. </w:t>
+      </w:r>
+      <w:r>
+        <w:rPr>
+          <w:rFonts w:ascii="Times New Roman" w:cs="Times New Roman" w:eastAsia="Times New Roman" w:hAnsi="Times New Roman"/>
+          <w:b w:val="false"/>
+          <w:bCs w:val="false"/>
+          <w:i w:val="false"/>
+          <w:iCs w:val="false"/>
+          <w:color w:val="000000"/>
+          <w:sz w:val="24"/>
+          <w:szCs w:val="24"/>
+        </w:rPr>
+        <w:t xml:space="preserve">a) 1 → 900 ; 2 → 1 800 ; 3 → 2 700 ; 4 → 3 600 ; b) prix = 900 × nombre de cahiers ; d) 5 400 Ar ; e) 7 200 ÷ 900 = 8 cahiers.</w:t>
+      </w:r>
+    </w:p>
+    <w:p>
+      <w:pPr>
+        <w:spacing w:after="80"/>
+      </w:pPr>
+      <w:r>
+        <w:rPr>
+          <w:rFonts w:ascii="Times New Roman" w:cs="Times New Roman" w:eastAsia="Times New Roman" w:hAnsi="Times New Roman"/>
+          <w:b/>
+          <w:bCs/>
+          <w:i w:val="false"/>
+          <w:iCs w:val="false"/>
+          <w:color w:val="C2185B"/>
+          <w:sz w:val="24"/>
+          <w:szCs w:val="24"/>
+        </w:rPr>
+        <w:t xml:space="preserve">4. </w:t>
+      </w:r>
+      <w:r>
+        <w:rPr>
+          <w:rFonts w:ascii="Times New Roman" w:cs="Times New Roman" w:eastAsia="Times New Roman" w:hAnsi="Times New Roman"/>
+          <w:b w:val="false"/>
+          <w:bCs w:val="false"/>
+          <w:i w:val="false"/>
+          <w:iCs w:val="false"/>
+          <w:color w:val="000000"/>
+          <w:sz w:val="24"/>
+          <w:szCs w:val="24"/>
+        </w:rPr>
+        <w:t xml:space="preserve">a) + 4 ; b) quantité = 4 × rang ; d) 32 ; e) rang 10.</w:t>
+      </w:r>
+    </w:p>
+    <w:p>
+      <w:pPr>
+        <w:spacing w:after="80"/>
+      </w:pPr>
+      <w:r>
+        <w:rPr>
+          <w:rFonts w:ascii="Times New Roman" w:cs="Times New Roman" w:eastAsia="Times New Roman" w:hAnsi="Times New Roman"/>
+          <w:b/>
+          <w:bCs/>
+          <w:i w:val="false"/>
+          <w:iCs w:val="false"/>
+          <w:color w:val="C2185B"/>
+          <w:sz w:val="24"/>
+          <w:szCs w:val="24"/>
+        </w:rPr>
+        <w:t xml:space="preserve">5. </w:t>
+      </w:r>
+      <w:r>
+        <w:rPr>
+          <w:rFonts w:ascii="Times New Roman" w:cs="Times New Roman" w:eastAsia="Times New Roman" w:hAnsi="Times New Roman"/>
+          <w:b w:val="false"/>
+          <w:bCs w:val="false"/>
+          <w:i w:val="false"/>
+          <w:iCs w:val="false"/>
+          <w:color w:val="000000"/>
+          <w:sz w:val="24"/>
+          <w:szCs w:val="24"/>
+        </w:rPr>
+        <w:t xml:space="preserve">a) 21 (rang 3) et 35 (rang 5) ; b) quantité = 7 × rang ; d) 70 ; e) non : 50 n’est pas un multiple de 7.</w:t>
+      </w:r>
+    </w:p>
+    <w:p>
+      <w:pPr>
+        <w:spacing w:after="80"/>
+      </w:pPr>
+      <w:r>
+        <w:rPr>
+          <w:rFonts w:ascii="Times New Roman" w:cs="Times New Roman" w:eastAsia="Times New Roman" w:hAnsi="Times New Roman"/>
+          <w:b/>
+          <w:bCs/>
+          <w:i w:val="false"/>
+          <w:iCs w:val="false"/>
+          <w:color w:val="C2185B"/>
+          <w:sz w:val="24"/>
+          <w:szCs w:val="24"/>
+        </w:rPr>
+        <w:t xml:space="preserve">6. </w:t>
+      </w:r>
+      <w:r>
+        <w:rPr>
+          <w:rFonts w:ascii="Times New Roman" w:cs="Times New Roman" w:eastAsia="Times New Roman" w:hAnsi="Times New Roman"/>
+          <w:b w:val="false"/>
+          <w:bCs w:val="false"/>
+          <w:i w:val="false"/>
+          <w:iCs w:val="false"/>
+          <w:color w:val="000000"/>
+          <w:sz w:val="24"/>
+          <w:szCs w:val="24"/>
+        </w:rPr>
+        <w:t xml:space="preserve">a) 6 (chaque table apporte 6 chaises) ; b) 6 × 7 = 42 chaises ; d) 54 ÷ 6 = 9 tables ; e) 6 ; 12 ; 18 ; 24 ; 30 ; 36.</w:t>
+      </w:r>
+    </w:p>
+    <w:p>
+      <w:r>
+        <w:br w:type="page"/>
+      </w:r>
+    </w:p>
+    <w:p>
+      <w:pPr>
+        <w:spacing w:after="80" w:before="120"/>
+        <w:jc w:val="center"/>
+      </w:pPr>
+      <w:r>
+        <w:rPr>
+          <w:rFonts w:ascii="Times New Roman" w:cs="Times New Roman" w:eastAsia="Times New Roman" w:hAnsi="Times New Roman"/>
+          <w:b/>
+          <w:bCs/>
+          <w:i w:val="false"/>
+          <w:iCs w:val="false"/>
+          <w:color w:val="E7E6E6"/>
+          <w:sz w:val="22"/>
+          <w:szCs w:val="22"/>
+        </w:rPr>
+        <w:t xml:space="preserve">MATHÉMATIQUES — T5</w:t>
+      </w:r>
+    </w:p>
+    <w:p>
+      <w:pPr>
+        <w:spacing w:after="150" w:before="200"/>
+        <w:jc w:val="center"/>
+      </w:pPr>
+      <w:bookmarkStart w:name="u3_l4" w:id="5"/>
+      <w:r>
+        <w:rPr>
+          <w:rFonts w:ascii="Times New Roman" w:cs="Times New Roman" w:eastAsia="Times New Roman" w:hAnsi="Times New Roman"/>
+          <w:b/>
+          <w:bCs/>
+          <w:i w:val="false"/>
+          <w:iCs w:val="false"/>
+          <w:color w:val="C00000"/>
+          <w:sz w:val="32"/>
+          <w:szCs w:val="32"/>
+        </w:rPr>
+        <w:t xml:space="preserve">LA CORRESPONDANCE ENTRE DEUX QUANTITÉS</w:t>
+      </w:r>
+      <w:bookmarkEnd w:id="5"/>
     </w:p>
     <w:p>
       <w:pPr>
@@ -2295,469 +2595,7 @@
           <w:sz w:val="28"/>
           <w:szCs w:val="28"/>
         </w:rPr>
-        <w:t xml:space="preserve">Règle</w:t>
-      </w:r>
-    </w:p>
-    <w:p>
-      <w:pPr>
-        <w:shd w:fill="E8F5E9" w:val="clear"/>
-        <w:spacing w:after="110" w:line="300"/>
-        <w:jc w:val="both"/>
-      </w:pPr>
-      <w:r>
-        <w:rPr>
-          <w:rFonts w:ascii="Times New Roman" w:cs="Times New Roman" w:eastAsia="Times New Roman" w:hAnsi="Times New Roman"/>
-          <w:b/>
-          <w:bCs/>
-          <w:i w:val="false"/>
-          <w:iCs w:val="false"/>
-          <w:color w:val="000000"/>
-          <w:sz w:val="24"/>
-          <w:szCs w:val="24"/>
-        </w:rPr>
-        <w:t xml:space="preserve">deux lignes en face à face ; lecture en ligne (le pas), en colonne (la règle), en couple (un fait) ; la règle vérifiée remplit les trous.</w:t>
-      </w:r>
-    </w:p>
-    <w:p>
-      <w:pPr>
-        <w:shd w:fill="E3F2FD" w:val="clear"/>
-        <w:spacing w:after="110" w:line="300"/>
-        <w:jc w:val="both"/>
-      </w:pPr>
-      <w:r>
-        <w:rPr>
-          <w:rFonts w:ascii="Times New Roman" w:cs="Times New Roman" w:eastAsia="Times New Roman" w:hAnsi="Times New Roman"/>
-          <w:b w:val="false"/>
-          <w:bCs w:val="false"/>
-          <w:i w:val="false"/>
-          <w:iCs w:val="false"/>
-          <w:color w:val="1F4E79"/>
-          <w:sz w:val="24"/>
-          <w:szCs w:val="24"/>
-        </w:rPr>
-        <w:t xml:space="preserve">Le savais-tu ? Les feuilles de calcul des ordinateurs — des milliers de lignes et de colonnes — ne sont rien d’autre que des tableaux de valeurs géants.</w:t>
-      </w:r>
-    </w:p>
-    <w:p>
-      <w:pPr>
-        <w:shd w:fill="FFF8E1" w:val="clear"/>
-        <w:spacing w:after="110" w:line="300"/>
-        <w:jc w:val="both"/>
-      </w:pPr>
-      <w:r>
-        <w:rPr>
-          <w:rFonts w:ascii="Times New Roman" w:cs="Times New Roman" w:eastAsia="Times New Roman" w:hAnsi="Times New Roman"/>
-          <w:b w:val="false"/>
-          <w:bCs w:val="false"/>
-          <w:i w:val="false"/>
-          <w:iCs w:val="false"/>
-          <w:color w:val="000000"/>
-          <w:sz w:val="24"/>
-          <w:szCs w:val="24"/>
-        </w:rPr>
-        <w:t xml:space="preserve">Attention : Chercher la règle seulement en ligne (« + 3 ») et s’arrêter là : pour sauter au rang 10, c’est la règle en COLONNE (« × 3 ») qu’il faut — sinon on doit remplir toutes les colonnes une à une.</w:t>
-      </w:r>
-    </w:p>
-    <w:p>
-      <w:pPr>
-        <w:spacing w:after="150" w:before="200"/>
-        <w:jc w:val="left"/>
-      </w:pPr>
-      <w:r>
-        <w:rPr>
-          <w:rFonts w:ascii="Times New Roman" w:cs="Times New Roman" w:eastAsia="Times New Roman" w:hAnsi="Times New Roman"/>
-          <w:b/>
-          <w:bCs/>
-          <w:i w:val="false"/>
-          <w:iCs w:val="false"/>
-          <w:color w:val="2E7D32"/>
-          <w:sz w:val="28"/>
-          <w:szCs w:val="28"/>
-        </w:rPr>
-        <w:t xml:space="preserve">EXERCICE</w:t>
-      </w:r>
-    </w:p>
-    <w:p>
-      <w:pPr>
-        <w:spacing w:after="110" w:line="300"/>
-        <w:jc w:val="both"/>
-      </w:pPr>
-      <w:r>
-        <w:rPr>
-          <w:rFonts w:ascii="Times New Roman" w:cs="Times New Roman" w:eastAsia="Times New Roman" w:hAnsi="Times New Roman"/>
-          <w:b w:val="false"/>
-          <w:bCs w:val="false"/>
-          <w:i w:val="false"/>
-          <w:iCs w:val="false"/>
-          <w:color w:val="000000"/>
-          <w:sz w:val="24"/>
-          <w:szCs w:val="24"/>
-        </w:rPr>
-        <w:t xml:space="preserve">1. Recopie et complète le tableau de règle « × 6 » : rang 1, 2, 3, 4, 5 → a) rang 2 ? b) rang 3 ? d) rang 4 ? e) rang 5 ?</w:t>
-      </w:r>
-    </w:p>
-    <w:p>
-      <w:pPr>
-        <w:spacing w:after="110" w:line="300"/>
-        <w:jc w:val="both"/>
-      </w:pPr>
-      <w:r>
-        <w:rPr>
-          <w:rFonts w:ascii="Times New Roman" w:cs="Times New Roman" w:eastAsia="Times New Roman" w:hAnsi="Times New Roman"/>
-          <w:b w:val="false"/>
-          <w:bCs w:val="false"/>
-          <w:i w:val="false"/>
-          <w:iCs w:val="false"/>
-          <w:color w:val="000000"/>
-          <w:sz w:val="24"/>
-          <w:szCs w:val="24"/>
-        </w:rPr>
-        <w:t xml:space="preserve">2. Tableau : rang 1, 2, 3, 4 → quantité 8, 16, 24, 32. a) Quelle est la règle ? b) Quantité au rang 7 ? d) Rang de la quantité 80 ? e) La quantité 36 peut-elle apparaître ? Pourquoi ?</w:t>
-      </w:r>
-    </w:p>
-    <w:p>
-      <w:pPr>
-        <w:spacing w:after="110" w:line="300"/>
-        <w:jc w:val="both"/>
-      </w:pPr>
-      <w:r>
-        <w:rPr>
-          <w:rFonts w:ascii="Times New Roman" w:cs="Times New Roman" w:eastAsia="Times New Roman" w:hAnsi="Times New Roman"/>
-          <w:b w:val="false"/>
-          <w:bCs w:val="false"/>
-          <w:i w:val="false"/>
-          <w:iCs w:val="false"/>
-          <w:color w:val="000000"/>
-          <w:sz w:val="24"/>
-          <w:szCs w:val="24"/>
-        </w:rPr>
-        <w:t xml:space="preserve">3. Un cahier coûte 900 Ar. a) Construis le tableau de valeurs pour 1, 2, 3, 4 cahiers. b) Quelle est la règle ? d) Prix de 6 cahiers ? e) Combien de cahiers pour 7 200 Ar ?</w:t>
-      </w:r>
-    </w:p>
-    <w:p>
-      <w:pPr>
-        <w:spacing w:after="110" w:line="300"/>
-        <w:jc w:val="both"/>
-      </w:pPr>
-      <w:r>
-        <w:rPr>
-          <w:rFonts w:ascii="Times New Roman" w:cs="Times New Roman" w:eastAsia="Times New Roman" w:hAnsi="Times New Roman"/>
-          <w:b w:val="false"/>
-          <w:bCs w:val="false"/>
-          <w:i w:val="false"/>
-          <w:iCs w:val="false"/>
-          <w:color w:val="000000"/>
-          <w:sz w:val="24"/>
-          <w:szCs w:val="24"/>
-        </w:rPr>
-        <w:t xml:space="preserve">4. Un tableau donne : rang 1, 2, 3, 4, 5 et quantité 4, 8, 12, 16, 20. a) Quelle est la régularité ? b) Écris la relation. d) Quelle quantité au rang 8 ? e) À quel rang la quantité vaut-elle 40 ?</w:t>
-      </w:r>
-    </w:p>
-    <w:p>
-      <w:pPr>
-        <w:spacing w:after="110" w:line="300"/>
-        <w:jc w:val="both"/>
-      </w:pPr>
-      <w:r>
-        <w:rPr>
-          <w:rFonts w:ascii="Times New Roman" w:cs="Times New Roman" w:eastAsia="Times New Roman" w:hAnsi="Times New Roman"/>
-          <w:b w:val="false"/>
-          <w:bCs w:val="false"/>
-          <w:i w:val="false"/>
-          <w:iCs w:val="false"/>
-          <w:color w:val="000000"/>
-          <w:sz w:val="24"/>
-          <w:szCs w:val="24"/>
-        </w:rPr>
-        <w:t xml:space="preserve">5. Complète le tableau : rang 1 à 6 ; quantité 7 ; 14 ; … ; 28 ; … ; 42. a) Trouve les deux valeurs manquantes. b) Écris la relation. d) Quelle quantité au rang 10 ? e) Le nombre 50 peut-il apparaître dans la ligne des quantités ? Pourquoi ?</w:t>
-      </w:r>
-    </w:p>
-    <w:p>
-      <w:pPr>
-        <w:spacing w:after="110" w:line="300"/>
-        <w:jc w:val="both"/>
-      </w:pPr>
-      <w:r>
-        <w:rPr>
-          <w:rFonts w:ascii="Times New Roman" w:cs="Times New Roman" w:eastAsia="Times New Roman" w:hAnsi="Times New Roman"/>
-          <w:b w:val="false"/>
-          <w:bCs w:val="false"/>
-          <w:i w:val="false"/>
-          <w:iCs w:val="false"/>
-          <w:color w:val="000000"/>
-          <w:sz w:val="24"/>
-          <w:szCs w:val="24"/>
-        </w:rPr>
-        <w:t xml:space="preserve">6. Défi CEPE — Dans une salle de fête, le tableau relie les tables (1 ; 2 ; 3 ; 4) aux chaises (6 ; 12 ; 18 ; 24). a) Quel est le coefficient du tableau ? b) Combien de chaises pour 7 tables ? d) Combien de tables pour 54 chaises ? e) Prolonge la ligne des chaises jusqu’à 6 tables.</w:t>
-      </w:r>
-    </w:p>
-    <w:p>
-      <w:pPr>
-        <w:spacing w:after="150" w:before="200"/>
-        <w:jc w:val="left"/>
-      </w:pPr>
-      <w:r>
-        <w:rPr>
-          <w:rFonts w:ascii="Times New Roman" w:cs="Times New Roman" w:eastAsia="Times New Roman" w:hAnsi="Times New Roman"/>
-          <w:b/>
-          <w:bCs/>
-          <w:i w:val="false"/>
-          <w:iCs w:val="false"/>
-          <w:color w:val="2E7D32"/>
-          <w:sz w:val="28"/>
-          <w:szCs w:val="28"/>
-        </w:rPr>
-        <w:t xml:space="preserve">Correction</w:t>
-      </w:r>
-    </w:p>
-    <w:p>
-      <w:pPr>
-        <w:spacing w:after="80"/>
-      </w:pPr>
-      <w:r>
-        <w:rPr>
-          <w:rFonts w:ascii="Times New Roman" w:cs="Times New Roman" w:eastAsia="Times New Roman" w:hAnsi="Times New Roman"/>
-          <w:b/>
-          <w:bCs/>
-          <w:i w:val="false"/>
-          <w:iCs w:val="false"/>
-          <w:color w:val="C2185B"/>
-          <w:sz w:val="24"/>
-          <w:szCs w:val="24"/>
-        </w:rPr>
-        <w:t xml:space="preserve">1. </w:t>
-      </w:r>
-      <w:r>
-        <w:rPr>
-          <w:rFonts w:ascii="Times New Roman" w:cs="Times New Roman" w:eastAsia="Times New Roman" w:hAnsi="Times New Roman"/>
-          <w:b w:val="false"/>
-          <w:bCs w:val="false"/>
-          <w:i w:val="false"/>
-          <w:iCs w:val="false"/>
-          <w:color w:val="000000"/>
-          <w:sz w:val="24"/>
-          <w:szCs w:val="24"/>
-        </w:rPr>
-        <w:t xml:space="preserve">a) 12 ; b) 18 ; d) 24 ; e) 30.</w:t>
-      </w:r>
-    </w:p>
-    <w:p>
-      <w:pPr>
-        <w:spacing w:after="80"/>
-      </w:pPr>
-      <w:r>
-        <w:rPr>
-          <w:rFonts w:ascii="Times New Roman" w:cs="Times New Roman" w:eastAsia="Times New Roman" w:hAnsi="Times New Roman"/>
-          <w:b/>
-          <w:bCs/>
-          <w:i w:val="false"/>
-          <w:iCs w:val="false"/>
-          <w:color w:val="C2185B"/>
-          <w:sz w:val="24"/>
-          <w:szCs w:val="24"/>
-        </w:rPr>
-        <w:t xml:space="preserve">2. </w:t>
-      </w:r>
-      <w:r>
-        <w:rPr>
-          <w:rFonts w:ascii="Times New Roman" w:cs="Times New Roman" w:eastAsia="Times New Roman" w:hAnsi="Times New Roman"/>
-          <w:b w:val="false"/>
-          <w:bCs w:val="false"/>
-          <w:i w:val="false"/>
-          <w:iCs w:val="false"/>
-          <w:color w:val="000000"/>
-          <w:sz w:val="24"/>
-          <w:szCs w:val="24"/>
-        </w:rPr>
-        <w:t xml:space="preserve">a) × 8 ; b) 56 ; d) 10 ; e) non : 36 n’est pas un multiple de 8 (8 × 4 = 32, 8 × 5 = 40).</w:t>
-      </w:r>
-    </w:p>
-    <w:p>
-      <w:pPr>
-        <w:spacing w:after="80"/>
-      </w:pPr>
-      <w:r>
-        <w:rPr>
-          <w:rFonts w:ascii="Times New Roman" w:cs="Times New Roman" w:eastAsia="Times New Roman" w:hAnsi="Times New Roman"/>
-          <w:b/>
-          <w:bCs/>
-          <w:i w:val="false"/>
-          <w:iCs w:val="false"/>
-          <w:color w:val="C2185B"/>
-          <w:sz w:val="24"/>
-          <w:szCs w:val="24"/>
-        </w:rPr>
-        <w:t xml:space="preserve">3. </w:t>
-      </w:r>
-      <w:r>
-        <w:rPr>
-          <w:rFonts w:ascii="Times New Roman" w:cs="Times New Roman" w:eastAsia="Times New Roman" w:hAnsi="Times New Roman"/>
-          <w:b w:val="false"/>
-          <w:bCs w:val="false"/>
-          <w:i w:val="false"/>
-          <w:iCs w:val="false"/>
-          <w:color w:val="000000"/>
-          <w:sz w:val="24"/>
-          <w:szCs w:val="24"/>
-        </w:rPr>
-        <w:t xml:space="preserve">a) 1 → 900 ; 2 → 1 800 ; 3 → 2 700 ; 4 → 3 600 ; b) prix = 900 × nombre de cahiers ; d) 5 400 Ar ; e) 7 200 ÷ 900 = 8 cahiers.</w:t>
-      </w:r>
-    </w:p>
-    <w:p>
-      <w:pPr>
-        <w:spacing w:after="80"/>
-      </w:pPr>
-      <w:r>
-        <w:rPr>
-          <w:rFonts w:ascii="Times New Roman" w:cs="Times New Roman" w:eastAsia="Times New Roman" w:hAnsi="Times New Roman"/>
-          <w:b/>
-          <w:bCs/>
-          <w:i w:val="false"/>
-          <w:iCs w:val="false"/>
-          <w:color w:val="C2185B"/>
-          <w:sz w:val="24"/>
-          <w:szCs w:val="24"/>
-        </w:rPr>
-        <w:t xml:space="preserve">4. </w:t>
-      </w:r>
-      <w:r>
-        <w:rPr>
-          <w:rFonts w:ascii="Times New Roman" w:cs="Times New Roman" w:eastAsia="Times New Roman" w:hAnsi="Times New Roman"/>
-          <w:b w:val="false"/>
-          <w:bCs w:val="false"/>
-          <w:i w:val="false"/>
-          <w:iCs w:val="false"/>
-          <w:color w:val="000000"/>
-          <w:sz w:val="24"/>
-          <w:szCs w:val="24"/>
-        </w:rPr>
-        <w:t xml:space="preserve">a) + 4 ; b) quantité = 4 × rang ; d) 32 ; e) rang 10.</w:t>
-      </w:r>
-    </w:p>
-    <w:p>
-      <w:pPr>
-        <w:spacing w:after="80"/>
-      </w:pPr>
-      <w:r>
-        <w:rPr>
-          <w:rFonts w:ascii="Times New Roman" w:cs="Times New Roman" w:eastAsia="Times New Roman" w:hAnsi="Times New Roman"/>
-          <w:b/>
-          <w:bCs/>
-          <w:i w:val="false"/>
-          <w:iCs w:val="false"/>
-          <w:color w:val="C2185B"/>
-          <w:sz w:val="24"/>
-          <w:szCs w:val="24"/>
-        </w:rPr>
-        <w:t xml:space="preserve">5. </w:t>
-      </w:r>
-      <w:r>
-        <w:rPr>
-          <w:rFonts w:ascii="Times New Roman" w:cs="Times New Roman" w:eastAsia="Times New Roman" w:hAnsi="Times New Roman"/>
-          <w:b w:val="false"/>
-          <w:bCs w:val="false"/>
-          <w:i w:val="false"/>
-          <w:iCs w:val="false"/>
-          <w:color w:val="000000"/>
-          <w:sz w:val="24"/>
-          <w:szCs w:val="24"/>
-        </w:rPr>
-        <w:t xml:space="preserve">a) 21 (rang 3) et 35 (rang 5) ; b) quantité = 7 × rang ; d) 70 ; e) non : 50 n’est pas un multiple de 7.</w:t>
-      </w:r>
-    </w:p>
-    <w:p>
-      <w:pPr>
-        <w:spacing w:after="80"/>
-      </w:pPr>
-      <w:r>
-        <w:rPr>
-          <w:rFonts w:ascii="Times New Roman" w:cs="Times New Roman" w:eastAsia="Times New Roman" w:hAnsi="Times New Roman"/>
-          <w:b/>
-          <w:bCs/>
-          <w:i w:val="false"/>
-          <w:iCs w:val="false"/>
-          <w:color w:val="C2185B"/>
-          <w:sz w:val="24"/>
-          <w:szCs w:val="24"/>
-        </w:rPr>
-        <w:t xml:space="preserve">6. </w:t>
-      </w:r>
-      <w:r>
-        <w:rPr>
-          <w:rFonts w:ascii="Times New Roman" w:cs="Times New Roman" w:eastAsia="Times New Roman" w:hAnsi="Times New Roman"/>
-          <w:b w:val="false"/>
-          <w:bCs w:val="false"/>
-          <w:i w:val="false"/>
-          <w:iCs w:val="false"/>
-          <w:color w:val="000000"/>
-          <w:sz w:val="24"/>
-          <w:szCs w:val="24"/>
-        </w:rPr>
-        <w:t xml:space="preserve">a) 6 (chaque table apporte 6 chaises) ; b) 6 × 7 = 42 chaises ; d) 54 ÷ 6 = 9 tables ; e) 6 ; 12 ; 18 ; 24 ; 30 ; 36.</w:t>
-      </w:r>
-    </w:p>
-    <w:p>
-      <w:r>
-        <w:br w:type="page"/>
-      </w:r>
-    </w:p>
-    <w:p>
-      <w:pPr>
-        <w:spacing w:after="80" w:before="120"/>
-        <w:jc w:val="center"/>
-      </w:pPr>
-      <w:r>
-        <w:rPr>
-          <w:rFonts w:ascii="Times New Roman" w:cs="Times New Roman" w:eastAsia="Times New Roman" w:hAnsi="Times New Roman"/>
-          <w:b/>
-          <w:bCs/>
-          <w:i w:val="false"/>
-          <w:iCs w:val="false"/>
-          <w:color w:val="E7E6E6"/>
-          <w:sz w:val="22"/>
-          <w:szCs w:val="22"/>
-        </w:rPr>
-        <w:t xml:space="preserve">MATHÉMATIQUES — T5</w:t>
-      </w:r>
-    </w:p>
-    <w:p>
-      <w:pPr>
-        <w:spacing w:after="150" w:before="200"/>
-        <w:jc w:val="center"/>
-      </w:pPr>
-      <w:bookmarkStart w:name="u3_l4" w:id="5"/>
-      <w:r>
-        <w:rPr>
-          <w:rFonts w:ascii="Times New Roman" w:cs="Times New Roman" w:eastAsia="Times New Roman" w:hAnsi="Times New Roman"/>
-          <w:b/>
-          <w:bCs/>
-          <w:i w:val="false"/>
-          <w:iCs w:val="false"/>
-          <w:color w:val="C00000"/>
-          <w:sz w:val="32"/>
-          <w:szCs w:val="32"/>
-        </w:rPr>
-        <w:t xml:space="preserve">LA CORRESPONDANCE ENTRE DEUX QUANTITÉS</w:t>
-      </w:r>
-      <w:bookmarkEnd w:id="5"/>
-    </w:p>
-    <w:p>
-      <w:pPr>
-        <w:spacing w:after="150" w:before="200"/>
-        <w:jc w:val="left"/>
-      </w:pPr>
-      <w:r>
-        <w:rPr>
-          <w:rFonts w:ascii="Times New Roman" w:cs="Times New Roman" w:eastAsia="Times New Roman" w:hAnsi="Times New Roman"/>
-          <w:b/>
-          <w:bCs/>
-          <w:i w:val="false"/>
-          <w:iCs w:val="false"/>
-          <w:color w:val="2E7D32"/>
-          <w:sz w:val="28"/>
-          <w:szCs w:val="28"/>
-        </w:rPr>
-        <w:t xml:space="preserve">1. Relations simples et proportionnalité intuitive</w:t>
+        <w:t xml:space="preserve">Relations simples et proportionnalité intuitive</w:t>
       </w:r>
     </w:p>
     <w:p>
@@ -2846,65 +2684,28 @@
     </w:p>
     <w:p>
       <w:pPr>
-        <w:spacing w:after="150" w:before="200"/>
-        <w:jc w:val="left"/>
-      </w:pPr>
-      <w:r>
-        <w:rPr>
-          <w:rFonts w:ascii="Times New Roman" w:cs="Times New Roman" w:eastAsia="Times New Roman" w:hAnsi="Times New Roman"/>
-          <w:b/>
-          <w:bCs/>
-          <w:i w:val="false"/>
-          <w:iCs w:val="false"/>
-          <w:color w:val="2E7D32"/>
-          <w:sz w:val="28"/>
-          <w:szCs w:val="28"/>
-        </w:rPr>
-        <w:t xml:space="preserve">2. Exemple</w:t>
-      </w:r>
-    </w:p>
-    <w:p>
-      <w:pPr>
-        <w:shd w:fill="E8F5E9" w:val="clear"/>
-        <w:spacing w:after="110" w:line="300"/>
-        <w:jc w:val="both"/>
-      </w:pPr>
-      <w:r>
-        <w:rPr>
-          <w:rFonts w:ascii="Times New Roman" w:cs="Times New Roman" w:eastAsia="Times New Roman" w:hAnsi="Times New Roman"/>
-          <w:b/>
-          <w:bCs/>
-          <w:i w:val="false"/>
-          <w:iCs w:val="false"/>
-          <w:color w:val="000000"/>
-          <w:sz w:val="24"/>
-          <w:szCs w:val="24"/>
+        <w:spacing w:after="130" w:before="100" w:line="300"/>
+        <w:jc w:val="both"/>
+      </w:pPr>
+      <w:r>
+        <w:rPr>
+          <w:rFonts w:ascii="Times New Roman" w:cs="Times New Roman" w:eastAsia="Times New Roman" w:hAnsi="Times New Roman"/>
+          <w:b w:val="false"/>
+          <w:bCs w:val="false"/>
+          <w:i/>
+          <w:iCs/>
+          <w:color w:val="000000"/>
+          <w:sz w:val="24"/>
+          <w:szCs w:val="24"/>
+          <w:u w:val="single"/>
         </w:rPr>
         <w:t xml:space="preserve">3 kapoaka pèsent 840 g ; 1 kapoaka ? La règle « × 280 » vient de 3 × 280 = 840 ; donc 5 kapoaka → 1 400 g.</w:t>
       </w:r>
     </w:p>
     <w:p>
       <w:pPr>
-        <w:spacing w:after="150" w:before="200"/>
-        <w:jc w:val="left"/>
-      </w:pPr>
-      <w:r>
-        <w:rPr>
-          <w:rFonts w:ascii="Times New Roman" w:cs="Times New Roman" w:eastAsia="Times New Roman" w:hAnsi="Times New Roman"/>
-          <w:b/>
-          <w:bCs/>
-          <w:i w:val="false"/>
-          <w:iCs w:val="false"/>
-          <w:color w:val="2E7D32"/>
-          <w:sz w:val="28"/>
-          <w:szCs w:val="28"/>
-        </w:rPr>
-        <w:t xml:space="preserve">3. Méthode</w:t>
-      </w:r>
-    </w:p>
-    <w:p>
-      <w:pPr>
         <w:spacing w:after="55" w:line="300"/>
+        <w:ind w:left="260"/>
         <w:jc w:val="both"/>
       </w:pPr>
       <w:r>
@@ -2924,6 +2725,7 @@
     <w:p>
       <w:pPr>
         <w:spacing w:after="55" w:line="300"/>
+        <w:ind w:left="260"/>
         <w:jc w:val="both"/>
       </w:pPr>
       <w:r>
@@ -2943,6 +2745,7 @@
     <w:p>
       <w:pPr>
         <w:spacing w:after="55" w:line="300"/>
+        <w:ind w:left="260"/>
         <w:jc w:val="both"/>
       </w:pPr>
       <w:r>
@@ -2957,25 +2760,6 @@
           <w:szCs w:val="24"/>
         </w:rPr>
         <w:t xml:space="preserve">3. Tester la règle sur un autre couple (et le test du double), puis l’appliquer.</w:t>
-      </w:r>
-    </w:p>
-    <w:p>
-      <w:pPr>
-        <w:spacing w:after="150" w:before="200"/>
-        <w:jc w:val="left"/>
-      </w:pPr>
-      <w:r>
-        <w:rPr>
-          <w:rFonts w:ascii="Times New Roman" w:cs="Times New Roman" w:eastAsia="Times New Roman" w:hAnsi="Times New Roman"/>
-          <w:b/>
-          <w:bCs/>
-          <w:i w:val="false"/>
-          <w:iCs w:val="false"/>
-          <w:color w:val="2E7D32"/>
-          <w:sz w:val="28"/>
-          <w:szCs w:val="28"/>
-        </w:rPr>
-        <w:t xml:space="preserve">Règle</w:t>
       </w:r>
     </w:p>
     <w:p>
@@ -3464,7 +3248,7 @@
           <w:sz w:val="28"/>
           <w:szCs w:val="28"/>
         </w:rPr>
-        <w:t xml:space="preserve">1. Règle de trois et valeur inconnue dans un tableau</w:t>
+        <w:t xml:space="preserve">Règle de trois et valeur inconnue dans un tableau</w:t>
       </w:r>
     </w:p>
     <w:p>
@@ -3553,6 +3337,146 @@
     </w:p>
     <w:p>
       <w:pPr>
+        <w:spacing w:after="130" w:before="100" w:line="300"/>
+        <w:jc w:val="both"/>
+      </w:pPr>
+      <w:r>
+        <w:rPr>
+          <w:rFonts w:ascii="Times New Roman" w:cs="Times New Roman" w:eastAsia="Times New Roman" w:hAnsi="Times New Roman"/>
+          <w:b w:val="false"/>
+          <w:bCs w:val="false"/>
+          <w:i/>
+          <w:iCs/>
+          <w:color w:val="000000"/>
+          <w:sz w:val="24"/>
+          <w:szCs w:val="24"/>
+          <w:u w:val="single"/>
+        </w:rPr>
+        <w:t xml:space="preserve">5 kapoaka de riz pèsent 1 400 g ; 8 kapoaka ? (8 × 1 400) ÷ 5 = 11 200 ÷ 5 = 2 240 g.</w:t>
+      </w:r>
+    </w:p>
+    <w:p>
+      <w:pPr>
+        <w:spacing w:after="55" w:line="300"/>
+        <w:ind w:left="260"/>
+        <w:jc w:val="both"/>
+      </w:pPr>
+      <w:r>
+        <w:rPr>
+          <w:rFonts w:ascii="Times New Roman" w:cs="Times New Roman" w:eastAsia="Times New Roman" w:hAnsi="Times New Roman"/>
+          <w:b w:val="false"/>
+          <w:bCs w:val="false"/>
+          <w:i w:val="false"/>
+          <w:iCs w:val="false"/>
+          <w:color w:val="000000"/>
+          <w:sz w:val="24"/>
+          <w:szCs w:val="24"/>
+        </w:rPr>
+        <w:t xml:space="preserve">1. Poser le tableau : quantités sur une ligne, valeurs sur l’autre, l’inconnue à sa place.</w:t>
+      </w:r>
+    </w:p>
+    <w:p>
+      <w:pPr>
+        <w:spacing w:after="55" w:line="300"/>
+        <w:ind w:left="260"/>
+        <w:jc w:val="both"/>
+      </w:pPr>
+      <w:r>
+        <w:rPr>
+          <w:rFonts w:ascii="Times New Roman" w:cs="Times New Roman" w:eastAsia="Times New Roman" w:hAnsi="Times New Roman"/>
+          <w:b w:val="false"/>
+          <w:bCs w:val="false"/>
+          <w:i w:val="false"/>
+          <w:iCs w:val="false"/>
+          <w:color w:val="000000"/>
+          <w:sz w:val="24"/>
+          <w:szCs w:val="24"/>
+        </w:rPr>
+        <w:t xml:space="preserve">2. Écrire l’équation : (nombre en diagonale × nombre en face) ÷ nombre restant.</w:t>
+      </w:r>
+    </w:p>
+    <w:p>
+      <w:pPr>
+        <w:spacing w:after="55" w:line="300"/>
+        <w:ind w:left="260"/>
+        <w:jc w:val="both"/>
+      </w:pPr>
+      <w:r>
+        <w:rPr>
+          <w:rFonts w:ascii="Times New Roman" w:cs="Times New Roman" w:eastAsia="Times New Roman" w:hAnsi="Times New Roman"/>
+          <w:b w:val="false"/>
+          <w:bCs w:val="false"/>
+          <w:i w:val="false"/>
+          <w:iCs w:val="false"/>
+          <w:color w:val="000000"/>
+          <w:sz w:val="24"/>
+          <w:szCs w:val="24"/>
+        </w:rPr>
+        <w:t xml:space="preserve">3. Calculer en multipliant d’abord, puis vérifier par un chemin différent (paquets, double…).</w:t>
+      </w:r>
+    </w:p>
+    <w:p>
+      <w:pPr>
+        <w:shd w:fill="E8F5E9" w:val="clear"/>
+        <w:spacing w:after="110" w:line="300"/>
+        <w:jc w:val="both"/>
+      </w:pPr>
+      <w:r>
+        <w:rPr>
+          <w:rFonts w:ascii="Times New Roman" w:cs="Times New Roman" w:eastAsia="Times New Roman" w:hAnsi="Times New Roman"/>
+          <w:b/>
+          <w:bCs/>
+          <w:i w:val="false"/>
+          <w:iCs w:val="false"/>
+          <w:color w:val="000000"/>
+          <w:sz w:val="24"/>
+          <w:szCs w:val="24"/>
+        </w:rPr>
+        <w:t xml:space="preserve">quatrième valeur = (valeur en face × nouvelle quantité) ÷ ancienne quantité ; multiplier d’abord, diviser ensuite ; exige la proportionnalité.</w:t>
+      </w:r>
+    </w:p>
+    <w:p>
+      <w:pPr>
+        <w:shd w:fill="E3F2FD" w:val="clear"/>
+        <w:spacing w:after="110" w:line="300"/>
+        <w:jc w:val="both"/>
+      </w:pPr>
+      <w:r>
+        <w:rPr>
+          <w:rFonts w:ascii="Times New Roman" w:cs="Times New Roman" w:eastAsia="Times New Roman" w:hAnsi="Times New Roman"/>
+          <w:b w:val="false"/>
+          <w:bCs w:val="false"/>
+          <w:i w:val="false"/>
+          <w:iCs w:val="false"/>
+          <w:color w:val="1F4E79"/>
+          <w:sz w:val="24"/>
+          <w:szCs w:val="24"/>
+        </w:rPr>
+        <w:t xml:space="preserve">Le savais-tu ? La règle de trois est l’outil quotidien des infirmiers du monde entier : « ce flacon contient 500 mg dans 10 mL ; le médecin prescrit 150 mg, combien de mL ? » — (150 × 10) ÷ 500 = 3 mL.</w:t>
+      </w:r>
+    </w:p>
+    <w:p>
+      <w:pPr>
+        <w:shd w:fill="FFF8E1" w:val="clear"/>
+        <w:spacing w:after="110" w:line="300"/>
+        <w:jc w:val="both"/>
+      </w:pPr>
+      <w:r>
+        <w:rPr>
+          <w:rFonts w:ascii="Times New Roman" w:cs="Times New Roman" w:eastAsia="Times New Roman" w:hAnsi="Times New Roman"/>
+          <w:b w:val="false"/>
+          <w:bCs w:val="false"/>
+          <w:i w:val="false"/>
+          <w:iCs w:val="false"/>
+          <w:color w:val="000000"/>
+          <w:sz w:val="24"/>
+          <w:szCs w:val="24"/>
+        </w:rPr>
+        <w:t xml:space="preserve">Attention : Multiplier les mauvais nombres entre eux : (9 × 3) ÷ 700 mélange des stylos avec des stylos ! Dans la règle de trois, on multiplie toujours deux nombres de NATURES DIFFÉRENTES (stylos × ariary).</w:t>
+      </w:r>
+    </w:p>
+    <w:p>
+      <w:pPr>
         <w:spacing w:after="150" w:before="200"/>
         <w:jc w:val="left"/>
       </w:pPr>
@@ -3567,27 +3491,121 @@
           <w:sz w:val="28"/>
           <w:szCs w:val="28"/>
         </w:rPr>
-        <w:t xml:space="preserve">2. Exemple</w:t>
-      </w:r>
-    </w:p>
-    <w:p>
-      <w:pPr>
-        <w:shd w:fill="E8F5E9" w:val="clear"/>
-        <w:spacing w:after="110" w:line="300"/>
-        <w:jc w:val="both"/>
-      </w:pPr>
-      <w:r>
-        <w:rPr>
-          <w:rFonts w:ascii="Times New Roman" w:cs="Times New Roman" w:eastAsia="Times New Roman" w:hAnsi="Times New Roman"/>
-          <w:b/>
-          <w:bCs/>
-          <w:i w:val="false"/>
-          <w:iCs w:val="false"/>
-          <w:color w:val="000000"/>
-          <w:sz w:val="24"/>
-          <w:szCs w:val="24"/>
-        </w:rPr>
-        <w:t xml:space="preserve">5 kapoaka de riz pèsent 1 400 g ; 8 kapoaka ? (8 × 1 400) ÷ 5 = 11 200 ÷ 5 = 2 240 g.</w:t>
+        <w:t xml:space="preserve">EXERCICE</w:t>
+      </w:r>
+    </w:p>
+    <w:p>
+      <w:pPr>
+        <w:spacing w:after="110" w:line="300"/>
+        <w:jc w:val="both"/>
+      </w:pPr>
+      <w:r>
+        <w:rPr>
+          <w:rFonts w:ascii="Times New Roman" w:cs="Times New Roman" w:eastAsia="Times New Roman" w:hAnsi="Times New Roman"/>
+          <w:b w:val="false"/>
+          <w:bCs w:val="false"/>
+          <w:i w:val="false"/>
+          <w:iCs w:val="false"/>
+          <w:color w:val="000000"/>
+          <w:sz w:val="24"/>
+          <w:szCs w:val="24"/>
+        </w:rPr>
+        <w:t xml:space="preserve">1. Calcule par la règle de trois : a) 3 stylos → 700 Ar, 9 stylos ? b) 2 kg → 5 000 Ar, 7 kg ? d) 4 tickets → 2 000 Ar, 10 tickets ? e) 5 m → 12 000 Ar, 8 m ?</w:t>
+      </w:r>
+    </w:p>
+    <w:p>
+      <w:pPr>
+        <w:spacing w:after="110" w:line="300"/>
+        <w:jc w:val="both"/>
+      </w:pPr>
+      <w:r>
+        <w:rPr>
+          <w:rFonts w:ascii="Times New Roman" w:cs="Times New Roman" w:eastAsia="Times New Roman" w:hAnsi="Times New Roman"/>
+          <w:b w:val="false"/>
+          <w:bCs w:val="false"/>
+          <w:i w:val="false"/>
+          <w:iCs w:val="false"/>
+          <w:color w:val="000000"/>
+          <w:sz w:val="24"/>
+          <w:szCs w:val="24"/>
+        </w:rPr>
+        <w:t xml:space="preserve">2. Un taxi-brousse parcourt 150 km en 3 heures, à vitesse régulière. a) Pose le tableau. b) Distance en 5 heures ? d) Durée pour 250 km ? e) Vérifie b) par le test des paquets ou du double.</w:t>
+      </w:r>
+    </w:p>
+    <w:p>
+      <w:pPr>
+        <w:spacing w:after="110" w:line="300"/>
+        <w:jc w:val="both"/>
+      </w:pPr>
+      <w:r>
+        <w:rPr>
+          <w:rFonts w:ascii="Times New Roman" w:cs="Times New Roman" w:eastAsia="Times New Roman" w:hAnsi="Times New Roman"/>
+          <w:b w:val="false"/>
+          <w:bCs w:val="false"/>
+          <w:i w:val="false"/>
+          <w:iCs w:val="false"/>
+          <w:color w:val="000000"/>
+          <w:sz w:val="24"/>
+          <w:szCs w:val="24"/>
+        </w:rPr>
+        <w:t xml:space="preserve">3. 6 kapoaka de riz pèsent 1 680 g. a) Écris l’équation du poids de 10 kapoaka. b) Calcule. d) Écris l’équation du nombre de kapoaka pour 840 g. e) Calcule et vérifie.</w:t>
+      </w:r>
+    </w:p>
+    <w:p>
+      <w:pPr>
+        <w:spacing w:after="110" w:line="300"/>
+        <w:jc w:val="both"/>
+      </w:pPr>
+      <w:r>
+        <w:rPr>
+          <w:rFonts w:ascii="Times New Roman" w:cs="Times New Roman" w:eastAsia="Times New Roman" w:hAnsi="Times New Roman"/>
+          <w:b w:val="false"/>
+          <w:bCs w:val="false"/>
+          <w:i w:val="false"/>
+          <w:iCs w:val="false"/>
+          <w:color w:val="000000"/>
+          <w:sz w:val="24"/>
+          <w:szCs w:val="24"/>
+        </w:rPr>
+        <w:t xml:space="preserve">4. 3 cahiers coûtent 7 500 Ar. a) Quel est le prix d’un cahier ? b) De 5 cahiers ? d) De 8 cahiers ? e) Comment s’appelle la méthode utilisée ?</w:t>
+      </w:r>
+    </w:p>
+    <w:p>
+      <w:pPr>
+        <w:spacing w:after="110" w:line="300"/>
+        <w:jc w:val="both"/>
+      </w:pPr>
+      <w:r>
+        <w:rPr>
+          <w:rFonts w:ascii="Times New Roman" w:cs="Times New Roman" w:eastAsia="Times New Roman" w:hAnsi="Times New Roman"/>
+          <w:b w:val="false"/>
+          <w:bCs w:val="false"/>
+          <w:i w:val="false"/>
+          <w:iCs w:val="false"/>
+          <w:color w:val="000000"/>
+          <w:sz w:val="24"/>
+          <w:szCs w:val="24"/>
+        </w:rPr>
+        <w:t xml:space="preserve">5. 4 m de fil de fer pèsent 60 g. a) Combien pèse 1 m ? b) 7 m ? d) 10 m ? e) Quelle longueur pèse 150 g ?</w:t>
+      </w:r>
+    </w:p>
+    <w:p>
+      <w:pPr>
+        <w:spacing w:after="110" w:line="300"/>
+        <w:jc w:val="both"/>
+      </w:pPr>
+      <w:r>
+        <w:rPr>
+          <w:rFonts w:ascii="Times New Roman" w:cs="Times New Roman" w:eastAsia="Times New Roman" w:hAnsi="Times New Roman"/>
+          <w:b w:val="false"/>
+          <w:bCs w:val="false"/>
+          <w:i w:val="false"/>
+          <w:iCs w:val="false"/>
+          <w:color w:val="000000"/>
+          <w:sz w:val="24"/>
+          <w:szCs w:val="24"/>
+        </w:rPr>
+        <w:t xml:space="preserve">6. Défi CEPE — Pour peindre 6 m² de mur, il faut 9 L de peinture. a) Organise les données dans un tableau de proportionnalité. b) Par les produits en croix, calcule la peinture nécessaire pour 10 m². d) Quelle surface peut-on peindre avec 12 L ? e) Quel est le coefficient du tableau ?</w:t>
       </w:r>
     </w:p>
     <w:p>
@@ -3606,65 +3624,239 @@
           <w:sz w:val="28"/>
           <w:szCs w:val="28"/>
         </w:rPr>
-        <w:t xml:space="preserve">3. Méthode</w:t>
-      </w:r>
-    </w:p>
-    <w:p>
-      <w:pPr>
-        <w:spacing w:after="55" w:line="300"/>
-        <w:jc w:val="both"/>
-      </w:pPr>
-      <w:r>
-        <w:rPr>
-          <w:rFonts w:ascii="Times New Roman" w:cs="Times New Roman" w:eastAsia="Times New Roman" w:hAnsi="Times New Roman"/>
-          <w:b w:val="false"/>
-          <w:bCs w:val="false"/>
-          <w:i w:val="false"/>
-          <w:iCs w:val="false"/>
-          <w:color w:val="000000"/>
-          <w:sz w:val="24"/>
-          <w:szCs w:val="24"/>
-        </w:rPr>
-        <w:t xml:space="preserve">1. Poser le tableau : quantités sur une ligne, valeurs sur l’autre, l’inconnue à sa place.</w:t>
-      </w:r>
-    </w:p>
-    <w:p>
-      <w:pPr>
-        <w:spacing w:after="55" w:line="300"/>
-        <w:jc w:val="both"/>
-      </w:pPr>
-      <w:r>
-        <w:rPr>
-          <w:rFonts w:ascii="Times New Roman" w:cs="Times New Roman" w:eastAsia="Times New Roman" w:hAnsi="Times New Roman"/>
-          <w:b w:val="false"/>
-          <w:bCs w:val="false"/>
-          <w:i w:val="false"/>
-          <w:iCs w:val="false"/>
-          <w:color w:val="000000"/>
-          <w:sz w:val="24"/>
-          <w:szCs w:val="24"/>
-        </w:rPr>
-        <w:t xml:space="preserve">2. Écrire l’équation : (nombre en diagonale × nombre en face) ÷ nombre restant.</w:t>
-      </w:r>
-    </w:p>
-    <w:p>
-      <w:pPr>
-        <w:spacing w:after="55" w:line="300"/>
-        <w:jc w:val="both"/>
-      </w:pPr>
-      <w:r>
-        <w:rPr>
-          <w:rFonts w:ascii="Times New Roman" w:cs="Times New Roman" w:eastAsia="Times New Roman" w:hAnsi="Times New Roman"/>
-          <w:b w:val="false"/>
-          <w:bCs w:val="false"/>
-          <w:i w:val="false"/>
-          <w:iCs w:val="false"/>
-          <w:color w:val="000000"/>
-          <w:sz w:val="24"/>
-          <w:szCs w:val="24"/>
-        </w:rPr>
-        <w:t xml:space="preserve">3. Calculer en multipliant d’abord, puis vérifier par un chemin différent (paquets, double…).</w:t>
-      </w:r>
+        <w:t xml:space="preserve">Correction</w:t>
+      </w:r>
+    </w:p>
+    <w:p>
+      <w:pPr>
+        <w:spacing w:after="80"/>
+      </w:pPr>
+      <w:r>
+        <w:rPr>
+          <w:rFonts w:ascii="Times New Roman" w:cs="Times New Roman" w:eastAsia="Times New Roman" w:hAnsi="Times New Roman"/>
+          <w:b/>
+          <w:bCs/>
+          <w:i w:val="false"/>
+          <w:iCs w:val="false"/>
+          <w:color w:val="C2185B"/>
+          <w:sz w:val="24"/>
+          <w:szCs w:val="24"/>
+        </w:rPr>
+        <w:t xml:space="preserve">1. </w:t>
+      </w:r>
+      <w:r>
+        <w:rPr>
+          <w:rFonts w:ascii="Times New Roman" w:cs="Times New Roman" w:eastAsia="Times New Roman" w:hAnsi="Times New Roman"/>
+          <w:b w:val="false"/>
+          <w:bCs w:val="false"/>
+          <w:i w:val="false"/>
+          <w:iCs w:val="false"/>
+          <w:color w:val="000000"/>
+          <w:sz w:val="24"/>
+          <w:szCs w:val="24"/>
+        </w:rPr>
+        <w:t xml:space="preserve">a) (9 × 700) ÷ 3 = 2 100 Ar ; b) (7 × 5 000) ÷ 2 = 17 500 Ar ; d) (10 × 2 000) ÷ 4 = 5 000 Ar ; e) (8 × 12 000) ÷ 5 = 19 200 Ar.</w:t>
+      </w:r>
+    </w:p>
+    <w:p>
+      <w:pPr>
+        <w:spacing w:after="80"/>
+      </w:pPr>
+      <w:r>
+        <w:rPr>
+          <w:rFonts w:ascii="Times New Roman" w:cs="Times New Roman" w:eastAsia="Times New Roman" w:hAnsi="Times New Roman"/>
+          <w:b/>
+          <w:bCs/>
+          <w:i w:val="false"/>
+          <w:iCs w:val="false"/>
+          <w:color w:val="C2185B"/>
+          <w:sz w:val="24"/>
+          <w:szCs w:val="24"/>
+        </w:rPr>
+        <w:t xml:space="preserve">2. </w:t>
+      </w:r>
+      <w:r>
+        <w:rPr>
+          <w:rFonts w:ascii="Times New Roman" w:cs="Times New Roman" w:eastAsia="Times New Roman" w:hAnsi="Times New Roman"/>
+          <w:b w:val="false"/>
+          <w:bCs w:val="false"/>
+          <w:i w:val="false"/>
+          <w:iCs w:val="false"/>
+          <w:color w:val="000000"/>
+          <w:sz w:val="24"/>
+          <w:szCs w:val="24"/>
+        </w:rPr>
+        <w:t xml:space="preserve">a) heures 3, 5 / km 150, ? ; b) (5 × 150) ÷ 3 = 250 km ; d) (250 × 3) ÷ 150 = 5 heures ; e) 150 km en 3 h → 50 km par heure → 5 × 50 = 250 ✓.</w:t>
+      </w:r>
+    </w:p>
+    <w:p>
+      <w:pPr>
+        <w:spacing w:after="80"/>
+      </w:pPr>
+      <w:r>
+        <w:rPr>
+          <w:rFonts w:ascii="Times New Roman" w:cs="Times New Roman" w:eastAsia="Times New Roman" w:hAnsi="Times New Roman"/>
+          <w:b/>
+          <w:bCs/>
+          <w:i w:val="false"/>
+          <w:iCs w:val="false"/>
+          <w:color w:val="C2185B"/>
+          <w:sz w:val="24"/>
+          <w:szCs w:val="24"/>
+        </w:rPr>
+        <w:t xml:space="preserve">3. </w:t>
+      </w:r>
+      <w:r>
+        <w:rPr>
+          <w:rFonts w:ascii="Times New Roman" w:cs="Times New Roman" w:eastAsia="Times New Roman" w:hAnsi="Times New Roman"/>
+          <w:b w:val="false"/>
+          <w:bCs w:val="false"/>
+          <w:i w:val="false"/>
+          <w:iCs w:val="false"/>
+          <w:color w:val="000000"/>
+          <w:sz w:val="24"/>
+          <w:szCs w:val="24"/>
+        </w:rPr>
+        <w:t xml:space="preserve">a) (10 × 1 680) ÷ 6 ; b) 16 800 ÷ 6 = 2 800 g ; d) (840 × 6) ÷ 1 680 ; e) 5 040 ÷ 1 680 = 3 kapoaka ; vérif : 840 = la moitié de 1 680 → la moitié de 6 = 3 ✓.</w:t>
+      </w:r>
+    </w:p>
+    <w:p>
+      <w:pPr>
+        <w:spacing w:after="80"/>
+      </w:pPr>
+      <w:r>
+        <w:rPr>
+          <w:rFonts w:ascii="Times New Roman" w:cs="Times New Roman" w:eastAsia="Times New Roman" w:hAnsi="Times New Roman"/>
+          <w:b/>
+          <w:bCs/>
+          <w:i w:val="false"/>
+          <w:iCs w:val="false"/>
+          <w:color w:val="C2185B"/>
+          <w:sz w:val="24"/>
+          <w:szCs w:val="24"/>
+        </w:rPr>
+        <w:t xml:space="preserve">4. </w:t>
+      </w:r>
+      <w:r>
+        <w:rPr>
+          <w:rFonts w:ascii="Times New Roman" w:cs="Times New Roman" w:eastAsia="Times New Roman" w:hAnsi="Times New Roman"/>
+          <w:b w:val="false"/>
+          <w:bCs w:val="false"/>
+          <w:i w:val="false"/>
+          <w:iCs w:val="false"/>
+          <w:color w:val="000000"/>
+          <w:sz w:val="24"/>
+          <w:szCs w:val="24"/>
+        </w:rPr>
+        <w:t xml:space="preserve">a) 7 500 ÷ 3 = 2 500 Ar ; b) 5 × 2 500 = 12 500 Ar ; d) 8 × 2 500 = 20 000 Ar ; e) la règle de trois : on passe d’abord par le prix de l’unité.</w:t>
+      </w:r>
+    </w:p>
+    <w:p>
+      <w:pPr>
+        <w:spacing w:after="80"/>
+      </w:pPr>
+      <w:r>
+        <w:rPr>
+          <w:rFonts w:ascii="Times New Roman" w:cs="Times New Roman" w:eastAsia="Times New Roman" w:hAnsi="Times New Roman"/>
+          <w:b/>
+          <w:bCs/>
+          <w:i w:val="false"/>
+          <w:iCs w:val="false"/>
+          <w:color w:val="C2185B"/>
+          <w:sz w:val="24"/>
+          <w:szCs w:val="24"/>
+        </w:rPr>
+        <w:t xml:space="preserve">5. </w:t>
+      </w:r>
+      <w:r>
+        <w:rPr>
+          <w:rFonts w:ascii="Times New Roman" w:cs="Times New Roman" w:eastAsia="Times New Roman" w:hAnsi="Times New Roman"/>
+          <w:b w:val="false"/>
+          <w:bCs w:val="false"/>
+          <w:i w:val="false"/>
+          <w:iCs w:val="false"/>
+          <w:color w:val="000000"/>
+          <w:sz w:val="24"/>
+          <w:szCs w:val="24"/>
+        </w:rPr>
+        <w:t xml:space="preserve">a) 60 ÷ 4 = 15 g ; b) 7 × 15 = 105 g ; d) 150 g ; e) 150 ÷ 15 = 10 m.</w:t>
+      </w:r>
+    </w:p>
+    <w:p>
+      <w:pPr>
+        <w:spacing w:after="80"/>
+      </w:pPr>
+      <w:r>
+        <w:rPr>
+          <w:rFonts w:ascii="Times New Roman" w:cs="Times New Roman" w:eastAsia="Times New Roman" w:hAnsi="Times New Roman"/>
+          <w:b/>
+          <w:bCs/>
+          <w:i w:val="false"/>
+          <w:iCs w:val="false"/>
+          <w:color w:val="C2185B"/>
+          <w:sz w:val="24"/>
+          <w:szCs w:val="24"/>
+        </w:rPr>
+        <w:t xml:space="preserve">6. </w:t>
+      </w:r>
+      <w:r>
+        <w:rPr>
+          <w:rFonts w:ascii="Times New Roman" w:cs="Times New Roman" w:eastAsia="Times New Roman" w:hAnsi="Times New Roman"/>
+          <w:b w:val="false"/>
+          <w:bCs w:val="false"/>
+          <w:i w:val="false"/>
+          <w:iCs w:val="false"/>
+          <w:color w:val="000000"/>
+          <w:sz w:val="24"/>
+          <w:szCs w:val="24"/>
+        </w:rPr>
+        <w:t xml:space="preserve">a) première ligne 6 et 10 (m²), deuxième ligne 9 et ? (litres) ; b) ? = (10 × 9) ÷ 6 = 90 ÷ 6 = 15 L ; d) (12 × 6) ÷ 9 = 72 ÷ 9 = 8 m² ; e) 9 ÷ 6 = 1,5 : il faut 1,5 L par m².</w:t>
+      </w:r>
+    </w:p>
+    <w:p>
+      <w:r>
+        <w:br w:type="page"/>
+      </w:r>
+    </w:p>
+    <w:p>
+      <w:pPr>
+        <w:spacing w:after="80" w:before="120"/>
+        <w:jc w:val="center"/>
+      </w:pPr>
+      <w:r>
+        <w:rPr>
+          <w:rFonts w:ascii="Times New Roman" w:cs="Times New Roman" w:eastAsia="Times New Roman" w:hAnsi="Times New Roman"/>
+          <w:b/>
+          <w:bCs/>
+          <w:i w:val="false"/>
+          <w:iCs w:val="false"/>
+          <w:color w:val="E7E6E6"/>
+          <w:sz w:val="22"/>
+          <w:szCs w:val="22"/>
+        </w:rPr>
+        <w:t xml:space="preserve">MATHÉMATIQUES — T5</w:t>
+      </w:r>
+    </w:p>
+    <w:p>
+      <w:pPr>
+        <w:spacing w:after="150" w:before="200"/>
+        <w:jc w:val="center"/>
+      </w:pPr>
+      <w:bookmarkStart w:name="u3_l6" w:id="7"/>
+      <w:r>
+        <w:rPr>
+          <w:rFonts w:ascii="Times New Roman" w:cs="Times New Roman" w:eastAsia="Times New Roman" w:hAnsi="Times New Roman"/>
+          <w:b/>
+          <w:bCs/>
+          <w:i w:val="false"/>
+          <w:iCs w:val="false"/>
+          <w:color w:val="C00000"/>
+          <w:sz w:val="32"/>
+          <w:szCs w:val="32"/>
+        </w:rPr>
+        <w:t xml:space="preserve">LE SENS DU SIGNE ÉGAL</w:t>
+      </w:r>
+      <w:bookmarkEnd w:id="7"/>
     </w:p>
     <w:p>
       <w:pPr>
@@ -3682,469 +3874,7 @@
           <w:sz w:val="28"/>
           <w:szCs w:val="28"/>
         </w:rPr>
-        <w:t xml:space="preserve">Règle</w:t>
-      </w:r>
-    </w:p>
-    <w:p>
-      <w:pPr>
-        <w:shd w:fill="E8F5E9" w:val="clear"/>
-        <w:spacing w:after="110" w:line="300"/>
-        <w:jc w:val="both"/>
-      </w:pPr>
-      <w:r>
-        <w:rPr>
-          <w:rFonts w:ascii="Times New Roman" w:cs="Times New Roman" w:eastAsia="Times New Roman" w:hAnsi="Times New Roman"/>
-          <w:b/>
-          <w:bCs/>
-          <w:i w:val="false"/>
-          <w:iCs w:val="false"/>
-          <w:color w:val="000000"/>
-          <w:sz w:val="24"/>
-          <w:szCs w:val="24"/>
-        </w:rPr>
-        <w:t xml:space="preserve">quatrième valeur = (valeur en face × nouvelle quantité) ÷ ancienne quantité ; multiplier d’abord, diviser ensuite ; exige la proportionnalité.</w:t>
-      </w:r>
-    </w:p>
-    <w:p>
-      <w:pPr>
-        <w:shd w:fill="E3F2FD" w:val="clear"/>
-        <w:spacing w:after="110" w:line="300"/>
-        <w:jc w:val="both"/>
-      </w:pPr>
-      <w:r>
-        <w:rPr>
-          <w:rFonts w:ascii="Times New Roman" w:cs="Times New Roman" w:eastAsia="Times New Roman" w:hAnsi="Times New Roman"/>
-          <w:b w:val="false"/>
-          <w:bCs w:val="false"/>
-          <w:i w:val="false"/>
-          <w:iCs w:val="false"/>
-          <w:color w:val="1F4E79"/>
-          <w:sz w:val="24"/>
-          <w:szCs w:val="24"/>
-        </w:rPr>
-        <w:t xml:space="preserve">Le savais-tu ? La règle de trois est l’outil quotidien des infirmiers du monde entier : « ce flacon contient 500 mg dans 10 mL ; le médecin prescrit 150 mg, combien de mL ? » — (150 × 10) ÷ 500 = 3 mL.</w:t>
-      </w:r>
-    </w:p>
-    <w:p>
-      <w:pPr>
-        <w:shd w:fill="FFF8E1" w:val="clear"/>
-        <w:spacing w:after="110" w:line="300"/>
-        <w:jc w:val="both"/>
-      </w:pPr>
-      <w:r>
-        <w:rPr>
-          <w:rFonts w:ascii="Times New Roman" w:cs="Times New Roman" w:eastAsia="Times New Roman" w:hAnsi="Times New Roman"/>
-          <w:b w:val="false"/>
-          <w:bCs w:val="false"/>
-          <w:i w:val="false"/>
-          <w:iCs w:val="false"/>
-          <w:color w:val="000000"/>
-          <w:sz w:val="24"/>
-          <w:szCs w:val="24"/>
-        </w:rPr>
-        <w:t xml:space="preserve">Attention : Multiplier les mauvais nombres entre eux : (9 × 3) ÷ 700 mélange des stylos avec des stylos ! Dans la règle de trois, on multiplie toujours deux nombres de NATURES DIFFÉRENTES (stylos × ariary).</w:t>
-      </w:r>
-    </w:p>
-    <w:p>
-      <w:pPr>
-        <w:spacing w:after="150" w:before="200"/>
-        <w:jc w:val="left"/>
-      </w:pPr>
-      <w:r>
-        <w:rPr>
-          <w:rFonts w:ascii="Times New Roman" w:cs="Times New Roman" w:eastAsia="Times New Roman" w:hAnsi="Times New Roman"/>
-          <w:b/>
-          <w:bCs/>
-          <w:i w:val="false"/>
-          <w:iCs w:val="false"/>
-          <w:color w:val="2E7D32"/>
-          <w:sz w:val="28"/>
-          <w:szCs w:val="28"/>
-        </w:rPr>
-        <w:t xml:space="preserve">EXERCICE</w:t>
-      </w:r>
-    </w:p>
-    <w:p>
-      <w:pPr>
-        <w:spacing w:after="110" w:line="300"/>
-        <w:jc w:val="both"/>
-      </w:pPr>
-      <w:r>
-        <w:rPr>
-          <w:rFonts w:ascii="Times New Roman" w:cs="Times New Roman" w:eastAsia="Times New Roman" w:hAnsi="Times New Roman"/>
-          <w:b w:val="false"/>
-          <w:bCs w:val="false"/>
-          <w:i w:val="false"/>
-          <w:iCs w:val="false"/>
-          <w:color w:val="000000"/>
-          <w:sz w:val="24"/>
-          <w:szCs w:val="24"/>
-        </w:rPr>
-        <w:t xml:space="preserve">1. Calcule par la règle de trois : a) 3 stylos → 700 Ar, 9 stylos ? b) 2 kg → 5 000 Ar, 7 kg ? d) 4 tickets → 2 000 Ar, 10 tickets ? e) 5 m → 12 000 Ar, 8 m ?</w:t>
-      </w:r>
-    </w:p>
-    <w:p>
-      <w:pPr>
-        <w:spacing w:after="110" w:line="300"/>
-        <w:jc w:val="both"/>
-      </w:pPr>
-      <w:r>
-        <w:rPr>
-          <w:rFonts w:ascii="Times New Roman" w:cs="Times New Roman" w:eastAsia="Times New Roman" w:hAnsi="Times New Roman"/>
-          <w:b w:val="false"/>
-          <w:bCs w:val="false"/>
-          <w:i w:val="false"/>
-          <w:iCs w:val="false"/>
-          <w:color w:val="000000"/>
-          <w:sz w:val="24"/>
-          <w:szCs w:val="24"/>
-        </w:rPr>
-        <w:t xml:space="preserve">2. Un taxi-brousse parcourt 150 km en 3 heures, à vitesse régulière. a) Pose le tableau. b) Distance en 5 heures ? d) Durée pour 250 km ? e) Vérifie b) par le test des paquets ou du double.</w:t>
-      </w:r>
-    </w:p>
-    <w:p>
-      <w:pPr>
-        <w:spacing w:after="110" w:line="300"/>
-        <w:jc w:val="both"/>
-      </w:pPr>
-      <w:r>
-        <w:rPr>
-          <w:rFonts w:ascii="Times New Roman" w:cs="Times New Roman" w:eastAsia="Times New Roman" w:hAnsi="Times New Roman"/>
-          <w:b w:val="false"/>
-          <w:bCs w:val="false"/>
-          <w:i w:val="false"/>
-          <w:iCs w:val="false"/>
-          <w:color w:val="000000"/>
-          <w:sz w:val="24"/>
-          <w:szCs w:val="24"/>
-        </w:rPr>
-        <w:t xml:space="preserve">3. 6 kapoaka de riz pèsent 1 680 g. a) Écris l’équation du poids de 10 kapoaka. b) Calcule. d) Écris l’équation du nombre de kapoaka pour 840 g. e) Calcule et vérifie.</w:t>
-      </w:r>
-    </w:p>
-    <w:p>
-      <w:pPr>
-        <w:spacing w:after="110" w:line="300"/>
-        <w:jc w:val="both"/>
-      </w:pPr>
-      <w:r>
-        <w:rPr>
-          <w:rFonts w:ascii="Times New Roman" w:cs="Times New Roman" w:eastAsia="Times New Roman" w:hAnsi="Times New Roman"/>
-          <w:b w:val="false"/>
-          <w:bCs w:val="false"/>
-          <w:i w:val="false"/>
-          <w:iCs w:val="false"/>
-          <w:color w:val="000000"/>
-          <w:sz w:val="24"/>
-          <w:szCs w:val="24"/>
-        </w:rPr>
-        <w:t xml:space="preserve">4. 3 cahiers coûtent 7 500 Ar. a) Quel est le prix d’un cahier ? b) De 5 cahiers ? d) De 8 cahiers ? e) Comment s’appelle la méthode utilisée ?</w:t>
-      </w:r>
-    </w:p>
-    <w:p>
-      <w:pPr>
-        <w:spacing w:after="110" w:line="300"/>
-        <w:jc w:val="both"/>
-      </w:pPr>
-      <w:r>
-        <w:rPr>
-          <w:rFonts w:ascii="Times New Roman" w:cs="Times New Roman" w:eastAsia="Times New Roman" w:hAnsi="Times New Roman"/>
-          <w:b w:val="false"/>
-          <w:bCs w:val="false"/>
-          <w:i w:val="false"/>
-          <w:iCs w:val="false"/>
-          <w:color w:val="000000"/>
-          <w:sz w:val="24"/>
-          <w:szCs w:val="24"/>
-        </w:rPr>
-        <w:t xml:space="preserve">5. 4 m de fil de fer pèsent 60 g. a) Combien pèse 1 m ? b) 7 m ? d) 10 m ? e) Quelle longueur pèse 150 g ?</w:t>
-      </w:r>
-    </w:p>
-    <w:p>
-      <w:pPr>
-        <w:spacing w:after="110" w:line="300"/>
-        <w:jc w:val="both"/>
-      </w:pPr>
-      <w:r>
-        <w:rPr>
-          <w:rFonts w:ascii="Times New Roman" w:cs="Times New Roman" w:eastAsia="Times New Roman" w:hAnsi="Times New Roman"/>
-          <w:b w:val="false"/>
-          <w:bCs w:val="false"/>
-          <w:i w:val="false"/>
-          <w:iCs w:val="false"/>
-          <w:color w:val="000000"/>
-          <w:sz w:val="24"/>
-          <w:szCs w:val="24"/>
-        </w:rPr>
-        <w:t xml:space="preserve">6. Défi CEPE — Pour peindre 6 m² de mur, il faut 9 L de peinture. a) Organise les données dans un tableau de proportionnalité. b) Par les produits en croix, calcule la peinture nécessaire pour 10 m². d) Quelle surface peut-on peindre avec 12 L ? e) Quel est le coefficient du tableau ?</w:t>
-      </w:r>
-    </w:p>
-    <w:p>
-      <w:pPr>
-        <w:spacing w:after="150" w:before="200"/>
-        <w:jc w:val="left"/>
-      </w:pPr>
-      <w:r>
-        <w:rPr>
-          <w:rFonts w:ascii="Times New Roman" w:cs="Times New Roman" w:eastAsia="Times New Roman" w:hAnsi="Times New Roman"/>
-          <w:b/>
-          <w:bCs/>
-          <w:i w:val="false"/>
-          <w:iCs w:val="false"/>
-          <w:color w:val="2E7D32"/>
-          <w:sz w:val="28"/>
-          <w:szCs w:val="28"/>
-        </w:rPr>
-        <w:t xml:space="preserve">Correction</w:t>
-      </w:r>
-    </w:p>
-    <w:p>
-      <w:pPr>
-        <w:spacing w:after="80"/>
-      </w:pPr>
-      <w:r>
-        <w:rPr>
-          <w:rFonts w:ascii="Times New Roman" w:cs="Times New Roman" w:eastAsia="Times New Roman" w:hAnsi="Times New Roman"/>
-          <w:b/>
-          <w:bCs/>
-          <w:i w:val="false"/>
-          <w:iCs w:val="false"/>
-          <w:color w:val="C2185B"/>
-          <w:sz w:val="24"/>
-          <w:szCs w:val="24"/>
-        </w:rPr>
-        <w:t xml:space="preserve">1. </w:t>
-      </w:r>
-      <w:r>
-        <w:rPr>
-          <w:rFonts w:ascii="Times New Roman" w:cs="Times New Roman" w:eastAsia="Times New Roman" w:hAnsi="Times New Roman"/>
-          <w:b w:val="false"/>
-          <w:bCs w:val="false"/>
-          <w:i w:val="false"/>
-          <w:iCs w:val="false"/>
-          <w:color w:val="000000"/>
-          <w:sz w:val="24"/>
-          <w:szCs w:val="24"/>
-        </w:rPr>
-        <w:t xml:space="preserve">a) (9 × 700) ÷ 3 = 2 100 Ar ; b) (7 × 5 000) ÷ 2 = 17 500 Ar ; d) (10 × 2 000) ÷ 4 = 5 000 Ar ; e) (8 × 12 000) ÷ 5 = 19 200 Ar.</w:t>
-      </w:r>
-    </w:p>
-    <w:p>
-      <w:pPr>
-        <w:spacing w:after="80"/>
-      </w:pPr>
-      <w:r>
-        <w:rPr>
-          <w:rFonts w:ascii="Times New Roman" w:cs="Times New Roman" w:eastAsia="Times New Roman" w:hAnsi="Times New Roman"/>
-          <w:b/>
-          <w:bCs/>
-          <w:i w:val="false"/>
-          <w:iCs w:val="false"/>
-          <w:color w:val="C2185B"/>
-          <w:sz w:val="24"/>
-          <w:szCs w:val="24"/>
-        </w:rPr>
-        <w:t xml:space="preserve">2. </w:t>
-      </w:r>
-      <w:r>
-        <w:rPr>
-          <w:rFonts w:ascii="Times New Roman" w:cs="Times New Roman" w:eastAsia="Times New Roman" w:hAnsi="Times New Roman"/>
-          <w:b w:val="false"/>
-          <w:bCs w:val="false"/>
-          <w:i w:val="false"/>
-          <w:iCs w:val="false"/>
-          <w:color w:val="000000"/>
-          <w:sz w:val="24"/>
-          <w:szCs w:val="24"/>
-        </w:rPr>
-        <w:t xml:space="preserve">a) heures 3, 5 / km 150, ? ; b) (5 × 150) ÷ 3 = 250 km ; d) (250 × 3) ÷ 150 = 5 heures ; e) 150 km en 3 h → 50 km par heure → 5 × 50 = 250 ✓.</w:t>
-      </w:r>
-    </w:p>
-    <w:p>
-      <w:pPr>
-        <w:spacing w:after="80"/>
-      </w:pPr>
-      <w:r>
-        <w:rPr>
-          <w:rFonts w:ascii="Times New Roman" w:cs="Times New Roman" w:eastAsia="Times New Roman" w:hAnsi="Times New Roman"/>
-          <w:b/>
-          <w:bCs/>
-          <w:i w:val="false"/>
-          <w:iCs w:val="false"/>
-          <w:color w:val="C2185B"/>
-          <w:sz w:val="24"/>
-          <w:szCs w:val="24"/>
-        </w:rPr>
-        <w:t xml:space="preserve">3. </w:t>
-      </w:r>
-      <w:r>
-        <w:rPr>
-          <w:rFonts w:ascii="Times New Roman" w:cs="Times New Roman" w:eastAsia="Times New Roman" w:hAnsi="Times New Roman"/>
-          <w:b w:val="false"/>
-          <w:bCs w:val="false"/>
-          <w:i w:val="false"/>
-          <w:iCs w:val="false"/>
-          <w:color w:val="000000"/>
-          <w:sz w:val="24"/>
-          <w:szCs w:val="24"/>
-        </w:rPr>
-        <w:t xml:space="preserve">a) (10 × 1 680) ÷ 6 ; b) 16 800 ÷ 6 = 2 800 g ; d) (840 × 6) ÷ 1 680 ; e) 5 040 ÷ 1 680 = 3 kapoaka ; vérif : 840 = la moitié de 1 680 → la moitié de 6 = 3 ✓.</w:t>
-      </w:r>
-    </w:p>
-    <w:p>
-      <w:pPr>
-        <w:spacing w:after="80"/>
-      </w:pPr>
-      <w:r>
-        <w:rPr>
-          <w:rFonts w:ascii="Times New Roman" w:cs="Times New Roman" w:eastAsia="Times New Roman" w:hAnsi="Times New Roman"/>
-          <w:b/>
-          <w:bCs/>
-          <w:i w:val="false"/>
-          <w:iCs w:val="false"/>
-          <w:color w:val="C2185B"/>
-          <w:sz w:val="24"/>
-          <w:szCs w:val="24"/>
-        </w:rPr>
-        <w:t xml:space="preserve">4. </w:t>
-      </w:r>
-      <w:r>
-        <w:rPr>
-          <w:rFonts w:ascii="Times New Roman" w:cs="Times New Roman" w:eastAsia="Times New Roman" w:hAnsi="Times New Roman"/>
-          <w:b w:val="false"/>
-          <w:bCs w:val="false"/>
-          <w:i w:val="false"/>
-          <w:iCs w:val="false"/>
-          <w:color w:val="000000"/>
-          <w:sz w:val="24"/>
-          <w:szCs w:val="24"/>
-        </w:rPr>
-        <w:t xml:space="preserve">a) 7 500 ÷ 3 = 2 500 Ar ; b) 5 × 2 500 = 12 500 Ar ; d) 8 × 2 500 = 20 000 Ar ; e) la règle de trois : on passe d’abord par le prix de l’unité.</w:t>
-      </w:r>
-    </w:p>
-    <w:p>
-      <w:pPr>
-        <w:spacing w:after="80"/>
-      </w:pPr>
-      <w:r>
-        <w:rPr>
-          <w:rFonts w:ascii="Times New Roman" w:cs="Times New Roman" w:eastAsia="Times New Roman" w:hAnsi="Times New Roman"/>
-          <w:b/>
-          <w:bCs/>
-          <w:i w:val="false"/>
-          <w:iCs w:val="false"/>
-          <w:color w:val="C2185B"/>
-          <w:sz w:val="24"/>
-          <w:szCs w:val="24"/>
-        </w:rPr>
-        <w:t xml:space="preserve">5. </w:t>
-      </w:r>
-      <w:r>
-        <w:rPr>
-          <w:rFonts w:ascii="Times New Roman" w:cs="Times New Roman" w:eastAsia="Times New Roman" w:hAnsi="Times New Roman"/>
-          <w:b w:val="false"/>
-          <w:bCs w:val="false"/>
-          <w:i w:val="false"/>
-          <w:iCs w:val="false"/>
-          <w:color w:val="000000"/>
-          <w:sz w:val="24"/>
-          <w:szCs w:val="24"/>
-        </w:rPr>
-        <w:t xml:space="preserve">a) 60 ÷ 4 = 15 g ; b) 7 × 15 = 105 g ; d) 150 g ; e) 150 ÷ 15 = 10 m.</w:t>
-      </w:r>
-    </w:p>
-    <w:p>
-      <w:pPr>
-        <w:spacing w:after="80"/>
-      </w:pPr>
-      <w:r>
-        <w:rPr>
-          <w:rFonts w:ascii="Times New Roman" w:cs="Times New Roman" w:eastAsia="Times New Roman" w:hAnsi="Times New Roman"/>
-          <w:b/>
-          <w:bCs/>
-          <w:i w:val="false"/>
-          <w:iCs w:val="false"/>
-          <w:color w:val="C2185B"/>
-          <w:sz w:val="24"/>
-          <w:szCs w:val="24"/>
-        </w:rPr>
-        <w:t xml:space="preserve">6. </w:t>
-      </w:r>
-      <w:r>
-        <w:rPr>
-          <w:rFonts w:ascii="Times New Roman" w:cs="Times New Roman" w:eastAsia="Times New Roman" w:hAnsi="Times New Roman"/>
-          <w:b w:val="false"/>
-          <w:bCs w:val="false"/>
-          <w:i w:val="false"/>
-          <w:iCs w:val="false"/>
-          <w:color w:val="000000"/>
-          <w:sz w:val="24"/>
-          <w:szCs w:val="24"/>
-        </w:rPr>
-        <w:t xml:space="preserve">a) première ligne 6 et 10 (m²), deuxième ligne 9 et ? (litres) ; b) ? = (10 × 9) ÷ 6 = 90 ÷ 6 = 15 L ; d) (12 × 6) ÷ 9 = 72 ÷ 9 = 8 m² ; e) 9 ÷ 6 = 1,5 : il faut 1,5 L par m².</w:t>
-      </w:r>
-    </w:p>
-    <w:p>
-      <w:r>
-        <w:br w:type="page"/>
-      </w:r>
-    </w:p>
-    <w:p>
-      <w:pPr>
-        <w:spacing w:after="80" w:before="120"/>
-        <w:jc w:val="center"/>
-      </w:pPr>
-      <w:r>
-        <w:rPr>
-          <w:rFonts w:ascii="Times New Roman" w:cs="Times New Roman" w:eastAsia="Times New Roman" w:hAnsi="Times New Roman"/>
-          <w:b/>
-          <w:bCs/>
-          <w:i w:val="false"/>
-          <w:iCs w:val="false"/>
-          <w:color w:val="E7E6E6"/>
-          <w:sz w:val="22"/>
-          <w:szCs w:val="22"/>
-        </w:rPr>
-        <w:t xml:space="preserve">MATHÉMATIQUES — T5</w:t>
-      </w:r>
-    </w:p>
-    <w:p>
-      <w:pPr>
-        <w:spacing w:after="150" w:before="200"/>
-        <w:jc w:val="center"/>
-      </w:pPr>
-      <w:bookmarkStart w:name="u3_l6" w:id="7"/>
-      <w:r>
-        <w:rPr>
-          <w:rFonts w:ascii="Times New Roman" w:cs="Times New Roman" w:eastAsia="Times New Roman" w:hAnsi="Times New Roman"/>
-          <w:b/>
-          <w:bCs/>
-          <w:i w:val="false"/>
-          <w:iCs w:val="false"/>
-          <w:color w:val="C00000"/>
-          <w:sz w:val="32"/>
-          <w:szCs w:val="32"/>
-        </w:rPr>
-        <w:t xml:space="preserve">LE SENS DU SIGNE ÉGAL</w:t>
-      </w:r>
-      <w:bookmarkEnd w:id="7"/>
-    </w:p>
-    <w:p>
-      <w:pPr>
-        <w:spacing w:after="150" w:before="200"/>
-        <w:jc w:val="left"/>
-      </w:pPr>
-      <w:r>
-        <w:rPr>
-          <w:rFonts w:ascii="Times New Roman" w:cs="Times New Roman" w:eastAsia="Times New Roman" w:hAnsi="Times New Roman"/>
-          <w:b/>
-          <w:bCs/>
-          <w:i w:val="false"/>
-          <w:iCs w:val="false"/>
-          <w:color w:val="2E7D32"/>
-          <w:sz w:val="28"/>
-          <w:szCs w:val="28"/>
-        </w:rPr>
-        <w:t xml:space="preserve">1. Égalité et équivalence entre deux expressions</w:t>
+        <w:t xml:space="preserve">Égalité et équivalence entre deux expressions</w:t>
       </w:r>
     </w:p>
     <w:p>
@@ -4233,6 +3963,146 @@
     </w:p>
     <w:p>
       <w:pPr>
+        <w:spacing w:after="130" w:before="100" w:line="300"/>
+        <w:jc w:val="both"/>
+      </w:pPr>
+      <w:r>
+        <w:rPr>
+          <w:rFonts w:ascii="Times New Roman" w:cs="Times New Roman" w:eastAsia="Times New Roman" w:hAnsi="Times New Roman"/>
+          <w:b w:val="false"/>
+          <w:bCs w:val="false"/>
+          <w:i/>
+          <w:iCs/>
+          <w:color w:val="000000"/>
+          <w:sz w:val="24"/>
+          <w:szCs w:val="24"/>
+          <w:u w:val="single"/>
+        </w:rPr>
+        <w:t xml:space="preserve">15 − 6 = □ + 4 : la gauche vaut 9 ; il faut □ + 4 = 9, donc □ = 5 ; contrôle : 9 = 9 ✓.</w:t>
+      </w:r>
+    </w:p>
+    <w:p>
+      <w:pPr>
+        <w:spacing w:after="55" w:line="300"/>
+        <w:ind w:left="260"/>
+        <w:jc w:val="both"/>
+      </w:pPr>
+      <w:r>
+        <w:rPr>
+          <w:rFonts w:ascii="Times New Roman" w:cs="Times New Roman" w:eastAsia="Times New Roman" w:hAnsi="Times New Roman"/>
+          <w:b w:val="false"/>
+          <w:bCs w:val="false"/>
+          <w:i w:val="false"/>
+          <w:iCs w:val="false"/>
+          <w:color w:val="000000"/>
+          <w:sz w:val="24"/>
+          <w:szCs w:val="24"/>
+        </w:rPr>
+        <w:t xml:space="preserve">1. Calculer la valeur du côté complet de l’égalité.</w:t>
+      </w:r>
+    </w:p>
+    <w:p>
+      <w:pPr>
+        <w:spacing w:after="55" w:line="300"/>
+        <w:ind w:left="260"/>
+        <w:jc w:val="both"/>
+      </w:pPr>
+      <w:r>
+        <w:rPr>
+          <w:rFonts w:ascii="Times New Roman" w:cs="Times New Roman" w:eastAsia="Times New Roman" w:hAnsi="Times New Roman"/>
+          <w:b w:val="false"/>
+          <w:bCs w:val="false"/>
+          <w:i w:val="false"/>
+          <w:iCs w:val="false"/>
+          <w:color w:val="000000"/>
+          <w:sz w:val="24"/>
+          <w:szCs w:val="24"/>
+        </w:rPr>
+        <w:t xml:space="preserve">2. Chercher ce qui manque de l’autre côté pour atteindre la même valeur.</w:t>
+      </w:r>
+    </w:p>
+    <w:p>
+      <w:pPr>
+        <w:spacing w:after="55" w:line="300"/>
+        <w:ind w:left="260"/>
+        <w:jc w:val="both"/>
+      </w:pPr>
+      <w:r>
+        <w:rPr>
+          <w:rFonts w:ascii="Times New Roman" w:cs="Times New Roman" w:eastAsia="Times New Roman" w:hAnsi="Times New Roman"/>
+          <w:b w:val="false"/>
+          <w:bCs w:val="false"/>
+          <w:i w:val="false"/>
+          <w:iCs w:val="false"/>
+          <w:color w:val="000000"/>
+          <w:sz w:val="24"/>
+          <w:szCs w:val="24"/>
+        </w:rPr>
+        <w:t xml:space="preserve">3. Vérifier en recalculant LES DEUX côtés séparément.</w:t>
+      </w:r>
+    </w:p>
+    <w:p>
+      <w:pPr>
+        <w:shd w:fill="E8F5E9" w:val="clear"/>
+        <w:spacing w:after="110" w:line="300"/>
+        <w:jc w:val="both"/>
+      </w:pPr>
+      <w:r>
+        <w:rPr>
+          <w:rFonts w:ascii="Times New Roman" w:cs="Times New Roman" w:eastAsia="Times New Roman" w:hAnsi="Times New Roman"/>
+          <w:b/>
+          <w:bCs/>
+          <w:i w:val="false"/>
+          <w:iCs w:val="false"/>
+          <w:color w:val="000000"/>
+          <w:sz w:val="24"/>
+          <w:szCs w:val="24"/>
+        </w:rPr>
+        <w:t xml:space="preserve">= signifie « même valeur », pas « voici le résultat » ; on calcule chaque côté séparément pour vérifier ou compléter une égalité.</w:t>
+      </w:r>
+    </w:p>
+    <w:p>
+      <w:pPr>
+        <w:shd w:fill="E3F2FD" w:val="clear"/>
+        <w:spacing w:after="110" w:line="300"/>
+        <w:jc w:val="both"/>
+      </w:pPr>
+      <w:r>
+        <w:rPr>
+          <w:rFonts w:ascii="Times New Roman" w:cs="Times New Roman" w:eastAsia="Times New Roman" w:hAnsi="Times New Roman"/>
+          <w:b w:val="false"/>
+          <w:bCs w:val="false"/>
+          <w:i w:val="false"/>
+          <w:iCs w:val="false"/>
+          <w:color w:val="1F4E79"/>
+          <w:sz w:val="24"/>
+          <w:szCs w:val="24"/>
+        </w:rPr>
+        <w:t xml:space="preserve">Le savais-tu ? Le signe = a été inventé en 1557 par le Gallois Robert Recorde, qui dessina deux petits traits parallèles « parce que rien n’est plus pareil que deux droites jumelles ».</w:t>
+      </w:r>
+    </w:p>
+    <w:p>
+      <w:pPr>
+        <w:shd w:fill="FFF8E1" w:val="clear"/>
+        <w:spacing w:after="110" w:line="300"/>
+        <w:jc w:val="both"/>
+      </w:pPr>
+      <w:r>
+        <w:rPr>
+          <w:rFonts w:ascii="Times New Roman" w:cs="Times New Roman" w:eastAsia="Times New Roman" w:hAnsi="Times New Roman"/>
+          <w:b w:val="false"/>
+          <w:bCs w:val="false"/>
+          <w:i w:val="false"/>
+          <w:iCs w:val="false"/>
+          <w:color w:val="000000"/>
+          <w:sz w:val="24"/>
+          <w:szCs w:val="24"/>
+        </w:rPr>
+        <w:t xml:space="preserve">Attention : Écrire les calculs en chaîne : « 7 + 5 = 12 + 3 = 15 ». La première égalité devient fausse ! Chaque signe = doit être vrai tout seul : on écrit 7 + 5 = 12, PUIS 12 + 3 = 15.</w:t>
+      </w:r>
+    </w:p>
+    <w:p>
+      <w:pPr>
         <w:spacing w:after="150" w:before="200"/>
         <w:jc w:val="left"/>
       </w:pPr>
@@ -4247,27 +4117,121 @@
           <w:sz w:val="28"/>
           <w:szCs w:val="28"/>
         </w:rPr>
-        <w:t xml:space="preserve">2. Exemple</w:t>
-      </w:r>
-    </w:p>
-    <w:p>
-      <w:pPr>
-        <w:shd w:fill="E8F5E9" w:val="clear"/>
-        <w:spacing w:after="110" w:line="300"/>
-        <w:jc w:val="both"/>
-      </w:pPr>
-      <w:r>
-        <w:rPr>
-          <w:rFonts w:ascii="Times New Roman" w:cs="Times New Roman" w:eastAsia="Times New Roman" w:hAnsi="Times New Roman"/>
-          <w:b/>
-          <w:bCs/>
-          <w:i w:val="false"/>
-          <w:iCs w:val="false"/>
-          <w:color w:val="000000"/>
-          <w:sz w:val="24"/>
-          <w:szCs w:val="24"/>
-        </w:rPr>
-        <w:t xml:space="preserve">15 − 6 = □ + 4 : la gauche vaut 9 ; il faut □ + 4 = 9, donc □ = 5 ; contrôle : 9 = 9 ✓.</w:t>
+        <w:t xml:space="preserve">EXERCICE</w:t>
+      </w:r>
+    </w:p>
+    <w:p>
+      <w:pPr>
+        <w:spacing w:after="110" w:line="300"/>
+        <w:jc w:val="both"/>
+      </w:pPr>
+      <w:r>
+        <w:rPr>
+          <w:rFonts w:ascii="Times New Roman" w:cs="Times New Roman" w:eastAsia="Times New Roman" w:hAnsi="Times New Roman"/>
+          <w:b w:val="false"/>
+          <w:bCs w:val="false"/>
+          <w:i w:val="false"/>
+          <w:iCs w:val="false"/>
+          <w:color w:val="000000"/>
+          <w:sz w:val="24"/>
+          <w:szCs w:val="24"/>
+        </w:rPr>
+        <w:t xml:space="preserve">1. Vraies ou fausses ? a) 8 + 6 = 10 + 4 ; b) 20 − 5 = 10 + 10 ; d) 3 × 6 = 9 × 2 ; e) 45 ÷ 5 = 3 × 3.</w:t>
+      </w:r>
+    </w:p>
+    <w:p>
+      <w:pPr>
+        <w:spacing w:after="110" w:line="300"/>
+        <w:jc w:val="both"/>
+      </w:pPr>
+      <w:r>
+        <w:rPr>
+          <w:rFonts w:ascii="Times New Roman" w:cs="Times New Roman" w:eastAsia="Times New Roman" w:hAnsi="Times New Roman"/>
+          <w:b w:val="false"/>
+          <w:bCs w:val="false"/>
+          <w:i w:val="false"/>
+          <w:iCs w:val="false"/>
+          <w:color w:val="000000"/>
+          <w:sz w:val="24"/>
+          <w:szCs w:val="24"/>
+        </w:rPr>
+        <w:t xml:space="preserve">2. Complète : a) 9 + □ = 7 + 8 ; b) □ − 4 = 10 + 6 ; d) 5 × □ = 40 ÷ 2 ; e) 12 + 13 = □ × 5.</w:t>
+      </w:r>
+    </w:p>
+    <w:p>
+      <w:pPr>
+        <w:spacing w:after="110" w:line="300"/>
+        <w:jc w:val="both"/>
+      </w:pPr>
+      <w:r>
+        <w:rPr>
+          <w:rFonts w:ascii="Times New Roman" w:cs="Times New Roman" w:eastAsia="Times New Roman" w:hAnsi="Times New Roman"/>
+          <w:b w:val="false"/>
+          <w:bCs w:val="false"/>
+          <w:i w:val="false"/>
+          <w:iCs w:val="false"/>
+          <w:color w:val="000000"/>
+          <w:sz w:val="24"/>
+          <w:szCs w:val="24"/>
+        </w:rPr>
+        <w:t xml:space="preserve">3. a) Explique pourquoi 7 + 5 = □ + 2 ne se complète pas par 12. b) Donne la bonne valeur. d) Écris une égalité équivalente à 99 + 46 plus facile à calculer. e) Invente une égalité vraie avec deux expressions différentes des deux côtés.</w:t>
+      </w:r>
+    </w:p>
+    <w:p>
+      <w:pPr>
+        <w:spacing w:after="110" w:line="300"/>
+        <w:jc w:val="both"/>
+      </w:pPr>
+      <w:r>
+        <w:rPr>
+          <w:rFonts w:ascii="Times New Roman" w:cs="Times New Roman" w:eastAsia="Times New Roman" w:hAnsi="Times New Roman"/>
+          <w:b w:val="false"/>
+          <w:bCs w:val="false"/>
+          <w:i w:val="false"/>
+          <w:iCs w:val="false"/>
+          <w:color w:val="000000"/>
+          <w:sz w:val="24"/>
+          <w:szCs w:val="24"/>
+        </w:rPr>
+        <w:t xml:space="preserve">4. Vrai ou faux ? a) 8 + 5 = 13 ; b) 13 = 8 + 5 ; d) 8 + 5 = 10 + 3 ; e) 8 + 5 = 13 + 2.</w:t>
+      </w:r>
+    </w:p>
+    <w:p>
+      <w:pPr>
+        <w:spacing w:after="110" w:line="300"/>
+        <w:jc w:val="both"/>
+      </w:pPr>
+      <w:r>
+        <w:rPr>
+          <w:rFonts w:ascii="Times New Roman" w:cs="Times New Roman" w:eastAsia="Times New Roman" w:hAnsi="Times New Roman"/>
+          <w:b w:val="false"/>
+          <w:bCs w:val="false"/>
+          <w:i w:val="false"/>
+          <w:iCs w:val="false"/>
+          <w:color w:val="000000"/>
+          <w:sz w:val="24"/>
+          <w:szCs w:val="24"/>
+        </w:rPr>
+        <w:t xml:space="preserve">5. Complète pour que l’égalité soit vraie : a) 25 + … = 40 ; b) 7 × … = 56 ; d) 60 − … = 35 ; e) … ÷ 4 = 12.</w:t>
+      </w:r>
+    </w:p>
+    <w:p>
+      <w:pPr>
+        <w:spacing w:after="110" w:line="300"/>
+        <w:jc w:val="both"/>
+      </w:pPr>
+      <w:r>
+        <w:rPr>
+          <w:rFonts w:ascii="Times New Roman" w:cs="Times New Roman" w:eastAsia="Times New Roman" w:hAnsi="Times New Roman"/>
+          <w:b w:val="false"/>
+          <w:bCs w:val="false"/>
+          <w:i w:val="false"/>
+          <w:iCs w:val="false"/>
+          <w:color w:val="000000"/>
+          <w:sz w:val="24"/>
+          <w:szCs w:val="24"/>
+        </w:rPr>
+        <w:t xml:space="preserve">6. Défi CEPE — Une balance est en équilibre : à gauche, 3 sacs identiques et un poids de 2 kg ; à droite, un poids de 14 kg. a) Écris l’égalité correspondante. b) Que pèsent les 3 sacs ensemble ? d) Que pèse un sac ? e) Vérifie l’équilibre par un calcul.</w:t>
       </w:r>
     </w:p>
     <w:p>
@@ -4286,65 +4250,239 @@
           <w:sz w:val="28"/>
           <w:szCs w:val="28"/>
         </w:rPr>
-        <w:t xml:space="preserve">3. Méthode</w:t>
-      </w:r>
-    </w:p>
-    <w:p>
-      <w:pPr>
-        <w:spacing w:after="55" w:line="300"/>
-        <w:jc w:val="both"/>
-      </w:pPr>
-      <w:r>
-        <w:rPr>
-          <w:rFonts w:ascii="Times New Roman" w:cs="Times New Roman" w:eastAsia="Times New Roman" w:hAnsi="Times New Roman"/>
-          <w:b w:val="false"/>
-          <w:bCs w:val="false"/>
-          <w:i w:val="false"/>
-          <w:iCs w:val="false"/>
-          <w:color w:val="000000"/>
-          <w:sz w:val="24"/>
-          <w:szCs w:val="24"/>
-        </w:rPr>
-        <w:t xml:space="preserve">1. Calculer la valeur du côté complet de l’égalité.</w:t>
-      </w:r>
-    </w:p>
-    <w:p>
-      <w:pPr>
-        <w:spacing w:after="55" w:line="300"/>
-        <w:jc w:val="both"/>
-      </w:pPr>
-      <w:r>
-        <w:rPr>
-          <w:rFonts w:ascii="Times New Roman" w:cs="Times New Roman" w:eastAsia="Times New Roman" w:hAnsi="Times New Roman"/>
-          <w:b w:val="false"/>
-          <w:bCs w:val="false"/>
-          <w:i w:val="false"/>
-          <w:iCs w:val="false"/>
-          <w:color w:val="000000"/>
-          <w:sz w:val="24"/>
-          <w:szCs w:val="24"/>
-        </w:rPr>
-        <w:t xml:space="preserve">2. Chercher ce qui manque de l’autre côté pour atteindre la même valeur.</w:t>
-      </w:r>
-    </w:p>
-    <w:p>
-      <w:pPr>
-        <w:spacing w:after="55" w:line="300"/>
-        <w:jc w:val="both"/>
-      </w:pPr>
-      <w:r>
-        <w:rPr>
-          <w:rFonts w:ascii="Times New Roman" w:cs="Times New Roman" w:eastAsia="Times New Roman" w:hAnsi="Times New Roman"/>
-          <w:b w:val="false"/>
-          <w:bCs w:val="false"/>
-          <w:i w:val="false"/>
-          <w:iCs w:val="false"/>
-          <w:color w:val="000000"/>
-          <w:sz w:val="24"/>
-          <w:szCs w:val="24"/>
-        </w:rPr>
-        <w:t xml:space="preserve">3. Vérifier en recalculant LES DEUX côtés séparément.</w:t>
-      </w:r>
+        <w:t xml:space="preserve">Correction</w:t>
+      </w:r>
+    </w:p>
+    <w:p>
+      <w:pPr>
+        <w:spacing w:after="80"/>
+      </w:pPr>
+      <w:r>
+        <w:rPr>
+          <w:rFonts w:ascii="Times New Roman" w:cs="Times New Roman" w:eastAsia="Times New Roman" w:hAnsi="Times New Roman"/>
+          <w:b/>
+          <w:bCs/>
+          <w:i w:val="false"/>
+          <w:iCs w:val="false"/>
+          <w:color w:val="C2185B"/>
+          <w:sz w:val="24"/>
+          <w:szCs w:val="24"/>
+        </w:rPr>
+        <w:t xml:space="preserve">1. </w:t>
+      </w:r>
+      <w:r>
+        <w:rPr>
+          <w:rFonts w:ascii="Times New Roman" w:cs="Times New Roman" w:eastAsia="Times New Roman" w:hAnsi="Times New Roman"/>
+          <w:b w:val="false"/>
+          <w:bCs w:val="false"/>
+          <w:i w:val="false"/>
+          <w:iCs w:val="false"/>
+          <w:color w:val="000000"/>
+          <w:sz w:val="24"/>
+          <w:szCs w:val="24"/>
+        </w:rPr>
+        <w:t xml:space="preserve">a) vraie (14 = 14) ; b) fausse (15 ≠ 20) ; d) vraie (18 = 18) ; e) vraie (9 = 9).</w:t>
+      </w:r>
+    </w:p>
+    <w:p>
+      <w:pPr>
+        <w:spacing w:after="80"/>
+      </w:pPr>
+      <w:r>
+        <w:rPr>
+          <w:rFonts w:ascii="Times New Roman" w:cs="Times New Roman" w:eastAsia="Times New Roman" w:hAnsi="Times New Roman"/>
+          <w:b/>
+          <w:bCs/>
+          <w:i w:val="false"/>
+          <w:iCs w:val="false"/>
+          <w:color w:val="C2185B"/>
+          <w:sz w:val="24"/>
+          <w:szCs w:val="24"/>
+        </w:rPr>
+        <w:t xml:space="preserve">2. </w:t>
+      </w:r>
+      <w:r>
+        <w:rPr>
+          <w:rFonts w:ascii="Times New Roman" w:cs="Times New Roman" w:eastAsia="Times New Roman" w:hAnsi="Times New Roman"/>
+          <w:b w:val="false"/>
+          <w:bCs w:val="false"/>
+          <w:i w:val="false"/>
+          <w:iCs w:val="false"/>
+          <w:color w:val="000000"/>
+          <w:sz w:val="24"/>
+          <w:szCs w:val="24"/>
+        </w:rPr>
+        <w:t xml:space="preserve">a) 6 ; b) 20 ; d) 4 ; e) 5.</w:t>
+      </w:r>
+    </w:p>
+    <w:p>
+      <w:pPr>
+        <w:spacing w:after="80"/>
+      </w:pPr>
+      <w:r>
+        <w:rPr>
+          <w:rFonts w:ascii="Times New Roman" w:cs="Times New Roman" w:eastAsia="Times New Roman" w:hAnsi="Times New Roman"/>
+          <w:b/>
+          <w:bCs/>
+          <w:i w:val="false"/>
+          <w:iCs w:val="false"/>
+          <w:color w:val="C2185B"/>
+          <w:sz w:val="24"/>
+          <w:szCs w:val="24"/>
+        </w:rPr>
+        <w:t xml:space="preserve">3. </w:t>
+      </w:r>
+      <w:r>
+        <w:rPr>
+          <w:rFonts w:ascii="Times New Roman" w:cs="Times New Roman" w:eastAsia="Times New Roman" w:hAnsi="Times New Roman"/>
+          <w:b w:val="false"/>
+          <w:bCs w:val="false"/>
+          <w:i w:val="false"/>
+          <w:iCs w:val="false"/>
+          <w:color w:val="000000"/>
+          <w:sz w:val="24"/>
+          <w:szCs w:val="24"/>
+        </w:rPr>
+        <w:t xml:space="preserve">a) 12 + 2 vaudrait 14, mais la gauche vaut 12 : la balance pencherait ; b) □ = 10 ; d) 100 + 45 = 145 ; e) par exemple 6 × 4 = 30 − 6.</w:t>
+      </w:r>
+    </w:p>
+    <w:p>
+      <w:pPr>
+        <w:spacing w:after="80"/>
+      </w:pPr>
+      <w:r>
+        <w:rPr>
+          <w:rFonts w:ascii="Times New Roman" w:cs="Times New Roman" w:eastAsia="Times New Roman" w:hAnsi="Times New Roman"/>
+          <w:b/>
+          <w:bCs/>
+          <w:i w:val="false"/>
+          <w:iCs w:val="false"/>
+          <w:color w:val="C2185B"/>
+          <w:sz w:val="24"/>
+          <w:szCs w:val="24"/>
+        </w:rPr>
+        <w:t xml:space="preserve">4. </w:t>
+      </w:r>
+      <w:r>
+        <w:rPr>
+          <w:rFonts w:ascii="Times New Roman" w:cs="Times New Roman" w:eastAsia="Times New Roman" w:hAnsi="Times New Roman"/>
+          <w:b w:val="false"/>
+          <w:bCs w:val="false"/>
+          <w:i w:val="false"/>
+          <w:iCs w:val="false"/>
+          <w:color w:val="000000"/>
+          <w:sz w:val="24"/>
+          <w:szCs w:val="24"/>
+        </w:rPr>
+        <w:t xml:space="preserve">a) vrai ; b) vrai : une égalité se lit dans les deux sens ; d) vrai : 13 = 13 ; e) faux : 13 n’est pas égal à 15.</w:t>
+      </w:r>
+    </w:p>
+    <w:p>
+      <w:pPr>
+        <w:spacing w:after="80"/>
+      </w:pPr>
+      <w:r>
+        <w:rPr>
+          <w:rFonts w:ascii="Times New Roman" w:cs="Times New Roman" w:eastAsia="Times New Roman" w:hAnsi="Times New Roman"/>
+          <w:b/>
+          <w:bCs/>
+          <w:i w:val="false"/>
+          <w:iCs w:val="false"/>
+          <w:color w:val="C2185B"/>
+          <w:sz w:val="24"/>
+          <w:szCs w:val="24"/>
+        </w:rPr>
+        <w:t xml:space="preserve">5. </w:t>
+      </w:r>
+      <w:r>
+        <w:rPr>
+          <w:rFonts w:ascii="Times New Roman" w:cs="Times New Roman" w:eastAsia="Times New Roman" w:hAnsi="Times New Roman"/>
+          <w:b w:val="false"/>
+          <w:bCs w:val="false"/>
+          <w:i w:val="false"/>
+          <w:iCs w:val="false"/>
+          <w:color w:val="000000"/>
+          <w:sz w:val="24"/>
+          <w:szCs w:val="24"/>
+        </w:rPr>
+        <w:t xml:space="preserve">a) 15 ; b) 8 ; d) 25 ; e) 48.</w:t>
+      </w:r>
+    </w:p>
+    <w:p>
+      <w:pPr>
+        <w:spacing w:after="80"/>
+      </w:pPr>
+      <w:r>
+        <w:rPr>
+          <w:rFonts w:ascii="Times New Roman" w:cs="Times New Roman" w:eastAsia="Times New Roman" w:hAnsi="Times New Roman"/>
+          <w:b/>
+          <w:bCs/>
+          <w:i w:val="false"/>
+          <w:iCs w:val="false"/>
+          <w:color w:val="C2185B"/>
+          <w:sz w:val="24"/>
+          <w:szCs w:val="24"/>
+        </w:rPr>
+        <w:t xml:space="preserve">6. </w:t>
+      </w:r>
+      <w:r>
+        <w:rPr>
+          <w:rFonts w:ascii="Times New Roman" w:cs="Times New Roman" w:eastAsia="Times New Roman" w:hAnsi="Times New Roman"/>
+          <w:b w:val="false"/>
+          <w:bCs w:val="false"/>
+          <w:i w:val="false"/>
+          <w:iCs w:val="false"/>
+          <w:color w:val="000000"/>
+          <w:sz w:val="24"/>
+          <w:szCs w:val="24"/>
+        </w:rPr>
+        <w:t xml:space="preserve">a) 3 × ? + 2 = 14 ; b) 14 − 2 = 12 kg ; d) 12 ÷ 3 = 4 kg ; e) 3 × 4 + 2 = 14 : la balance est bien en équilibre.</w:t>
+      </w:r>
+    </w:p>
+    <w:p>
+      <w:r>
+        <w:br w:type="page"/>
+      </w:r>
+    </w:p>
+    <w:p>
+      <w:pPr>
+        <w:spacing w:after="80" w:before="120"/>
+        <w:jc w:val="center"/>
+      </w:pPr>
+      <w:r>
+        <w:rPr>
+          <w:rFonts w:ascii="Times New Roman" w:cs="Times New Roman" w:eastAsia="Times New Roman" w:hAnsi="Times New Roman"/>
+          <w:b/>
+          <w:bCs/>
+          <w:i w:val="false"/>
+          <w:iCs w:val="false"/>
+          <w:color w:val="E7E6E6"/>
+          <w:sz w:val="22"/>
+          <w:szCs w:val="22"/>
+        </w:rPr>
+        <w:t xml:space="preserve">MATHÉMATIQUES — T5</w:t>
+      </w:r>
+    </w:p>
+    <w:p>
+      <w:pPr>
+        <w:spacing w:after="150" w:before="200"/>
+        <w:jc w:val="center"/>
+      </w:pPr>
+      <w:bookmarkStart w:name="u3_l7" w:id="8"/>
+      <w:r>
+        <w:rPr>
+          <w:rFonts w:ascii="Times New Roman" w:cs="Times New Roman" w:eastAsia="Times New Roman" w:hAnsi="Times New Roman"/>
+          <w:b/>
+          <w:bCs/>
+          <w:i w:val="false"/>
+          <w:iCs w:val="false"/>
+          <w:color w:val="C00000"/>
+          <w:sz w:val="32"/>
+          <w:szCs w:val="32"/>
+        </w:rPr>
+        <w:t xml:space="preserve">TROUVER LA VALEUR INCONNUE</w:t>
+      </w:r>
+      <w:bookmarkEnd w:id="8"/>
     </w:p>
     <w:p>
       <w:pPr>
@@ -4362,469 +4500,7 @@
           <w:sz w:val="28"/>
           <w:szCs w:val="28"/>
         </w:rPr>
-        <w:t xml:space="preserve">Règle</w:t>
-      </w:r>
-    </w:p>
-    <w:p>
-      <w:pPr>
-        <w:shd w:fill="E8F5E9" w:val="clear"/>
-        <w:spacing w:after="110" w:line="300"/>
-        <w:jc w:val="both"/>
-      </w:pPr>
-      <w:r>
-        <w:rPr>
-          <w:rFonts w:ascii="Times New Roman" w:cs="Times New Roman" w:eastAsia="Times New Roman" w:hAnsi="Times New Roman"/>
-          <w:b/>
-          <w:bCs/>
-          <w:i w:val="false"/>
-          <w:iCs w:val="false"/>
-          <w:color w:val="000000"/>
-          <w:sz w:val="24"/>
-          <w:szCs w:val="24"/>
-        </w:rPr>
-        <w:t xml:space="preserve">= signifie « même valeur », pas « voici le résultat » ; on calcule chaque côté séparément pour vérifier ou compléter une égalité.</w:t>
-      </w:r>
-    </w:p>
-    <w:p>
-      <w:pPr>
-        <w:shd w:fill="E3F2FD" w:val="clear"/>
-        <w:spacing w:after="110" w:line="300"/>
-        <w:jc w:val="both"/>
-      </w:pPr>
-      <w:r>
-        <w:rPr>
-          <w:rFonts w:ascii="Times New Roman" w:cs="Times New Roman" w:eastAsia="Times New Roman" w:hAnsi="Times New Roman"/>
-          <w:b w:val="false"/>
-          <w:bCs w:val="false"/>
-          <w:i w:val="false"/>
-          <w:iCs w:val="false"/>
-          <w:color w:val="1F4E79"/>
-          <w:sz w:val="24"/>
-          <w:szCs w:val="24"/>
-        </w:rPr>
-        <w:t xml:space="preserve">Le savais-tu ? Le signe = a été inventé en 1557 par le Gallois Robert Recorde, qui dessina deux petits traits parallèles « parce que rien n’est plus pareil que deux droites jumelles ».</w:t>
-      </w:r>
-    </w:p>
-    <w:p>
-      <w:pPr>
-        <w:shd w:fill="FFF8E1" w:val="clear"/>
-        <w:spacing w:after="110" w:line="300"/>
-        <w:jc w:val="both"/>
-      </w:pPr>
-      <w:r>
-        <w:rPr>
-          <w:rFonts w:ascii="Times New Roman" w:cs="Times New Roman" w:eastAsia="Times New Roman" w:hAnsi="Times New Roman"/>
-          <w:b w:val="false"/>
-          <w:bCs w:val="false"/>
-          <w:i w:val="false"/>
-          <w:iCs w:val="false"/>
-          <w:color w:val="000000"/>
-          <w:sz w:val="24"/>
-          <w:szCs w:val="24"/>
-        </w:rPr>
-        <w:t xml:space="preserve">Attention : Écrire les calculs en chaîne : « 7 + 5 = 12 + 3 = 15 ». La première égalité devient fausse ! Chaque signe = doit être vrai tout seul : on écrit 7 + 5 = 12, PUIS 12 + 3 = 15.</w:t>
-      </w:r>
-    </w:p>
-    <w:p>
-      <w:pPr>
-        <w:spacing w:after="150" w:before="200"/>
-        <w:jc w:val="left"/>
-      </w:pPr>
-      <w:r>
-        <w:rPr>
-          <w:rFonts w:ascii="Times New Roman" w:cs="Times New Roman" w:eastAsia="Times New Roman" w:hAnsi="Times New Roman"/>
-          <w:b/>
-          <w:bCs/>
-          <w:i w:val="false"/>
-          <w:iCs w:val="false"/>
-          <w:color w:val="2E7D32"/>
-          <w:sz w:val="28"/>
-          <w:szCs w:val="28"/>
-        </w:rPr>
-        <w:t xml:space="preserve">EXERCICE</w:t>
-      </w:r>
-    </w:p>
-    <w:p>
-      <w:pPr>
-        <w:spacing w:after="110" w:line="300"/>
-        <w:jc w:val="both"/>
-      </w:pPr>
-      <w:r>
-        <w:rPr>
-          <w:rFonts w:ascii="Times New Roman" w:cs="Times New Roman" w:eastAsia="Times New Roman" w:hAnsi="Times New Roman"/>
-          <w:b w:val="false"/>
-          <w:bCs w:val="false"/>
-          <w:i w:val="false"/>
-          <w:iCs w:val="false"/>
-          <w:color w:val="000000"/>
-          <w:sz w:val="24"/>
-          <w:szCs w:val="24"/>
-        </w:rPr>
-        <w:t xml:space="preserve">1. Vraies ou fausses ? a) 8 + 6 = 10 + 4 ; b) 20 − 5 = 10 + 10 ; d) 3 × 6 = 9 × 2 ; e) 45 ÷ 5 = 3 × 3.</w:t>
-      </w:r>
-    </w:p>
-    <w:p>
-      <w:pPr>
-        <w:spacing w:after="110" w:line="300"/>
-        <w:jc w:val="both"/>
-      </w:pPr>
-      <w:r>
-        <w:rPr>
-          <w:rFonts w:ascii="Times New Roman" w:cs="Times New Roman" w:eastAsia="Times New Roman" w:hAnsi="Times New Roman"/>
-          <w:b w:val="false"/>
-          <w:bCs w:val="false"/>
-          <w:i w:val="false"/>
-          <w:iCs w:val="false"/>
-          <w:color w:val="000000"/>
-          <w:sz w:val="24"/>
-          <w:szCs w:val="24"/>
-        </w:rPr>
-        <w:t xml:space="preserve">2. Complète : a) 9 + □ = 7 + 8 ; b) □ − 4 = 10 + 6 ; d) 5 × □ = 40 ÷ 2 ; e) 12 + 13 = □ × 5.</w:t>
-      </w:r>
-    </w:p>
-    <w:p>
-      <w:pPr>
-        <w:spacing w:after="110" w:line="300"/>
-        <w:jc w:val="both"/>
-      </w:pPr>
-      <w:r>
-        <w:rPr>
-          <w:rFonts w:ascii="Times New Roman" w:cs="Times New Roman" w:eastAsia="Times New Roman" w:hAnsi="Times New Roman"/>
-          <w:b w:val="false"/>
-          <w:bCs w:val="false"/>
-          <w:i w:val="false"/>
-          <w:iCs w:val="false"/>
-          <w:color w:val="000000"/>
-          <w:sz w:val="24"/>
-          <w:szCs w:val="24"/>
-        </w:rPr>
-        <w:t xml:space="preserve">3. a) Explique pourquoi 7 + 5 = □ + 2 ne se complète pas par 12. b) Donne la bonne valeur. d) Écris une égalité équivalente à 99 + 46 plus facile à calculer. e) Invente une égalité vraie avec deux expressions différentes des deux côtés.</w:t>
-      </w:r>
-    </w:p>
-    <w:p>
-      <w:pPr>
-        <w:spacing w:after="110" w:line="300"/>
-        <w:jc w:val="both"/>
-      </w:pPr>
-      <w:r>
-        <w:rPr>
-          <w:rFonts w:ascii="Times New Roman" w:cs="Times New Roman" w:eastAsia="Times New Roman" w:hAnsi="Times New Roman"/>
-          <w:b w:val="false"/>
-          <w:bCs w:val="false"/>
-          <w:i w:val="false"/>
-          <w:iCs w:val="false"/>
-          <w:color w:val="000000"/>
-          <w:sz w:val="24"/>
-          <w:szCs w:val="24"/>
-        </w:rPr>
-        <w:t xml:space="preserve">4. Vrai ou faux ? a) 8 + 5 = 13 ; b) 13 = 8 + 5 ; d) 8 + 5 = 10 + 3 ; e) 8 + 5 = 13 + 2.</w:t>
-      </w:r>
-    </w:p>
-    <w:p>
-      <w:pPr>
-        <w:spacing w:after="110" w:line="300"/>
-        <w:jc w:val="both"/>
-      </w:pPr>
-      <w:r>
-        <w:rPr>
-          <w:rFonts w:ascii="Times New Roman" w:cs="Times New Roman" w:eastAsia="Times New Roman" w:hAnsi="Times New Roman"/>
-          <w:b w:val="false"/>
-          <w:bCs w:val="false"/>
-          <w:i w:val="false"/>
-          <w:iCs w:val="false"/>
-          <w:color w:val="000000"/>
-          <w:sz w:val="24"/>
-          <w:szCs w:val="24"/>
-        </w:rPr>
-        <w:t xml:space="preserve">5. Complète pour que l’égalité soit vraie : a) 25 + … = 40 ; b) 7 × … = 56 ; d) 60 − … = 35 ; e) … ÷ 4 = 12.</w:t>
-      </w:r>
-    </w:p>
-    <w:p>
-      <w:pPr>
-        <w:spacing w:after="110" w:line="300"/>
-        <w:jc w:val="both"/>
-      </w:pPr>
-      <w:r>
-        <w:rPr>
-          <w:rFonts w:ascii="Times New Roman" w:cs="Times New Roman" w:eastAsia="Times New Roman" w:hAnsi="Times New Roman"/>
-          <w:b w:val="false"/>
-          <w:bCs w:val="false"/>
-          <w:i w:val="false"/>
-          <w:iCs w:val="false"/>
-          <w:color w:val="000000"/>
-          <w:sz w:val="24"/>
-          <w:szCs w:val="24"/>
-        </w:rPr>
-        <w:t xml:space="preserve">6. Défi CEPE — Une balance est en équilibre : à gauche, 3 sacs identiques et un poids de 2 kg ; à droite, un poids de 14 kg. a) Écris l’égalité correspondante. b) Que pèsent les 3 sacs ensemble ? d) Que pèse un sac ? e) Vérifie l’équilibre par un calcul.</w:t>
-      </w:r>
-    </w:p>
-    <w:p>
-      <w:pPr>
-        <w:spacing w:after="150" w:before="200"/>
-        <w:jc w:val="left"/>
-      </w:pPr>
-      <w:r>
-        <w:rPr>
-          <w:rFonts w:ascii="Times New Roman" w:cs="Times New Roman" w:eastAsia="Times New Roman" w:hAnsi="Times New Roman"/>
-          <w:b/>
-          <w:bCs/>
-          <w:i w:val="false"/>
-          <w:iCs w:val="false"/>
-          <w:color w:val="2E7D32"/>
-          <w:sz w:val="28"/>
-          <w:szCs w:val="28"/>
-        </w:rPr>
-        <w:t xml:space="preserve">Correction</w:t>
-      </w:r>
-    </w:p>
-    <w:p>
-      <w:pPr>
-        <w:spacing w:after="80"/>
-      </w:pPr>
-      <w:r>
-        <w:rPr>
-          <w:rFonts w:ascii="Times New Roman" w:cs="Times New Roman" w:eastAsia="Times New Roman" w:hAnsi="Times New Roman"/>
-          <w:b/>
-          <w:bCs/>
-          <w:i w:val="false"/>
-          <w:iCs w:val="false"/>
-          <w:color w:val="C2185B"/>
-          <w:sz w:val="24"/>
-          <w:szCs w:val="24"/>
-        </w:rPr>
-        <w:t xml:space="preserve">1. </w:t>
-      </w:r>
-      <w:r>
-        <w:rPr>
-          <w:rFonts w:ascii="Times New Roman" w:cs="Times New Roman" w:eastAsia="Times New Roman" w:hAnsi="Times New Roman"/>
-          <w:b w:val="false"/>
-          <w:bCs w:val="false"/>
-          <w:i w:val="false"/>
-          <w:iCs w:val="false"/>
-          <w:color w:val="000000"/>
-          <w:sz w:val="24"/>
-          <w:szCs w:val="24"/>
-        </w:rPr>
-        <w:t xml:space="preserve">a) vraie (14 = 14) ; b) fausse (15 ≠ 20) ; d) vraie (18 = 18) ; e) vraie (9 = 9).</w:t>
-      </w:r>
-    </w:p>
-    <w:p>
-      <w:pPr>
-        <w:spacing w:after="80"/>
-      </w:pPr>
-      <w:r>
-        <w:rPr>
-          <w:rFonts w:ascii="Times New Roman" w:cs="Times New Roman" w:eastAsia="Times New Roman" w:hAnsi="Times New Roman"/>
-          <w:b/>
-          <w:bCs/>
-          <w:i w:val="false"/>
-          <w:iCs w:val="false"/>
-          <w:color w:val="C2185B"/>
-          <w:sz w:val="24"/>
-          <w:szCs w:val="24"/>
-        </w:rPr>
-        <w:t xml:space="preserve">2. </w:t>
-      </w:r>
-      <w:r>
-        <w:rPr>
-          <w:rFonts w:ascii="Times New Roman" w:cs="Times New Roman" w:eastAsia="Times New Roman" w:hAnsi="Times New Roman"/>
-          <w:b w:val="false"/>
-          <w:bCs w:val="false"/>
-          <w:i w:val="false"/>
-          <w:iCs w:val="false"/>
-          <w:color w:val="000000"/>
-          <w:sz w:val="24"/>
-          <w:szCs w:val="24"/>
-        </w:rPr>
-        <w:t xml:space="preserve">a) 6 ; b) 20 ; d) 4 ; e) 5.</w:t>
-      </w:r>
-    </w:p>
-    <w:p>
-      <w:pPr>
-        <w:spacing w:after="80"/>
-      </w:pPr>
-      <w:r>
-        <w:rPr>
-          <w:rFonts w:ascii="Times New Roman" w:cs="Times New Roman" w:eastAsia="Times New Roman" w:hAnsi="Times New Roman"/>
-          <w:b/>
-          <w:bCs/>
-          <w:i w:val="false"/>
-          <w:iCs w:val="false"/>
-          <w:color w:val="C2185B"/>
-          <w:sz w:val="24"/>
-          <w:szCs w:val="24"/>
-        </w:rPr>
-        <w:t xml:space="preserve">3. </w:t>
-      </w:r>
-      <w:r>
-        <w:rPr>
-          <w:rFonts w:ascii="Times New Roman" w:cs="Times New Roman" w:eastAsia="Times New Roman" w:hAnsi="Times New Roman"/>
-          <w:b w:val="false"/>
-          <w:bCs w:val="false"/>
-          <w:i w:val="false"/>
-          <w:iCs w:val="false"/>
-          <w:color w:val="000000"/>
-          <w:sz w:val="24"/>
-          <w:szCs w:val="24"/>
-        </w:rPr>
-        <w:t xml:space="preserve">a) 12 + 2 vaudrait 14, mais la gauche vaut 12 : la balance pencherait ; b) □ = 10 ; d) 100 + 45 = 145 ; e) par exemple 6 × 4 = 30 − 6.</w:t>
-      </w:r>
-    </w:p>
-    <w:p>
-      <w:pPr>
-        <w:spacing w:after="80"/>
-      </w:pPr>
-      <w:r>
-        <w:rPr>
-          <w:rFonts w:ascii="Times New Roman" w:cs="Times New Roman" w:eastAsia="Times New Roman" w:hAnsi="Times New Roman"/>
-          <w:b/>
-          <w:bCs/>
-          <w:i w:val="false"/>
-          <w:iCs w:val="false"/>
-          <w:color w:val="C2185B"/>
-          <w:sz w:val="24"/>
-          <w:szCs w:val="24"/>
-        </w:rPr>
-        <w:t xml:space="preserve">4. </w:t>
-      </w:r>
-      <w:r>
-        <w:rPr>
-          <w:rFonts w:ascii="Times New Roman" w:cs="Times New Roman" w:eastAsia="Times New Roman" w:hAnsi="Times New Roman"/>
-          <w:b w:val="false"/>
-          <w:bCs w:val="false"/>
-          <w:i w:val="false"/>
-          <w:iCs w:val="false"/>
-          <w:color w:val="000000"/>
-          <w:sz w:val="24"/>
-          <w:szCs w:val="24"/>
-        </w:rPr>
-        <w:t xml:space="preserve">a) vrai ; b) vrai : une égalité se lit dans les deux sens ; d) vrai : 13 = 13 ; e) faux : 13 n’est pas égal à 15.</w:t>
-      </w:r>
-    </w:p>
-    <w:p>
-      <w:pPr>
-        <w:spacing w:after="80"/>
-      </w:pPr>
-      <w:r>
-        <w:rPr>
-          <w:rFonts w:ascii="Times New Roman" w:cs="Times New Roman" w:eastAsia="Times New Roman" w:hAnsi="Times New Roman"/>
-          <w:b/>
-          <w:bCs/>
-          <w:i w:val="false"/>
-          <w:iCs w:val="false"/>
-          <w:color w:val="C2185B"/>
-          <w:sz w:val="24"/>
-          <w:szCs w:val="24"/>
-        </w:rPr>
-        <w:t xml:space="preserve">5. </w:t>
-      </w:r>
-      <w:r>
-        <w:rPr>
-          <w:rFonts w:ascii="Times New Roman" w:cs="Times New Roman" w:eastAsia="Times New Roman" w:hAnsi="Times New Roman"/>
-          <w:b w:val="false"/>
-          <w:bCs w:val="false"/>
-          <w:i w:val="false"/>
-          <w:iCs w:val="false"/>
-          <w:color w:val="000000"/>
-          <w:sz w:val="24"/>
-          <w:szCs w:val="24"/>
-        </w:rPr>
-        <w:t xml:space="preserve">a) 15 ; b) 8 ; d) 25 ; e) 48.</w:t>
-      </w:r>
-    </w:p>
-    <w:p>
-      <w:pPr>
-        <w:spacing w:after="80"/>
-      </w:pPr>
-      <w:r>
-        <w:rPr>
-          <w:rFonts w:ascii="Times New Roman" w:cs="Times New Roman" w:eastAsia="Times New Roman" w:hAnsi="Times New Roman"/>
-          <w:b/>
-          <w:bCs/>
-          <w:i w:val="false"/>
-          <w:iCs w:val="false"/>
-          <w:color w:val="C2185B"/>
-          <w:sz w:val="24"/>
-          <w:szCs w:val="24"/>
-        </w:rPr>
-        <w:t xml:space="preserve">6. </w:t>
-      </w:r>
-      <w:r>
-        <w:rPr>
-          <w:rFonts w:ascii="Times New Roman" w:cs="Times New Roman" w:eastAsia="Times New Roman" w:hAnsi="Times New Roman"/>
-          <w:b w:val="false"/>
-          <w:bCs w:val="false"/>
-          <w:i w:val="false"/>
-          <w:iCs w:val="false"/>
-          <w:color w:val="000000"/>
-          <w:sz w:val="24"/>
-          <w:szCs w:val="24"/>
-        </w:rPr>
-        <w:t xml:space="preserve">a) 3 × ? + 2 = 14 ; b) 14 − 2 = 12 kg ; d) 12 ÷ 3 = 4 kg ; e) 3 × 4 + 2 = 14 : la balance est bien en équilibre.</w:t>
-      </w:r>
-    </w:p>
-    <w:p>
-      <w:r>
-        <w:br w:type="page"/>
-      </w:r>
-    </w:p>
-    <w:p>
-      <w:pPr>
-        <w:spacing w:after="80" w:before="120"/>
-        <w:jc w:val="center"/>
-      </w:pPr>
-      <w:r>
-        <w:rPr>
-          <w:rFonts w:ascii="Times New Roman" w:cs="Times New Roman" w:eastAsia="Times New Roman" w:hAnsi="Times New Roman"/>
-          <w:b/>
-          <w:bCs/>
-          <w:i w:val="false"/>
-          <w:iCs w:val="false"/>
-          <w:color w:val="E7E6E6"/>
-          <w:sz w:val="22"/>
-          <w:szCs w:val="22"/>
-        </w:rPr>
-        <w:t xml:space="preserve">MATHÉMATIQUES — T5</w:t>
-      </w:r>
-    </w:p>
-    <w:p>
-      <w:pPr>
-        <w:spacing w:after="150" w:before="200"/>
-        <w:jc w:val="center"/>
-      </w:pPr>
-      <w:bookmarkStart w:name="u3_l7" w:id="8"/>
-      <w:r>
-        <w:rPr>
-          <w:rFonts w:ascii="Times New Roman" w:cs="Times New Roman" w:eastAsia="Times New Roman" w:hAnsi="Times New Roman"/>
-          <w:b/>
-          <w:bCs/>
-          <w:i w:val="false"/>
-          <w:iCs w:val="false"/>
-          <w:color w:val="C00000"/>
-          <w:sz w:val="32"/>
-          <w:szCs w:val="32"/>
-        </w:rPr>
-        <w:t xml:space="preserve">TROUVER LA VALEUR INCONNUE</w:t>
-      </w:r>
-      <w:bookmarkEnd w:id="8"/>
-    </w:p>
-    <w:p>
-      <w:pPr>
-        <w:spacing w:after="150" w:before="200"/>
-        <w:jc w:val="left"/>
-      </w:pPr>
-      <w:r>
-        <w:rPr>
-          <w:rFonts w:ascii="Times New Roman" w:cs="Times New Roman" w:eastAsia="Times New Roman" w:hAnsi="Times New Roman"/>
-          <w:b/>
-          <w:bCs/>
-          <w:i w:val="false"/>
-          <w:iCs w:val="false"/>
-          <w:color w:val="2E7D32"/>
-          <w:sz w:val="28"/>
-          <w:szCs w:val="28"/>
-        </w:rPr>
-        <w:t xml:space="preserve">1. Équations simples et essais systématiques</w:t>
+        <w:t xml:space="preserve">Équations simples et essais systématiques</w:t>
       </w:r>
     </w:p>
     <w:p>
@@ -4913,65 +4589,28 @@
     </w:p>
     <w:p>
       <w:pPr>
-        <w:spacing w:after="150" w:before="200"/>
-        <w:jc w:val="left"/>
-      </w:pPr>
-      <w:r>
-        <w:rPr>
-          <w:rFonts w:ascii="Times New Roman" w:cs="Times New Roman" w:eastAsia="Times New Roman" w:hAnsi="Times New Roman"/>
-          <w:b/>
-          <w:bCs/>
-          <w:i w:val="false"/>
-          <w:iCs w:val="false"/>
-          <w:color w:val="2E7D32"/>
-          <w:sz w:val="28"/>
-          <w:szCs w:val="28"/>
-        </w:rPr>
-        <w:t xml:space="preserve">2. Exemple</w:t>
-      </w:r>
-    </w:p>
-    <w:p>
-      <w:pPr>
-        <w:shd w:fill="E8F5E9" w:val="clear"/>
-        <w:spacing w:after="110" w:line="300"/>
-        <w:jc w:val="both"/>
-      </w:pPr>
-      <w:r>
-        <w:rPr>
-          <w:rFonts w:ascii="Times New Roman" w:cs="Times New Roman" w:eastAsia="Times New Roman" w:hAnsi="Times New Roman"/>
-          <w:b/>
-          <w:bCs/>
-          <w:i w:val="false"/>
-          <w:iCs w:val="false"/>
-          <w:color w:val="000000"/>
-          <w:sz w:val="24"/>
-          <w:szCs w:val="24"/>
+        <w:spacing w:after="130" w:before="100" w:line="300"/>
+        <w:jc w:val="both"/>
+      </w:pPr>
+      <w:r>
+        <w:rPr>
+          <w:rFonts w:ascii="Times New Roman" w:cs="Times New Roman" w:eastAsia="Times New Roman" w:hAnsi="Times New Roman"/>
+          <w:b w:val="false"/>
+          <w:bCs w:val="false"/>
+          <w:i/>
+          <w:iCs/>
+          <w:color w:val="000000"/>
+          <w:sz w:val="24"/>
+          <w:szCs w:val="24"/>
+          <w:u w:val="single"/>
         </w:rPr>
         <w:t xml:space="preserve">□ × 6 = 84 : essai 10 → 60, trop petit ; 15 → 90, trop grand ; 14 → 84 ✓ ; déduction : 84 ÷ 6 = 14 ✓.</w:t>
       </w:r>
     </w:p>
     <w:p>
       <w:pPr>
-        <w:spacing w:after="150" w:before="200"/>
-        <w:jc w:val="left"/>
-      </w:pPr>
-      <w:r>
-        <w:rPr>
-          <w:rFonts w:ascii="Times New Roman" w:cs="Times New Roman" w:eastAsia="Times New Roman" w:hAnsi="Times New Roman"/>
-          <w:b/>
-          <w:bCs/>
-          <w:i w:val="false"/>
-          <w:iCs w:val="false"/>
-          <w:color w:val="2E7D32"/>
-          <w:sz w:val="28"/>
-          <w:szCs w:val="28"/>
-        </w:rPr>
-        <w:t xml:space="preserve">3. Méthode</w:t>
-      </w:r>
-    </w:p>
-    <w:p>
-      <w:pPr>
         <w:spacing w:after="55" w:line="300"/>
+        <w:ind w:left="260"/>
         <w:jc w:val="both"/>
       </w:pPr>
       <w:r>
@@ -4991,6 +4630,7 @@
     <w:p>
       <w:pPr>
         <w:spacing w:after="55" w:line="300"/>
+        <w:ind w:left="260"/>
         <w:jc w:val="both"/>
       </w:pPr>
       <w:r>
@@ -5010,6 +4650,7 @@
     <w:p>
       <w:pPr>
         <w:spacing w:after="55" w:line="300"/>
+        <w:ind w:left="260"/>
         <w:jc w:val="both"/>
       </w:pPr>
       <w:r>
@@ -5024,25 +4665,6 @@
           <w:szCs w:val="24"/>
         </w:rPr>
         <w:t xml:space="preserve">3. Vérifier la solution en remplaçant l’inconnue, et croiser avec l’opération inverse.</w:t>
-      </w:r>
-    </w:p>
-    <w:p>
-      <w:pPr>
-        <w:spacing w:after="150" w:before="200"/>
-        <w:jc w:val="left"/>
-      </w:pPr>
-      <w:r>
-        <w:rPr>
-          <w:rFonts w:ascii="Times New Roman" w:cs="Times New Roman" w:eastAsia="Times New Roman" w:hAnsi="Times New Roman"/>
-          <w:b/>
-          <w:bCs/>
-          <w:i w:val="false"/>
-          <w:iCs w:val="false"/>
-          <w:color w:val="2E7D32"/>
-          <w:sz w:val="28"/>
-          <w:szCs w:val="28"/>
-        </w:rPr>
-        <w:t xml:space="preserve">Règle</w:t>
       </w:r>
     </w:p>
     <w:p>

--- a/manuel-math-t5/work_merge/u3.docx
+++ b/manuel-math-t5/work_merge/u3.docx
@@ -663,25 +663,6 @@
     </w:p>
     <w:p>
       <w:pPr>
-        <w:spacing w:after="80" w:before="120"/>
-        <w:jc w:val="center"/>
-      </w:pPr>
-      <w:r>
-        <w:rPr>
-          <w:rFonts w:ascii="Times New Roman" w:cs="Times New Roman" w:eastAsia="Times New Roman" w:hAnsi="Times New Roman"/>
-          <w:b/>
-          <w:bCs/>
-          <w:i w:val="false"/>
-          <w:iCs w:val="false"/>
-          <w:color w:val="E7E6E6"/>
-          <w:sz w:val="22"/>
-          <w:szCs w:val="22"/>
-        </w:rPr>
-        <w:t xml:space="preserve">MATHÉMATIQUES — T5</w:t>
-      </w:r>
-    </w:p>
-    <w:p>
-      <w:pPr>
         <w:spacing w:after="150" w:before="200"/>
         <w:jc w:val="center"/>
       </w:pPr>
@@ -821,7 +802,20 @@
           <w:szCs w:val="24"/>
           <w:u w:val="single"/>
         </w:rPr>
-        <w:t xml:space="preserve">Suite 5, 10, 15, 20… : règle « + 5 » ; les deux termes suivants sont 25 et 30.</w:t>
+        <w:t xml:space="preserve">Exemple :</w:t>
+      </w:r>
+      <w:r>
+        <w:rPr>
+          <w:rFonts w:ascii="Times New Roman" w:cs="Times New Roman" w:eastAsia="Times New Roman" w:hAnsi="Times New Roman"/>
+          <w:b w:val="false"/>
+          <w:bCs w:val="false"/>
+          <w:i w:val="false"/>
+          <w:iCs w:val="false"/>
+          <w:color w:val="000000"/>
+          <w:sz w:val="24"/>
+          <w:szCs w:val="24"/>
+        </w:rPr>
+        <w:t xml:space="preserve"> Suite 5, 10, 15, 20… : règle « + 5 » ; les deux termes suivants sont 25 et 30.</w:t>
       </w:r>
     </w:p>
     <w:p>
@@ -1285,25 +1279,6 @@
     <w:p>
       <w:r>
         <w:br w:type="page"/>
-      </w:r>
-    </w:p>
-    <w:p>
-      <w:pPr>
-        <w:spacing w:after="80" w:before="120"/>
-        <w:jc w:val="center"/>
-      </w:pPr>
-      <w:r>
-        <w:rPr>
-          <w:rFonts w:ascii="Times New Roman" w:cs="Times New Roman" w:eastAsia="Times New Roman" w:hAnsi="Times New Roman"/>
-          <w:b/>
-          <w:bCs/>
-          <w:i w:val="false"/>
-          <w:iCs w:val="false"/>
-          <w:color w:val="E7E6E6"/>
-          <w:sz w:val="22"/>
-          <w:szCs w:val="22"/>
-        </w:rPr>
-        <w:t xml:space="preserve">MATHÉMATIQUES — T5</w:t>
       </w:r>
     </w:p>
     <w:p>
@@ -1447,7 +1422,20 @@
           <w:szCs w:val="24"/>
           <w:u w:val="single"/>
         </w:rPr>
-        <w:t xml:space="preserve">Figures de 3, 6, 9 jetons aux rangs 1, 2, 3 : relation « 3 × rang » ; au rang 7, 3 × 7 = 21 jetons.</w:t>
+        <w:t xml:space="preserve">Exemple :</w:t>
+      </w:r>
+      <w:r>
+        <w:rPr>
+          <w:rFonts w:ascii="Times New Roman" w:cs="Times New Roman" w:eastAsia="Times New Roman" w:hAnsi="Times New Roman"/>
+          <w:b w:val="false"/>
+          <w:bCs w:val="false"/>
+          <w:i w:val="false"/>
+          <w:iCs w:val="false"/>
+          <w:color w:val="000000"/>
+          <w:sz w:val="24"/>
+          <w:szCs w:val="24"/>
+        </w:rPr>
+        <w:t xml:space="preserve"> Figures de 3, 6, 9 jetons aux rangs 1, 2, 3 : relation « 3 × rang » ; au rang 7, 3 × 7 = 21 jetons.</w:t>
       </w:r>
     </w:p>
     <w:p>
@@ -1911,25 +1899,6 @@
     <w:p>
       <w:r>
         <w:br w:type="page"/>
-      </w:r>
-    </w:p>
-    <w:p>
-      <w:pPr>
-        <w:spacing w:after="80" w:before="120"/>
-        <w:jc w:val="center"/>
-      </w:pPr>
-      <w:r>
-        <w:rPr>
-          <w:rFonts w:ascii="Times New Roman" w:cs="Times New Roman" w:eastAsia="Times New Roman" w:hAnsi="Times New Roman"/>
-          <w:b/>
-          <w:bCs/>
-          <w:i w:val="false"/>
-          <w:iCs w:val="false"/>
-          <w:color w:val="E7E6E6"/>
-          <w:sz w:val="22"/>
-          <w:szCs w:val="22"/>
-        </w:rPr>
-        <w:t xml:space="preserve">MATHÉMATIQUES — T5</w:t>
       </w:r>
     </w:p>
     <w:p>
@@ -2073,7 +2042,20 @@
           <w:szCs w:val="24"/>
           <w:u w:val="single"/>
         </w:rPr>
-        <w:t xml:space="preserve">Rang 1, 2, 3, 4 → quantité 7, 14, 21, 28 : règle « × 7 » ; au rang 6, 42.</w:t>
+        <w:t xml:space="preserve">Exemple :</w:t>
+      </w:r>
+      <w:r>
+        <w:rPr>
+          <w:rFonts w:ascii="Times New Roman" w:cs="Times New Roman" w:eastAsia="Times New Roman" w:hAnsi="Times New Roman"/>
+          <w:b w:val="false"/>
+          <w:bCs w:val="false"/>
+          <w:i w:val="false"/>
+          <w:iCs w:val="false"/>
+          <w:color w:val="000000"/>
+          <w:sz w:val="24"/>
+          <w:szCs w:val="24"/>
+        </w:rPr>
+        <w:t xml:space="preserve"> Rang 1, 2, 3, 4 → quantité 7, 14, 21, 28 : règle « × 7 » ; au rang 6, 42.</w:t>
       </w:r>
     </w:p>
     <w:p>
@@ -2537,25 +2519,6 @@
     <w:p>
       <w:r>
         <w:br w:type="page"/>
-      </w:r>
-    </w:p>
-    <w:p>
-      <w:pPr>
-        <w:spacing w:after="80" w:before="120"/>
-        <w:jc w:val="center"/>
-      </w:pPr>
-      <w:r>
-        <w:rPr>
-          <w:rFonts w:ascii="Times New Roman" w:cs="Times New Roman" w:eastAsia="Times New Roman" w:hAnsi="Times New Roman"/>
-          <w:b/>
-          <w:bCs/>
-          <w:i w:val="false"/>
-          <w:iCs w:val="false"/>
-          <w:color w:val="E7E6E6"/>
-          <w:sz w:val="22"/>
-          <w:szCs w:val="22"/>
-        </w:rPr>
-        <w:t xml:space="preserve">MATHÉMATIQUES — T5</w:t>
       </w:r>
     </w:p>
     <w:p>
@@ -2699,7 +2662,20 @@
           <w:szCs w:val="24"/>
           <w:u w:val="single"/>
         </w:rPr>
-        <w:t xml:space="preserve">3 kapoaka pèsent 840 g ; 1 kapoaka ? La règle « × 280 » vient de 3 × 280 = 840 ; donc 5 kapoaka → 1 400 g.</w:t>
+        <w:t xml:space="preserve">Exemple :</w:t>
+      </w:r>
+      <w:r>
+        <w:rPr>
+          <w:rFonts w:ascii="Times New Roman" w:cs="Times New Roman" w:eastAsia="Times New Roman" w:hAnsi="Times New Roman"/>
+          <w:b w:val="false"/>
+          <w:bCs w:val="false"/>
+          <w:i w:val="false"/>
+          <w:iCs w:val="false"/>
+          <w:color w:val="000000"/>
+          <w:sz w:val="24"/>
+          <w:szCs w:val="24"/>
+        </w:rPr>
+        <w:t xml:space="preserve"> 3 kapoaka pèsent 840 g ; 1 kapoaka ? La règle « × 280 » vient de 3 × 280 = 840 ; donc 5 kapoaka → 1 400 g.</w:t>
       </w:r>
     </w:p>
     <w:p>
@@ -3190,25 +3166,6 @@
     <w:p>
       <w:r>
         <w:br w:type="page"/>
-      </w:r>
-    </w:p>
-    <w:p>
-      <w:pPr>
-        <w:spacing w:after="80" w:before="120"/>
-        <w:jc w:val="center"/>
-      </w:pPr>
-      <w:r>
-        <w:rPr>
-          <w:rFonts w:ascii="Times New Roman" w:cs="Times New Roman" w:eastAsia="Times New Roman" w:hAnsi="Times New Roman"/>
-          <w:b/>
-          <w:bCs/>
-          <w:i w:val="false"/>
-          <w:iCs w:val="false"/>
-          <w:color w:val="E7E6E6"/>
-          <w:sz w:val="22"/>
-          <w:szCs w:val="22"/>
-        </w:rPr>
-        <w:t xml:space="preserve">MATHÉMATIQUES — T5</w:t>
       </w:r>
     </w:p>
     <w:p>
@@ -3352,7 +3309,20 @@
           <w:szCs w:val="24"/>
           <w:u w:val="single"/>
         </w:rPr>
-        <w:t xml:space="preserve">5 kapoaka de riz pèsent 1 400 g ; 8 kapoaka ? (8 × 1 400) ÷ 5 = 11 200 ÷ 5 = 2 240 g.</w:t>
+        <w:t xml:space="preserve">Exemple :</w:t>
+      </w:r>
+      <w:r>
+        <w:rPr>
+          <w:rFonts w:ascii="Times New Roman" w:cs="Times New Roman" w:eastAsia="Times New Roman" w:hAnsi="Times New Roman"/>
+          <w:b w:val="false"/>
+          <w:bCs w:val="false"/>
+          <w:i w:val="false"/>
+          <w:iCs w:val="false"/>
+          <w:color w:val="000000"/>
+          <w:sz w:val="24"/>
+          <w:szCs w:val="24"/>
+        </w:rPr>
+        <w:t xml:space="preserve"> 5 kapoaka de riz pèsent 1 400 g ; 8 kapoaka ? (8 × 1 400) ÷ 5 = 11 200 ÷ 5 = 2 240 g.</w:t>
       </w:r>
     </w:p>
     <w:p>
@@ -3816,25 +3786,6 @@
     <w:p>
       <w:r>
         <w:br w:type="page"/>
-      </w:r>
-    </w:p>
-    <w:p>
-      <w:pPr>
-        <w:spacing w:after="80" w:before="120"/>
-        <w:jc w:val="center"/>
-      </w:pPr>
-      <w:r>
-        <w:rPr>
-          <w:rFonts w:ascii="Times New Roman" w:cs="Times New Roman" w:eastAsia="Times New Roman" w:hAnsi="Times New Roman"/>
-          <w:b/>
-          <w:bCs/>
-          <w:i w:val="false"/>
-          <w:iCs w:val="false"/>
-          <w:color w:val="E7E6E6"/>
-          <w:sz w:val="22"/>
-          <w:szCs w:val="22"/>
-        </w:rPr>
-        <w:t xml:space="preserve">MATHÉMATIQUES — T5</w:t>
       </w:r>
     </w:p>
     <w:p>
@@ -3978,7 +3929,20 @@
           <w:szCs w:val="24"/>
           <w:u w:val="single"/>
         </w:rPr>
-        <w:t xml:space="preserve">15 − 6 = □ + 4 : la gauche vaut 9 ; il faut □ + 4 = 9, donc □ = 5 ; contrôle : 9 = 9 ✓.</w:t>
+        <w:t xml:space="preserve">Exemple :</w:t>
+      </w:r>
+      <w:r>
+        <w:rPr>
+          <w:rFonts w:ascii="Times New Roman" w:cs="Times New Roman" w:eastAsia="Times New Roman" w:hAnsi="Times New Roman"/>
+          <w:b w:val="false"/>
+          <w:bCs w:val="false"/>
+          <w:i w:val="false"/>
+          <w:iCs w:val="false"/>
+          <w:color w:val="000000"/>
+          <w:sz w:val="24"/>
+          <w:szCs w:val="24"/>
+        </w:rPr>
+        <w:t xml:space="preserve"> 15 − 6 = □ + 4 : la gauche vaut 9 ; il faut □ + 4 = 9, donc □ = 5 ; contrôle : 9 = 9 ✓.</w:t>
       </w:r>
     </w:p>
     <w:p>
@@ -4442,25 +4406,6 @@
     <w:p>
       <w:r>
         <w:br w:type="page"/>
-      </w:r>
-    </w:p>
-    <w:p>
-      <w:pPr>
-        <w:spacing w:after="80" w:before="120"/>
-        <w:jc w:val="center"/>
-      </w:pPr>
-      <w:r>
-        <w:rPr>
-          <w:rFonts w:ascii="Times New Roman" w:cs="Times New Roman" w:eastAsia="Times New Roman" w:hAnsi="Times New Roman"/>
-          <w:b/>
-          <w:bCs/>
-          <w:i w:val="false"/>
-          <w:iCs w:val="false"/>
-          <w:color w:val="E7E6E6"/>
-          <w:sz w:val="22"/>
-          <w:szCs w:val="22"/>
-        </w:rPr>
-        <w:t xml:space="preserve">MATHÉMATIQUES — T5</w:t>
       </w:r>
     </w:p>
     <w:p>
@@ -4604,7 +4549,20 @@
           <w:szCs w:val="24"/>
           <w:u w:val="single"/>
         </w:rPr>
-        <w:t xml:space="preserve">□ × 6 = 84 : essai 10 → 60, trop petit ; 15 → 90, trop grand ; 14 → 84 ✓ ; déduction : 84 ÷ 6 = 14 ✓.</w:t>
+        <w:t xml:space="preserve">Exemple :</w:t>
+      </w:r>
+      <w:r>
+        <w:rPr>
+          <w:rFonts w:ascii="Times New Roman" w:cs="Times New Roman" w:eastAsia="Times New Roman" w:hAnsi="Times New Roman"/>
+          <w:b w:val="false"/>
+          <w:bCs w:val="false"/>
+          <w:i w:val="false"/>
+          <w:iCs w:val="false"/>
+          <w:color w:val="000000"/>
+          <w:sz w:val="24"/>
+          <w:szCs w:val="24"/>
+        </w:rPr>
+        <w:t xml:space="preserve"> □ × 6 = 84 : essai 10 → 60, trop petit ; 15 → 90, trop grand ; 14 → 84 ✓ ; déduction : 84 ÷ 6 = 14 ✓.</w:t>
       </w:r>
     </w:p>
     <w:p>

--- a/manuel-math-t5/work_merge/u3.docx
+++ b/manuel-math-t5/work_merge/u3.docx
@@ -684,70 +684,13 @@
     </w:p>
     <w:p>
       <w:pPr>
-        <w:spacing w:after="150" w:before="200"/>
-        <w:jc w:val="left"/>
-      </w:pPr>
-      <w:r>
-        <w:rPr>
-          <w:rFonts w:ascii="Times New Roman" w:cs="Times New Roman" w:eastAsia="Times New Roman" w:hAnsi="Times New Roman"/>
-          <w:b/>
-          <w:bCs/>
-          <w:i w:val="false"/>
-          <w:iCs w:val="false"/>
-          <w:color w:val="2E7D32"/>
-          <w:sz w:val="28"/>
-          <w:szCs w:val="28"/>
-        </w:rPr>
-        <w:t xml:space="preserve">Suites à motif répété ou croissant</w:t>
-      </w:r>
-    </w:p>
-    <w:p>
-      <w:pPr>
-        <w:spacing w:after="110" w:line="300"/>
-        <w:jc w:val="both"/>
-      </w:pPr>
-      <w:r>
-        <w:rPr>
-          <w:rFonts w:ascii="Times New Roman" w:cs="Times New Roman" w:eastAsia="Times New Roman" w:hAnsi="Times New Roman"/>
-          <w:b w:val="false"/>
-          <w:bCs w:val="false"/>
-          <w:i w:val="false"/>
-          <w:iCs w:val="false"/>
-          <w:color w:val="000000"/>
-          <w:sz w:val="24"/>
-          <w:szCs w:val="24"/>
-        </w:rPr>
-        <w:t xml:space="preserve">Une suite est une liste d’éléments arrangés dans un ordre déterminé. Le motif est l’ensemble des éléments qui se répètent. Une suite est à motif répété quand le même paquet revient à l’identique, et à motif croissant quand chaque figure grandit en suivant une règle régulière.</w:t>
-      </w:r>
-    </w:p>
-    <w:p>
-      <w:pPr>
-        <w:spacing w:after="110" w:line="300"/>
-        <w:jc w:val="both"/>
-      </w:pPr>
-      <w:r>
-        <w:rPr>
-          <w:rFonts w:ascii="Times New Roman" w:cs="Times New Roman" w:eastAsia="Times New Roman" w:hAnsi="Times New Roman"/>
-          <w:b w:val="false"/>
-          <w:bCs w:val="false"/>
-          <w:i/>
-          <w:iCs/>
-          <w:color w:val="1F4E79"/>
-          <w:sz w:val="24"/>
-          <w:szCs w:val="24"/>
-        </w:rPr>
-        <w:t xml:space="preserve">une suite, c’est une file bien rangée ; sa régularité est le secret qui permet de continuer la file sans se tromper.</w:t>
-      </w:r>
-    </w:p>
-    <w:p>
-      <w:pPr>
-        <w:spacing w:after="120" w:before="120"/>
+        <w:spacing w:after="120" w:before="100"/>
         <w:jc w:val="center"/>
       </w:pPr>
       <w:r>
         <w:drawing>
           <wp:inline distT="0" distB="0" distL="0" distR="0">
-            <wp:extent cx="4762500" cy="1828800"/>
+            <wp:extent cx="4476750" cy="2438400"/>
             <wp:effectExtent t="0" r="0" b="0" l="0"/>
             <wp:docPr id="1" name=""/>
             <wp:cNvGraphicFramePr>
@@ -772,7 +715,7 @@
                   <pic:spPr bwMode="auto">
                     <a:xfrm>
                       <a:off x="0" y="0"/>
-                      <a:ext cx="4762500" cy="1828800"/>
+                      <a:ext cx="4476750" cy="2438400"/>
                     </a:xfrm>
                     <a:prstGeom prst="rect">
                       <a:avLst/>
@@ -787,159 +730,6 @@
     </w:p>
     <w:p>
       <w:pPr>
-        <w:spacing w:after="130" w:before="100" w:line="300"/>
-        <w:jc w:val="both"/>
-      </w:pPr>
-      <w:r>
-        <w:rPr>
-          <w:rFonts w:ascii="Times New Roman" w:cs="Times New Roman" w:eastAsia="Times New Roman" w:hAnsi="Times New Roman"/>
-          <w:b w:val="false"/>
-          <w:bCs w:val="false"/>
-          <w:i/>
-          <w:iCs/>
-          <w:color w:val="000000"/>
-          <w:sz w:val="24"/>
-          <w:szCs w:val="24"/>
-          <w:u w:val="single"/>
-        </w:rPr>
-        <w:t xml:space="preserve">Exemple :</w:t>
-      </w:r>
-      <w:r>
-        <w:rPr>
-          <w:rFonts w:ascii="Times New Roman" w:cs="Times New Roman" w:eastAsia="Times New Roman" w:hAnsi="Times New Roman"/>
-          <w:b w:val="false"/>
-          <w:bCs w:val="false"/>
-          <w:i w:val="false"/>
-          <w:iCs w:val="false"/>
-          <w:color w:val="000000"/>
-          <w:sz w:val="24"/>
-          <w:szCs w:val="24"/>
-        </w:rPr>
-        <w:t xml:space="preserve"> Suite 5, 10, 15, 20… : règle « + 5 » ; les deux termes suivants sont 25 et 30.</w:t>
-      </w:r>
-    </w:p>
-    <w:p>
-      <w:pPr>
-        <w:spacing w:after="55" w:line="300"/>
-        <w:ind w:left="260"/>
-        <w:jc w:val="both"/>
-      </w:pPr>
-      <w:r>
-        <w:rPr>
-          <w:rFonts w:ascii="Times New Roman" w:cs="Times New Roman" w:eastAsia="Times New Roman" w:hAnsi="Times New Roman"/>
-          <w:b w:val="false"/>
-          <w:bCs w:val="false"/>
-          <w:i w:val="false"/>
-          <w:iCs w:val="false"/>
-          <w:color w:val="000000"/>
-          <w:sz w:val="24"/>
-          <w:szCs w:val="24"/>
-        </w:rPr>
-        <w:t xml:space="preserve">1. Observer les premiers éléments et chercher ce qui revient ou ce qui grandit.</w:t>
-      </w:r>
-    </w:p>
-    <w:p>
-      <w:pPr>
-        <w:spacing w:after="55" w:line="300"/>
-        <w:ind w:left="260"/>
-        <w:jc w:val="both"/>
-      </w:pPr>
-      <w:r>
-        <w:rPr>
-          <w:rFonts w:ascii="Times New Roman" w:cs="Times New Roman" w:eastAsia="Times New Roman" w:hAnsi="Times New Roman"/>
-          <w:b w:val="false"/>
-          <w:bCs w:val="false"/>
-          <w:i w:val="false"/>
-          <w:iCs w:val="false"/>
-          <w:color w:val="000000"/>
-          <w:sz w:val="24"/>
-          <w:szCs w:val="24"/>
-        </w:rPr>
-        <w:t xml:space="preserve">2. Formuler la règle en mots : « le motif … se répète » ou « on ajoute … à chaque pas ».</w:t>
-      </w:r>
-    </w:p>
-    <w:p>
-      <w:pPr>
-        <w:spacing w:after="55" w:line="300"/>
-        <w:ind w:left="260"/>
-        <w:jc w:val="both"/>
-      </w:pPr>
-      <w:r>
-        <w:rPr>
-          <w:rFonts w:ascii="Times New Roman" w:cs="Times New Roman" w:eastAsia="Times New Roman" w:hAnsi="Times New Roman"/>
-          <w:b w:val="false"/>
-          <w:bCs w:val="false"/>
-          <w:i w:val="false"/>
-          <w:iCs w:val="false"/>
-          <w:color w:val="000000"/>
-          <w:sz w:val="24"/>
-          <w:szCs w:val="24"/>
-        </w:rPr>
-        <w:t xml:space="preserve">3. Prolonger la suite avec la règle et vérifier sur les éléments connus.</w:t>
-      </w:r>
-    </w:p>
-    <w:p>
-      <w:pPr>
-        <w:shd w:fill="E8F5E9" w:val="clear"/>
-        <w:spacing w:after="110" w:line="300"/>
-        <w:jc w:val="both"/>
-      </w:pPr>
-      <w:r>
-        <w:rPr>
-          <w:rFonts w:ascii="Times New Roman" w:cs="Times New Roman" w:eastAsia="Times New Roman" w:hAnsi="Times New Roman"/>
-          <w:b/>
-          <w:bCs/>
-          <w:i w:val="false"/>
-          <w:iCs w:val="false"/>
-          <w:color w:val="000000"/>
-          <w:sz w:val="24"/>
-          <w:szCs w:val="24"/>
-        </w:rPr>
-        <w:t xml:space="preserve">suite = liste ordonnée ; motif = ce qui se répète ; répété (le paquet revient) ou croissant (la règle fait grandir) ; dire la règle permet de prolonger.</w:t>
-      </w:r>
-    </w:p>
-    <w:p>
-      <w:pPr>
-        <w:shd w:fill="E3F2FD" w:val="clear"/>
-        <w:spacing w:after="110" w:line="300"/>
-        <w:jc w:val="both"/>
-      </w:pPr>
-      <w:r>
-        <w:rPr>
-          <w:rFonts w:ascii="Times New Roman" w:cs="Times New Roman" w:eastAsia="Times New Roman" w:hAnsi="Times New Roman"/>
-          <w:b w:val="false"/>
-          <w:bCs w:val="false"/>
-          <w:i w:val="false"/>
-          <w:iCs w:val="false"/>
-          <w:color w:val="1F4E79"/>
-          <w:sz w:val="24"/>
-          <w:szCs w:val="24"/>
-        </w:rPr>
-        <w:t xml:space="preserve">Le savais-tu ? Les frises géométriques des lamba et des nattes malgaches sont des suites à motif répété que les tisserandes connaissent par cœur — sans jamais les écrire ! Et la plus célèbre suite croissante du monde, 1, 1, 2, 3, 5, 8, 13… (chaque terme = la somme des deux précédents), se cache dans les spirales des ananas et des tournesols.</w:t>
-      </w:r>
-    </w:p>
-    <w:p>
-      <w:pPr>
-        <w:shd w:fill="FFF8E1" w:val="clear"/>
-        <w:spacing w:after="110" w:line="300"/>
-        <w:jc w:val="both"/>
-      </w:pPr>
-      <w:r>
-        <w:rPr>
-          <w:rFonts w:ascii="Times New Roman" w:cs="Times New Roman" w:eastAsia="Times New Roman" w:hAnsi="Times New Roman"/>
-          <w:b w:val="false"/>
-          <w:bCs w:val="false"/>
-          <w:i w:val="false"/>
-          <w:iCs w:val="false"/>
-          <w:color w:val="000000"/>
-          <w:sz w:val="24"/>
-          <w:szCs w:val="24"/>
-        </w:rPr>
-        <w:t xml:space="preserve">Attention : Deviner le terme suivant « au feeling » sans avoir dit la règle : 1, 2, 4… peut continuer par 8 (règle × 2) ou par 7 (règle + 1, + 2, + 3). Sans la règle énoncée, la réponse ne se justifie pas.</w:t>
-      </w:r>
-    </w:p>
-    <w:p>
-      <w:pPr>
         <w:spacing w:after="150" w:before="200"/>
         <w:jc w:val="left"/>
       </w:pPr>
@@ -954,390 +744,26 @@
           <w:sz w:val="28"/>
           <w:szCs w:val="28"/>
         </w:rPr>
-        <w:t xml:space="preserve">EXERCICE</w:t>
-      </w:r>
-    </w:p>
-    <w:p>
-      <w:pPr>
-        <w:spacing w:after="110" w:line="300"/>
-        <w:jc w:val="both"/>
-      </w:pPr>
-      <w:r>
-        <w:rPr>
-          <w:rFonts w:ascii="Times New Roman" w:cs="Times New Roman" w:eastAsia="Times New Roman" w:hAnsi="Times New Roman"/>
-          <w:b w:val="false"/>
-          <w:bCs w:val="false"/>
-          <w:i w:val="false"/>
-          <w:iCs w:val="false"/>
-          <w:color w:val="000000"/>
-          <w:sz w:val="24"/>
-          <w:szCs w:val="24"/>
-        </w:rPr>
-        <w:t xml:space="preserve">1. Donne la règle et les deux termes suivants : a) 4, 8, 12, 16… ; b) 50, 45, 40, 35… ; d) 1, 10, 100, 1 000… ; e) 2, 4, 8, 16…</w:t>
-      </w:r>
-    </w:p>
-    <w:p>
-      <w:pPr>
-        <w:spacing w:after="110" w:line="300"/>
-        <w:jc w:val="both"/>
-      </w:pPr>
-      <w:r>
-        <w:rPr>
-          <w:rFonts w:ascii="Times New Roman" w:cs="Times New Roman" w:eastAsia="Times New Roman" w:hAnsi="Times New Roman"/>
-          <w:b w:val="false"/>
-          <w:bCs w:val="false"/>
-          <w:i w:val="false"/>
-          <w:iCs w:val="false"/>
-          <w:color w:val="000000"/>
-          <w:sz w:val="24"/>
-          <w:szCs w:val="24"/>
-        </w:rPr>
-        <w:t xml:space="preserve">2. Suite de perles : rouge, rouge, bleu, rouge, rouge, bleu… a) Quel est le motif ? b) Quelle est la longueur du motif ? d) Couleur de la 12ᵉ perle ? e) Couleur de la 16ᵉ perle ?</w:t>
-      </w:r>
-    </w:p>
-    <w:p>
-      <w:pPr>
-        <w:spacing w:after="110" w:line="300"/>
-        <w:jc w:val="both"/>
-      </w:pPr>
-      <w:r>
-        <w:rPr>
-          <w:rFonts w:ascii="Times New Roman" w:cs="Times New Roman" w:eastAsia="Times New Roman" w:hAnsi="Times New Roman"/>
-          <w:b w:val="false"/>
-          <w:bCs w:val="false"/>
-          <w:i w:val="false"/>
-          <w:iCs w:val="false"/>
-          <w:color w:val="000000"/>
-          <w:sz w:val="24"/>
-          <w:szCs w:val="24"/>
-        </w:rPr>
-        <w:t xml:space="preserve">3. Invente : a) une suite à motif répété avec deux formes ; b) une suite croissante de règle « + 3 » partant de 2 ; d) écris ses cinq premiers termes ; e) explique comment un camarade peut vérifier ta règle.</w:t>
-      </w:r>
-    </w:p>
-    <w:p>
-      <w:pPr>
-        <w:spacing w:after="110" w:line="300"/>
-        <w:jc w:val="both"/>
-      </w:pPr>
-      <w:r>
-        <w:rPr>
-          <w:rFonts w:ascii="Times New Roman" w:cs="Times New Roman" w:eastAsia="Times New Roman" w:hAnsi="Times New Roman"/>
-          <w:b w:val="false"/>
-          <w:bCs w:val="false"/>
-          <w:i w:val="false"/>
-          <w:iCs w:val="false"/>
-          <w:color w:val="000000"/>
-          <w:sz w:val="24"/>
-          <w:szCs w:val="24"/>
-        </w:rPr>
-        <w:t xml:space="preserve">4. Trouve la régularité, puis donne les deux termes suivants : a) 2 ; 4 ; 6 ; 8 ; … b) 5 ; 10 ; 15 ; … d) 1 ; 3 ; 5 ; 7 ; … e) 80 ; 70 ; 60 ; …</w:t>
-      </w:r>
-    </w:p>
-    <w:p>
-      <w:pPr>
-        <w:spacing w:after="110" w:line="300"/>
-        <w:jc w:val="both"/>
-      </w:pPr>
-      <w:r>
-        <w:rPr>
-          <w:rFonts w:ascii="Times New Roman" w:cs="Times New Roman" w:eastAsia="Times New Roman" w:hAnsi="Times New Roman"/>
-          <w:b w:val="false"/>
-          <w:bCs w:val="false"/>
-          <w:i w:val="false"/>
-          <w:iCs w:val="false"/>
-          <w:color w:val="000000"/>
-          <w:sz w:val="24"/>
-          <w:szCs w:val="24"/>
-        </w:rPr>
-        <w:t xml:space="preserve">5. On dessine une suite de figures : 1 cercle et 1 triangle, puis 1 cercle et 2 triangles, puis 1 cercle et 3 triangles… a) Est-ce un motif croissant ou répété ? b) Combien de triangles à l’étape 4 ? d) À l’étape 6 ? e) Invente une suite non numérique à motif répété avec deux formes.</w:t>
-      </w:r>
-    </w:p>
-    <w:p>
-      <w:pPr>
-        <w:spacing w:after="110" w:line="300"/>
-        <w:jc w:val="both"/>
-      </w:pPr>
-      <w:r>
-        <w:rPr>
-          <w:rFonts w:ascii="Times New Roman" w:cs="Times New Roman" w:eastAsia="Times New Roman" w:hAnsi="Times New Roman"/>
-          <w:b w:val="false"/>
-          <w:bCs w:val="false"/>
-          <w:i w:val="false"/>
-          <w:iCs w:val="false"/>
-          <w:color w:val="000000"/>
-          <w:sz w:val="24"/>
-          <w:szCs w:val="24"/>
-        </w:rPr>
-        <w:t xml:space="preserve">6. Défi CEPE — Voici une suite : 3 ; 6 ; 12 ; 24 ; … a) La régularité est-elle « + 3 » ? Vérifie. b) Quelle est la vraie règle ? d) Donne les deux termes suivants. e) Cette suite est-elle à motif croissant ou répété ?</w:t>
-      </w:r>
-    </w:p>
-    <w:p>
-      <w:pPr>
-        <w:spacing w:after="150" w:before="200"/>
-        <w:jc w:val="left"/>
-      </w:pPr>
-      <w:r>
-        <w:rPr>
-          <w:rFonts w:ascii="Times New Roman" w:cs="Times New Roman" w:eastAsia="Times New Roman" w:hAnsi="Times New Roman"/>
-          <w:b/>
-          <w:bCs/>
-          <w:i w:val="false"/>
-          <w:iCs w:val="false"/>
-          <w:color w:val="2E7D32"/>
-          <w:sz w:val="28"/>
-          <w:szCs w:val="28"/>
-        </w:rPr>
-        <w:t xml:space="preserve">Correction</w:t>
-      </w:r>
-    </w:p>
-    <w:p>
-      <w:pPr>
-        <w:spacing w:after="80"/>
-      </w:pPr>
-      <w:r>
-        <w:rPr>
-          <w:rFonts w:ascii="Times New Roman" w:cs="Times New Roman" w:eastAsia="Times New Roman" w:hAnsi="Times New Roman"/>
-          <w:b/>
-          <w:bCs/>
-          <w:i w:val="false"/>
-          <w:iCs w:val="false"/>
-          <w:color w:val="C2185B"/>
-          <w:sz w:val="24"/>
-          <w:szCs w:val="24"/>
-        </w:rPr>
-        <w:t xml:space="preserve">1. </w:t>
-      </w:r>
-      <w:r>
-        <w:rPr>
-          <w:rFonts w:ascii="Times New Roman" w:cs="Times New Roman" w:eastAsia="Times New Roman" w:hAnsi="Times New Roman"/>
-          <w:b w:val="false"/>
-          <w:bCs w:val="false"/>
-          <w:i w:val="false"/>
-          <w:iCs w:val="false"/>
-          <w:color w:val="000000"/>
-          <w:sz w:val="24"/>
-          <w:szCs w:val="24"/>
-        </w:rPr>
-        <w:t xml:space="preserve">a) + 4 : 20, 24 ; b) − 5 : 30, 25 ; d) × 10 : 10 000, 100 000 ; e) × 2 : 32, 64.</w:t>
-      </w:r>
-    </w:p>
-    <w:p>
-      <w:pPr>
-        <w:spacing w:after="80"/>
-      </w:pPr>
-      <w:r>
-        <w:rPr>
-          <w:rFonts w:ascii="Times New Roman" w:cs="Times New Roman" w:eastAsia="Times New Roman" w:hAnsi="Times New Roman"/>
-          <w:b/>
-          <w:bCs/>
-          <w:i w:val="false"/>
-          <w:iCs w:val="false"/>
-          <w:color w:val="C2185B"/>
-          <w:sz w:val="24"/>
-          <w:szCs w:val="24"/>
-        </w:rPr>
-        <w:t xml:space="preserve">2. </w:t>
-      </w:r>
-      <w:r>
-        <w:rPr>
-          <w:rFonts w:ascii="Times New Roman" w:cs="Times New Roman" w:eastAsia="Times New Roman" w:hAnsi="Times New Roman"/>
-          <w:b w:val="false"/>
-          <w:bCs w:val="false"/>
-          <w:i w:val="false"/>
-          <w:iCs w:val="false"/>
-          <w:color w:val="000000"/>
-          <w:sz w:val="24"/>
-          <w:szCs w:val="24"/>
-        </w:rPr>
-        <w:t xml:space="preserve">a) rouge-rouge-bleu ; b) 3 perles ; d) 12 = 4 motifs complets : bleue ; e) 16 = 5 motifs + 1 : rouge.</w:t>
-      </w:r>
-    </w:p>
-    <w:p>
-      <w:pPr>
-        <w:spacing w:after="80"/>
-      </w:pPr>
-      <w:r>
-        <w:rPr>
-          <w:rFonts w:ascii="Times New Roman" w:cs="Times New Roman" w:eastAsia="Times New Roman" w:hAnsi="Times New Roman"/>
-          <w:b/>
-          <w:bCs/>
-          <w:i w:val="false"/>
-          <w:iCs w:val="false"/>
-          <w:color w:val="C2185B"/>
-          <w:sz w:val="24"/>
-          <w:szCs w:val="24"/>
-        </w:rPr>
-        <w:t xml:space="preserve">3. </w:t>
-      </w:r>
-      <w:r>
-        <w:rPr>
-          <w:rFonts w:ascii="Times New Roman" w:cs="Times New Roman" w:eastAsia="Times New Roman" w:hAnsi="Times New Roman"/>
-          <w:b w:val="false"/>
-          <w:bCs w:val="false"/>
-          <w:i w:val="false"/>
-          <w:iCs w:val="false"/>
-          <w:color w:val="000000"/>
-          <w:sz w:val="24"/>
-          <w:szCs w:val="24"/>
-        </w:rPr>
-        <w:t xml:space="preserve">a) par exemple rond-carré-rond-carré ; b) 2, 5, 8, 11, 14 ; d) voir b ; e) il applique la règle « + 3 » à chaque terme et contrôle chaque passage.</w:t>
-      </w:r>
-    </w:p>
-    <w:p>
-      <w:pPr>
-        <w:spacing w:after="80"/>
-      </w:pPr>
-      <w:r>
-        <w:rPr>
-          <w:rFonts w:ascii="Times New Roman" w:cs="Times New Roman" w:eastAsia="Times New Roman" w:hAnsi="Times New Roman"/>
-          <w:b/>
-          <w:bCs/>
-          <w:i w:val="false"/>
-          <w:iCs w:val="false"/>
-          <w:color w:val="C2185B"/>
-          <w:sz w:val="24"/>
-          <w:szCs w:val="24"/>
-        </w:rPr>
-        <w:t xml:space="preserve">4. </w:t>
-      </w:r>
-      <w:r>
-        <w:rPr>
-          <w:rFonts w:ascii="Times New Roman" w:cs="Times New Roman" w:eastAsia="Times New Roman" w:hAnsi="Times New Roman"/>
-          <w:b w:val="false"/>
-          <w:bCs w:val="false"/>
-          <w:i w:val="false"/>
-          <w:iCs w:val="false"/>
-          <w:color w:val="000000"/>
-          <w:sz w:val="24"/>
-          <w:szCs w:val="24"/>
-        </w:rPr>
-        <w:t xml:space="preserve">a) + 2 : 10 puis 12 ; b) + 5 : 20 puis 25 ; d) + 2 : 9 puis 11 ; e) − 10 : 50 puis 40.</w:t>
-      </w:r>
-    </w:p>
-    <w:p>
-      <w:pPr>
-        <w:spacing w:after="80"/>
-      </w:pPr>
-      <w:r>
-        <w:rPr>
-          <w:rFonts w:ascii="Times New Roman" w:cs="Times New Roman" w:eastAsia="Times New Roman" w:hAnsi="Times New Roman"/>
-          <w:b/>
-          <w:bCs/>
-          <w:i w:val="false"/>
-          <w:iCs w:val="false"/>
-          <w:color w:val="C2185B"/>
-          <w:sz w:val="24"/>
-          <w:szCs w:val="24"/>
-        </w:rPr>
-        <w:t xml:space="preserve">5. </w:t>
-      </w:r>
-      <w:r>
-        <w:rPr>
-          <w:rFonts w:ascii="Times New Roman" w:cs="Times New Roman" w:eastAsia="Times New Roman" w:hAnsi="Times New Roman"/>
-          <w:b w:val="false"/>
-          <w:bCs w:val="false"/>
-          <w:i w:val="false"/>
-          <w:iCs w:val="false"/>
-          <w:color w:val="000000"/>
-          <w:sz w:val="24"/>
-          <w:szCs w:val="24"/>
-        </w:rPr>
-        <w:t xml:space="preserve">a) croissant : un triangle de plus à chaque étape ; b) 4 triangles ; d) 6 triangles ; e) par exemple : carré, rond, carré, rond, carré, rond… (le groupe « carré-rond » se répète).</w:t>
-      </w:r>
-    </w:p>
-    <w:p>
-      <w:pPr>
-        <w:spacing w:after="80"/>
-      </w:pPr>
-      <w:r>
-        <w:rPr>
-          <w:rFonts w:ascii="Times New Roman" w:cs="Times New Roman" w:eastAsia="Times New Roman" w:hAnsi="Times New Roman"/>
-          <w:b/>
-          <w:bCs/>
-          <w:i w:val="false"/>
-          <w:iCs w:val="false"/>
-          <w:color w:val="C2185B"/>
-          <w:sz w:val="24"/>
-          <w:szCs w:val="24"/>
-        </w:rPr>
-        <w:t xml:space="preserve">6. </w:t>
-      </w:r>
-      <w:r>
-        <w:rPr>
-          <w:rFonts w:ascii="Times New Roman" w:cs="Times New Roman" w:eastAsia="Times New Roman" w:hAnsi="Times New Roman"/>
-          <w:b w:val="false"/>
-          <w:bCs w:val="false"/>
-          <w:i w:val="false"/>
-          <w:iCs w:val="false"/>
-          <w:color w:val="000000"/>
-          <w:sz w:val="24"/>
-          <w:szCs w:val="24"/>
-        </w:rPr>
-        <w:t xml:space="preserve">a) non : 6 + 3 = 9, or le terme suivant est 12 ; b) chaque terme est multiplié par 2 ; d) 48 puis 96 ; e) croissant : les valeurs augmentent selon une règle.</w:t>
-      </w:r>
-    </w:p>
-    <w:p>
-      <w:r>
-        <w:br w:type="page"/>
-      </w:r>
-    </w:p>
-    <w:p>
-      <w:pPr>
-        <w:spacing w:after="150" w:before="200"/>
-        <w:jc w:val="center"/>
-      </w:pPr>
-      <w:bookmarkStart w:name="u3_l2" w:id="3"/>
-      <w:r>
-        <w:rPr>
-          <w:rFonts w:ascii="Times New Roman" w:cs="Times New Roman" w:eastAsia="Times New Roman" w:hAnsi="Times New Roman"/>
-          <w:b/>
-          <w:bCs/>
-          <w:i w:val="false"/>
-          <w:iCs w:val="false"/>
-          <w:color w:val="C00000"/>
-          <w:sz w:val="32"/>
-          <w:szCs w:val="32"/>
-        </w:rPr>
-        <w:t xml:space="preserve">LE RANG D’UN TERME : RELIER LE RANG À LA QUANTITÉ</w:t>
-      </w:r>
-      <w:bookmarkEnd w:id="3"/>
-    </w:p>
-    <w:p>
-      <w:pPr>
-        <w:spacing w:after="150" w:before="200"/>
-        <w:jc w:val="left"/>
-      </w:pPr>
-      <w:r>
-        <w:rPr>
-          <w:rFonts w:ascii="Times New Roman" w:cs="Times New Roman" w:eastAsia="Times New Roman" w:hAnsi="Times New Roman"/>
-          <w:b/>
-          <w:bCs/>
-          <w:i w:val="false"/>
-          <w:iCs w:val="false"/>
-          <w:color w:val="2E7D32"/>
-          <w:sz w:val="28"/>
-          <w:szCs w:val="28"/>
-        </w:rPr>
-        <w:t xml:space="preserve">Rang d’un terme et relation rang-quantité</w:t>
-      </w:r>
-    </w:p>
-    <w:p>
-      <w:pPr>
-        <w:spacing w:after="110" w:line="300"/>
-        <w:jc w:val="both"/>
-      </w:pPr>
-      <w:r>
-        <w:rPr>
-          <w:rFonts w:ascii="Times New Roman" w:cs="Times New Roman" w:eastAsia="Times New Roman" w:hAnsi="Times New Roman"/>
-          <w:b w:val="false"/>
-          <w:bCs w:val="false"/>
-          <w:i w:val="false"/>
-          <w:iCs w:val="false"/>
-          <w:color w:val="000000"/>
-          <w:sz w:val="24"/>
-          <w:szCs w:val="24"/>
-        </w:rPr>
-        <w:t xml:space="preserve">Le rang d’un terme est sa position dans la suite : premier, deuxième, troisième… Relier le rang à la quantité, c’est trouver la relation qui donne directement le nombre d’objets d’une figure à partir de son rang, sans construire toutes les figures précédentes.</w:t>
+        <w:t xml:space="preserve">Suites à motif répété ou croissant</w:t>
+      </w:r>
+    </w:p>
+    <w:p>
+      <w:pPr>
+        <w:spacing w:after="110" w:line="300"/>
+        <w:jc w:val="both"/>
+      </w:pPr>
+      <w:r>
+        <w:rPr>
+          <w:rFonts w:ascii="Times New Roman" w:cs="Times New Roman" w:eastAsia="Times New Roman" w:hAnsi="Times New Roman"/>
+          <w:b w:val="false"/>
+          <w:bCs w:val="false"/>
+          <w:i w:val="false"/>
+          <w:iCs w:val="false"/>
+          <w:color w:val="000000"/>
+          <w:sz w:val="24"/>
+          <w:szCs w:val="24"/>
+        </w:rPr>
+        <w:t xml:space="preserve">Une suite est une liste d’éléments arrangés dans un ordre déterminé. Le motif est l’ensemble des éléments qui se répètent. Une suite est à motif répété quand le même paquet revient à l’identique, et à motif croissant quand chaque figure grandit en suivant une règle régulière.</w:t>
       </w:r>
     </w:p>
     <w:p>
@@ -1356,7 +782,7 @@
           <w:sz w:val="24"/>
           <w:szCs w:val="24"/>
         </w:rPr>
-        <w:t xml:space="preserve">au lieu de marcher pas à pas jusqu’à la figure voulue, on cherche la formule-raccourci qui saute directement au bon rang.</w:t>
+        <w:t xml:space="preserve">une suite, c’est une file bien rangée ; sa régularité est le secret qui permet de continuer la file sans se tromper.</w:t>
       </w:r>
     </w:p>
     <w:p>
@@ -1367,7 +793,7 @@
       <w:r>
         <w:drawing>
           <wp:inline distT="0" distB="0" distL="0" distR="0">
-            <wp:extent cx="4762500" cy="1971675"/>
+            <wp:extent cx="4762500" cy="1828800"/>
             <wp:effectExtent t="0" r="0" b="0" l="0"/>
             <wp:docPr id="2" name=""/>
             <wp:cNvGraphicFramePr>
@@ -1392,7 +818,7 @@
                   <pic:spPr bwMode="auto">
                     <a:xfrm>
                       <a:off x="0" y="0"/>
-                      <a:ext cx="4762500" cy="1971675"/>
+                      <a:ext cx="4762500" cy="1828800"/>
                     </a:xfrm>
                     <a:prstGeom prst="rect">
                       <a:avLst/>
@@ -1435,7 +861,7 @@
           <w:sz w:val="24"/>
           <w:szCs w:val="24"/>
         </w:rPr>
-        <w:t xml:space="preserve"> Figures de 3, 6, 9 jetons aux rangs 1, 2, 3 : relation « 3 × rang » ; au rang 7, 3 × 7 = 21 jetons.</w:t>
+        <w:t xml:space="preserve"> Suite 5, 10, 15, 20… : règle « + 5 » ; les deux termes suivants sont 25 et 30.</w:t>
       </w:r>
     </w:p>
     <w:p>
@@ -1455,7 +881,7 @@
           <w:sz w:val="24"/>
           <w:szCs w:val="24"/>
         </w:rPr>
-        <w:t xml:space="preserve">1. Dresser la liste rang → quantité pour les figures connues.</w:t>
+        <w:t xml:space="preserve">1. Observer les premiers éléments et chercher ce qui revient ou ce qui grandit.</w:t>
       </w:r>
     </w:p>
     <w:p>
@@ -1475,7 +901,7 @@
           <w:sz w:val="24"/>
           <w:szCs w:val="24"/>
         </w:rPr>
-        <w:t xml:space="preserve">2. Chercher l’opération qui transforme chaque rang en sa quantité (× 2, × 3, + 5…).</w:t>
+        <w:t xml:space="preserve">2. Formuler la règle en mots : « le motif … se répète » ou « on ajoute … à chaque pas ».</w:t>
       </w:r>
     </w:p>
     <w:p>
@@ -1495,7 +921,7 @@
           <w:sz w:val="24"/>
           <w:szCs w:val="24"/>
         </w:rPr>
-        <w:t xml:space="preserve">3. Vérifier la relation sur tous les rangs connus, puis l’utiliser pour le rang demandé.</w:t>
+        <w:t xml:space="preserve">3. Prolonger la suite avec la règle et vérifier sur les éléments connus.</w:t>
       </w:r>
     </w:p>
     <w:p>
@@ -1515,7 +941,7 @@
           <w:sz w:val="24"/>
           <w:szCs w:val="24"/>
         </w:rPr>
-        <w:t xml:space="preserve">rang = position dans la suite ; relation rang → quantité = formule-raccourci ; on la devine sur les premiers termes et on la vérifie sur tous.</w:t>
+        <w:t xml:space="preserve">suite = liste ordonnée ; motif = ce qui se répète ; répété (le paquet revient) ou croissant (la règle fait grandir) ; dire la règle permet de prolonger.</w:t>
       </w:r>
     </w:p>
     <w:p>
@@ -1535,7 +961,7 @@
           <w:sz w:val="24"/>
           <w:szCs w:val="24"/>
         </w:rPr>
-        <w:t xml:space="preserve">Le savais-tu ? C’est exactement ainsi que les informaticiens programment : au lieu d’écrire les 1 000 premières valeurs d’une liste, ils donnent la formule du terme de rang n, et l’ordinateur fabrique la liste tout seul.</w:t>
+        <w:t xml:space="preserve">Le savais-tu ? Les frises géométriques des lamba et des nattes malgaches sont des suites à motif répété que les tisserandes connaissent par cœur — sans jamais les écrire ! Et la plus célèbre suite croissante du monde, 1, 1, 2, 3, 5, 8, 13… (chaque terme = la somme des deux précédents), se cache dans les spirales des ananas et des tournesols.</w:t>
       </w:r>
     </w:p>
     <w:p>
@@ -1555,7 +981,7 @@
           <w:sz w:val="24"/>
           <w:szCs w:val="24"/>
         </w:rPr>
-        <w:t xml:space="preserve">Attention : Confondre le rang et le terme : dans la suite 5, 10, 15…, le « 3ᵉ terme » est 15, pas 3 ! Le rang est la place ; le terme est ce qui occupe la place.</w:t>
+        <w:t xml:space="preserve">Attention : Deviner le terme suivant « au feeling » sans avoir dit la règle : 1, 2, 4… peut continuer par 8 (règle × 2) ou par 7 (règle + 1, + 2, + 3). Sans la règle énoncée, la réponse ne se justifie pas.</w:t>
       </w:r>
     </w:p>
     <w:p>
@@ -1593,102 +1019,102 @@
           <w:sz w:val="24"/>
           <w:szCs w:val="24"/>
         </w:rPr>
-        <w:t xml:space="preserve">1. La relation est « 4 × rang ». Combien d’objets aux rangs : a) 3 ; b) 5 ; d) 10 ; e) 25 ?</w:t>
-      </w:r>
-    </w:p>
-    <w:p>
-      <w:pPr>
-        <w:spacing w:after="110" w:line="300"/>
-        <w:jc w:val="both"/>
-      </w:pPr>
-      <w:r>
-        <w:rPr>
-          <w:rFonts w:ascii="Times New Roman" w:cs="Times New Roman" w:eastAsia="Times New Roman" w:hAnsi="Times New Roman"/>
-          <w:b w:val="false"/>
-          <w:bCs w:val="false"/>
-          <w:i w:val="false"/>
-          <w:iCs w:val="false"/>
-          <w:color w:val="000000"/>
-          <w:sz w:val="24"/>
-          <w:szCs w:val="24"/>
-        </w:rPr>
-        <w:t xml:space="preserve">2. Suite de figures : 5, 10, 15, 20… a) Quelle est la relation rang → quantité ? b) Quantité au rang 8 ? d) Quantité au rang 12 ? e) Quel rang a la figure de 45 objets ?</w:t>
-      </w:r>
-    </w:p>
-    <w:p>
-      <w:pPr>
-        <w:spacing w:after="110" w:line="300"/>
-        <w:jc w:val="both"/>
-      </w:pPr>
-      <w:r>
-        <w:rPr>
-          <w:rFonts w:ascii="Times New Roman" w:cs="Times New Roman" w:eastAsia="Times New Roman" w:hAnsi="Times New Roman"/>
-          <w:b w:val="false"/>
-          <w:bCs w:val="false"/>
-          <w:i w:val="false"/>
-          <w:iCs w:val="false"/>
-          <w:color w:val="000000"/>
-          <w:sz w:val="24"/>
-          <w:szCs w:val="24"/>
-        </w:rPr>
-        <w:t xml:space="preserve">3. Rivo : figures de 2, 4, 6 allumettes… a) Relation rang → quantité ? b) Vérifie-la sur les trois premiers rangs. d) Allumettes au rang 10 ? e) Avec 30 allumettes, jusqu’à quel rang peut-il construire UNE figure ?</w:t>
-      </w:r>
-    </w:p>
-    <w:p>
-      <w:pPr>
-        <w:spacing w:after="110" w:line="300"/>
-        <w:jc w:val="both"/>
-      </w:pPr>
-      <w:r>
-        <w:rPr>
-          <w:rFonts w:ascii="Times New Roman" w:cs="Times New Roman" w:eastAsia="Times New Roman" w:hAnsi="Times New Roman"/>
-          <w:b w:val="false"/>
-          <w:bCs w:val="false"/>
-          <w:i w:val="false"/>
-          <w:iCs w:val="false"/>
-          <w:color w:val="000000"/>
-          <w:sz w:val="24"/>
-          <w:szCs w:val="24"/>
-        </w:rPr>
-        <w:t xml:space="preserve">4. Dans la suite 3 ; 6 ; 9 ; 12 ; 15 ; … a) Quel est le terme de rang 2 ? b) Quel est le rang du terme 12 ? d) Quel est le terme de rang 6 ? e) Par quel rang commence-t-on à compter ?</w:t>
-      </w:r>
-    </w:p>
-    <w:p>
-      <w:pPr>
-        <w:spacing w:after="110" w:line="300"/>
-        <w:jc w:val="both"/>
-      </w:pPr>
-      <w:r>
-        <w:rPr>
-          <w:rFonts w:ascii="Times New Roman" w:cs="Times New Roman" w:eastAsia="Times New Roman" w:hAnsi="Times New Roman"/>
-          <w:b w:val="false"/>
-          <w:bCs w:val="false"/>
-          <w:i w:val="false"/>
-          <w:iCs w:val="false"/>
-          <w:color w:val="000000"/>
-          <w:sz w:val="24"/>
-          <w:szCs w:val="24"/>
-        </w:rPr>
-        <w:t xml:space="preserve">5. On construit des triangles avec des allumettes : rang 1 → 3 allumettes ; rang 2 → 6 ; rang 3 → 9… a) Quelle est la régularité ? b) Écris la relation entre quantité et rang. d) Combien d’allumettes au rang 7 ? e) À quel rang utilise-t-on 30 allumettes ?</w:t>
-      </w:r>
-    </w:p>
-    <w:p>
-      <w:pPr>
-        <w:spacing w:after="110" w:line="300"/>
-        <w:jc w:val="both"/>
-      </w:pPr>
-      <w:r>
-        <w:rPr>
-          <w:rFonts w:ascii="Times New Roman" w:cs="Times New Roman" w:eastAsia="Times New Roman" w:hAnsi="Times New Roman"/>
-          <w:b w:val="false"/>
-          <w:bCs w:val="false"/>
-          <w:i w:val="false"/>
-          <w:iCs w:val="false"/>
-          <w:color w:val="000000"/>
-          <w:sz w:val="24"/>
-          <w:szCs w:val="24"/>
-        </w:rPr>
-        <w:t xml:space="preserve">6. Défi CEPE — Une couturière coud des boutons : robe de rang 1 → 5 boutons ; rang 2 → 10 ; rang 3 → 15… a) Écris la relation entre quantité et rang. b) Combien de boutons pour la robe de rang 9 ? d) Elle a utilisé 60 boutons pour une seule robe : quel est son rang ? e) Peut-elle coudre la robe de rang 13 avec 60 boutons ? Justifie.</w:t>
+        <w:t xml:space="preserve">1. Donne la règle et les deux termes suivants : a) 4, 8, 12, 16… ; b) 50, 45, 40, 35… ; d) 1, 10, 100, 1 000… ; e) 2, 4, 8, 16…</w:t>
+      </w:r>
+    </w:p>
+    <w:p>
+      <w:pPr>
+        <w:spacing w:after="110" w:line="300"/>
+        <w:jc w:val="both"/>
+      </w:pPr>
+      <w:r>
+        <w:rPr>
+          <w:rFonts w:ascii="Times New Roman" w:cs="Times New Roman" w:eastAsia="Times New Roman" w:hAnsi="Times New Roman"/>
+          <w:b w:val="false"/>
+          <w:bCs w:val="false"/>
+          <w:i w:val="false"/>
+          <w:iCs w:val="false"/>
+          <w:color w:val="000000"/>
+          <w:sz w:val="24"/>
+          <w:szCs w:val="24"/>
+        </w:rPr>
+        <w:t xml:space="preserve">2. Suite de perles : rouge, rouge, bleu, rouge, rouge, bleu… a) Quel est le motif ? b) Quelle est la longueur du motif ? d) Couleur de la 12ᵉ perle ? e) Couleur de la 16ᵉ perle ?</w:t>
+      </w:r>
+    </w:p>
+    <w:p>
+      <w:pPr>
+        <w:spacing w:after="110" w:line="300"/>
+        <w:jc w:val="both"/>
+      </w:pPr>
+      <w:r>
+        <w:rPr>
+          <w:rFonts w:ascii="Times New Roman" w:cs="Times New Roman" w:eastAsia="Times New Roman" w:hAnsi="Times New Roman"/>
+          <w:b w:val="false"/>
+          <w:bCs w:val="false"/>
+          <w:i w:val="false"/>
+          <w:iCs w:val="false"/>
+          <w:color w:val="000000"/>
+          <w:sz w:val="24"/>
+          <w:szCs w:val="24"/>
+        </w:rPr>
+        <w:t xml:space="preserve">3. Invente : a) une suite à motif répété avec deux formes ; b) une suite croissante de règle « + 3 » partant de 2 ; d) écris ses cinq premiers termes ; e) explique comment un camarade peut vérifier ta règle.</w:t>
+      </w:r>
+    </w:p>
+    <w:p>
+      <w:pPr>
+        <w:spacing w:after="110" w:line="300"/>
+        <w:jc w:val="both"/>
+      </w:pPr>
+      <w:r>
+        <w:rPr>
+          <w:rFonts w:ascii="Times New Roman" w:cs="Times New Roman" w:eastAsia="Times New Roman" w:hAnsi="Times New Roman"/>
+          <w:b w:val="false"/>
+          <w:bCs w:val="false"/>
+          <w:i w:val="false"/>
+          <w:iCs w:val="false"/>
+          <w:color w:val="000000"/>
+          <w:sz w:val="24"/>
+          <w:szCs w:val="24"/>
+        </w:rPr>
+        <w:t xml:space="preserve">4. Trouve la régularité, puis donne les deux termes suivants : a) 2 ; 4 ; 6 ; 8 ; … b) 5 ; 10 ; 15 ; … d) 1 ; 3 ; 5 ; 7 ; … e) 80 ; 70 ; 60 ; …</w:t>
+      </w:r>
+    </w:p>
+    <w:p>
+      <w:pPr>
+        <w:spacing w:after="110" w:line="300"/>
+        <w:jc w:val="both"/>
+      </w:pPr>
+      <w:r>
+        <w:rPr>
+          <w:rFonts w:ascii="Times New Roman" w:cs="Times New Roman" w:eastAsia="Times New Roman" w:hAnsi="Times New Roman"/>
+          <w:b w:val="false"/>
+          <w:bCs w:val="false"/>
+          <w:i w:val="false"/>
+          <w:iCs w:val="false"/>
+          <w:color w:val="000000"/>
+          <w:sz w:val="24"/>
+          <w:szCs w:val="24"/>
+        </w:rPr>
+        <w:t xml:space="preserve">5. On dessine une suite de figures : 1 cercle et 1 triangle, puis 1 cercle et 2 triangles, puis 1 cercle et 3 triangles… a) Est-ce un motif croissant ou répété ? b) Combien de triangles à l’étape 4 ? d) À l’étape 6 ? e) Invente une suite non numérique à motif répété avec deux formes.</w:t>
+      </w:r>
+    </w:p>
+    <w:p>
+      <w:pPr>
+        <w:spacing w:after="110" w:line="300"/>
+        <w:jc w:val="both"/>
+      </w:pPr>
+      <w:r>
+        <w:rPr>
+          <w:rFonts w:ascii="Times New Roman" w:cs="Times New Roman" w:eastAsia="Times New Roman" w:hAnsi="Times New Roman"/>
+          <w:b w:val="false"/>
+          <w:bCs w:val="false"/>
+          <w:i w:val="false"/>
+          <w:iCs w:val="false"/>
+          <w:color w:val="000000"/>
+          <w:sz w:val="24"/>
+          <w:szCs w:val="24"/>
+        </w:rPr>
+        <w:t xml:space="preserve">6. Défi CEPE — Voici une suite : 3 ; 6 ; 12 ; 24 ; … a) La régularité est-elle « + 3 » ? Vérifie. b) Quelle est la vraie règle ? d) Donne les deux termes suivants. e) Cette suite est-elle à motif croissant ou répété ?</w:t>
       </w:r>
     </w:p>
     <w:p>
@@ -1738,7 +1164,7 @@
           <w:sz w:val="24"/>
           <w:szCs w:val="24"/>
         </w:rPr>
-        <w:t xml:space="preserve">a) 12 ; b) 20 ; d) 40 ; e) 100.</w:t>
+        <w:t xml:space="preserve">a) + 4 : 20, 24 ; b) − 5 : 30, 25 ; d) × 10 : 10 000, 100 000 ; e) × 2 : 32, 64.</w:t>
       </w:r>
     </w:p>
     <w:p>
@@ -1769,7 +1195,7 @@
           <w:sz w:val="24"/>
           <w:szCs w:val="24"/>
         </w:rPr>
-        <w:t xml:space="preserve">a) 5 × rang ; b) 40 ; d) 60 ; e) 45 ÷ 5 = 9 : le rang 9.</w:t>
+        <w:t xml:space="preserve">a) rouge-rouge-bleu ; b) 3 perles ; d) 12 = 4 motifs complets : bleue ; e) 16 = 5 motifs + 1 : rouge.</w:t>
       </w:r>
     </w:p>
     <w:p>
@@ -1800,7 +1226,7 @@
           <w:sz w:val="24"/>
           <w:szCs w:val="24"/>
         </w:rPr>
-        <w:t xml:space="preserve">a) 2 × rang ; b) 2 × 1 = 2 ✓, 2 × 2 = 4 ✓, 2 × 3 = 6 ✓ ; d) 20 ; e) 30 ÷ 2 = 15 : la figure de rang 15.</w:t>
+        <w:t xml:space="preserve">a) par exemple rond-carré-rond-carré ; b) 2, 5, 8, 11, 14 ; d) voir b ; e) il applique la règle « + 3 » à chaque terme et contrôle chaque passage.</w:t>
       </w:r>
     </w:p>
     <w:p>
@@ -1831,7 +1257,7 @@
           <w:sz w:val="24"/>
           <w:szCs w:val="24"/>
         </w:rPr>
-        <w:t xml:space="preserve">a) 6 ; b) rang 4 ; d) 18 ; e) le rang 1.</w:t>
+        <w:t xml:space="preserve">a) + 2 : 10 puis 12 ; b) + 5 : 20 puis 25 ; d) + 2 : 9 puis 11 ; e) − 10 : 50 puis 40.</w:t>
       </w:r>
     </w:p>
     <w:p>
@@ -1862,7 +1288,7 @@
           <w:sz w:val="24"/>
           <w:szCs w:val="24"/>
         </w:rPr>
-        <w:t xml:space="preserve">a) + 3 à chaque rang ; b) quantité = 3 × rang ; d) 3 × 7 = 21 allumettes ; e) 30 ÷ 3 = 10 : au rang 10.</w:t>
+        <w:t xml:space="preserve">a) croissant : un triangle de plus à chaque étape ; b) 4 triangles ; d) 6 triangles ; e) par exemple : carré, rond, carré, rond, carré, rond… (le groupe « carré-rond » se répète).</w:t>
       </w:r>
     </w:p>
     <w:p>
@@ -1893,7 +1319,7 @@
           <w:sz w:val="24"/>
           <w:szCs w:val="24"/>
         </w:rPr>
-        <w:t xml:space="preserve">a) quantité = 5 × rang ; b) 5 × 9 = 45 boutons ; d) 60 ÷ 5 = 12 : rang 12 ; e) non : la robe de rang 13 demande 5 × 13 = 65 boutons, et 65 &gt; 60.</w:t>
+        <w:t xml:space="preserve">a) non : 6 + 3 = 9, or le terme suivant est 12 ; b) chaque terme est multiplié par 2 ; d) 48 puis 96 ; e) croissant : les valeurs augmentent selon une règle.</w:t>
       </w:r>
     </w:p>
     <w:p>
@@ -1906,7 +1332,7 @@
         <w:spacing w:after="150" w:before="200"/>
         <w:jc w:val="center"/>
       </w:pPr>
-      <w:bookmarkStart w:name="u3_l3" w:id="4"/>
+      <w:bookmarkStart w:name="u3_l2" w:id="3"/>
       <w:r>
         <w:rPr>
           <w:rFonts w:ascii="Times New Roman" w:cs="Times New Roman" w:eastAsia="Times New Roman" w:hAnsi="Times New Roman"/>
@@ -1918,76 +1344,19 @@
           <w:sz w:val="32"/>
           <w:szCs w:val="32"/>
         </w:rPr>
-        <w:t xml:space="preserve">LES TABLEAUX DE VALEURS</w:t>
-      </w:r>
-      <w:bookmarkEnd w:id="4"/>
-    </w:p>
-    <w:p>
-      <w:pPr>
-        <w:spacing w:after="150" w:before="200"/>
-        <w:jc w:val="left"/>
-      </w:pPr>
-      <w:r>
-        <w:rPr>
-          <w:rFonts w:ascii="Times New Roman" w:cs="Times New Roman" w:eastAsia="Times New Roman" w:hAnsi="Times New Roman"/>
-          <w:b/>
-          <w:bCs/>
-          <w:i w:val="false"/>
-          <w:iCs w:val="false"/>
-          <w:color w:val="2E7D32"/>
-          <w:sz w:val="28"/>
-          <w:szCs w:val="28"/>
-        </w:rPr>
-        <w:t xml:space="preserve">Tableaux de valeurs simples</w:t>
-      </w:r>
-    </w:p>
-    <w:p>
-      <w:pPr>
-        <w:spacing w:after="110" w:line="300"/>
-        <w:jc w:val="both"/>
-      </w:pPr>
-      <w:r>
-        <w:rPr>
-          <w:rFonts w:ascii="Times New Roman" w:cs="Times New Roman" w:eastAsia="Times New Roman" w:hAnsi="Times New Roman"/>
-          <w:b w:val="false"/>
-          <w:bCs w:val="false"/>
-          <w:i w:val="false"/>
-          <w:iCs w:val="false"/>
-          <w:color w:val="000000"/>
-          <w:sz w:val="24"/>
-          <w:szCs w:val="24"/>
-        </w:rPr>
-        <w:t xml:space="preserve">Un tableau de valeurs est un tableau à deux lignes (ou deux colonnes) qui met en face l’une de l’autre deux quantités liées : sur la première ligne le rang (ou la première quantité), sur la seconde la quantité qui lui correspond.</w:t>
-      </w:r>
-    </w:p>
-    <w:p>
-      <w:pPr>
-        <w:spacing w:after="110" w:line="300"/>
-        <w:jc w:val="both"/>
-      </w:pPr>
-      <w:r>
-        <w:rPr>
-          <w:rFonts w:ascii="Times New Roman" w:cs="Times New Roman" w:eastAsia="Times New Roman" w:hAnsi="Times New Roman"/>
-          <w:b w:val="false"/>
-          <w:bCs w:val="false"/>
-          <w:i/>
-          <w:iCs/>
-          <w:color w:val="1F4E79"/>
-          <w:sz w:val="24"/>
-          <w:szCs w:val="24"/>
-        </w:rPr>
-        <w:t xml:space="preserve">le tableau de valeurs, c’est la suite rangée en deux étages : en haut la position, en bas ce qu’elle vaut — chaque colonne forme un couple.</w:t>
-      </w:r>
-    </w:p>
-    <w:p>
-      <w:pPr>
-        <w:spacing w:after="120" w:before="120"/>
+        <w:t xml:space="preserve">LE RANG D’UN TERME : RELIER LE RANG À LA QUANTITÉ</w:t>
+      </w:r>
+      <w:bookmarkEnd w:id="3"/>
+    </w:p>
+    <w:p>
+      <w:pPr>
+        <w:spacing w:after="120" w:before="100"/>
         <w:jc w:val="center"/>
       </w:pPr>
       <w:r>
         <w:drawing>
           <wp:inline distT="0" distB="0" distL="0" distR="0">
-            <wp:extent cx="4762500" cy="1685925"/>
+            <wp:extent cx="4476750" cy="2438400"/>
             <wp:effectExtent t="0" r="0" b="0" l="0"/>
             <wp:docPr id="3" name=""/>
             <wp:cNvGraphicFramePr>
@@ -2012,7 +1381,7 @@
                   <pic:spPr bwMode="auto">
                     <a:xfrm>
                       <a:off x="0" y="0"/>
-                      <a:ext cx="4762500" cy="1685925"/>
+                      <a:ext cx="4476750" cy="2438400"/>
                     </a:xfrm>
                     <a:prstGeom prst="rect">
                       <a:avLst/>
@@ -2027,159 +1396,6 @@
     </w:p>
     <w:p>
       <w:pPr>
-        <w:spacing w:after="130" w:before="100" w:line="300"/>
-        <w:jc w:val="both"/>
-      </w:pPr>
-      <w:r>
-        <w:rPr>
-          <w:rFonts w:ascii="Times New Roman" w:cs="Times New Roman" w:eastAsia="Times New Roman" w:hAnsi="Times New Roman"/>
-          <w:b w:val="false"/>
-          <w:bCs w:val="false"/>
-          <w:i/>
-          <w:iCs/>
-          <w:color w:val="000000"/>
-          <w:sz w:val="24"/>
-          <w:szCs w:val="24"/>
-          <w:u w:val="single"/>
-        </w:rPr>
-        <w:t xml:space="preserve">Exemple :</w:t>
-      </w:r>
-      <w:r>
-        <w:rPr>
-          <w:rFonts w:ascii="Times New Roman" w:cs="Times New Roman" w:eastAsia="Times New Roman" w:hAnsi="Times New Roman"/>
-          <w:b w:val="false"/>
-          <w:bCs w:val="false"/>
-          <w:i w:val="false"/>
-          <w:iCs w:val="false"/>
-          <w:color w:val="000000"/>
-          <w:sz w:val="24"/>
-          <w:szCs w:val="24"/>
-        </w:rPr>
-        <w:t xml:space="preserve"> Rang 1, 2, 3, 4 → quantité 7, 14, 21, 28 : règle « × 7 » ; au rang 6, 42.</w:t>
-      </w:r>
-    </w:p>
-    <w:p>
-      <w:pPr>
-        <w:spacing w:after="55" w:line="300"/>
-        <w:ind w:left="260"/>
-        <w:jc w:val="both"/>
-      </w:pPr>
-      <w:r>
-        <w:rPr>
-          <w:rFonts w:ascii="Times New Roman" w:cs="Times New Roman" w:eastAsia="Times New Roman" w:hAnsi="Times New Roman"/>
-          <w:b w:val="false"/>
-          <w:bCs w:val="false"/>
-          <w:i w:val="false"/>
-          <w:iCs w:val="false"/>
-          <w:color w:val="000000"/>
-          <w:sz w:val="24"/>
-          <w:szCs w:val="24"/>
-        </w:rPr>
-        <w:t xml:space="preserve">1. Tracer deux lignes : rang en haut, quantité en bas.</w:t>
-      </w:r>
-    </w:p>
-    <w:p>
-      <w:pPr>
-        <w:spacing w:after="55" w:line="300"/>
-        <w:ind w:left="260"/>
-        <w:jc w:val="both"/>
-      </w:pPr>
-      <w:r>
-        <w:rPr>
-          <w:rFonts w:ascii="Times New Roman" w:cs="Times New Roman" w:eastAsia="Times New Roman" w:hAnsi="Times New Roman"/>
-          <w:b w:val="false"/>
-          <w:bCs w:val="false"/>
-          <w:i w:val="false"/>
-          <w:iCs w:val="false"/>
-          <w:color w:val="000000"/>
-          <w:sz w:val="24"/>
-          <w:szCs w:val="24"/>
-        </w:rPr>
-        <w:t xml:space="preserve">2. Remplir avec les couples connus et chercher la règle en colonne.</w:t>
-      </w:r>
-    </w:p>
-    <w:p>
-      <w:pPr>
-        <w:spacing w:after="55" w:line="300"/>
-        <w:ind w:left="260"/>
-        <w:jc w:val="both"/>
-      </w:pPr>
-      <w:r>
-        <w:rPr>
-          <w:rFonts w:ascii="Times New Roman" w:cs="Times New Roman" w:eastAsia="Times New Roman" w:hAnsi="Times New Roman"/>
-          <w:b w:val="false"/>
-          <w:bCs w:val="false"/>
-          <w:i w:val="false"/>
-          <w:iCs w:val="false"/>
-          <w:color w:val="000000"/>
-          <w:sz w:val="24"/>
-          <w:szCs w:val="24"/>
-        </w:rPr>
-        <w:t xml:space="preserve">3. Vérifier la règle sur toutes les colonnes pleines, puis compléter les trous.</w:t>
-      </w:r>
-    </w:p>
-    <w:p>
-      <w:pPr>
-        <w:shd w:fill="E8F5E9" w:val="clear"/>
-        <w:spacing w:after="110" w:line="300"/>
-        <w:jc w:val="both"/>
-      </w:pPr>
-      <w:r>
-        <w:rPr>
-          <w:rFonts w:ascii="Times New Roman" w:cs="Times New Roman" w:eastAsia="Times New Roman" w:hAnsi="Times New Roman"/>
-          <w:b/>
-          <w:bCs/>
-          <w:i w:val="false"/>
-          <w:iCs w:val="false"/>
-          <w:color w:val="000000"/>
-          <w:sz w:val="24"/>
-          <w:szCs w:val="24"/>
-        </w:rPr>
-        <w:t xml:space="preserve">deux lignes en face à face ; lecture en ligne (le pas), en colonne (la règle), en couple (un fait) ; la règle vérifiée remplit les trous.</w:t>
-      </w:r>
-    </w:p>
-    <w:p>
-      <w:pPr>
-        <w:shd w:fill="E3F2FD" w:val="clear"/>
-        <w:spacing w:after="110" w:line="300"/>
-        <w:jc w:val="both"/>
-      </w:pPr>
-      <w:r>
-        <w:rPr>
-          <w:rFonts w:ascii="Times New Roman" w:cs="Times New Roman" w:eastAsia="Times New Roman" w:hAnsi="Times New Roman"/>
-          <w:b w:val="false"/>
-          <w:bCs w:val="false"/>
-          <w:i w:val="false"/>
-          <w:iCs w:val="false"/>
-          <w:color w:val="1F4E79"/>
-          <w:sz w:val="24"/>
-          <w:szCs w:val="24"/>
-        </w:rPr>
-        <w:t xml:space="preserve">Le savais-tu ? Les feuilles de calcul des ordinateurs — des milliers de lignes et de colonnes — ne sont rien d’autre que des tableaux de valeurs géants.</w:t>
-      </w:r>
-    </w:p>
-    <w:p>
-      <w:pPr>
-        <w:shd w:fill="FFF8E1" w:val="clear"/>
-        <w:spacing w:after="110" w:line="300"/>
-        <w:jc w:val="both"/>
-      </w:pPr>
-      <w:r>
-        <w:rPr>
-          <w:rFonts w:ascii="Times New Roman" w:cs="Times New Roman" w:eastAsia="Times New Roman" w:hAnsi="Times New Roman"/>
-          <w:b w:val="false"/>
-          <w:bCs w:val="false"/>
-          <w:i w:val="false"/>
-          <w:iCs w:val="false"/>
-          <w:color w:val="000000"/>
-          <w:sz w:val="24"/>
-          <w:szCs w:val="24"/>
-        </w:rPr>
-        <w:t xml:space="preserve">Attention : Chercher la règle seulement en ligne (« + 3 ») et s’arrêter là : pour sauter au rang 10, c’est la règle en COLONNE (« × 3 ») qu’il faut — sinon on doit remplir toutes les colonnes une à une.</w:t>
-      </w:r>
-    </w:p>
-    <w:p>
-      <w:pPr>
         <w:spacing w:after="150" w:before="200"/>
         <w:jc w:val="left"/>
       </w:pPr>
@@ -2194,390 +1410,26 @@
           <w:sz w:val="28"/>
           <w:szCs w:val="28"/>
         </w:rPr>
-        <w:t xml:space="preserve">EXERCICE</w:t>
-      </w:r>
-    </w:p>
-    <w:p>
-      <w:pPr>
-        <w:spacing w:after="110" w:line="300"/>
-        <w:jc w:val="both"/>
-      </w:pPr>
-      <w:r>
-        <w:rPr>
-          <w:rFonts w:ascii="Times New Roman" w:cs="Times New Roman" w:eastAsia="Times New Roman" w:hAnsi="Times New Roman"/>
-          <w:b w:val="false"/>
-          <w:bCs w:val="false"/>
-          <w:i w:val="false"/>
-          <w:iCs w:val="false"/>
-          <w:color w:val="000000"/>
-          <w:sz w:val="24"/>
-          <w:szCs w:val="24"/>
-        </w:rPr>
-        <w:t xml:space="preserve">1. Recopie et complète le tableau de règle « × 6 » : rang 1, 2, 3, 4, 5 → a) rang 2 ? b) rang 3 ? d) rang 4 ? e) rang 5 ?</w:t>
-      </w:r>
-    </w:p>
-    <w:p>
-      <w:pPr>
-        <w:spacing w:after="110" w:line="300"/>
-        <w:jc w:val="both"/>
-      </w:pPr>
-      <w:r>
-        <w:rPr>
-          <w:rFonts w:ascii="Times New Roman" w:cs="Times New Roman" w:eastAsia="Times New Roman" w:hAnsi="Times New Roman"/>
-          <w:b w:val="false"/>
-          <w:bCs w:val="false"/>
-          <w:i w:val="false"/>
-          <w:iCs w:val="false"/>
-          <w:color w:val="000000"/>
-          <w:sz w:val="24"/>
-          <w:szCs w:val="24"/>
-        </w:rPr>
-        <w:t xml:space="preserve">2. Tableau : rang 1, 2, 3, 4 → quantité 8, 16, 24, 32. a) Quelle est la règle ? b) Quantité au rang 7 ? d) Rang de la quantité 80 ? e) La quantité 36 peut-elle apparaître ? Pourquoi ?</w:t>
-      </w:r>
-    </w:p>
-    <w:p>
-      <w:pPr>
-        <w:spacing w:after="110" w:line="300"/>
-        <w:jc w:val="both"/>
-      </w:pPr>
-      <w:r>
-        <w:rPr>
-          <w:rFonts w:ascii="Times New Roman" w:cs="Times New Roman" w:eastAsia="Times New Roman" w:hAnsi="Times New Roman"/>
-          <w:b w:val="false"/>
-          <w:bCs w:val="false"/>
-          <w:i w:val="false"/>
-          <w:iCs w:val="false"/>
-          <w:color w:val="000000"/>
-          <w:sz w:val="24"/>
-          <w:szCs w:val="24"/>
-        </w:rPr>
-        <w:t xml:space="preserve">3. Un cahier coûte 900 Ar. a) Construis le tableau de valeurs pour 1, 2, 3, 4 cahiers. b) Quelle est la règle ? d) Prix de 6 cahiers ? e) Combien de cahiers pour 7 200 Ar ?</w:t>
-      </w:r>
-    </w:p>
-    <w:p>
-      <w:pPr>
-        <w:spacing w:after="110" w:line="300"/>
-        <w:jc w:val="both"/>
-      </w:pPr>
-      <w:r>
-        <w:rPr>
-          <w:rFonts w:ascii="Times New Roman" w:cs="Times New Roman" w:eastAsia="Times New Roman" w:hAnsi="Times New Roman"/>
-          <w:b w:val="false"/>
-          <w:bCs w:val="false"/>
-          <w:i w:val="false"/>
-          <w:iCs w:val="false"/>
-          <w:color w:val="000000"/>
-          <w:sz w:val="24"/>
-          <w:szCs w:val="24"/>
-        </w:rPr>
-        <w:t xml:space="preserve">4. Un tableau donne : rang 1, 2, 3, 4, 5 et quantité 4, 8, 12, 16, 20. a) Quelle est la régularité ? b) Écris la relation. d) Quelle quantité au rang 8 ? e) À quel rang la quantité vaut-elle 40 ?</w:t>
-      </w:r>
-    </w:p>
-    <w:p>
-      <w:pPr>
-        <w:spacing w:after="110" w:line="300"/>
-        <w:jc w:val="both"/>
-      </w:pPr>
-      <w:r>
-        <w:rPr>
-          <w:rFonts w:ascii="Times New Roman" w:cs="Times New Roman" w:eastAsia="Times New Roman" w:hAnsi="Times New Roman"/>
-          <w:b w:val="false"/>
-          <w:bCs w:val="false"/>
-          <w:i w:val="false"/>
-          <w:iCs w:val="false"/>
-          <w:color w:val="000000"/>
-          <w:sz w:val="24"/>
-          <w:szCs w:val="24"/>
-        </w:rPr>
-        <w:t xml:space="preserve">5. Complète le tableau : rang 1 à 6 ; quantité 7 ; 14 ; … ; 28 ; … ; 42. a) Trouve les deux valeurs manquantes. b) Écris la relation. d) Quelle quantité au rang 10 ? e) Le nombre 50 peut-il apparaître dans la ligne des quantités ? Pourquoi ?</w:t>
-      </w:r>
-    </w:p>
-    <w:p>
-      <w:pPr>
-        <w:spacing w:after="110" w:line="300"/>
-        <w:jc w:val="both"/>
-      </w:pPr>
-      <w:r>
-        <w:rPr>
-          <w:rFonts w:ascii="Times New Roman" w:cs="Times New Roman" w:eastAsia="Times New Roman" w:hAnsi="Times New Roman"/>
-          <w:b w:val="false"/>
-          <w:bCs w:val="false"/>
-          <w:i w:val="false"/>
-          <w:iCs w:val="false"/>
-          <w:color w:val="000000"/>
-          <w:sz w:val="24"/>
-          <w:szCs w:val="24"/>
-        </w:rPr>
-        <w:t xml:space="preserve">6. Défi CEPE — Dans une salle de fête, le tableau relie les tables (1 ; 2 ; 3 ; 4) aux chaises (6 ; 12 ; 18 ; 24). a) Quel est le coefficient du tableau ? b) Combien de chaises pour 7 tables ? d) Combien de tables pour 54 chaises ? e) Prolonge la ligne des chaises jusqu’à 6 tables.</w:t>
-      </w:r>
-    </w:p>
-    <w:p>
-      <w:pPr>
-        <w:spacing w:after="150" w:before="200"/>
-        <w:jc w:val="left"/>
-      </w:pPr>
-      <w:r>
-        <w:rPr>
-          <w:rFonts w:ascii="Times New Roman" w:cs="Times New Roman" w:eastAsia="Times New Roman" w:hAnsi="Times New Roman"/>
-          <w:b/>
-          <w:bCs/>
-          <w:i w:val="false"/>
-          <w:iCs w:val="false"/>
-          <w:color w:val="2E7D32"/>
-          <w:sz w:val="28"/>
-          <w:szCs w:val="28"/>
-        </w:rPr>
-        <w:t xml:space="preserve">Correction</w:t>
-      </w:r>
-    </w:p>
-    <w:p>
-      <w:pPr>
-        <w:spacing w:after="80"/>
-      </w:pPr>
-      <w:r>
-        <w:rPr>
-          <w:rFonts w:ascii="Times New Roman" w:cs="Times New Roman" w:eastAsia="Times New Roman" w:hAnsi="Times New Roman"/>
-          <w:b/>
-          <w:bCs/>
-          <w:i w:val="false"/>
-          <w:iCs w:val="false"/>
-          <w:color w:val="C2185B"/>
-          <w:sz w:val="24"/>
-          <w:szCs w:val="24"/>
-        </w:rPr>
-        <w:t xml:space="preserve">1. </w:t>
-      </w:r>
-      <w:r>
-        <w:rPr>
-          <w:rFonts w:ascii="Times New Roman" w:cs="Times New Roman" w:eastAsia="Times New Roman" w:hAnsi="Times New Roman"/>
-          <w:b w:val="false"/>
-          <w:bCs w:val="false"/>
-          <w:i w:val="false"/>
-          <w:iCs w:val="false"/>
-          <w:color w:val="000000"/>
-          <w:sz w:val="24"/>
-          <w:szCs w:val="24"/>
-        </w:rPr>
-        <w:t xml:space="preserve">a) 12 ; b) 18 ; d) 24 ; e) 30.</w:t>
-      </w:r>
-    </w:p>
-    <w:p>
-      <w:pPr>
-        <w:spacing w:after="80"/>
-      </w:pPr>
-      <w:r>
-        <w:rPr>
-          <w:rFonts w:ascii="Times New Roman" w:cs="Times New Roman" w:eastAsia="Times New Roman" w:hAnsi="Times New Roman"/>
-          <w:b/>
-          <w:bCs/>
-          <w:i w:val="false"/>
-          <w:iCs w:val="false"/>
-          <w:color w:val="C2185B"/>
-          <w:sz w:val="24"/>
-          <w:szCs w:val="24"/>
-        </w:rPr>
-        <w:t xml:space="preserve">2. </w:t>
-      </w:r>
-      <w:r>
-        <w:rPr>
-          <w:rFonts w:ascii="Times New Roman" w:cs="Times New Roman" w:eastAsia="Times New Roman" w:hAnsi="Times New Roman"/>
-          <w:b w:val="false"/>
-          <w:bCs w:val="false"/>
-          <w:i w:val="false"/>
-          <w:iCs w:val="false"/>
-          <w:color w:val="000000"/>
-          <w:sz w:val="24"/>
-          <w:szCs w:val="24"/>
-        </w:rPr>
-        <w:t xml:space="preserve">a) × 8 ; b) 56 ; d) 10 ; e) non : 36 n’est pas un multiple de 8 (8 × 4 = 32, 8 × 5 = 40).</w:t>
-      </w:r>
-    </w:p>
-    <w:p>
-      <w:pPr>
-        <w:spacing w:after="80"/>
-      </w:pPr>
-      <w:r>
-        <w:rPr>
-          <w:rFonts w:ascii="Times New Roman" w:cs="Times New Roman" w:eastAsia="Times New Roman" w:hAnsi="Times New Roman"/>
-          <w:b/>
-          <w:bCs/>
-          <w:i w:val="false"/>
-          <w:iCs w:val="false"/>
-          <w:color w:val="C2185B"/>
-          <w:sz w:val="24"/>
-          <w:szCs w:val="24"/>
-        </w:rPr>
-        <w:t xml:space="preserve">3. </w:t>
-      </w:r>
-      <w:r>
-        <w:rPr>
-          <w:rFonts w:ascii="Times New Roman" w:cs="Times New Roman" w:eastAsia="Times New Roman" w:hAnsi="Times New Roman"/>
-          <w:b w:val="false"/>
-          <w:bCs w:val="false"/>
-          <w:i w:val="false"/>
-          <w:iCs w:val="false"/>
-          <w:color w:val="000000"/>
-          <w:sz w:val="24"/>
-          <w:szCs w:val="24"/>
-        </w:rPr>
-        <w:t xml:space="preserve">a) 1 → 900 ; 2 → 1 800 ; 3 → 2 700 ; 4 → 3 600 ; b) prix = 900 × nombre de cahiers ; d) 5 400 Ar ; e) 7 200 ÷ 900 = 8 cahiers.</w:t>
-      </w:r>
-    </w:p>
-    <w:p>
-      <w:pPr>
-        <w:spacing w:after="80"/>
-      </w:pPr>
-      <w:r>
-        <w:rPr>
-          <w:rFonts w:ascii="Times New Roman" w:cs="Times New Roman" w:eastAsia="Times New Roman" w:hAnsi="Times New Roman"/>
-          <w:b/>
-          <w:bCs/>
-          <w:i w:val="false"/>
-          <w:iCs w:val="false"/>
-          <w:color w:val="C2185B"/>
-          <w:sz w:val="24"/>
-          <w:szCs w:val="24"/>
-        </w:rPr>
-        <w:t xml:space="preserve">4. </w:t>
-      </w:r>
-      <w:r>
-        <w:rPr>
-          <w:rFonts w:ascii="Times New Roman" w:cs="Times New Roman" w:eastAsia="Times New Roman" w:hAnsi="Times New Roman"/>
-          <w:b w:val="false"/>
-          <w:bCs w:val="false"/>
-          <w:i w:val="false"/>
-          <w:iCs w:val="false"/>
-          <w:color w:val="000000"/>
-          <w:sz w:val="24"/>
-          <w:szCs w:val="24"/>
-        </w:rPr>
-        <w:t xml:space="preserve">a) + 4 ; b) quantité = 4 × rang ; d) 32 ; e) rang 10.</w:t>
-      </w:r>
-    </w:p>
-    <w:p>
-      <w:pPr>
-        <w:spacing w:after="80"/>
-      </w:pPr>
-      <w:r>
-        <w:rPr>
-          <w:rFonts w:ascii="Times New Roman" w:cs="Times New Roman" w:eastAsia="Times New Roman" w:hAnsi="Times New Roman"/>
-          <w:b/>
-          <w:bCs/>
-          <w:i w:val="false"/>
-          <w:iCs w:val="false"/>
-          <w:color w:val="C2185B"/>
-          <w:sz w:val="24"/>
-          <w:szCs w:val="24"/>
-        </w:rPr>
-        <w:t xml:space="preserve">5. </w:t>
-      </w:r>
-      <w:r>
-        <w:rPr>
-          <w:rFonts w:ascii="Times New Roman" w:cs="Times New Roman" w:eastAsia="Times New Roman" w:hAnsi="Times New Roman"/>
-          <w:b w:val="false"/>
-          <w:bCs w:val="false"/>
-          <w:i w:val="false"/>
-          <w:iCs w:val="false"/>
-          <w:color w:val="000000"/>
-          <w:sz w:val="24"/>
-          <w:szCs w:val="24"/>
-        </w:rPr>
-        <w:t xml:space="preserve">a) 21 (rang 3) et 35 (rang 5) ; b) quantité = 7 × rang ; d) 70 ; e) non : 50 n’est pas un multiple de 7.</w:t>
-      </w:r>
-    </w:p>
-    <w:p>
-      <w:pPr>
-        <w:spacing w:after="80"/>
-      </w:pPr>
-      <w:r>
-        <w:rPr>
-          <w:rFonts w:ascii="Times New Roman" w:cs="Times New Roman" w:eastAsia="Times New Roman" w:hAnsi="Times New Roman"/>
-          <w:b/>
-          <w:bCs/>
-          <w:i w:val="false"/>
-          <w:iCs w:val="false"/>
-          <w:color w:val="C2185B"/>
-          <w:sz w:val="24"/>
-          <w:szCs w:val="24"/>
-        </w:rPr>
-        <w:t xml:space="preserve">6. </w:t>
-      </w:r>
-      <w:r>
-        <w:rPr>
-          <w:rFonts w:ascii="Times New Roman" w:cs="Times New Roman" w:eastAsia="Times New Roman" w:hAnsi="Times New Roman"/>
-          <w:b w:val="false"/>
-          <w:bCs w:val="false"/>
-          <w:i w:val="false"/>
-          <w:iCs w:val="false"/>
-          <w:color w:val="000000"/>
-          <w:sz w:val="24"/>
-          <w:szCs w:val="24"/>
-        </w:rPr>
-        <w:t xml:space="preserve">a) 6 (chaque table apporte 6 chaises) ; b) 6 × 7 = 42 chaises ; d) 54 ÷ 6 = 9 tables ; e) 6 ; 12 ; 18 ; 24 ; 30 ; 36.</w:t>
-      </w:r>
-    </w:p>
-    <w:p>
-      <w:r>
-        <w:br w:type="page"/>
-      </w:r>
-    </w:p>
-    <w:p>
-      <w:pPr>
-        <w:spacing w:after="150" w:before="200"/>
-        <w:jc w:val="center"/>
-      </w:pPr>
-      <w:bookmarkStart w:name="u3_l4" w:id="5"/>
-      <w:r>
-        <w:rPr>
-          <w:rFonts w:ascii="Times New Roman" w:cs="Times New Roman" w:eastAsia="Times New Roman" w:hAnsi="Times New Roman"/>
-          <w:b/>
-          <w:bCs/>
-          <w:i w:val="false"/>
-          <w:iCs w:val="false"/>
-          <w:color w:val="C00000"/>
-          <w:sz w:val="32"/>
-          <w:szCs w:val="32"/>
-        </w:rPr>
-        <w:t xml:space="preserve">LA CORRESPONDANCE ENTRE DEUX QUANTITÉS</w:t>
-      </w:r>
-      <w:bookmarkEnd w:id="5"/>
-    </w:p>
-    <w:p>
-      <w:pPr>
-        <w:spacing w:after="150" w:before="200"/>
-        <w:jc w:val="left"/>
-      </w:pPr>
-      <w:r>
-        <w:rPr>
-          <w:rFonts w:ascii="Times New Roman" w:cs="Times New Roman" w:eastAsia="Times New Roman" w:hAnsi="Times New Roman"/>
-          <w:b/>
-          <w:bCs/>
-          <w:i w:val="false"/>
-          <w:iCs w:val="false"/>
-          <w:color w:val="2E7D32"/>
-          <w:sz w:val="28"/>
-          <w:szCs w:val="28"/>
-        </w:rPr>
-        <w:t xml:space="preserve">Relations simples et proportionnalité intuitive</w:t>
-      </w:r>
-    </w:p>
-    <w:p>
-      <w:pPr>
-        <w:spacing w:after="110" w:line="300"/>
-        <w:jc w:val="both"/>
-      </w:pPr>
-      <w:r>
-        <w:rPr>
-          <w:rFonts w:ascii="Times New Roman" w:cs="Times New Roman" w:eastAsia="Times New Roman" w:hAnsi="Times New Roman"/>
-          <w:b w:val="false"/>
-          <w:bCs w:val="false"/>
-          <w:i w:val="false"/>
-          <w:iCs w:val="false"/>
-          <w:color w:val="000000"/>
-          <w:sz w:val="24"/>
-          <w:szCs w:val="24"/>
-        </w:rPr>
-        <w:t xml:space="preserve">Deux quantités sont en correspondance quand à chaque valeur de l’une répond une valeur de l’autre. La relation est proportionnelle quand on passe de la première à la seconde en multipliant toujours par le même nombre : quand l’une double, l’autre double ; quand l’une triple, l’autre triple.</w:t>
+        <w:t xml:space="preserve">Rang d’un terme et relation rang-quantité</w:t>
+      </w:r>
+    </w:p>
+    <w:p>
+      <w:pPr>
+        <w:spacing w:after="110" w:line="300"/>
+        <w:jc w:val="both"/>
+      </w:pPr>
+      <w:r>
+        <w:rPr>
+          <w:rFonts w:ascii="Times New Roman" w:cs="Times New Roman" w:eastAsia="Times New Roman" w:hAnsi="Times New Roman"/>
+          <w:b w:val="false"/>
+          <w:bCs w:val="false"/>
+          <w:i w:val="false"/>
+          <w:iCs w:val="false"/>
+          <w:color w:val="000000"/>
+          <w:sz w:val="24"/>
+          <w:szCs w:val="24"/>
+        </w:rPr>
+        <w:t xml:space="preserve">Le rang d’un terme est sa position dans la suite : premier, deuxième, troisième… Relier le rang à la quantité, c’est trouver la relation qui donne directement le nombre d’objets d’une figure à partir de son rang, sans construire toutes les figures précédentes.</w:t>
       </w:r>
     </w:p>
     <w:p>
@@ -2596,7 +1448,7 @@
           <w:sz w:val="24"/>
           <w:szCs w:val="24"/>
         </w:rPr>
-        <w:t xml:space="preserve">deux quantités proportionnelles marchent au même pas : tout ce qui arrive à l’une (doubler, tripler) arrive aussitôt à l’autre.</w:t>
+        <w:t xml:space="preserve">au lieu de marcher pas à pas jusqu’à la figure voulue, on cherche la formule-raccourci qui saute directement au bon rang.</w:t>
       </w:r>
     </w:p>
     <w:p>
@@ -2607,7 +1459,7 @@
       <w:r>
         <w:drawing>
           <wp:inline distT="0" distB="0" distL="0" distR="0">
-            <wp:extent cx="4762500" cy="1819275"/>
+            <wp:extent cx="4762500" cy="1971675"/>
             <wp:effectExtent t="0" r="0" b="0" l="0"/>
             <wp:docPr id="4" name=""/>
             <wp:cNvGraphicFramePr>
@@ -2632,7 +1484,7 @@
                   <pic:spPr bwMode="auto">
                     <a:xfrm>
                       <a:off x="0" y="0"/>
-                      <a:ext cx="4762500" cy="1819275"/>
+                      <a:ext cx="4762500" cy="1971675"/>
                     </a:xfrm>
                     <a:prstGeom prst="rect">
                       <a:avLst/>
@@ -2675,7 +1527,7 @@
           <w:sz w:val="24"/>
           <w:szCs w:val="24"/>
         </w:rPr>
-        <w:t xml:space="preserve"> 3 kapoaka pèsent 840 g ; 1 kapoaka ? La règle « × 280 » vient de 3 × 280 = 840 ; donc 5 kapoaka → 1 400 g.</w:t>
+        <w:t xml:space="preserve"> Figures de 3, 6, 9 jetons aux rangs 1, 2, 3 : relation « 3 × rang » ; au rang 7, 3 × 7 = 21 jetons.</w:t>
       </w:r>
     </w:p>
     <w:p>
@@ -2695,7 +1547,7 @@
           <w:sz w:val="24"/>
           <w:szCs w:val="24"/>
         </w:rPr>
-        <w:t xml:space="preserve">1. Mettre les couples connus en tableau de correspondance.</w:t>
+        <w:t xml:space="preserve">1. Dresser la liste rang → quantité pour les figures connues.</w:t>
       </w:r>
     </w:p>
     <w:p>
@@ -2715,7 +1567,7 @@
           <w:sz w:val="24"/>
           <w:szCs w:val="24"/>
         </w:rPr>
-        <w:t xml:space="preserve">2. Chercher le multiplicateur : « premier nombre × ? = second nombre ».</w:t>
+        <w:t xml:space="preserve">2. Chercher l’opération qui transforme chaque rang en sa quantité (× 2, × 3, + 5…).</w:t>
       </w:r>
     </w:p>
     <w:p>
@@ -2735,7 +1587,7 @@
           <w:sz w:val="24"/>
           <w:szCs w:val="24"/>
         </w:rPr>
-        <w:t xml:space="preserve">3. Tester la règle sur un autre couple (et le test du double), puis l’appliquer.</w:t>
+        <w:t xml:space="preserve">3. Vérifier la relation sur tous les rangs connus, puis l’utiliser pour le rang demandé.</w:t>
       </w:r>
     </w:p>
     <w:p>
@@ -2755,7 +1607,7 @@
           <w:sz w:val="24"/>
           <w:szCs w:val="24"/>
         </w:rPr>
-        <w:t xml:space="preserve">correspondance = deux quantités liées ; proportionnelle = même multiplicateur partout (qui double fait doubler) ; la règle se déduit d’un couple et se vérifie sur un autre.</w:t>
+        <w:t xml:space="preserve">rang = position dans la suite ; relation rang → quantité = formule-raccourci ; on la devine sur les premiers termes et on la vérifie sur tous.</w:t>
       </w:r>
     </w:p>
     <w:p>
@@ -2775,34 +1627,7 @@
           <w:sz w:val="24"/>
           <w:szCs w:val="24"/>
         </w:rPr>
-        <w:t xml:space="preserve">Le savais-tu ? Les cartes géographiques sont de la proportionnalité pure : à l’échelle </w:t>
-      </w:r>
-      <m:oMath>
-        <m:f>
-          <m:num>
-            <m:r>
-              <m:t>1</m:t>
-            </m:r>
-          </m:num>
-          <m:den>
-            <m:r>
-              <m:t>100 000</m:t>
-            </m:r>
-          </m:den>
-        </m:f>
-      </m:oMath>
-      <w:r>
-        <w:rPr>
-          <w:rFonts w:ascii="Times New Roman" w:cs="Times New Roman" w:eastAsia="Times New Roman" w:hAnsi="Times New Roman"/>
-          <w:b w:val="false"/>
-          <w:bCs w:val="false"/>
-          <w:i w:val="false"/>
-          <w:iCs w:val="false"/>
-          <w:color w:val="1F4E79"/>
-          <w:sz w:val="24"/>
-          <w:szCs w:val="24"/>
-        </w:rPr>
-        <w:t xml:space="preserve">, chaque centimètre de papier correspond à 1 km de terrain, PARTOUT sur la carte.</w:t>
+        <w:t xml:space="preserve">Le savais-tu ? C’est exactement ainsi que les informaticiens programment : au lieu d’écrire les 1 000 premières valeurs d’une liste, ils donnent la formule du terme de rang n, et l’ordinateur fabrique la liste tout seul.</w:t>
       </w:r>
     </w:p>
     <w:p>
@@ -2822,7 +1647,7 @@
           <w:sz w:val="24"/>
           <w:szCs w:val="24"/>
         </w:rPr>
-        <w:t xml:space="preserve">Attention : Croire que toute correspondance est proportionnelle : l’âge et la taille, le rang et la température du jour ne suivent aucun multiplicateur fixe. Avant d’appliquer la règle, faire le test du double !</w:t>
+        <w:t xml:space="preserve">Attention : Confondre le rang et le terme : dans la suite 5, 10, 15…, le « 3ᵉ terme » est 15, pas 3 ! Le rang est la place ; le terme est ce qui occupe la place.</w:t>
       </w:r>
     </w:p>
     <w:p>
@@ -2860,102 +1685,102 @@
           <w:sz w:val="24"/>
           <w:szCs w:val="24"/>
         </w:rPr>
-        <w:t xml:space="preserve">1. Chaque sachet contient 8 bonbons. Combien de bonbons pour : a) 3 sachets ; b) 5 sachets ; d) 10 sachets ; e) 12 sachets ?</w:t>
-      </w:r>
-    </w:p>
-    <w:p>
-      <w:pPr>
-        <w:spacing w:after="110" w:line="300"/>
-        <w:jc w:val="both"/>
-      </w:pPr>
-      <w:r>
-        <w:rPr>
-          <w:rFonts w:ascii="Times New Roman" w:cs="Times New Roman" w:eastAsia="Times New Roman" w:hAnsi="Times New Roman"/>
-          <w:b w:val="false"/>
-          <w:bCs w:val="false"/>
-          <w:i w:val="false"/>
-          <w:iCs w:val="false"/>
-          <w:color w:val="000000"/>
-          <w:sz w:val="24"/>
-          <w:szCs w:val="24"/>
-        </w:rPr>
-        <w:t xml:space="preserve">2. Tableau : 2 cahiers → 1 600 Ar ; 4 cahiers → 3 200 Ar. a) Quelle est la règle ? b) Prix de 7 cahiers ? d) Nombre de cahiers pour 8 000 Ar ? e) Le test du double est-il vérifié ?</w:t>
-      </w:r>
-    </w:p>
-    <w:p>
-      <w:pPr>
-        <w:spacing w:after="110" w:line="300"/>
-        <w:jc w:val="both"/>
-      </w:pPr>
-      <w:r>
-        <w:rPr>
-          <w:rFonts w:ascii="Times New Roman" w:cs="Times New Roman" w:eastAsia="Times New Roman" w:hAnsi="Times New Roman"/>
-          <w:b w:val="false"/>
-          <w:bCs w:val="false"/>
-          <w:i w:val="false"/>
-          <w:iCs w:val="false"/>
-          <w:color w:val="000000"/>
-          <w:sz w:val="24"/>
-          <w:szCs w:val="24"/>
-        </w:rPr>
-        <w:t xml:space="preserve">3. Dis si la relation est proportionnelle : a) nombre de kapoaka de riz et masse de riz ; b) âge et pointure des chaussures ; d) nombre de tickets de bus et prix payé ; e) rang du jour de la semaine et pluie tombée.</w:t>
-      </w:r>
-    </w:p>
-    <w:p>
-      <w:pPr>
-        <w:spacing w:after="110" w:line="300"/>
-        <w:jc w:val="both"/>
-      </w:pPr>
-      <w:r>
-        <w:rPr>
-          <w:rFonts w:ascii="Times New Roman" w:cs="Times New Roman" w:eastAsia="Times New Roman" w:hAnsi="Times New Roman"/>
-          <w:b w:val="false"/>
-          <w:bCs w:val="false"/>
-          <w:i w:val="false"/>
-          <w:iCs w:val="false"/>
-          <w:color w:val="000000"/>
-          <w:sz w:val="24"/>
-          <w:szCs w:val="24"/>
-        </w:rPr>
-        <w:t xml:space="preserve">4. Au marché, 1 kg de riz coûte 3 200 Ar. a) Combien coûtent 2 kg ? b) 5 kg ? d) 10 kg ? e) Quel est le coefficient qui relie kilogrammes et ariary ?</w:t>
-      </w:r>
-    </w:p>
-    <w:p>
-      <w:pPr>
-        <w:spacing w:after="110" w:line="300"/>
-        <w:jc w:val="both"/>
-      </w:pPr>
-      <w:r>
-        <w:rPr>
-          <w:rFonts w:ascii="Times New Roman" w:cs="Times New Roman" w:eastAsia="Times New Roman" w:hAnsi="Times New Roman"/>
-          <w:b w:val="false"/>
-          <w:bCs w:val="false"/>
-          <w:i w:val="false"/>
-          <w:iCs w:val="false"/>
-          <w:color w:val="000000"/>
-          <w:sz w:val="24"/>
-          <w:szCs w:val="24"/>
-        </w:rPr>
-        <w:t xml:space="preserve">5. À la station, 2 L d’essence coûtent 12 400 Ar et 3 L coûtent 18 600 Ar. a) Quel est le prix de 1 L ? b) De 4 L (le double de 2 L) ? d) De 5 L (2 L + 3 L) ? e) Dresse le tableau des prix de 1 à 5 L.</w:t>
-      </w:r>
-    </w:p>
-    <w:p>
-      <w:pPr>
-        <w:spacing w:after="110" w:line="300"/>
-        <w:jc w:val="both"/>
-      </w:pPr>
-      <w:r>
-        <w:rPr>
-          <w:rFonts w:ascii="Times New Roman" w:cs="Times New Roman" w:eastAsia="Times New Roman" w:hAnsi="Times New Roman"/>
-          <w:b w:val="false"/>
-          <w:bCs w:val="false"/>
-          <w:i w:val="false"/>
-          <w:iCs w:val="false"/>
-          <w:color w:val="000000"/>
-          <w:sz w:val="24"/>
-          <w:szCs w:val="24"/>
-        </w:rPr>
-        <w:t xml:space="preserve">6. Défi CEPE — Un scooter consomme 1,8 L d’essence pour 60 km. a) Quelle consommation pour 120 km ? b) Pour 30 km ? d) Pour 90 km ? e) Pour 100 km ?</w:t>
+        <w:t xml:space="preserve">1. La relation est « 4 × rang ». Combien d’objets aux rangs : a) 3 ; b) 5 ; d) 10 ; e) 25 ?</w:t>
+      </w:r>
+    </w:p>
+    <w:p>
+      <w:pPr>
+        <w:spacing w:after="110" w:line="300"/>
+        <w:jc w:val="both"/>
+      </w:pPr>
+      <w:r>
+        <w:rPr>
+          <w:rFonts w:ascii="Times New Roman" w:cs="Times New Roman" w:eastAsia="Times New Roman" w:hAnsi="Times New Roman"/>
+          <w:b w:val="false"/>
+          <w:bCs w:val="false"/>
+          <w:i w:val="false"/>
+          <w:iCs w:val="false"/>
+          <w:color w:val="000000"/>
+          <w:sz w:val="24"/>
+          <w:szCs w:val="24"/>
+        </w:rPr>
+        <w:t xml:space="preserve">2. Suite de figures : 5, 10, 15, 20… a) Quelle est la relation rang → quantité ? b) Quantité au rang 8 ? d) Quantité au rang 12 ? e) Quel rang a la figure de 45 objets ?</w:t>
+      </w:r>
+    </w:p>
+    <w:p>
+      <w:pPr>
+        <w:spacing w:after="110" w:line="300"/>
+        <w:jc w:val="both"/>
+      </w:pPr>
+      <w:r>
+        <w:rPr>
+          <w:rFonts w:ascii="Times New Roman" w:cs="Times New Roman" w:eastAsia="Times New Roman" w:hAnsi="Times New Roman"/>
+          <w:b w:val="false"/>
+          <w:bCs w:val="false"/>
+          <w:i w:val="false"/>
+          <w:iCs w:val="false"/>
+          <w:color w:val="000000"/>
+          <w:sz w:val="24"/>
+          <w:szCs w:val="24"/>
+        </w:rPr>
+        <w:t xml:space="preserve">3. Rivo : figures de 2, 4, 6 allumettes… a) Relation rang → quantité ? b) Vérifie-la sur les trois premiers rangs. d) Allumettes au rang 10 ? e) Avec 30 allumettes, jusqu’à quel rang peut-il construire UNE figure ?</w:t>
+      </w:r>
+    </w:p>
+    <w:p>
+      <w:pPr>
+        <w:spacing w:after="110" w:line="300"/>
+        <w:jc w:val="both"/>
+      </w:pPr>
+      <w:r>
+        <w:rPr>
+          <w:rFonts w:ascii="Times New Roman" w:cs="Times New Roman" w:eastAsia="Times New Roman" w:hAnsi="Times New Roman"/>
+          <w:b w:val="false"/>
+          <w:bCs w:val="false"/>
+          <w:i w:val="false"/>
+          <w:iCs w:val="false"/>
+          <w:color w:val="000000"/>
+          <w:sz w:val="24"/>
+          <w:szCs w:val="24"/>
+        </w:rPr>
+        <w:t xml:space="preserve">4. Dans la suite 3 ; 6 ; 9 ; 12 ; 15 ; … a) Quel est le terme de rang 2 ? b) Quel est le rang du terme 12 ? d) Quel est le terme de rang 6 ? e) Par quel rang commence-t-on à compter ?</w:t>
+      </w:r>
+    </w:p>
+    <w:p>
+      <w:pPr>
+        <w:spacing w:after="110" w:line="300"/>
+        <w:jc w:val="both"/>
+      </w:pPr>
+      <w:r>
+        <w:rPr>
+          <w:rFonts w:ascii="Times New Roman" w:cs="Times New Roman" w:eastAsia="Times New Roman" w:hAnsi="Times New Roman"/>
+          <w:b w:val="false"/>
+          <w:bCs w:val="false"/>
+          <w:i w:val="false"/>
+          <w:iCs w:val="false"/>
+          <w:color w:val="000000"/>
+          <w:sz w:val="24"/>
+          <w:szCs w:val="24"/>
+        </w:rPr>
+        <w:t xml:space="preserve">5. On construit des triangles avec des allumettes : rang 1 → 3 allumettes ; rang 2 → 6 ; rang 3 → 9… a) Quelle est la régularité ? b) Écris la relation entre quantité et rang. d) Combien d’allumettes au rang 7 ? e) À quel rang utilise-t-on 30 allumettes ?</w:t>
+      </w:r>
+    </w:p>
+    <w:p>
+      <w:pPr>
+        <w:spacing w:after="110" w:line="300"/>
+        <w:jc w:val="both"/>
+      </w:pPr>
+      <w:r>
+        <w:rPr>
+          <w:rFonts w:ascii="Times New Roman" w:cs="Times New Roman" w:eastAsia="Times New Roman" w:hAnsi="Times New Roman"/>
+          <w:b w:val="false"/>
+          <w:bCs w:val="false"/>
+          <w:i w:val="false"/>
+          <w:iCs w:val="false"/>
+          <w:color w:val="000000"/>
+          <w:sz w:val="24"/>
+          <w:szCs w:val="24"/>
+        </w:rPr>
+        <w:t xml:space="preserve">6. Défi CEPE — Une couturière coud des boutons : robe de rang 1 → 5 boutons ; rang 2 → 10 ; rang 3 → 15… a) Écris la relation entre quantité et rang. b) Combien de boutons pour la robe de rang 9 ? d) Elle a utilisé 60 boutons pour une seule robe : quel est son rang ? e) Peut-elle coudre la robe de rang 13 avec 60 boutons ? Justifie.</w:t>
       </w:r>
     </w:p>
     <w:p>
@@ -3005,7 +1830,7 @@
           <w:sz w:val="24"/>
           <w:szCs w:val="24"/>
         </w:rPr>
-        <w:t xml:space="preserve">a) 24 ; b) 40 ; d) 80 ; e) 96.</w:t>
+        <w:t xml:space="preserve">a) 12 ; b) 20 ; d) 40 ; e) 100.</w:t>
       </w:r>
     </w:p>
     <w:p>
@@ -3036,7 +1861,7 @@
           <w:sz w:val="24"/>
           <w:szCs w:val="24"/>
         </w:rPr>
-        <w:t xml:space="preserve">a) × 800 ; b) 5 600 Ar ; d) 10 cahiers ; e) oui : 2 → 1 600 et 4 → 3 200, le double donne le double ✓.</w:t>
+        <w:t xml:space="preserve">a) 5 × rang ; b) 40 ; d) 60 ; e) 45 ÷ 5 = 9 : le rang 9.</w:t>
       </w:r>
     </w:p>
     <w:p>
@@ -3067,7 +1892,7 @@
           <w:sz w:val="24"/>
           <w:szCs w:val="24"/>
         </w:rPr>
-        <w:t xml:space="preserve">a) oui ; b) non : la pointure ne double pas quand l’âge double ; d) oui ; e) non : aucune règle ne lie le jour et la pluie.</w:t>
+        <w:t xml:space="preserve">a) 2 × rang ; b) 2 × 1 = 2 ✓, 2 × 2 = 4 ✓, 2 × 3 = 6 ✓ ; d) 20 ; e) 30 ÷ 2 = 15 : la figure de rang 15.</w:t>
       </w:r>
     </w:p>
     <w:p>
@@ -3098,7 +1923,7 @@
           <w:sz w:val="24"/>
           <w:szCs w:val="24"/>
         </w:rPr>
-        <w:t xml:space="preserve">a) 6 400 Ar ; b) 16 000 Ar ; d) 32 000 Ar ; e) 3 200 : le prix d’un kilogramme.</w:t>
+        <w:t xml:space="preserve">a) 6 ; b) rang 4 ; d) 18 ; e) le rang 1.</w:t>
       </w:r>
     </w:p>
     <w:p>
@@ -3129,7 +1954,7 @@
           <w:sz w:val="24"/>
           <w:szCs w:val="24"/>
         </w:rPr>
-        <w:t xml:space="preserve">a) 12 400 ÷ 2 = 6 200 Ar ; b) 2 × 12 400 = 24 800 Ar ; d) 12 400 + 18 600 = 31 000 Ar ; e) 6 200 ; 12 400 ; 18 600 ; 24 800 ; 31 000.</w:t>
+        <w:t xml:space="preserve">a) + 3 à chaque rang ; b) quantité = 3 × rang ; d) 3 × 7 = 21 allumettes ; e) 30 ÷ 3 = 10 : au rang 10.</w:t>
       </w:r>
     </w:p>
     <w:p>
@@ -3160,7 +1985,7 @@
           <w:sz w:val="24"/>
           <w:szCs w:val="24"/>
         </w:rPr>
-        <w:t xml:space="preserve">a) 120 km = 2 × 60 km : 2 × 1,8 = 3,6 L ; b) 30 km est la moitié de 60 km : 0,9 L ; d) 90 km = 60 + 30 : 1,8 + 0,9 = 2,7 L ; e) 100 km : 1,8 ÷ 60 = 0,03 L par km, donc 0,03 × 100 = 3 L.</w:t>
+        <w:t xml:space="preserve">a) quantité = 5 × rang ; b) 5 × 9 = 45 boutons ; d) 60 ÷ 5 = 12 : rang 12 ; e) non : la robe de rang 13 demande 5 × 13 = 65 boutons, et 65 &gt; 60.</w:t>
       </w:r>
     </w:p>
     <w:p>
@@ -3173,7 +1998,7 @@
         <w:spacing w:after="150" w:before="200"/>
         <w:jc w:val="center"/>
       </w:pPr>
-      <w:bookmarkStart w:name="u3_l5" w:id="6"/>
+      <w:bookmarkStart w:name="u3_l3" w:id="4"/>
       <w:r>
         <w:rPr>
           <w:rFonts w:ascii="Times New Roman" w:cs="Times New Roman" w:eastAsia="Times New Roman" w:hAnsi="Times New Roman"/>
@@ -3185,76 +2010,19 @@
           <w:sz w:val="32"/>
           <w:szCs w:val="32"/>
         </w:rPr>
-        <w:t xml:space="preserve">LA RÈGLE DE TROIS</w:t>
-      </w:r>
-      <w:bookmarkEnd w:id="6"/>
-    </w:p>
-    <w:p>
-      <w:pPr>
-        <w:spacing w:after="150" w:before="200"/>
-        <w:jc w:val="left"/>
-      </w:pPr>
-      <w:r>
-        <w:rPr>
-          <w:rFonts w:ascii="Times New Roman" w:cs="Times New Roman" w:eastAsia="Times New Roman" w:hAnsi="Times New Roman"/>
-          <w:b/>
-          <w:bCs/>
-          <w:i w:val="false"/>
-          <w:iCs w:val="false"/>
-          <w:color w:val="2E7D32"/>
-          <w:sz w:val="28"/>
-          <w:szCs w:val="28"/>
-        </w:rPr>
-        <w:t xml:space="preserve">Règle de trois et valeur inconnue dans un tableau</w:t>
-      </w:r>
-    </w:p>
-    <w:p>
-      <w:pPr>
-        <w:spacing w:after="110" w:line="300"/>
-        <w:jc w:val="both"/>
-      </w:pPr>
-      <w:r>
-        <w:rPr>
-          <w:rFonts w:ascii="Times New Roman" w:cs="Times New Roman" w:eastAsia="Times New Roman" w:hAnsi="Times New Roman"/>
-          <w:b w:val="false"/>
-          <w:bCs w:val="false"/>
-          <w:i w:val="false"/>
-          <w:iCs w:val="false"/>
-          <w:color w:val="000000"/>
-          <w:sz w:val="24"/>
-          <w:szCs w:val="24"/>
-        </w:rPr>
-        <w:t xml:space="preserve">La règle de trois permet de trouver une quatrième valeur quand trois valeurs proportionnelles sont connues : on multiplie, puis on divise. Pour 9 stylos sachant que 3 stylos coûtent 700 Ar, on écrit l’équation : prix = (9 × 700) ÷ 3 = 2 100 Ar.</w:t>
-      </w:r>
-    </w:p>
-    <w:p>
-      <w:pPr>
-        <w:spacing w:after="110" w:line="300"/>
-        <w:jc w:val="both"/>
-      </w:pPr>
-      <w:r>
-        <w:rPr>
-          <w:rFonts w:ascii="Times New Roman" w:cs="Times New Roman" w:eastAsia="Times New Roman" w:hAnsi="Times New Roman"/>
-          <w:b w:val="false"/>
-          <w:bCs w:val="false"/>
-          <w:i/>
-          <w:iCs/>
-          <w:color w:val="1F4E79"/>
-          <w:sz w:val="24"/>
-          <w:szCs w:val="24"/>
-        </w:rPr>
-        <w:t xml:space="preserve">on paie « 9 fois le prix de 700 Ar »… mais comme 700 Ar couvre 3 stylos, on divise par 3 : multiplier par le nouveau, diviser par l’ancien.</w:t>
-      </w:r>
-    </w:p>
-    <w:p>
-      <w:pPr>
-        <w:spacing w:after="120" w:before="120"/>
+        <w:t xml:space="preserve">LES TABLEAUX DE VALEURS</w:t>
+      </w:r>
+      <w:bookmarkEnd w:id="4"/>
+    </w:p>
+    <w:p>
+      <w:pPr>
+        <w:spacing w:after="120" w:before="100"/>
         <w:jc w:val="center"/>
       </w:pPr>
       <w:r>
         <w:drawing>
           <wp:inline distT="0" distB="0" distL="0" distR="0">
-            <wp:extent cx="4762500" cy="1924050"/>
+            <wp:extent cx="4476750" cy="2438400"/>
             <wp:effectExtent t="0" r="0" b="0" l="0"/>
             <wp:docPr id="5" name=""/>
             <wp:cNvGraphicFramePr>
@@ -3279,7 +2047,7 @@
                   <pic:spPr bwMode="auto">
                     <a:xfrm>
                       <a:off x="0" y="0"/>
-                      <a:ext cx="4762500" cy="1924050"/>
+                      <a:ext cx="4476750" cy="2438400"/>
                     </a:xfrm>
                     <a:prstGeom prst="rect">
                       <a:avLst/>
@@ -3294,159 +2062,6 @@
     </w:p>
     <w:p>
       <w:pPr>
-        <w:spacing w:after="130" w:before="100" w:line="300"/>
-        <w:jc w:val="both"/>
-      </w:pPr>
-      <w:r>
-        <w:rPr>
-          <w:rFonts w:ascii="Times New Roman" w:cs="Times New Roman" w:eastAsia="Times New Roman" w:hAnsi="Times New Roman"/>
-          <w:b w:val="false"/>
-          <w:bCs w:val="false"/>
-          <w:i/>
-          <w:iCs/>
-          <w:color w:val="000000"/>
-          <w:sz w:val="24"/>
-          <w:szCs w:val="24"/>
-          <w:u w:val="single"/>
-        </w:rPr>
-        <w:t xml:space="preserve">Exemple :</w:t>
-      </w:r>
-      <w:r>
-        <w:rPr>
-          <w:rFonts w:ascii="Times New Roman" w:cs="Times New Roman" w:eastAsia="Times New Roman" w:hAnsi="Times New Roman"/>
-          <w:b w:val="false"/>
-          <w:bCs w:val="false"/>
-          <w:i w:val="false"/>
-          <w:iCs w:val="false"/>
-          <w:color w:val="000000"/>
-          <w:sz w:val="24"/>
-          <w:szCs w:val="24"/>
-        </w:rPr>
-        <w:t xml:space="preserve"> 5 kapoaka de riz pèsent 1 400 g ; 8 kapoaka ? (8 × 1 400) ÷ 5 = 11 200 ÷ 5 = 2 240 g.</w:t>
-      </w:r>
-    </w:p>
-    <w:p>
-      <w:pPr>
-        <w:spacing w:after="55" w:line="300"/>
-        <w:ind w:left="260"/>
-        <w:jc w:val="both"/>
-      </w:pPr>
-      <w:r>
-        <w:rPr>
-          <w:rFonts w:ascii="Times New Roman" w:cs="Times New Roman" w:eastAsia="Times New Roman" w:hAnsi="Times New Roman"/>
-          <w:b w:val="false"/>
-          <w:bCs w:val="false"/>
-          <w:i w:val="false"/>
-          <w:iCs w:val="false"/>
-          <w:color w:val="000000"/>
-          <w:sz w:val="24"/>
-          <w:szCs w:val="24"/>
-        </w:rPr>
-        <w:t xml:space="preserve">1. Poser le tableau : quantités sur une ligne, valeurs sur l’autre, l’inconnue à sa place.</w:t>
-      </w:r>
-    </w:p>
-    <w:p>
-      <w:pPr>
-        <w:spacing w:after="55" w:line="300"/>
-        <w:ind w:left="260"/>
-        <w:jc w:val="both"/>
-      </w:pPr>
-      <w:r>
-        <w:rPr>
-          <w:rFonts w:ascii="Times New Roman" w:cs="Times New Roman" w:eastAsia="Times New Roman" w:hAnsi="Times New Roman"/>
-          <w:b w:val="false"/>
-          <w:bCs w:val="false"/>
-          <w:i w:val="false"/>
-          <w:iCs w:val="false"/>
-          <w:color w:val="000000"/>
-          <w:sz w:val="24"/>
-          <w:szCs w:val="24"/>
-        </w:rPr>
-        <w:t xml:space="preserve">2. Écrire l’équation : (nombre en diagonale × nombre en face) ÷ nombre restant.</w:t>
-      </w:r>
-    </w:p>
-    <w:p>
-      <w:pPr>
-        <w:spacing w:after="55" w:line="300"/>
-        <w:ind w:left="260"/>
-        <w:jc w:val="both"/>
-      </w:pPr>
-      <w:r>
-        <w:rPr>
-          <w:rFonts w:ascii="Times New Roman" w:cs="Times New Roman" w:eastAsia="Times New Roman" w:hAnsi="Times New Roman"/>
-          <w:b w:val="false"/>
-          <w:bCs w:val="false"/>
-          <w:i w:val="false"/>
-          <w:iCs w:val="false"/>
-          <w:color w:val="000000"/>
-          <w:sz w:val="24"/>
-          <w:szCs w:val="24"/>
-        </w:rPr>
-        <w:t xml:space="preserve">3. Calculer en multipliant d’abord, puis vérifier par un chemin différent (paquets, double…).</w:t>
-      </w:r>
-    </w:p>
-    <w:p>
-      <w:pPr>
-        <w:shd w:fill="E8F5E9" w:val="clear"/>
-        <w:spacing w:after="110" w:line="300"/>
-        <w:jc w:val="both"/>
-      </w:pPr>
-      <w:r>
-        <w:rPr>
-          <w:rFonts w:ascii="Times New Roman" w:cs="Times New Roman" w:eastAsia="Times New Roman" w:hAnsi="Times New Roman"/>
-          <w:b/>
-          <w:bCs/>
-          <w:i w:val="false"/>
-          <w:iCs w:val="false"/>
-          <w:color w:val="000000"/>
-          <w:sz w:val="24"/>
-          <w:szCs w:val="24"/>
-        </w:rPr>
-        <w:t xml:space="preserve">quatrième valeur = (valeur en face × nouvelle quantité) ÷ ancienne quantité ; multiplier d’abord, diviser ensuite ; exige la proportionnalité.</w:t>
-      </w:r>
-    </w:p>
-    <w:p>
-      <w:pPr>
-        <w:shd w:fill="E3F2FD" w:val="clear"/>
-        <w:spacing w:after="110" w:line="300"/>
-        <w:jc w:val="both"/>
-      </w:pPr>
-      <w:r>
-        <w:rPr>
-          <w:rFonts w:ascii="Times New Roman" w:cs="Times New Roman" w:eastAsia="Times New Roman" w:hAnsi="Times New Roman"/>
-          <w:b w:val="false"/>
-          <w:bCs w:val="false"/>
-          <w:i w:val="false"/>
-          <w:iCs w:val="false"/>
-          <w:color w:val="1F4E79"/>
-          <w:sz w:val="24"/>
-          <w:szCs w:val="24"/>
-        </w:rPr>
-        <w:t xml:space="preserve">Le savais-tu ? La règle de trois est l’outil quotidien des infirmiers du monde entier : « ce flacon contient 500 mg dans 10 mL ; le médecin prescrit 150 mg, combien de mL ? » — (150 × 10) ÷ 500 = 3 mL.</w:t>
-      </w:r>
-    </w:p>
-    <w:p>
-      <w:pPr>
-        <w:shd w:fill="FFF8E1" w:val="clear"/>
-        <w:spacing w:after="110" w:line="300"/>
-        <w:jc w:val="both"/>
-      </w:pPr>
-      <w:r>
-        <w:rPr>
-          <w:rFonts w:ascii="Times New Roman" w:cs="Times New Roman" w:eastAsia="Times New Roman" w:hAnsi="Times New Roman"/>
-          <w:b w:val="false"/>
-          <w:bCs w:val="false"/>
-          <w:i w:val="false"/>
-          <w:iCs w:val="false"/>
-          <w:color w:val="000000"/>
-          <w:sz w:val="24"/>
-          <w:szCs w:val="24"/>
-        </w:rPr>
-        <w:t xml:space="preserve">Attention : Multiplier les mauvais nombres entre eux : (9 × 3) ÷ 700 mélange des stylos avec des stylos ! Dans la règle de trois, on multiplie toujours deux nombres de NATURES DIFFÉRENTES (stylos × ariary).</w:t>
-      </w:r>
-    </w:p>
-    <w:p>
-      <w:pPr>
         <w:spacing w:after="150" w:before="200"/>
         <w:jc w:val="left"/>
       </w:pPr>
@@ -3461,390 +2076,26 @@
           <w:sz w:val="28"/>
           <w:szCs w:val="28"/>
         </w:rPr>
-        <w:t xml:space="preserve">EXERCICE</w:t>
-      </w:r>
-    </w:p>
-    <w:p>
-      <w:pPr>
-        <w:spacing w:after="110" w:line="300"/>
-        <w:jc w:val="both"/>
-      </w:pPr>
-      <w:r>
-        <w:rPr>
-          <w:rFonts w:ascii="Times New Roman" w:cs="Times New Roman" w:eastAsia="Times New Roman" w:hAnsi="Times New Roman"/>
-          <w:b w:val="false"/>
-          <w:bCs w:val="false"/>
-          <w:i w:val="false"/>
-          <w:iCs w:val="false"/>
-          <w:color w:val="000000"/>
-          <w:sz w:val="24"/>
-          <w:szCs w:val="24"/>
-        </w:rPr>
-        <w:t xml:space="preserve">1. Calcule par la règle de trois : a) 3 stylos → 700 Ar, 9 stylos ? b) 2 kg → 5 000 Ar, 7 kg ? d) 4 tickets → 2 000 Ar, 10 tickets ? e) 5 m → 12 000 Ar, 8 m ?</w:t>
-      </w:r>
-    </w:p>
-    <w:p>
-      <w:pPr>
-        <w:spacing w:after="110" w:line="300"/>
-        <w:jc w:val="both"/>
-      </w:pPr>
-      <w:r>
-        <w:rPr>
-          <w:rFonts w:ascii="Times New Roman" w:cs="Times New Roman" w:eastAsia="Times New Roman" w:hAnsi="Times New Roman"/>
-          <w:b w:val="false"/>
-          <w:bCs w:val="false"/>
-          <w:i w:val="false"/>
-          <w:iCs w:val="false"/>
-          <w:color w:val="000000"/>
-          <w:sz w:val="24"/>
-          <w:szCs w:val="24"/>
-        </w:rPr>
-        <w:t xml:space="preserve">2. Un taxi-brousse parcourt 150 km en 3 heures, à vitesse régulière. a) Pose le tableau. b) Distance en 5 heures ? d) Durée pour 250 km ? e) Vérifie b) par le test des paquets ou du double.</w:t>
-      </w:r>
-    </w:p>
-    <w:p>
-      <w:pPr>
-        <w:spacing w:after="110" w:line="300"/>
-        <w:jc w:val="both"/>
-      </w:pPr>
-      <w:r>
-        <w:rPr>
-          <w:rFonts w:ascii="Times New Roman" w:cs="Times New Roman" w:eastAsia="Times New Roman" w:hAnsi="Times New Roman"/>
-          <w:b w:val="false"/>
-          <w:bCs w:val="false"/>
-          <w:i w:val="false"/>
-          <w:iCs w:val="false"/>
-          <w:color w:val="000000"/>
-          <w:sz w:val="24"/>
-          <w:szCs w:val="24"/>
-        </w:rPr>
-        <w:t xml:space="preserve">3. 6 kapoaka de riz pèsent 1 680 g. a) Écris l’équation du poids de 10 kapoaka. b) Calcule. d) Écris l’équation du nombre de kapoaka pour 840 g. e) Calcule et vérifie.</w:t>
-      </w:r>
-    </w:p>
-    <w:p>
-      <w:pPr>
-        <w:spacing w:after="110" w:line="300"/>
-        <w:jc w:val="both"/>
-      </w:pPr>
-      <w:r>
-        <w:rPr>
-          <w:rFonts w:ascii="Times New Roman" w:cs="Times New Roman" w:eastAsia="Times New Roman" w:hAnsi="Times New Roman"/>
-          <w:b w:val="false"/>
-          <w:bCs w:val="false"/>
-          <w:i w:val="false"/>
-          <w:iCs w:val="false"/>
-          <w:color w:val="000000"/>
-          <w:sz w:val="24"/>
-          <w:szCs w:val="24"/>
-        </w:rPr>
-        <w:t xml:space="preserve">4. 3 cahiers coûtent 7 500 Ar. a) Quel est le prix d’un cahier ? b) De 5 cahiers ? d) De 8 cahiers ? e) Comment s’appelle la méthode utilisée ?</w:t>
-      </w:r>
-    </w:p>
-    <w:p>
-      <w:pPr>
-        <w:spacing w:after="110" w:line="300"/>
-        <w:jc w:val="both"/>
-      </w:pPr>
-      <w:r>
-        <w:rPr>
-          <w:rFonts w:ascii="Times New Roman" w:cs="Times New Roman" w:eastAsia="Times New Roman" w:hAnsi="Times New Roman"/>
-          <w:b w:val="false"/>
-          <w:bCs w:val="false"/>
-          <w:i w:val="false"/>
-          <w:iCs w:val="false"/>
-          <w:color w:val="000000"/>
-          <w:sz w:val="24"/>
-          <w:szCs w:val="24"/>
-        </w:rPr>
-        <w:t xml:space="preserve">5. 4 m de fil de fer pèsent 60 g. a) Combien pèse 1 m ? b) 7 m ? d) 10 m ? e) Quelle longueur pèse 150 g ?</w:t>
-      </w:r>
-    </w:p>
-    <w:p>
-      <w:pPr>
-        <w:spacing w:after="110" w:line="300"/>
-        <w:jc w:val="both"/>
-      </w:pPr>
-      <w:r>
-        <w:rPr>
-          <w:rFonts w:ascii="Times New Roman" w:cs="Times New Roman" w:eastAsia="Times New Roman" w:hAnsi="Times New Roman"/>
-          <w:b w:val="false"/>
-          <w:bCs w:val="false"/>
-          <w:i w:val="false"/>
-          <w:iCs w:val="false"/>
-          <w:color w:val="000000"/>
-          <w:sz w:val="24"/>
-          <w:szCs w:val="24"/>
-        </w:rPr>
-        <w:t xml:space="preserve">6. Défi CEPE — Pour peindre 6 m² de mur, il faut 9 L de peinture. a) Organise les données dans un tableau de proportionnalité. b) Par les produits en croix, calcule la peinture nécessaire pour 10 m². d) Quelle surface peut-on peindre avec 12 L ? e) Quel est le coefficient du tableau ?</w:t>
-      </w:r>
-    </w:p>
-    <w:p>
-      <w:pPr>
-        <w:spacing w:after="150" w:before="200"/>
-        <w:jc w:val="left"/>
-      </w:pPr>
-      <w:r>
-        <w:rPr>
-          <w:rFonts w:ascii="Times New Roman" w:cs="Times New Roman" w:eastAsia="Times New Roman" w:hAnsi="Times New Roman"/>
-          <w:b/>
-          <w:bCs/>
-          <w:i w:val="false"/>
-          <w:iCs w:val="false"/>
-          <w:color w:val="2E7D32"/>
-          <w:sz w:val="28"/>
-          <w:szCs w:val="28"/>
-        </w:rPr>
-        <w:t xml:space="preserve">Correction</w:t>
-      </w:r>
-    </w:p>
-    <w:p>
-      <w:pPr>
-        <w:spacing w:after="80"/>
-      </w:pPr>
-      <w:r>
-        <w:rPr>
-          <w:rFonts w:ascii="Times New Roman" w:cs="Times New Roman" w:eastAsia="Times New Roman" w:hAnsi="Times New Roman"/>
-          <w:b/>
-          <w:bCs/>
-          <w:i w:val="false"/>
-          <w:iCs w:val="false"/>
-          <w:color w:val="C2185B"/>
-          <w:sz w:val="24"/>
-          <w:szCs w:val="24"/>
-        </w:rPr>
-        <w:t xml:space="preserve">1. </w:t>
-      </w:r>
-      <w:r>
-        <w:rPr>
-          <w:rFonts w:ascii="Times New Roman" w:cs="Times New Roman" w:eastAsia="Times New Roman" w:hAnsi="Times New Roman"/>
-          <w:b w:val="false"/>
-          <w:bCs w:val="false"/>
-          <w:i w:val="false"/>
-          <w:iCs w:val="false"/>
-          <w:color w:val="000000"/>
-          <w:sz w:val="24"/>
-          <w:szCs w:val="24"/>
-        </w:rPr>
-        <w:t xml:space="preserve">a) (9 × 700) ÷ 3 = 2 100 Ar ; b) (7 × 5 000) ÷ 2 = 17 500 Ar ; d) (10 × 2 000) ÷ 4 = 5 000 Ar ; e) (8 × 12 000) ÷ 5 = 19 200 Ar.</w:t>
-      </w:r>
-    </w:p>
-    <w:p>
-      <w:pPr>
-        <w:spacing w:after="80"/>
-      </w:pPr>
-      <w:r>
-        <w:rPr>
-          <w:rFonts w:ascii="Times New Roman" w:cs="Times New Roman" w:eastAsia="Times New Roman" w:hAnsi="Times New Roman"/>
-          <w:b/>
-          <w:bCs/>
-          <w:i w:val="false"/>
-          <w:iCs w:val="false"/>
-          <w:color w:val="C2185B"/>
-          <w:sz w:val="24"/>
-          <w:szCs w:val="24"/>
-        </w:rPr>
-        <w:t xml:space="preserve">2. </w:t>
-      </w:r>
-      <w:r>
-        <w:rPr>
-          <w:rFonts w:ascii="Times New Roman" w:cs="Times New Roman" w:eastAsia="Times New Roman" w:hAnsi="Times New Roman"/>
-          <w:b w:val="false"/>
-          <w:bCs w:val="false"/>
-          <w:i w:val="false"/>
-          <w:iCs w:val="false"/>
-          <w:color w:val="000000"/>
-          <w:sz w:val="24"/>
-          <w:szCs w:val="24"/>
-        </w:rPr>
-        <w:t xml:space="preserve">a) heures 3, 5 / km 150, ? ; b) (5 × 150) ÷ 3 = 250 km ; d) (250 × 3) ÷ 150 = 5 heures ; e) 150 km en 3 h → 50 km par heure → 5 × 50 = 250 ✓.</w:t>
-      </w:r>
-    </w:p>
-    <w:p>
-      <w:pPr>
-        <w:spacing w:after="80"/>
-      </w:pPr>
-      <w:r>
-        <w:rPr>
-          <w:rFonts w:ascii="Times New Roman" w:cs="Times New Roman" w:eastAsia="Times New Roman" w:hAnsi="Times New Roman"/>
-          <w:b/>
-          <w:bCs/>
-          <w:i w:val="false"/>
-          <w:iCs w:val="false"/>
-          <w:color w:val="C2185B"/>
-          <w:sz w:val="24"/>
-          <w:szCs w:val="24"/>
-        </w:rPr>
-        <w:t xml:space="preserve">3. </w:t>
-      </w:r>
-      <w:r>
-        <w:rPr>
-          <w:rFonts w:ascii="Times New Roman" w:cs="Times New Roman" w:eastAsia="Times New Roman" w:hAnsi="Times New Roman"/>
-          <w:b w:val="false"/>
-          <w:bCs w:val="false"/>
-          <w:i w:val="false"/>
-          <w:iCs w:val="false"/>
-          <w:color w:val="000000"/>
-          <w:sz w:val="24"/>
-          <w:szCs w:val="24"/>
-        </w:rPr>
-        <w:t xml:space="preserve">a) (10 × 1 680) ÷ 6 ; b) 16 800 ÷ 6 = 2 800 g ; d) (840 × 6) ÷ 1 680 ; e) 5 040 ÷ 1 680 = 3 kapoaka ; vérif : 840 = la moitié de 1 680 → la moitié de 6 = 3 ✓.</w:t>
-      </w:r>
-    </w:p>
-    <w:p>
-      <w:pPr>
-        <w:spacing w:after="80"/>
-      </w:pPr>
-      <w:r>
-        <w:rPr>
-          <w:rFonts w:ascii="Times New Roman" w:cs="Times New Roman" w:eastAsia="Times New Roman" w:hAnsi="Times New Roman"/>
-          <w:b/>
-          <w:bCs/>
-          <w:i w:val="false"/>
-          <w:iCs w:val="false"/>
-          <w:color w:val="C2185B"/>
-          <w:sz w:val="24"/>
-          <w:szCs w:val="24"/>
-        </w:rPr>
-        <w:t xml:space="preserve">4. </w:t>
-      </w:r>
-      <w:r>
-        <w:rPr>
-          <w:rFonts w:ascii="Times New Roman" w:cs="Times New Roman" w:eastAsia="Times New Roman" w:hAnsi="Times New Roman"/>
-          <w:b w:val="false"/>
-          <w:bCs w:val="false"/>
-          <w:i w:val="false"/>
-          <w:iCs w:val="false"/>
-          <w:color w:val="000000"/>
-          <w:sz w:val="24"/>
-          <w:szCs w:val="24"/>
-        </w:rPr>
-        <w:t xml:space="preserve">a) 7 500 ÷ 3 = 2 500 Ar ; b) 5 × 2 500 = 12 500 Ar ; d) 8 × 2 500 = 20 000 Ar ; e) la règle de trois : on passe d’abord par le prix de l’unité.</w:t>
-      </w:r>
-    </w:p>
-    <w:p>
-      <w:pPr>
-        <w:spacing w:after="80"/>
-      </w:pPr>
-      <w:r>
-        <w:rPr>
-          <w:rFonts w:ascii="Times New Roman" w:cs="Times New Roman" w:eastAsia="Times New Roman" w:hAnsi="Times New Roman"/>
-          <w:b/>
-          <w:bCs/>
-          <w:i w:val="false"/>
-          <w:iCs w:val="false"/>
-          <w:color w:val="C2185B"/>
-          <w:sz w:val="24"/>
-          <w:szCs w:val="24"/>
-        </w:rPr>
-        <w:t xml:space="preserve">5. </w:t>
-      </w:r>
-      <w:r>
-        <w:rPr>
-          <w:rFonts w:ascii="Times New Roman" w:cs="Times New Roman" w:eastAsia="Times New Roman" w:hAnsi="Times New Roman"/>
-          <w:b w:val="false"/>
-          <w:bCs w:val="false"/>
-          <w:i w:val="false"/>
-          <w:iCs w:val="false"/>
-          <w:color w:val="000000"/>
-          <w:sz w:val="24"/>
-          <w:szCs w:val="24"/>
-        </w:rPr>
-        <w:t xml:space="preserve">a) 60 ÷ 4 = 15 g ; b) 7 × 15 = 105 g ; d) 150 g ; e) 150 ÷ 15 = 10 m.</w:t>
-      </w:r>
-    </w:p>
-    <w:p>
-      <w:pPr>
-        <w:spacing w:after="80"/>
-      </w:pPr>
-      <w:r>
-        <w:rPr>
-          <w:rFonts w:ascii="Times New Roman" w:cs="Times New Roman" w:eastAsia="Times New Roman" w:hAnsi="Times New Roman"/>
-          <w:b/>
-          <w:bCs/>
-          <w:i w:val="false"/>
-          <w:iCs w:val="false"/>
-          <w:color w:val="C2185B"/>
-          <w:sz w:val="24"/>
-          <w:szCs w:val="24"/>
-        </w:rPr>
-        <w:t xml:space="preserve">6. </w:t>
-      </w:r>
-      <w:r>
-        <w:rPr>
-          <w:rFonts w:ascii="Times New Roman" w:cs="Times New Roman" w:eastAsia="Times New Roman" w:hAnsi="Times New Roman"/>
-          <w:b w:val="false"/>
-          <w:bCs w:val="false"/>
-          <w:i w:val="false"/>
-          <w:iCs w:val="false"/>
-          <w:color w:val="000000"/>
-          <w:sz w:val="24"/>
-          <w:szCs w:val="24"/>
-        </w:rPr>
-        <w:t xml:space="preserve">a) première ligne 6 et 10 (m²), deuxième ligne 9 et ? (litres) ; b) ? = (10 × 9) ÷ 6 = 90 ÷ 6 = 15 L ; d) (12 × 6) ÷ 9 = 72 ÷ 9 = 8 m² ; e) 9 ÷ 6 = 1,5 : il faut 1,5 L par m².</w:t>
-      </w:r>
-    </w:p>
-    <w:p>
-      <w:r>
-        <w:br w:type="page"/>
-      </w:r>
-    </w:p>
-    <w:p>
-      <w:pPr>
-        <w:spacing w:after="150" w:before="200"/>
-        <w:jc w:val="center"/>
-      </w:pPr>
-      <w:bookmarkStart w:name="u3_l6" w:id="7"/>
-      <w:r>
-        <w:rPr>
-          <w:rFonts w:ascii="Times New Roman" w:cs="Times New Roman" w:eastAsia="Times New Roman" w:hAnsi="Times New Roman"/>
-          <w:b/>
-          <w:bCs/>
-          <w:i w:val="false"/>
-          <w:iCs w:val="false"/>
-          <w:color w:val="C00000"/>
-          <w:sz w:val="32"/>
-          <w:szCs w:val="32"/>
-        </w:rPr>
-        <w:t xml:space="preserve">LE SENS DU SIGNE ÉGAL</w:t>
-      </w:r>
-      <w:bookmarkEnd w:id="7"/>
-    </w:p>
-    <w:p>
-      <w:pPr>
-        <w:spacing w:after="150" w:before="200"/>
-        <w:jc w:val="left"/>
-      </w:pPr>
-      <w:r>
-        <w:rPr>
-          <w:rFonts w:ascii="Times New Roman" w:cs="Times New Roman" w:eastAsia="Times New Roman" w:hAnsi="Times New Roman"/>
-          <w:b/>
-          <w:bCs/>
-          <w:i w:val="false"/>
-          <w:iCs w:val="false"/>
-          <w:color w:val="2E7D32"/>
-          <w:sz w:val="28"/>
-          <w:szCs w:val="28"/>
-        </w:rPr>
-        <w:t xml:space="preserve">Égalité et équivalence entre deux expressions</w:t>
-      </w:r>
-    </w:p>
-    <w:p>
-      <w:pPr>
-        <w:spacing w:after="110" w:line="300"/>
-        <w:jc w:val="both"/>
-      </w:pPr>
-      <w:r>
-        <w:rPr>
-          <w:rFonts w:ascii="Times New Roman" w:cs="Times New Roman" w:eastAsia="Times New Roman" w:hAnsi="Times New Roman"/>
-          <w:b w:val="false"/>
-          <w:bCs w:val="false"/>
-          <w:i w:val="false"/>
-          <w:iCs w:val="false"/>
-          <w:color w:val="000000"/>
-          <w:sz w:val="24"/>
-          <w:szCs w:val="24"/>
-        </w:rPr>
-        <w:t xml:space="preserve">Le signe égal (=) exprime une équivalence : il affirme que les expressions écrites à sa gauche et à sa droite ont exactement la même valeur. Deux expressions différentes peuvent être équivalentes : 7 + 5 = 10 + 2, car les deux valent 12.</w:t>
+        <w:t xml:space="preserve">Tableaux de valeurs simples</w:t>
+      </w:r>
+    </w:p>
+    <w:p>
+      <w:pPr>
+        <w:spacing w:after="110" w:line="300"/>
+        <w:jc w:val="both"/>
+      </w:pPr>
+      <w:r>
+        <w:rPr>
+          <w:rFonts w:ascii="Times New Roman" w:cs="Times New Roman" w:eastAsia="Times New Roman" w:hAnsi="Times New Roman"/>
+          <w:b w:val="false"/>
+          <w:bCs w:val="false"/>
+          <w:i w:val="false"/>
+          <w:iCs w:val="false"/>
+          <w:color w:val="000000"/>
+          <w:sz w:val="24"/>
+          <w:szCs w:val="24"/>
+        </w:rPr>
+        <w:t xml:space="preserve">Un tableau de valeurs est un tableau à deux lignes (ou deux colonnes) qui met en face l’une de l’autre deux quantités liées : sur la première ligne le rang (ou la première quantité), sur la seconde la quantité qui lui correspond.</w:t>
       </w:r>
     </w:p>
     <w:p>
@@ -3863,7 +2114,7 @@
           <w:sz w:val="24"/>
           <w:szCs w:val="24"/>
         </w:rPr>
-        <w:t xml:space="preserve">le = est une balance en équilibre : ce qu’il y a à gauche pèse exactement autant que ce qu’il y a à droite.</w:t>
+        <w:t xml:space="preserve">le tableau de valeurs, c’est la suite rangée en deux étages : en haut la position, en bas ce qu’elle vaut — chaque colonne forme un couple.</w:t>
       </w:r>
     </w:p>
     <w:p>
@@ -3874,7 +2125,7 @@
       <w:r>
         <w:drawing>
           <wp:inline distT="0" distB="0" distL="0" distR="0">
-            <wp:extent cx="4762500" cy="1895475"/>
+            <wp:extent cx="4762500" cy="1685925"/>
             <wp:effectExtent t="0" r="0" b="0" l="0"/>
             <wp:docPr id="6" name=""/>
             <wp:cNvGraphicFramePr>
@@ -3899,7 +2150,7 @@
                   <pic:spPr bwMode="auto">
                     <a:xfrm>
                       <a:off x="0" y="0"/>
-                      <a:ext cx="4762500" cy="1895475"/>
+                      <a:ext cx="4762500" cy="1685925"/>
                     </a:xfrm>
                     <a:prstGeom prst="rect">
                       <a:avLst/>
@@ -3942,7 +2193,7 @@
           <w:sz w:val="24"/>
           <w:szCs w:val="24"/>
         </w:rPr>
-        <w:t xml:space="preserve"> 15 − 6 = □ + 4 : la gauche vaut 9 ; il faut □ + 4 = 9, donc □ = 5 ; contrôle : 9 = 9 ✓.</w:t>
+        <w:t xml:space="preserve"> Rang 1, 2, 3, 4 → quantité 7, 14, 21, 28 : règle « × 7 » ; au rang 6, 42.</w:t>
       </w:r>
     </w:p>
     <w:p>
@@ -3962,7 +2213,7 @@
           <w:sz w:val="24"/>
           <w:szCs w:val="24"/>
         </w:rPr>
-        <w:t xml:space="preserve">1. Calculer la valeur du côté complet de l’égalité.</w:t>
+        <w:t xml:space="preserve">1. Tracer deux lignes : rang en haut, quantité en bas.</w:t>
       </w:r>
     </w:p>
     <w:p>
@@ -3982,7 +2233,7 @@
           <w:sz w:val="24"/>
           <w:szCs w:val="24"/>
         </w:rPr>
-        <w:t xml:space="preserve">2. Chercher ce qui manque de l’autre côté pour atteindre la même valeur.</w:t>
+        <w:t xml:space="preserve">2. Remplir avec les couples connus et chercher la règle en colonne.</w:t>
       </w:r>
     </w:p>
     <w:p>
@@ -4002,7 +2253,7 @@
           <w:sz w:val="24"/>
           <w:szCs w:val="24"/>
         </w:rPr>
-        <w:t xml:space="preserve">3. Vérifier en recalculant LES DEUX côtés séparément.</w:t>
+        <w:t xml:space="preserve">3. Vérifier la règle sur toutes les colonnes pleines, puis compléter les trous.</w:t>
       </w:r>
     </w:p>
     <w:p>
@@ -4022,7 +2273,7 @@
           <w:sz w:val="24"/>
           <w:szCs w:val="24"/>
         </w:rPr>
-        <w:t xml:space="preserve">= signifie « même valeur », pas « voici le résultat » ; on calcule chaque côté séparément pour vérifier ou compléter une égalité.</w:t>
+        <w:t xml:space="preserve">deux lignes en face à face ; lecture en ligne (le pas), en colonne (la règle), en couple (un fait) ; la règle vérifiée remplit les trous.</w:t>
       </w:r>
     </w:p>
     <w:p>
@@ -4042,7 +2293,7 @@
           <w:sz w:val="24"/>
           <w:szCs w:val="24"/>
         </w:rPr>
-        <w:t xml:space="preserve">Le savais-tu ? Le signe = a été inventé en 1557 par le Gallois Robert Recorde, qui dessina deux petits traits parallèles « parce que rien n’est plus pareil que deux droites jumelles ».</w:t>
+        <w:t xml:space="preserve">Le savais-tu ? Les feuilles de calcul des ordinateurs — des milliers de lignes et de colonnes — ne sont rien d’autre que des tableaux de valeurs géants.</w:t>
       </w:r>
     </w:p>
     <w:p>
@@ -4062,7 +2313,7 @@
           <w:sz w:val="24"/>
           <w:szCs w:val="24"/>
         </w:rPr>
-        <w:t xml:space="preserve">Attention : Écrire les calculs en chaîne : « 7 + 5 = 12 + 3 = 15 ». La première égalité devient fausse ! Chaque signe = doit être vrai tout seul : on écrit 7 + 5 = 12, PUIS 12 + 3 = 15.</w:t>
+        <w:t xml:space="preserve">Attention : Chercher la règle seulement en ligne (« + 3 ») et s’arrêter là : pour sauter au rang 10, c’est la règle en COLONNE (« × 3 ») qu’il faut — sinon on doit remplir toutes les colonnes une à une.</w:t>
       </w:r>
     </w:p>
     <w:p>
@@ -4100,102 +2351,102 @@
           <w:sz w:val="24"/>
           <w:szCs w:val="24"/>
         </w:rPr>
-        <w:t xml:space="preserve">1. Vraies ou fausses ? a) 8 + 6 = 10 + 4 ; b) 20 − 5 = 10 + 10 ; d) 3 × 6 = 9 × 2 ; e) 45 ÷ 5 = 3 × 3.</w:t>
-      </w:r>
-    </w:p>
-    <w:p>
-      <w:pPr>
-        <w:spacing w:after="110" w:line="300"/>
-        <w:jc w:val="both"/>
-      </w:pPr>
-      <w:r>
-        <w:rPr>
-          <w:rFonts w:ascii="Times New Roman" w:cs="Times New Roman" w:eastAsia="Times New Roman" w:hAnsi="Times New Roman"/>
-          <w:b w:val="false"/>
-          <w:bCs w:val="false"/>
-          <w:i w:val="false"/>
-          <w:iCs w:val="false"/>
-          <w:color w:val="000000"/>
-          <w:sz w:val="24"/>
-          <w:szCs w:val="24"/>
-        </w:rPr>
-        <w:t xml:space="preserve">2. Complète : a) 9 + □ = 7 + 8 ; b) □ − 4 = 10 + 6 ; d) 5 × □ = 40 ÷ 2 ; e) 12 + 13 = □ × 5.</w:t>
-      </w:r>
-    </w:p>
-    <w:p>
-      <w:pPr>
-        <w:spacing w:after="110" w:line="300"/>
-        <w:jc w:val="both"/>
-      </w:pPr>
-      <w:r>
-        <w:rPr>
-          <w:rFonts w:ascii="Times New Roman" w:cs="Times New Roman" w:eastAsia="Times New Roman" w:hAnsi="Times New Roman"/>
-          <w:b w:val="false"/>
-          <w:bCs w:val="false"/>
-          <w:i w:val="false"/>
-          <w:iCs w:val="false"/>
-          <w:color w:val="000000"/>
-          <w:sz w:val="24"/>
-          <w:szCs w:val="24"/>
-        </w:rPr>
-        <w:t xml:space="preserve">3. a) Explique pourquoi 7 + 5 = □ + 2 ne se complète pas par 12. b) Donne la bonne valeur. d) Écris une égalité équivalente à 99 + 46 plus facile à calculer. e) Invente une égalité vraie avec deux expressions différentes des deux côtés.</w:t>
-      </w:r>
-    </w:p>
-    <w:p>
-      <w:pPr>
-        <w:spacing w:after="110" w:line="300"/>
-        <w:jc w:val="both"/>
-      </w:pPr>
-      <w:r>
-        <w:rPr>
-          <w:rFonts w:ascii="Times New Roman" w:cs="Times New Roman" w:eastAsia="Times New Roman" w:hAnsi="Times New Roman"/>
-          <w:b w:val="false"/>
-          <w:bCs w:val="false"/>
-          <w:i w:val="false"/>
-          <w:iCs w:val="false"/>
-          <w:color w:val="000000"/>
-          <w:sz w:val="24"/>
-          <w:szCs w:val="24"/>
-        </w:rPr>
-        <w:t xml:space="preserve">4. Vrai ou faux ? a) 8 + 5 = 13 ; b) 13 = 8 + 5 ; d) 8 + 5 = 10 + 3 ; e) 8 + 5 = 13 + 2.</w:t>
-      </w:r>
-    </w:p>
-    <w:p>
-      <w:pPr>
-        <w:spacing w:after="110" w:line="300"/>
-        <w:jc w:val="both"/>
-      </w:pPr>
-      <w:r>
-        <w:rPr>
-          <w:rFonts w:ascii="Times New Roman" w:cs="Times New Roman" w:eastAsia="Times New Roman" w:hAnsi="Times New Roman"/>
-          <w:b w:val="false"/>
-          <w:bCs w:val="false"/>
-          <w:i w:val="false"/>
-          <w:iCs w:val="false"/>
-          <w:color w:val="000000"/>
-          <w:sz w:val="24"/>
-          <w:szCs w:val="24"/>
-        </w:rPr>
-        <w:t xml:space="preserve">5. Complète pour que l’égalité soit vraie : a) 25 + … = 40 ; b) 7 × … = 56 ; d) 60 − … = 35 ; e) … ÷ 4 = 12.</w:t>
-      </w:r>
-    </w:p>
-    <w:p>
-      <w:pPr>
-        <w:spacing w:after="110" w:line="300"/>
-        <w:jc w:val="both"/>
-      </w:pPr>
-      <w:r>
-        <w:rPr>
-          <w:rFonts w:ascii="Times New Roman" w:cs="Times New Roman" w:eastAsia="Times New Roman" w:hAnsi="Times New Roman"/>
-          <w:b w:val="false"/>
-          <w:bCs w:val="false"/>
-          <w:i w:val="false"/>
-          <w:iCs w:val="false"/>
-          <w:color w:val="000000"/>
-          <w:sz w:val="24"/>
-          <w:szCs w:val="24"/>
-        </w:rPr>
-        <w:t xml:space="preserve">6. Défi CEPE — Une balance est en équilibre : à gauche, 3 sacs identiques et un poids de 2 kg ; à droite, un poids de 14 kg. a) Écris l’égalité correspondante. b) Que pèsent les 3 sacs ensemble ? d) Que pèse un sac ? e) Vérifie l’équilibre par un calcul.</w:t>
+        <w:t xml:space="preserve">1. Recopie et complète le tableau de règle « × 6 » : rang 1, 2, 3, 4, 5 → a) rang 2 ? b) rang 3 ? d) rang 4 ? e) rang 5 ?</w:t>
+      </w:r>
+    </w:p>
+    <w:p>
+      <w:pPr>
+        <w:spacing w:after="110" w:line="300"/>
+        <w:jc w:val="both"/>
+      </w:pPr>
+      <w:r>
+        <w:rPr>
+          <w:rFonts w:ascii="Times New Roman" w:cs="Times New Roman" w:eastAsia="Times New Roman" w:hAnsi="Times New Roman"/>
+          <w:b w:val="false"/>
+          <w:bCs w:val="false"/>
+          <w:i w:val="false"/>
+          <w:iCs w:val="false"/>
+          <w:color w:val="000000"/>
+          <w:sz w:val="24"/>
+          <w:szCs w:val="24"/>
+        </w:rPr>
+        <w:t xml:space="preserve">2. Tableau : rang 1, 2, 3, 4 → quantité 8, 16, 24, 32. a) Quelle est la règle ? b) Quantité au rang 7 ? d) Rang de la quantité 80 ? e) La quantité 36 peut-elle apparaître ? Pourquoi ?</w:t>
+      </w:r>
+    </w:p>
+    <w:p>
+      <w:pPr>
+        <w:spacing w:after="110" w:line="300"/>
+        <w:jc w:val="both"/>
+      </w:pPr>
+      <w:r>
+        <w:rPr>
+          <w:rFonts w:ascii="Times New Roman" w:cs="Times New Roman" w:eastAsia="Times New Roman" w:hAnsi="Times New Roman"/>
+          <w:b w:val="false"/>
+          <w:bCs w:val="false"/>
+          <w:i w:val="false"/>
+          <w:iCs w:val="false"/>
+          <w:color w:val="000000"/>
+          <w:sz w:val="24"/>
+          <w:szCs w:val="24"/>
+        </w:rPr>
+        <w:t xml:space="preserve">3. Un cahier coûte 900 Ar. a) Construis le tableau de valeurs pour 1, 2, 3, 4 cahiers. b) Quelle est la règle ? d) Prix de 6 cahiers ? e) Combien de cahiers pour 7 200 Ar ?</w:t>
+      </w:r>
+    </w:p>
+    <w:p>
+      <w:pPr>
+        <w:spacing w:after="110" w:line="300"/>
+        <w:jc w:val="both"/>
+      </w:pPr>
+      <w:r>
+        <w:rPr>
+          <w:rFonts w:ascii="Times New Roman" w:cs="Times New Roman" w:eastAsia="Times New Roman" w:hAnsi="Times New Roman"/>
+          <w:b w:val="false"/>
+          <w:bCs w:val="false"/>
+          <w:i w:val="false"/>
+          <w:iCs w:val="false"/>
+          <w:color w:val="000000"/>
+          <w:sz w:val="24"/>
+          <w:szCs w:val="24"/>
+        </w:rPr>
+        <w:t xml:space="preserve">4. Un tableau donne : rang 1, 2, 3, 4, 5 et quantité 4, 8, 12, 16, 20. a) Quelle est la régularité ? b) Écris la relation. d) Quelle quantité au rang 8 ? e) À quel rang la quantité vaut-elle 40 ?</w:t>
+      </w:r>
+    </w:p>
+    <w:p>
+      <w:pPr>
+        <w:spacing w:after="110" w:line="300"/>
+        <w:jc w:val="both"/>
+      </w:pPr>
+      <w:r>
+        <w:rPr>
+          <w:rFonts w:ascii="Times New Roman" w:cs="Times New Roman" w:eastAsia="Times New Roman" w:hAnsi="Times New Roman"/>
+          <w:b w:val="false"/>
+          <w:bCs w:val="false"/>
+          <w:i w:val="false"/>
+          <w:iCs w:val="false"/>
+          <w:color w:val="000000"/>
+          <w:sz w:val="24"/>
+          <w:szCs w:val="24"/>
+        </w:rPr>
+        <w:t xml:space="preserve">5. Complète le tableau : rang 1 à 6 ; quantité 7 ; 14 ; … ; 28 ; … ; 42. a) Trouve les deux valeurs manquantes. b) Écris la relation. d) Quelle quantité au rang 10 ? e) Le nombre 50 peut-il apparaître dans la ligne des quantités ? Pourquoi ?</w:t>
+      </w:r>
+    </w:p>
+    <w:p>
+      <w:pPr>
+        <w:spacing w:after="110" w:line="300"/>
+        <w:jc w:val="both"/>
+      </w:pPr>
+      <w:r>
+        <w:rPr>
+          <w:rFonts w:ascii="Times New Roman" w:cs="Times New Roman" w:eastAsia="Times New Roman" w:hAnsi="Times New Roman"/>
+          <w:b w:val="false"/>
+          <w:bCs w:val="false"/>
+          <w:i w:val="false"/>
+          <w:iCs w:val="false"/>
+          <w:color w:val="000000"/>
+          <w:sz w:val="24"/>
+          <w:szCs w:val="24"/>
+        </w:rPr>
+        <w:t xml:space="preserve">6. Défi CEPE — Dans une salle de fête, le tableau relie les tables (1 ; 2 ; 3 ; 4) aux chaises (6 ; 12 ; 18 ; 24). a) Quel est le coefficient du tableau ? b) Combien de chaises pour 7 tables ? d) Combien de tables pour 54 chaises ? e) Prolonge la ligne des chaises jusqu’à 6 tables.</w:t>
       </w:r>
     </w:p>
     <w:p>
@@ -4245,7 +2496,7 @@
           <w:sz w:val="24"/>
           <w:szCs w:val="24"/>
         </w:rPr>
-        <w:t xml:space="preserve">a) vraie (14 = 14) ; b) fausse (15 ≠ 20) ; d) vraie (18 = 18) ; e) vraie (9 = 9).</w:t>
+        <w:t xml:space="preserve">a) 12 ; b) 18 ; d) 24 ; e) 30.</w:t>
       </w:r>
     </w:p>
     <w:p>
@@ -4276,7 +2527,7 @@
           <w:sz w:val="24"/>
           <w:szCs w:val="24"/>
         </w:rPr>
-        <w:t xml:space="preserve">a) 6 ; b) 20 ; d) 4 ; e) 5.</w:t>
+        <w:t xml:space="preserve">a) × 8 ; b) 56 ; d) 10 ; e) non : 36 n’est pas un multiple de 8 (8 × 4 = 32, 8 × 5 = 40).</w:t>
       </w:r>
     </w:p>
     <w:p>
@@ -4307,7 +2558,7 @@
           <w:sz w:val="24"/>
           <w:szCs w:val="24"/>
         </w:rPr>
-        <w:t xml:space="preserve">a) 12 + 2 vaudrait 14, mais la gauche vaut 12 : la balance pencherait ; b) □ = 10 ; d) 100 + 45 = 145 ; e) par exemple 6 × 4 = 30 − 6.</w:t>
+        <w:t xml:space="preserve">a) 1 → 900 ; 2 → 1 800 ; 3 → 2 700 ; 4 → 3 600 ; b) prix = 900 × nombre de cahiers ; d) 5 400 Ar ; e) 7 200 ÷ 900 = 8 cahiers.</w:t>
       </w:r>
     </w:p>
     <w:p>
@@ -4338,7 +2589,7 @@
           <w:sz w:val="24"/>
           <w:szCs w:val="24"/>
         </w:rPr>
-        <w:t xml:space="preserve">a) vrai ; b) vrai : une égalité se lit dans les deux sens ; d) vrai : 13 = 13 ; e) faux : 13 n’est pas égal à 15.</w:t>
+        <w:t xml:space="preserve">a) + 4 ; b) quantité = 4 × rang ; d) 32 ; e) rang 10.</w:t>
       </w:r>
     </w:p>
     <w:p>
@@ -4369,7 +2620,7 @@
           <w:sz w:val="24"/>
           <w:szCs w:val="24"/>
         </w:rPr>
-        <w:t xml:space="preserve">a) 15 ; b) 8 ; d) 25 ; e) 48.</w:t>
+        <w:t xml:space="preserve">a) 21 (rang 3) et 35 (rang 5) ; b) quantité = 7 × rang ; d) 70 ; e) non : 50 n’est pas un multiple de 7.</w:t>
       </w:r>
     </w:p>
     <w:p>
@@ -4400,7 +2651,7 @@
           <w:sz w:val="24"/>
           <w:szCs w:val="24"/>
         </w:rPr>
-        <w:t xml:space="preserve">a) 3 × ? + 2 = 14 ; b) 14 − 2 = 12 kg ; d) 12 ÷ 3 = 4 kg ; e) 3 × 4 + 2 = 14 : la balance est bien en équilibre.</w:t>
+        <w:t xml:space="preserve">a) 6 (chaque table apporte 6 chaises) ; b) 6 × 7 = 42 chaises ; d) 54 ÷ 6 = 9 tables ; e) 6 ; 12 ; 18 ; 24 ; 30 ; 36.</w:t>
       </w:r>
     </w:p>
     <w:p>
@@ -4413,7 +2664,7 @@
         <w:spacing w:after="150" w:before="200"/>
         <w:jc w:val="center"/>
       </w:pPr>
-      <w:bookmarkStart w:name="u3_l7" w:id="8"/>
+      <w:bookmarkStart w:name="u3_l4" w:id="5"/>
       <w:r>
         <w:rPr>
           <w:rFonts w:ascii="Times New Roman" w:cs="Times New Roman" w:eastAsia="Times New Roman" w:hAnsi="Times New Roman"/>
@@ -4425,76 +2676,19 @@
           <w:sz w:val="32"/>
           <w:szCs w:val="32"/>
         </w:rPr>
-        <w:t xml:space="preserve">TROUVER LA VALEUR INCONNUE</w:t>
-      </w:r>
-      <w:bookmarkEnd w:id="8"/>
-    </w:p>
-    <w:p>
-      <w:pPr>
-        <w:spacing w:after="150" w:before="200"/>
-        <w:jc w:val="left"/>
-      </w:pPr>
-      <w:r>
-        <w:rPr>
-          <w:rFonts w:ascii="Times New Roman" w:cs="Times New Roman" w:eastAsia="Times New Roman" w:hAnsi="Times New Roman"/>
-          <w:b/>
-          <w:bCs/>
-          <w:i w:val="false"/>
-          <w:iCs w:val="false"/>
-          <w:color w:val="2E7D32"/>
-          <w:sz w:val="28"/>
-          <w:szCs w:val="28"/>
-        </w:rPr>
-        <w:t xml:space="preserve">Équations simples et essais systématiques</w:t>
-      </w:r>
-    </w:p>
-    <w:p>
-      <w:pPr>
-        <w:spacing w:after="110" w:line="300"/>
-        <w:jc w:val="both"/>
-      </w:pPr>
-      <w:r>
-        <w:rPr>
-          <w:rFonts w:ascii="Times New Roman" w:cs="Times New Roman" w:eastAsia="Times New Roman" w:hAnsi="Times New Roman"/>
-          <w:b w:val="false"/>
-          <w:bCs w:val="false"/>
-          <w:i w:val="false"/>
-          <w:iCs w:val="false"/>
-          <w:color w:val="000000"/>
-          <w:sz w:val="24"/>
-          <w:szCs w:val="24"/>
-        </w:rPr>
-        <w:t xml:space="preserve">Une équation est une égalité qui comporte une valeur inconnue, souvent notée par une case vide ou une lettre. Résoudre l’équation, c’est trouver la valeur de l’inconnue qui rend l’égalité vraie. Les essais systématiques consistent à essayer des valeurs ordonnées, à comparer le résultat au but, et à resserrer jusqu’à la solution.</w:t>
-      </w:r>
-    </w:p>
-    <w:p>
-      <w:pPr>
-        <w:spacing w:after="110" w:line="300"/>
-        <w:jc w:val="both"/>
-      </w:pPr>
-      <w:r>
-        <w:rPr>
-          <w:rFonts w:ascii="Times New Roman" w:cs="Times New Roman" w:eastAsia="Times New Roman" w:hAnsi="Times New Roman"/>
-          <w:b w:val="false"/>
-          <w:bCs w:val="false"/>
-          <w:i/>
-          <w:iCs/>
-          <w:color w:val="1F4E79"/>
-          <w:sz w:val="24"/>
-          <w:szCs w:val="24"/>
-        </w:rPr>
-        <w:t xml:space="preserve">on cherche le nombre caché en jouant au « trop grand / trop petit », et chaque essai rapproche de la cible.</w:t>
-      </w:r>
-    </w:p>
-    <w:p>
-      <w:pPr>
-        <w:spacing w:after="120" w:before="120"/>
+        <w:t xml:space="preserve">LA CORRESPONDANCE ENTRE DEUX QUANTITÉS</w:t>
+      </w:r>
+      <w:bookmarkEnd w:id="5"/>
+    </w:p>
+    <w:p>
+      <w:pPr>
+        <w:spacing w:after="120" w:before="100"/>
         <w:jc w:val="center"/>
       </w:pPr>
       <w:r>
         <w:drawing>
           <wp:inline distT="0" distB="0" distL="0" distR="0">
-            <wp:extent cx="4762500" cy="2057400"/>
+            <wp:extent cx="4476750" cy="2438400"/>
             <wp:effectExtent t="0" r="0" b="0" l="0"/>
             <wp:docPr id="7" name=""/>
             <wp:cNvGraphicFramePr>
@@ -4511,6 +2705,2134 @@
                   </pic:nvPicPr>
                   <pic:blipFill>
                     <a:blip r:embed="rId15" cstate="none"/>
+                    <a:srcRect/>
+                    <a:stretch>
+                      <a:fillRect/>
+                    </a:stretch>
+                  </pic:blipFill>
+                  <pic:spPr bwMode="auto">
+                    <a:xfrm>
+                      <a:off x="0" y="0"/>
+                      <a:ext cx="4476750" cy="2438400"/>
+                    </a:xfrm>
+                    <a:prstGeom prst="rect">
+                      <a:avLst/>
+                    </a:prstGeom>
+                  </pic:spPr>
+                </pic:pic>
+              </a:graphicData>
+            </a:graphic>
+          </wp:inline>
+        </w:drawing>
+      </w:r>
+    </w:p>
+    <w:p>
+      <w:pPr>
+        <w:spacing w:after="150" w:before="200"/>
+        <w:jc w:val="left"/>
+      </w:pPr>
+      <w:r>
+        <w:rPr>
+          <w:rFonts w:ascii="Times New Roman" w:cs="Times New Roman" w:eastAsia="Times New Roman" w:hAnsi="Times New Roman"/>
+          <w:b/>
+          <w:bCs/>
+          <w:i w:val="false"/>
+          <w:iCs w:val="false"/>
+          <w:color w:val="2E7D32"/>
+          <w:sz w:val="28"/>
+          <w:szCs w:val="28"/>
+        </w:rPr>
+        <w:t xml:space="preserve">Relations simples et proportionnalité intuitive</w:t>
+      </w:r>
+    </w:p>
+    <w:p>
+      <w:pPr>
+        <w:spacing w:after="110" w:line="300"/>
+        <w:jc w:val="both"/>
+      </w:pPr>
+      <w:r>
+        <w:rPr>
+          <w:rFonts w:ascii="Times New Roman" w:cs="Times New Roman" w:eastAsia="Times New Roman" w:hAnsi="Times New Roman"/>
+          <w:b w:val="false"/>
+          <w:bCs w:val="false"/>
+          <w:i w:val="false"/>
+          <w:iCs w:val="false"/>
+          <w:color w:val="000000"/>
+          <w:sz w:val="24"/>
+          <w:szCs w:val="24"/>
+        </w:rPr>
+        <w:t xml:space="preserve">Deux quantités sont en correspondance quand à chaque valeur de l’une répond une valeur de l’autre. La relation est proportionnelle quand on passe de la première à la seconde en multipliant toujours par le même nombre : quand l’une double, l’autre double ; quand l’une triple, l’autre triple.</w:t>
+      </w:r>
+    </w:p>
+    <w:p>
+      <w:pPr>
+        <w:spacing w:after="110" w:line="300"/>
+        <w:jc w:val="both"/>
+      </w:pPr>
+      <w:r>
+        <w:rPr>
+          <w:rFonts w:ascii="Times New Roman" w:cs="Times New Roman" w:eastAsia="Times New Roman" w:hAnsi="Times New Roman"/>
+          <w:b w:val="false"/>
+          <w:bCs w:val="false"/>
+          <w:i/>
+          <w:iCs/>
+          <w:color w:val="1F4E79"/>
+          <w:sz w:val="24"/>
+          <w:szCs w:val="24"/>
+        </w:rPr>
+        <w:t xml:space="preserve">deux quantités proportionnelles marchent au même pas : tout ce qui arrive à l’une (doubler, tripler) arrive aussitôt à l’autre.</w:t>
+      </w:r>
+    </w:p>
+    <w:p>
+      <w:pPr>
+        <w:spacing w:after="120" w:before="120"/>
+        <w:jc w:val="center"/>
+      </w:pPr>
+      <w:r>
+        <w:drawing>
+          <wp:inline distT="0" distB="0" distL="0" distR="0">
+            <wp:extent cx="4762500" cy="1819275"/>
+            <wp:effectExtent t="0" r="0" b="0" l="0"/>
+            <wp:docPr id="8" name=""/>
+            <wp:cNvGraphicFramePr>
+              <a:graphicFrameLocks xmlns:a="http://schemas.openxmlformats.org/drawingml/2006/main" noChangeAspect="1"/>
+            </wp:cNvGraphicFramePr>
+            <a:graphic xmlns:a="http://schemas.openxmlformats.org/drawingml/2006/main">
+              <a:graphicData uri="http://schemas.openxmlformats.org/drawingml/2006/picture">
+                <pic:pic xmlns:pic="http://schemas.openxmlformats.org/drawingml/2006/picture">
+                  <pic:nvPicPr>
+                    <pic:cNvPr id="0" name="" descr=""/>
+                    <pic:cNvPicPr>
+                      <a:picLocks noChangeAspect="1" noChangeArrowheads="1"/>
+                    </pic:cNvPicPr>
+                  </pic:nvPicPr>
+                  <pic:blipFill>
+                    <a:blip r:embed="rId16" cstate="none"/>
+                    <a:srcRect/>
+                    <a:stretch>
+                      <a:fillRect/>
+                    </a:stretch>
+                  </pic:blipFill>
+                  <pic:spPr bwMode="auto">
+                    <a:xfrm>
+                      <a:off x="0" y="0"/>
+                      <a:ext cx="4762500" cy="1819275"/>
+                    </a:xfrm>
+                    <a:prstGeom prst="rect">
+                      <a:avLst/>
+                    </a:prstGeom>
+                  </pic:spPr>
+                </pic:pic>
+              </a:graphicData>
+            </a:graphic>
+          </wp:inline>
+        </w:drawing>
+      </w:r>
+    </w:p>
+    <w:p>
+      <w:pPr>
+        <w:spacing w:after="130" w:before="100" w:line="300"/>
+        <w:jc w:val="both"/>
+      </w:pPr>
+      <w:r>
+        <w:rPr>
+          <w:rFonts w:ascii="Times New Roman" w:cs="Times New Roman" w:eastAsia="Times New Roman" w:hAnsi="Times New Roman"/>
+          <w:b w:val="false"/>
+          <w:bCs w:val="false"/>
+          <w:i/>
+          <w:iCs/>
+          <w:color w:val="000000"/>
+          <w:sz w:val="24"/>
+          <w:szCs w:val="24"/>
+          <w:u w:val="single"/>
+        </w:rPr>
+        <w:t xml:space="preserve">Exemple :</w:t>
+      </w:r>
+      <w:r>
+        <w:rPr>
+          <w:rFonts w:ascii="Times New Roman" w:cs="Times New Roman" w:eastAsia="Times New Roman" w:hAnsi="Times New Roman"/>
+          <w:b w:val="false"/>
+          <w:bCs w:val="false"/>
+          <w:i w:val="false"/>
+          <w:iCs w:val="false"/>
+          <w:color w:val="000000"/>
+          <w:sz w:val="24"/>
+          <w:szCs w:val="24"/>
+        </w:rPr>
+        <w:t xml:space="preserve"> 3 kapoaka pèsent 840 g ; 1 kapoaka ? La règle « × 280 » vient de 3 × 280 = 840 ; donc 5 kapoaka → 1 400 g.</w:t>
+      </w:r>
+    </w:p>
+    <w:p>
+      <w:pPr>
+        <w:spacing w:after="55" w:line="300"/>
+        <w:ind w:left="260"/>
+        <w:jc w:val="both"/>
+      </w:pPr>
+      <w:r>
+        <w:rPr>
+          <w:rFonts w:ascii="Times New Roman" w:cs="Times New Roman" w:eastAsia="Times New Roman" w:hAnsi="Times New Roman"/>
+          <w:b w:val="false"/>
+          <w:bCs w:val="false"/>
+          <w:i w:val="false"/>
+          <w:iCs w:val="false"/>
+          <w:color w:val="000000"/>
+          <w:sz w:val="24"/>
+          <w:szCs w:val="24"/>
+        </w:rPr>
+        <w:t xml:space="preserve">1. Mettre les couples connus en tableau de correspondance.</w:t>
+      </w:r>
+    </w:p>
+    <w:p>
+      <w:pPr>
+        <w:spacing w:after="55" w:line="300"/>
+        <w:ind w:left="260"/>
+        <w:jc w:val="both"/>
+      </w:pPr>
+      <w:r>
+        <w:rPr>
+          <w:rFonts w:ascii="Times New Roman" w:cs="Times New Roman" w:eastAsia="Times New Roman" w:hAnsi="Times New Roman"/>
+          <w:b w:val="false"/>
+          <w:bCs w:val="false"/>
+          <w:i w:val="false"/>
+          <w:iCs w:val="false"/>
+          <w:color w:val="000000"/>
+          <w:sz w:val="24"/>
+          <w:szCs w:val="24"/>
+        </w:rPr>
+        <w:t xml:space="preserve">2. Chercher le multiplicateur : « premier nombre × ? = second nombre ».</w:t>
+      </w:r>
+    </w:p>
+    <w:p>
+      <w:pPr>
+        <w:spacing w:after="55" w:line="300"/>
+        <w:ind w:left="260"/>
+        <w:jc w:val="both"/>
+      </w:pPr>
+      <w:r>
+        <w:rPr>
+          <w:rFonts w:ascii="Times New Roman" w:cs="Times New Roman" w:eastAsia="Times New Roman" w:hAnsi="Times New Roman"/>
+          <w:b w:val="false"/>
+          <w:bCs w:val="false"/>
+          <w:i w:val="false"/>
+          <w:iCs w:val="false"/>
+          <w:color w:val="000000"/>
+          <w:sz w:val="24"/>
+          <w:szCs w:val="24"/>
+        </w:rPr>
+        <w:t xml:space="preserve">3. Tester la règle sur un autre couple (et le test du double), puis l’appliquer.</w:t>
+      </w:r>
+    </w:p>
+    <w:p>
+      <w:pPr>
+        <w:shd w:fill="E8F5E9" w:val="clear"/>
+        <w:spacing w:after="110" w:line="300"/>
+        <w:jc w:val="both"/>
+      </w:pPr>
+      <w:r>
+        <w:rPr>
+          <w:rFonts w:ascii="Times New Roman" w:cs="Times New Roman" w:eastAsia="Times New Roman" w:hAnsi="Times New Roman"/>
+          <w:b/>
+          <w:bCs/>
+          <w:i w:val="false"/>
+          <w:iCs w:val="false"/>
+          <w:color w:val="000000"/>
+          <w:sz w:val="24"/>
+          <w:szCs w:val="24"/>
+        </w:rPr>
+        <w:t xml:space="preserve">correspondance = deux quantités liées ; proportionnelle = même multiplicateur partout (qui double fait doubler) ; la règle se déduit d’un couple et se vérifie sur un autre.</w:t>
+      </w:r>
+    </w:p>
+    <w:p>
+      <w:pPr>
+        <w:shd w:fill="E3F2FD" w:val="clear"/>
+        <w:spacing w:after="110" w:line="300"/>
+        <w:jc w:val="both"/>
+      </w:pPr>
+      <w:r>
+        <w:rPr>
+          <w:rFonts w:ascii="Times New Roman" w:cs="Times New Roman" w:eastAsia="Times New Roman" w:hAnsi="Times New Roman"/>
+          <w:b w:val="false"/>
+          <w:bCs w:val="false"/>
+          <w:i w:val="false"/>
+          <w:iCs w:val="false"/>
+          <w:color w:val="1F4E79"/>
+          <w:sz w:val="24"/>
+          <w:szCs w:val="24"/>
+        </w:rPr>
+        <w:t xml:space="preserve">Le savais-tu ? Les cartes géographiques sont de la proportionnalité pure : à l’échelle </w:t>
+      </w:r>
+      <m:oMath>
+        <m:f>
+          <m:num>
+            <m:r>
+              <m:t>1</m:t>
+            </m:r>
+          </m:num>
+          <m:den>
+            <m:r>
+              <m:t>100 000</m:t>
+            </m:r>
+          </m:den>
+        </m:f>
+      </m:oMath>
+      <w:r>
+        <w:rPr>
+          <w:rFonts w:ascii="Times New Roman" w:cs="Times New Roman" w:eastAsia="Times New Roman" w:hAnsi="Times New Roman"/>
+          <w:b w:val="false"/>
+          <w:bCs w:val="false"/>
+          <w:i w:val="false"/>
+          <w:iCs w:val="false"/>
+          <w:color w:val="1F4E79"/>
+          <w:sz w:val="24"/>
+          <w:szCs w:val="24"/>
+        </w:rPr>
+        <w:t xml:space="preserve">, chaque centimètre de papier correspond à 1 km de terrain, PARTOUT sur la carte.</w:t>
+      </w:r>
+    </w:p>
+    <w:p>
+      <w:pPr>
+        <w:shd w:fill="FFF8E1" w:val="clear"/>
+        <w:spacing w:after="110" w:line="300"/>
+        <w:jc w:val="both"/>
+      </w:pPr>
+      <w:r>
+        <w:rPr>
+          <w:rFonts w:ascii="Times New Roman" w:cs="Times New Roman" w:eastAsia="Times New Roman" w:hAnsi="Times New Roman"/>
+          <w:b w:val="false"/>
+          <w:bCs w:val="false"/>
+          <w:i w:val="false"/>
+          <w:iCs w:val="false"/>
+          <w:color w:val="000000"/>
+          <w:sz w:val="24"/>
+          <w:szCs w:val="24"/>
+        </w:rPr>
+        <w:t xml:space="preserve">Attention : Croire que toute correspondance est proportionnelle : l’âge et la taille, le rang et la température du jour ne suivent aucun multiplicateur fixe. Avant d’appliquer la règle, faire le test du double !</w:t>
+      </w:r>
+    </w:p>
+    <w:p>
+      <w:pPr>
+        <w:spacing w:after="150" w:before="200"/>
+        <w:jc w:val="left"/>
+      </w:pPr>
+      <w:r>
+        <w:rPr>
+          <w:rFonts w:ascii="Times New Roman" w:cs="Times New Roman" w:eastAsia="Times New Roman" w:hAnsi="Times New Roman"/>
+          <w:b/>
+          <w:bCs/>
+          <w:i w:val="false"/>
+          <w:iCs w:val="false"/>
+          <w:color w:val="2E7D32"/>
+          <w:sz w:val="28"/>
+          <w:szCs w:val="28"/>
+        </w:rPr>
+        <w:t xml:space="preserve">EXERCICE</w:t>
+      </w:r>
+    </w:p>
+    <w:p>
+      <w:pPr>
+        <w:spacing w:after="110" w:line="300"/>
+        <w:jc w:val="both"/>
+      </w:pPr>
+      <w:r>
+        <w:rPr>
+          <w:rFonts w:ascii="Times New Roman" w:cs="Times New Roman" w:eastAsia="Times New Roman" w:hAnsi="Times New Roman"/>
+          <w:b w:val="false"/>
+          <w:bCs w:val="false"/>
+          <w:i w:val="false"/>
+          <w:iCs w:val="false"/>
+          <w:color w:val="000000"/>
+          <w:sz w:val="24"/>
+          <w:szCs w:val="24"/>
+        </w:rPr>
+        <w:t xml:space="preserve">1. Chaque sachet contient 8 bonbons. Combien de bonbons pour : a) 3 sachets ; b) 5 sachets ; d) 10 sachets ; e) 12 sachets ?</w:t>
+      </w:r>
+    </w:p>
+    <w:p>
+      <w:pPr>
+        <w:spacing w:after="110" w:line="300"/>
+        <w:jc w:val="both"/>
+      </w:pPr>
+      <w:r>
+        <w:rPr>
+          <w:rFonts w:ascii="Times New Roman" w:cs="Times New Roman" w:eastAsia="Times New Roman" w:hAnsi="Times New Roman"/>
+          <w:b w:val="false"/>
+          <w:bCs w:val="false"/>
+          <w:i w:val="false"/>
+          <w:iCs w:val="false"/>
+          <w:color w:val="000000"/>
+          <w:sz w:val="24"/>
+          <w:szCs w:val="24"/>
+        </w:rPr>
+        <w:t xml:space="preserve">2. Tableau : 2 cahiers → 1 600 Ar ; 4 cahiers → 3 200 Ar. a) Quelle est la règle ? b) Prix de 7 cahiers ? d) Nombre de cahiers pour 8 000 Ar ? e) Le test du double est-il vérifié ?</w:t>
+      </w:r>
+    </w:p>
+    <w:p>
+      <w:pPr>
+        <w:spacing w:after="110" w:line="300"/>
+        <w:jc w:val="both"/>
+      </w:pPr>
+      <w:r>
+        <w:rPr>
+          <w:rFonts w:ascii="Times New Roman" w:cs="Times New Roman" w:eastAsia="Times New Roman" w:hAnsi="Times New Roman"/>
+          <w:b w:val="false"/>
+          <w:bCs w:val="false"/>
+          <w:i w:val="false"/>
+          <w:iCs w:val="false"/>
+          <w:color w:val="000000"/>
+          <w:sz w:val="24"/>
+          <w:szCs w:val="24"/>
+        </w:rPr>
+        <w:t xml:space="preserve">3. Dis si la relation est proportionnelle : a) nombre de kapoaka de riz et masse de riz ; b) âge et pointure des chaussures ; d) nombre de tickets de bus et prix payé ; e) rang du jour de la semaine et pluie tombée.</w:t>
+      </w:r>
+    </w:p>
+    <w:p>
+      <w:pPr>
+        <w:spacing w:after="110" w:line="300"/>
+        <w:jc w:val="both"/>
+      </w:pPr>
+      <w:r>
+        <w:rPr>
+          <w:rFonts w:ascii="Times New Roman" w:cs="Times New Roman" w:eastAsia="Times New Roman" w:hAnsi="Times New Roman"/>
+          <w:b w:val="false"/>
+          <w:bCs w:val="false"/>
+          <w:i w:val="false"/>
+          <w:iCs w:val="false"/>
+          <w:color w:val="000000"/>
+          <w:sz w:val="24"/>
+          <w:szCs w:val="24"/>
+        </w:rPr>
+        <w:t xml:space="preserve">4. Au marché, 1 kg de riz coûte 3 200 Ar. a) Combien coûtent 2 kg ? b) 5 kg ? d) 10 kg ? e) Quel est le coefficient qui relie kilogrammes et ariary ?</w:t>
+      </w:r>
+    </w:p>
+    <w:p>
+      <w:pPr>
+        <w:spacing w:after="110" w:line="300"/>
+        <w:jc w:val="both"/>
+      </w:pPr>
+      <w:r>
+        <w:rPr>
+          <w:rFonts w:ascii="Times New Roman" w:cs="Times New Roman" w:eastAsia="Times New Roman" w:hAnsi="Times New Roman"/>
+          <w:b w:val="false"/>
+          <w:bCs w:val="false"/>
+          <w:i w:val="false"/>
+          <w:iCs w:val="false"/>
+          <w:color w:val="000000"/>
+          <w:sz w:val="24"/>
+          <w:szCs w:val="24"/>
+        </w:rPr>
+        <w:t xml:space="preserve">5. À la station, 2 L d’essence coûtent 12 400 Ar et 3 L coûtent 18 600 Ar. a) Quel est le prix de 1 L ? b) De 4 L (le double de 2 L) ? d) De 5 L (2 L + 3 L) ? e) Dresse le tableau des prix de 1 à 5 L.</w:t>
+      </w:r>
+    </w:p>
+    <w:p>
+      <w:pPr>
+        <w:spacing w:after="110" w:line="300"/>
+        <w:jc w:val="both"/>
+      </w:pPr>
+      <w:r>
+        <w:rPr>
+          <w:rFonts w:ascii="Times New Roman" w:cs="Times New Roman" w:eastAsia="Times New Roman" w:hAnsi="Times New Roman"/>
+          <w:b w:val="false"/>
+          <w:bCs w:val="false"/>
+          <w:i w:val="false"/>
+          <w:iCs w:val="false"/>
+          <w:color w:val="000000"/>
+          <w:sz w:val="24"/>
+          <w:szCs w:val="24"/>
+        </w:rPr>
+        <w:t xml:space="preserve">6. Défi CEPE — Un scooter consomme 1,8 L d’essence pour 60 km. a) Quelle consommation pour 120 km ? b) Pour 30 km ? d) Pour 90 km ? e) Pour 100 km ?</w:t>
+      </w:r>
+    </w:p>
+    <w:p>
+      <w:pPr>
+        <w:spacing w:after="150" w:before="200"/>
+        <w:jc w:val="left"/>
+      </w:pPr>
+      <w:r>
+        <w:rPr>
+          <w:rFonts w:ascii="Times New Roman" w:cs="Times New Roman" w:eastAsia="Times New Roman" w:hAnsi="Times New Roman"/>
+          <w:b/>
+          <w:bCs/>
+          <w:i w:val="false"/>
+          <w:iCs w:val="false"/>
+          <w:color w:val="2E7D32"/>
+          <w:sz w:val="28"/>
+          <w:szCs w:val="28"/>
+        </w:rPr>
+        <w:t xml:space="preserve">Correction</w:t>
+      </w:r>
+    </w:p>
+    <w:p>
+      <w:pPr>
+        <w:spacing w:after="80"/>
+      </w:pPr>
+      <w:r>
+        <w:rPr>
+          <w:rFonts w:ascii="Times New Roman" w:cs="Times New Roman" w:eastAsia="Times New Roman" w:hAnsi="Times New Roman"/>
+          <w:b/>
+          <w:bCs/>
+          <w:i w:val="false"/>
+          <w:iCs w:val="false"/>
+          <w:color w:val="C2185B"/>
+          <w:sz w:val="24"/>
+          <w:szCs w:val="24"/>
+        </w:rPr>
+        <w:t xml:space="preserve">1. </w:t>
+      </w:r>
+      <w:r>
+        <w:rPr>
+          <w:rFonts w:ascii="Times New Roman" w:cs="Times New Roman" w:eastAsia="Times New Roman" w:hAnsi="Times New Roman"/>
+          <w:b w:val="false"/>
+          <w:bCs w:val="false"/>
+          <w:i w:val="false"/>
+          <w:iCs w:val="false"/>
+          <w:color w:val="000000"/>
+          <w:sz w:val="24"/>
+          <w:szCs w:val="24"/>
+        </w:rPr>
+        <w:t xml:space="preserve">a) 24 ; b) 40 ; d) 80 ; e) 96.</w:t>
+      </w:r>
+    </w:p>
+    <w:p>
+      <w:pPr>
+        <w:spacing w:after="80"/>
+      </w:pPr>
+      <w:r>
+        <w:rPr>
+          <w:rFonts w:ascii="Times New Roman" w:cs="Times New Roman" w:eastAsia="Times New Roman" w:hAnsi="Times New Roman"/>
+          <w:b/>
+          <w:bCs/>
+          <w:i w:val="false"/>
+          <w:iCs w:val="false"/>
+          <w:color w:val="C2185B"/>
+          <w:sz w:val="24"/>
+          <w:szCs w:val="24"/>
+        </w:rPr>
+        <w:t xml:space="preserve">2. </w:t>
+      </w:r>
+      <w:r>
+        <w:rPr>
+          <w:rFonts w:ascii="Times New Roman" w:cs="Times New Roman" w:eastAsia="Times New Roman" w:hAnsi="Times New Roman"/>
+          <w:b w:val="false"/>
+          <w:bCs w:val="false"/>
+          <w:i w:val="false"/>
+          <w:iCs w:val="false"/>
+          <w:color w:val="000000"/>
+          <w:sz w:val="24"/>
+          <w:szCs w:val="24"/>
+        </w:rPr>
+        <w:t xml:space="preserve">a) × 800 ; b) 5 600 Ar ; d) 10 cahiers ; e) oui : 2 → 1 600 et 4 → 3 200, le double donne le double ✓.</w:t>
+      </w:r>
+    </w:p>
+    <w:p>
+      <w:pPr>
+        <w:spacing w:after="80"/>
+      </w:pPr>
+      <w:r>
+        <w:rPr>
+          <w:rFonts w:ascii="Times New Roman" w:cs="Times New Roman" w:eastAsia="Times New Roman" w:hAnsi="Times New Roman"/>
+          <w:b/>
+          <w:bCs/>
+          <w:i w:val="false"/>
+          <w:iCs w:val="false"/>
+          <w:color w:val="C2185B"/>
+          <w:sz w:val="24"/>
+          <w:szCs w:val="24"/>
+        </w:rPr>
+        <w:t xml:space="preserve">3. </w:t>
+      </w:r>
+      <w:r>
+        <w:rPr>
+          <w:rFonts w:ascii="Times New Roman" w:cs="Times New Roman" w:eastAsia="Times New Roman" w:hAnsi="Times New Roman"/>
+          <w:b w:val="false"/>
+          <w:bCs w:val="false"/>
+          <w:i w:val="false"/>
+          <w:iCs w:val="false"/>
+          <w:color w:val="000000"/>
+          <w:sz w:val="24"/>
+          <w:szCs w:val="24"/>
+        </w:rPr>
+        <w:t xml:space="preserve">a) oui ; b) non : la pointure ne double pas quand l’âge double ; d) oui ; e) non : aucune règle ne lie le jour et la pluie.</w:t>
+      </w:r>
+    </w:p>
+    <w:p>
+      <w:pPr>
+        <w:spacing w:after="80"/>
+      </w:pPr>
+      <w:r>
+        <w:rPr>
+          <w:rFonts w:ascii="Times New Roman" w:cs="Times New Roman" w:eastAsia="Times New Roman" w:hAnsi="Times New Roman"/>
+          <w:b/>
+          <w:bCs/>
+          <w:i w:val="false"/>
+          <w:iCs w:val="false"/>
+          <w:color w:val="C2185B"/>
+          <w:sz w:val="24"/>
+          <w:szCs w:val="24"/>
+        </w:rPr>
+        <w:t xml:space="preserve">4. </w:t>
+      </w:r>
+      <w:r>
+        <w:rPr>
+          <w:rFonts w:ascii="Times New Roman" w:cs="Times New Roman" w:eastAsia="Times New Roman" w:hAnsi="Times New Roman"/>
+          <w:b w:val="false"/>
+          <w:bCs w:val="false"/>
+          <w:i w:val="false"/>
+          <w:iCs w:val="false"/>
+          <w:color w:val="000000"/>
+          <w:sz w:val="24"/>
+          <w:szCs w:val="24"/>
+        </w:rPr>
+        <w:t xml:space="preserve">a) 6 400 Ar ; b) 16 000 Ar ; d) 32 000 Ar ; e) 3 200 : le prix d’un kilogramme.</w:t>
+      </w:r>
+    </w:p>
+    <w:p>
+      <w:pPr>
+        <w:spacing w:after="80"/>
+      </w:pPr>
+      <w:r>
+        <w:rPr>
+          <w:rFonts w:ascii="Times New Roman" w:cs="Times New Roman" w:eastAsia="Times New Roman" w:hAnsi="Times New Roman"/>
+          <w:b/>
+          <w:bCs/>
+          <w:i w:val="false"/>
+          <w:iCs w:val="false"/>
+          <w:color w:val="C2185B"/>
+          <w:sz w:val="24"/>
+          <w:szCs w:val="24"/>
+        </w:rPr>
+        <w:t xml:space="preserve">5. </w:t>
+      </w:r>
+      <w:r>
+        <w:rPr>
+          <w:rFonts w:ascii="Times New Roman" w:cs="Times New Roman" w:eastAsia="Times New Roman" w:hAnsi="Times New Roman"/>
+          <w:b w:val="false"/>
+          <w:bCs w:val="false"/>
+          <w:i w:val="false"/>
+          <w:iCs w:val="false"/>
+          <w:color w:val="000000"/>
+          <w:sz w:val="24"/>
+          <w:szCs w:val="24"/>
+        </w:rPr>
+        <w:t xml:space="preserve">a) 12 400 ÷ 2 = 6 200 Ar ; b) 2 × 12 400 = 24 800 Ar ; d) 12 400 + 18 600 = 31 000 Ar ; e) 6 200 ; 12 400 ; 18 600 ; 24 800 ; 31 000.</w:t>
+      </w:r>
+    </w:p>
+    <w:p>
+      <w:pPr>
+        <w:spacing w:after="80"/>
+      </w:pPr>
+      <w:r>
+        <w:rPr>
+          <w:rFonts w:ascii="Times New Roman" w:cs="Times New Roman" w:eastAsia="Times New Roman" w:hAnsi="Times New Roman"/>
+          <w:b/>
+          <w:bCs/>
+          <w:i w:val="false"/>
+          <w:iCs w:val="false"/>
+          <w:color w:val="C2185B"/>
+          <w:sz w:val="24"/>
+          <w:szCs w:val="24"/>
+        </w:rPr>
+        <w:t xml:space="preserve">6. </w:t>
+      </w:r>
+      <w:r>
+        <w:rPr>
+          <w:rFonts w:ascii="Times New Roman" w:cs="Times New Roman" w:eastAsia="Times New Roman" w:hAnsi="Times New Roman"/>
+          <w:b w:val="false"/>
+          <w:bCs w:val="false"/>
+          <w:i w:val="false"/>
+          <w:iCs w:val="false"/>
+          <w:color w:val="000000"/>
+          <w:sz w:val="24"/>
+          <w:szCs w:val="24"/>
+        </w:rPr>
+        <w:t xml:space="preserve">a) 120 km = 2 × 60 km : 2 × 1,8 = 3,6 L ; b) 30 km est la moitié de 60 km : 0,9 L ; d) 90 km = 60 + 30 : 1,8 + 0,9 = 2,7 L ; e) 100 km : 1,8 ÷ 60 = 0,03 L par km, donc 0,03 × 100 = 3 L.</w:t>
+      </w:r>
+    </w:p>
+    <w:p>
+      <w:r>
+        <w:br w:type="page"/>
+      </w:r>
+    </w:p>
+    <w:p>
+      <w:pPr>
+        <w:spacing w:after="150" w:before="200"/>
+        <w:jc w:val="center"/>
+      </w:pPr>
+      <w:bookmarkStart w:name="u3_l5" w:id="6"/>
+      <w:r>
+        <w:rPr>
+          <w:rFonts w:ascii="Times New Roman" w:cs="Times New Roman" w:eastAsia="Times New Roman" w:hAnsi="Times New Roman"/>
+          <w:b/>
+          <w:bCs/>
+          <w:i w:val="false"/>
+          <w:iCs w:val="false"/>
+          <w:color w:val="C00000"/>
+          <w:sz w:val="32"/>
+          <w:szCs w:val="32"/>
+        </w:rPr>
+        <w:t xml:space="preserve">LA RÈGLE DE TROIS</w:t>
+      </w:r>
+      <w:bookmarkEnd w:id="6"/>
+    </w:p>
+    <w:p>
+      <w:pPr>
+        <w:spacing w:after="120" w:before="100"/>
+        <w:jc w:val="center"/>
+      </w:pPr>
+      <w:r>
+        <w:drawing>
+          <wp:inline distT="0" distB="0" distL="0" distR="0">
+            <wp:extent cx="4476750" cy="2438400"/>
+            <wp:effectExtent t="0" r="0" b="0" l="0"/>
+            <wp:docPr id="9" name=""/>
+            <wp:cNvGraphicFramePr>
+              <a:graphicFrameLocks xmlns:a="http://schemas.openxmlformats.org/drawingml/2006/main" noChangeAspect="1"/>
+            </wp:cNvGraphicFramePr>
+            <a:graphic xmlns:a="http://schemas.openxmlformats.org/drawingml/2006/main">
+              <a:graphicData uri="http://schemas.openxmlformats.org/drawingml/2006/picture">
+                <pic:pic xmlns:pic="http://schemas.openxmlformats.org/drawingml/2006/picture">
+                  <pic:nvPicPr>
+                    <pic:cNvPr id="0" name="" descr=""/>
+                    <pic:cNvPicPr>
+                      <a:picLocks noChangeAspect="1" noChangeArrowheads="1"/>
+                    </pic:cNvPicPr>
+                  </pic:nvPicPr>
+                  <pic:blipFill>
+                    <a:blip r:embed="rId17" cstate="none"/>
+                    <a:srcRect/>
+                    <a:stretch>
+                      <a:fillRect/>
+                    </a:stretch>
+                  </pic:blipFill>
+                  <pic:spPr bwMode="auto">
+                    <a:xfrm>
+                      <a:off x="0" y="0"/>
+                      <a:ext cx="4476750" cy="2438400"/>
+                    </a:xfrm>
+                    <a:prstGeom prst="rect">
+                      <a:avLst/>
+                    </a:prstGeom>
+                  </pic:spPr>
+                </pic:pic>
+              </a:graphicData>
+            </a:graphic>
+          </wp:inline>
+        </w:drawing>
+      </w:r>
+    </w:p>
+    <w:p>
+      <w:pPr>
+        <w:spacing w:after="150" w:before="200"/>
+        <w:jc w:val="left"/>
+      </w:pPr>
+      <w:r>
+        <w:rPr>
+          <w:rFonts w:ascii="Times New Roman" w:cs="Times New Roman" w:eastAsia="Times New Roman" w:hAnsi="Times New Roman"/>
+          <w:b/>
+          <w:bCs/>
+          <w:i w:val="false"/>
+          <w:iCs w:val="false"/>
+          <w:color w:val="2E7D32"/>
+          <w:sz w:val="28"/>
+          <w:szCs w:val="28"/>
+        </w:rPr>
+        <w:t xml:space="preserve">Règle de trois et valeur inconnue dans un tableau</w:t>
+      </w:r>
+    </w:p>
+    <w:p>
+      <w:pPr>
+        <w:spacing w:after="110" w:line="300"/>
+        <w:jc w:val="both"/>
+      </w:pPr>
+      <w:r>
+        <w:rPr>
+          <w:rFonts w:ascii="Times New Roman" w:cs="Times New Roman" w:eastAsia="Times New Roman" w:hAnsi="Times New Roman"/>
+          <w:b w:val="false"/>
+          <w:bCs w:val="false"/>
+          <w:i w:val="false"/>
+          <w:iCs w:val="false"/>
+          <w:color w:val="000000"/>
+          <w:sz w:val="24"/>
+          <w:szCs w:val="24"/>
+        </w:rPr>
+        <w:t xml:space="preserve">La règle de trois permet de trouver une quatrième valeur quand trois valeurs proportionnelles sont connues : on multiplie, puis on divise. Pour 9 stylos sachant que 3 stylos coûtent 700 Ar, on écrit l’équation : prix = (9 × 700) ÷ 3 = 2 100 Ar.</w:t>
+      </w:r>
+    </w:p>
+    <w:p>
+      <w:pPr>
+        <w:spacing w:after="110" w:line="300"/>
+        <w:jc w:val="both"/>
+      </w:pPr>
+      <w:r>
+        <w:rPr>
+          <w:rFonts w:ascii="Times New Roman" w:cs="Times New Roman" w:eastAsia="Times New Roman" w:hAnsi="Times New Roman"/>
+          <w:b w:val="false"/>
+          <w:bCs w:val="false"/>
+          <w:i/>
+          <w:iCs/>
+          <w:color w:val="1F4E79"/>
+          <w:sz w:val="24"/>
+          <w:szCs w:val="24"/>
+        </w:rPr>
+        <w:t xml:space="preserve">on paie « 9 fois le prix de 700 Ar »… mais comme 700 Ar couvre 3 stylos, on divise par 3 : multiplier par le nouveau, diviser par l’ancien.</w:t>
+      </w:r>
+    </w:p>
+    <w:p>
+      <w:pPr>
+        <w:spacing w:after="120" w:before="120"/>
+        <w:jc w:val="center"/>
+      </w:pPr>
+      <w:r>
+        <w:drawing>
+          <wp:inline distT="0" distB="0" distL="0" distR="0">
+            <wp:extent cx="4762500" cy="1924050"/>
+            <wp:effectExtent t="0" r="0" b="0" l="0"/>
+            <wp:docPr id="10" name=""/>
+            <wp:cNvGraphicFramePr>
+              <a:graphicFrameLocks xmlns:a="http://schemas.openxmlformats.org/drawingml/2006/main" noChangeAspect="1"/>
+            </wp:cNvGraphicFramePr>
+            <a:graphic xmlns:a="http://schemas.openxmlformats.org/drawingml/2006/main">
+              <a:graphicData uri="http://schemas.openxmlformats.org/drawingml/2006/picture">
+                <pic:pic xmlns:pic="http://schemas.openxmlformats.org/drawingml/2006/picture">
+                  <pic:nvPicPr>
+                    <pic:cNvPr id="0" name="" descr=""/>
+                    <pic:cNvPicPr>
+                      <a:picLocks noChangeAspect="1" noChangeArrowheads="1"/>
+                    </pic:cNvPicPr>
+                  </pic:nvPicPr>
+                  <pic:blipFill>
+                    <a:blip r:embed="rId18" cstate="none"/>
+                    <a:srcRect/>
+                    <a:stretch>
+                      <a:fillRect/>
+                    </a:stretch>
+                  </pic:blipFill>
+                  <pic:spPr bwMode="auto">
+                    <a:xfrm>
+                      <a:off x="0" y="0"/>
+                      <a:ext cx="4762500" cy="1924050"/>
+                    </a:xfrm>
+                    <a:prstGeom prst="rect">
+                      <a:avLst/>
+                    </a:prstGeom>
+                  </pic:spPr>
+                </pic:pic>
+              </a:graphicData>
+            </a:graphic>
+          </wp:inline>
+        </w:drawing>
+      </w:r>
+    </w:p>
+    <w:p>
+      <w:pPr>
+        <w:spacing w:after="130" w:before="100" w:line="300"/>
+        <w:jc w:val="both"/>
+      </w:pPr>
+      <w:r>
+        <w:rPr>
+          <w:rFonts w:ascii="Times New Roman" w:cs="Times New Roman" w:eastAsia="Times New Roman" w:hAnsi="Times New Roman"/>
+          <w:b w:val="false"/>
+          <w:bCs w:val="false"/>
+          <w:i/>
+          <w:iCs/>
+          <w:color w:val="000000"/>
+          <w:sz w:val="24"/>
+          <w:szCs w:val="24"/>
+          <w:u w:val="single"/>
+        </w:rPr>
+        <w:t xml:space="preserve">Exemple :</w:t>
+      </w:r>
+      <w:r>
+        <w:rPr>
+          <w:rFonts w:ascii="Times New Roman" w:cs="Times New Roman" w:eastAsia="Times New Roman" w:hAnsi="Times New Roman"/>
+          <w:b w:val="false"/>
+          <w:bCs w:val="false"/>
+          <w:i w:val="false"/>
+          <w:iCs w:val="false"/>
+          <w:color w:val="000000"/>
+          <w:sz w:val="24"/>
+          <w:szCs w:val="24"/>
+        </w:rPr>
+        <w:t xml:space="preserve"> 5 kapoaka de riz pèsent 1 400 g ; 8 kapoaka ? (8 × 1 400) ÷ 5 = 11 200 ÷ 5 = 2 240 g.</w:t>
+      </w:r>
+    </w:p>
+    <w:p>
+      <w:pPr>
+        <w:spacing w:after="55" w:line="300"/>
+        <w:ind w:left="260"/>
+        <w:jc w:val="both"/>
+      </w:pPr>
+      <w:r>
+        <w:rPr>
+          <w:rFonts w:ascii="Times New Roman" w:cs="Times New Roman" w:eastAsia="Times New Roman" w:hAnsi="Times New Roman"/>
+          <w:b w:val="false"/>
+          <w:bCs w:val="false"/>
+          <w:i w:val="false"/>
+          <w:iCs w:val="false"/>
+          <w:color w:val="000000"/>
+          <w:sz w:val="24"/>
+          <w:szCs w:val="24"/>
+        </w:rPr>
+        <w:t xml:space="preserve">1. Poser le tableau : quantités sur une ligne, valeurs sur l’autre, l’inconnue à sa place.</w:t>
+      </w:r>
+    </w:p>
+    <w:p>
+      <w:pPr>
+        <w:spacing w:after="55" w:line="300"/>
+        <w:ind w:left="260"/>
+        <w:jc w:val="both"/>
+      </w:pPr>
+      <w:r>
+        <w:rPr>
+          <w:rFonts w:ascii="Times New Roman" w:cs="Times New Roman" w:eastAsia="Times New Roman" w:hAnsi="Times New Roman"/>
+          <w:b w:val="false"/>
+          <w:bCs w:val="false"/>
+          <w:i w:val="false"/>
+          <w:iCs w:val="false"/>
+          <w:color w:val="000000"/>
+          <w:sz w:val="24"/>
+          <w:szCs w:val="24"/>
+        </w:rPr>
+        <w:t xml:space="preserve">2. Écrire l’équation : (nombre en diagonale × nombre en face) ÷ nombre restant.</w:t>
+      </w:r>
+    </w:p>
+    <w:p>
+      <w:pPr>
+        <w:spacing w:after="55" w:line="300"/>
+        <w:ind w:left="260"/>
+        <w:jc w:val="both"/>
+      </w:pPr>
+      <w:r>
+        <w:rPr>
+          <w:rFonts w:ascii="Times New Roman" w:cs="Times New Roman" w:eastAsia="Times New Roman" w:hAnsi="Times New Roman"/>
+          <w:b w:val="false"/>
+          <w:bCs w:val="false"/>
+          <w:i w:val="false"/>
+          <w:iCs w:val="false"/>
+          <w:color w:val="000000"/>
+          <w:sz w:val="24"/>
+          <w:szCs w:val="24"/>
+        </w:rPr>
+        <w:t xml:space="preserve">3. Calculer en multipliant d’abord, puis vérifier par un chemin différent (paquets, double…).</w:t>
+      </w:r>
+    </w:p>
+    <w:p>
+      <w:pPr>
+        <w:shd w:fill="E8F5E9" w:val="clear"/>
+        <w:spacing w:after="110" w:line="300"/>
+        <w:jc w:val="both"/>
+      </w:pPr>
+      <w:r>
+        <w:rPr>
+          <w:rFonts w:ascii="Times New Roman" w:cs="Times New Roman" w:eastAsia="Times New Roman" w:hAnsi="Times New Roman"/>
+          <w:b/>
+          <w:bCs/>
+          <w:i w:val="false"/>
+          <w:iCs w:val="false"/>
+          <w:color w:val="000000"/>
+          <w:sz w:val="24"/>
+          <w:szCs w:val="24"/>
+        </w:rPr>
+        <w:t xml:space="preserve">quatrième valeur = (valeur en face × nouvelle quantité) ÷ ancienne quantité ; multiplier d’abord, diviser ensuite ; exige la proportionnalité.</w:t>
+      </w:r>
+    </w:p>
+    <w:p>
+      <w:pPr>
+        <w:shd w:fill="E3F2FD" w:val="clear"/>
+        <w:spacing w:after="110" w:line="300"/>
+        <w:jc w:val="both"/>
+      </w:pPr>
+      <w:r>
+        <w:rPr>
+          <w:rFonts w:ascii="Times New Roman" w:cs="Times New Roman" w:eastAsia="Times New Roman" w:hAnsi="Times New Roman"/>
+          <w:b w:val="false"/>
+          <w:bCs w:val="false"/>
+          <w:i w:val="false"/>
+          <w:iCs w:val="false"/>
+          <w:color w:val="1F4E79"/>
+          <w:sz w:val="24"/>
+          <w:szCs w:val="24"/>
+        </w:rPr>
+        <w:t xml:space="preserve">Le savais-tu ? La règle de trois est l’outil quotidien des infirmiers du monde entier : « ce flacon contient 500 mg dans 10 mL ; le médecin prescrit 150 mg, combien de mL ? » — (150 × 10) ÷ 500 = 3 mL.</w:t>
+      </w:r>
+    </w:p>
+    <w:p>
+      <w:pPr>
+        <w:shd w:fill="FFF8E1" w:val="clear"/>
+        <w:spacing w:after="110" w:line="300"/>
+        <w:jc w:val="both"/>
+      </w:pPr>
+      <w:r>
+        <w:rPr>
+          <w:rFonts w:ascii="Times New Roman" w:cs="Times New Roman" w:eastAsia="Times New Roman" w:hAnsi="Times New Roman"/>
+          <w:b w:val="false"/>
+          <w:bCs w:val="false"/>
+          <w:i w:val="false"/>
+          <w:iCs w:val="false"/>
+          <w:color w:val="000000"/>
+          <w:sz w:val="24"/>
+          <w:szCs w:val="24"/>
+        </w:rPr>
+        <w:t xml:space="preserve">Attention : Multiplier les mauvais nombres entre eux : (9 × 3) ÷ 700 mélange des stylos avec des stylos ! Dans la règle de trois, on multiplie toujours deux nombres de NATURES DIFFÉRENTES (stylos × ariary).</w:t>
+      </w:r>
+    </w:p>
+    <w:p>
+      <w:pPr>
+        <w:spacing w:after="150" w:before="200"/>
+        <w:jc w:val="left"/>
+      </w:pPr>
+      <w:r>
+        <w:rPr>
+          <w:rFonts w:ascii="Times New Roman" w:cs="Times New Roman" w:eastAsia="Times New Roman" w:hAnsi="Times New Roman"/>
+          <w:b/>
+          <w:bCs/>
+          <w:i w:val="false"/>
+          <w:iCs w:val="false"/>
+          <w:color w:val="2E7D32"/>
+          <w:sz w:val="28"/>
+          <w:szCs w:val="28"/>
+        </w:rPr>
+        <w:t xml:space="preserve">EXERCICE</w:t>
+      </w:r>
+    </w:p>
+    <w:p>
+      <w:pPr>
+        <w:spacing w:after="110" w:line="300"/>
+        <w:jc w:val="both"/>
+      </w:pPr>
+      <w:r>
+        <w:rPr>
+          <w:rFonts w:ascii="Times New Roman" w:cs="Times New Roman" w:eastAsia="Times New Roman" w:hAnsi="Times New Roman"/>
+          <w:b w:val="false"/>
+          <w:bCs w:val="false"/>
+          <w:i w:val="false"/>
+          <w:iCs w:val="false"/>
+          <w:color w:val="000000"/>
+          <w:sz w:val="24"/>
+          <w:szCs w:val="24"/>
+        </w:rPr>
+        <w:t xml:space="preserve">1. Calcule par la règle de trois : a) 3 stylos → 700 Ar, 9 stylos ? b) 2 kg → 5 000 Ar, 7 kg ? d) 4 tickets → 2 000 Ar, 10 tickets ? e) 5 m → 12 000 Ar, 8 m ?</w:t>
+      </w:r>
+    </w:p>
+    <w:p>
+      <w:pPr>
+        <w:spacing w:after="110" w:line="300"/>
+        <w:jc w:val="both"/>
+      </w:pPr>
+      <w:r>
+        <w:rPr>
+          <w:rFonts w:ascii="Times New Roman" w:cs="Times New Roman" w:eastAsia="Times New Roman" w:hAnsi="Times New Roman"/>
+          <w:b w:val="false"/>
+          <w:bCs w:val="false"/>
+          <w:i w:val="false"/>
+          <w:iCs w:val="false"/>
+          <w:color w:val="000000"/>
+          <w:sz w:val="24"/>
+          <w:szCs w:val="24"/>
+        </w:rPr>
+        <w:t xml:space="preserve">2. Un taxi-brousse parcourt 150 km en 3 heures, à vitesse régulière. a) Pose le tableau. b) Distance en 5 heures ? d) Durée pour 250 km ? e) Vérifie b) par le test des paquets ou du double.</w:t>
+      </w:r>
+    </w:p>
+    <w:p>
+      <w:pPr>
+        <w:spacing w:after="110" w:line="300"/>
+        <w:jc w:val="both"/>
+      </w:pPr>
+      <w:r>
+        <w:rPr>
+          <w:rFonts w:ascii="Times New Roman" w:cs="Times New Roman" w:eastAsia="Times New Roman" w:hAnsi="Times New Roman"/>
+          <w:b w:val="false"/>
+          <w:bCs w:val="false"/>
+          <w:i w:val="false"/>
+          <w:iCs w:val="false"/>
+          <w:color w:val="000000"/>
+          <w:sz w:val="24"/>
+          <w:szCs w:val="24"/>
+        </w:rPr>
+        <w:t xml:space="preserve">3. 6 kapoaka de riz pèsent 1 680 g. a) Écris l’équation du poids de 10 kapoaka. b) Calcule. d) Écris l’équation du nombre de kapoaka pour 840 g. e) Calcule et vérifie.</w:t>
+      </w:r>
+    </w:p>
+    <w:p>
+      <w:pPr>
+        <w:spacing w:after="110" w:line="300"/>
+        <w:jc w:val="both"/>
+      </w:pPr>
+      <w:r>
+        <w:rPr>
+          <w:rFonts w:ascii="Times New Roman" w:cs="Times New Roman" w:eastAsia="Times New Roman" w:hAnsi="Times New Roman"/>
+          <w:b w:val="false"/>
+          <w:bCs w:val="false"/>
+          <w:i w:val="false"/>
+          <w:iCs w:val="false"/>
+          <w:color w:val="000000"/>
+          <w:sz w:val="24"/>
+          <w:szCs w:val="24"/>
+        </w:rPr>
+        <w:t xml:space="preserve">4. 3 cahiers coûtent 7 500 Ar. a) Quel est le prix d’un cahier ? b) De 5 cahiers ? d) De 8 cahiers ? e) Comment s’appelle la méthode utilisée ?</w:t>
+      </w:r>
+    </w:p>
+    <w:p>
+      <w:pPr>
+        <w:spacing w:after="110" w:line="300"/>
+        <w:jc w:val="both"/>
+      </w:pPr>
+      <w:r>
+        <w:rPr>
+          <w:rFonts w:ascii="Times New Roman" w:cs="Times New Roman" w:eastAsia="Times New Roman" w:hAnsi="Times New Roman"/>
+          <w:b w:val="false"/>
+          <w:bCs w:val="false"/>
+          <w:i w:val="false"/>
+          <w:iCs w:val="false"/>
+          <w:color w:val="000000"/>
+          <w:sz w:val="24"/>
+          <w:szCs w:val="24"/>
+        </w:rPr>
+        <w:t xml:space="preserve">5. 4 m de fil de fer pèsent 60 g. a) Combien pèse 1 m ? b) 7 m ? d) 10 m ? e) Quelle longueur pèse 150 g ?</w:t>
+      </w:r>
+    </w:p>
+    <w:p>
+      <w:pPr>
+        <w:spacing w:after="110" w:line="300"/>
+        <w:jc w:val="both"/>
+      </w:pPr>
+      <w:r>
+        <w:rPr>
+          <w:rFonts w:ascii="Times New Roman" w:cs="Times New Roman" w:eastAsia="Times New Roman" w:hAnsi="Times New Roman"/>
+          <w:b w:val="false"/>
+          <w:bCs w:val="false"/>
+          <w:i w:val="false"/>
+          <w:iCs w:val="false"/>
+          <w:color w:val="000000"/>
+          <w:sz w:val="24"/>
+          <w:szCs w:val="24"/>
+        </w:rPr>
+        <w:t xml:space="preserve">6. Défi CEPE — Pour peindre 6 m² de mur, il faut 9 L de peinture. a) Organise les données dans un tableau de proportionnalité. b) Par les produits en croix, calcule la peinture nécessaire pour 10 m². d) Quelle surface peut-on peindre avec 12 L ? e) Quel est le coefficient du tableau ?</w:t>
+      </w:r>
+    </w:p>
+    <w:p>
+      <w:pPr>
+        <w:spacing w:after="150" w:before="200"/>
+        <w:jc w:val="left"/>
+      </w:pPr>
+      <w:r>
+        <w:rPr>
+          <w:rFonts w:ascii="Times New Roman" w:cs="Times New Roman" w:eastAsia="Times New Roman" w:hAnsi="Times New Roman"/>
+          <w:b/>
+          <w:bCs/>
+          <w:i w:val="false"/>
+          <w:iCs w:val="false"/>
+          <w:color w:val="2E7D32"/>
+          <w:sz w:val="28"/>
+          <w:szCs w:val="28"/>
+        </w:rPr>
+        <w:t xml:space="preserve">Correction</w:t>
+      </w:r>
+    </w:p>
+    <w:p>
+      <w:pPr>
+        <w:spacing w:after="80"/>
+      </w:pPr>
+      <w:r>
+        <w:rPr>
+          <w:rFonts w:ascii="Times New Roman" w:cs="Times New Roman" w:eastAsia="Times New Roman" w:hAnsi="Times New Roman"/>
+          <w:b/>
+          <w:bCs/>
+          <w:i w:val="false"/>
+          <w:iCs w:val="false"/>
+          <w:color w:val="C2185B"/>
+          <w:sz w:val="24"/>
+          <w:szCs w:val="24"/>
+        </w:rPr>
+        <w:t xml:space="preserve">1. </w:t>
+      </w:r>
+      <w:r>
+        <w:rPr>
+          <w:rFonts w:ascii="Times New Roman" w:cs="Times New Roman" w:eastAsia="Times New Roman" w:hAnsi="Times New Roman"/>
+          <w:b w:val="false"/>
+          <w:bCs w:val="false"/>
+          <w:i w:val="false"/>
+          <w:iCs w:val="false"/>
+          <w:color w:val="000000"/>
+          <w:sz w:val="24"/>
+          <w:szCs w:val="24"/>
+        </w:rPr>
+        <w:t xml:space="preserve">a) (9 × 700) ÷ 3 = 2 100 Ar ; b) (7 × 5 000) ÷ 2 = 17 500 Ar ; d) (10 × 2 000) ÷ 4 = 5 000 Ar ; e) (8 × 12 000) ÷ 5 = 19 200 Ar.</w:t>
+      </w:r>
+    </w:p>
+    <w:p>
+      <w:pPr>
+        <w:spacing w:after="80"/>
+      </w:pPr>
+      <w:r>
+        <w:rPr>
+          <w:rFonts w:ascii="Times New Roman" w:cs="Times New Roman" w:eastAsia="Times New Roman" w:hAnsi="Times New Roman"/>
+          <w:b/>
+          <w:bCs/>
+          <w:i w:val="false"/>
+          <w:iCs w:val="false"/>
+          <w:color w:val="C2185B"/>
+          <w:sz w:val="24"/>
+          <w:szCs w:val="24"/>
+        </w:rPr>
+        <w:t xml:space="preserve">2. </w:t>
+      </w:r>
+      <w:r>
+        <w:rPr>
+          <w:rFonts w:ascii="Times New Roman" w:cs="Times New Roman" w:eastAsia="Times New Roman" w:hAnsi="Times New Roman"/>
+          <w:b w:val="false"/>
+          <w:bCs w:val="false"/>
+          <w:i w:val="false"/>
+          <w:iCs w:val="false"/>
+          <w:color w:val="000000"/>
+          <w:sz w:val="24"/>
+          <w:szCs w:val="24"/>
+        </w:rPr>
+        <w:t xml:space="preserve">a) heures 3, 5 / km 150, ? ; b) (5 × 150) ÷ 3 = 250 km ; d) (250 × 3) ÷ 150 = 5 heures ; e) 150 km en 3 h → 50 km par heure → 5 × 50 = 250 ✓.</w:t>
+      </w:r>
+    </w:p>
+    <w:p>
+      <w:pPr>
+        <w:spacing w:after="80"/>
+      </w:pPr>
+      <w:r>
+        <w:rPr>
+          <w:rFonts w:ascii="Times New Roman" w:cs="Times New Roman" w:eastAsia="Times New Roman" w:hAnsi="Times New Roman"/>
+          <w:b/>
+          <w:bCs/>
+          <w:i w:val="false"/>
+          <w:iCs w:val="false"/>
+          <w:color w:val="C2185B"/>
+          <w:sz w:val="24"/>
+          <w:szCs w:val="24"/>
+        </w:rPr>
+        <w:t xml:space="preserve">3. </w:t>
+      </w:r>
+      <w:r>
+        <w:rPr>
+          <w:rFonts w:ascii="Times New Roman" w:cs="Times New Roman" w:eastAsia="Times New Roman" w:hAnsi="Times New Roman"/>
+          <w:b w:val="false"/>
+          <w:bCs w:val="false"/>
+          <w:i w:val="false"/>
+          <w:iCs w:val="false"/>
+          <w:color w:val="000000"/>
+          <w:sz w:val="24"/>
+          <w:szCs w:val="24"/>
+        </w:rPr>
+        <w:t xml:space="preserve">a) (10 × 1 680) ÷ 6 ; b) 16 800 ÷ 6 = 2 800 g ; d) (840 × 6) ÷ 1 680 ; e) 5 040 ÷ 1 680 = 3 kapoaka ; vérif : 840 = la moitié de 1 680 → la moitié de 6 = 3 ✓.</w:t>
+      </w:r>
+    </w:p>
+    <w:p>
+      <w:pPr>
+        <w:spacing w:after="80"/>
+      </w:pPr>
+      <w:r>
+        <w:rPr>
+          <w:rFonts w:ascii="Times New Roman" w:cs="Times New Roman" w:eastAsia="Times New Roman" w:hAnsi="Times New Roman"/>
+          <w:b/>
+          <w:bCs/>
+          <w:i w:val="false"/>
+          <w:iCs w:val="false"/>
+          <w:color w:val="C2185B"/>
+          <w:sz w:val="24"/>
+          <w:szCs w:val="24"/>
+        </w:rPr>
+        <w:t xml:space="preserve">4. </w:t>
+      </w:r>
+      <w:r>
+        <w:rPr>
+          <w:rFonts w:ascii="Times New Roman" w:cs="Times New Roman" w:eastAsia="Times New Roman" w:hAnsi="Times New Roman"/>
+          <w:b w:val="false"/>
+          <w:bCs w:val="false"/>
+          <w:i w:val="false"/>
+          <w:iCs w:val="false"/>
+          <w:color w:val="000000"/>
+          <w:sz w:val="24"/>
+          <w:szCs w:val="24"/>
+        </w:rPr>
+        <w:t xml:space="preserve">a) 7 500 ÷ 3 = 2 500 Ar ; b) 5 × 2 500 = 12 500 Ar ; d) 8 × 2 500 = 20 000 Ar ; e) la règle de trois : on passe d’abord par le prix de l’unité.</w:t>
+      </w:r>
+    </w:p>
+    <w:p>
+      <w:pPr>
+        <w:spacing w:after="80"/>
+      </w:pPr>
+      <w:r>
+        <w:rPr>
+          <w:rFonts w:ascii="Times New Roman" w:cs="Times New Roman" w:eastAsia="Times New Roman" w:hAnsi="Times New Roman"/>
+          <w:b/>
+          <w:bCs/>
+          <w:i w:val="false"/>
+          <w:iCs w:val="false"/>
+          <w:color w:val="C2185B"/>
+          <w:sz w:val="24"/>
+          <w:szCs w:val="24"/>
+        </w:rPr>
+        <w:t xml:space="preserve">5. </w:t>
+      </w:r>
+      <w:r>
+        <w:rPr>
+          <w:rFonts w:ascii="Times New Roman" w:cs="Times New Roman" w:eastAsia="Times New Roman" w:hAnsi="Times New Roman"/>
+          <w:b w:val="false"/>
+          <w:bCs w:val="false"/>
+          <w:i w:val="false"/>
+          <w:iCs w:val="false"/>
+          <w:color w:val="000000"/>
+          <w:sz w:val="24"/>
+          <w:szCs w:val="24"/>
+        </w:rPr>
+        <w:t xml:space="preserve">a) 60 ÷ 4 = 15 g ; b) 7 × 15 = 105 g ; d) 150 g ; e) 150 ÷ 15 = 10 m.</w:t>
+      </w:r>
+    </w:p>
+    <w:p>
+      <w:pPr>
+        <w:spacing w:after="80"/>
+      </w:pPr>
+      <w:r>
+        <w:rPr>
+          <w:rFonts w:ascii="Times New Roman" w:cs="Times New Roman" w:eastAsia="Times New Roman" w:hAnsi="Times New Roman"/>
+          <w:b/>
+          <w:bCs/>
+          <w:i w:val="false"/>
+          <w:iCs w:val="false"/>
+          <w:color w:val="C2185B"/>
+          <w:sz w:val="24"/>
+          <w:szCs w:val="24"/>
+        </w:rPr>
+        <w:t xml:space="preserve">6. </w:t>
+      </w:r>
+      <w:r>
+        <w:rPr>
+          <w:rFonts w:ascii="Times New Roman" w:cs="Times New Roman" w:eastAsia="Times New Roman" w:hAnsi="Times New Roman"/>
+          <w:b w:val="false"/>
+          <w:bCs w:val="false"/>
+          <w:i w:val="false"/>
+          <w:iCs w:val="false"/>
+          <w:color w:val="000000"/>
+          <w:sz w:val="24"/>
+          <w:szCs w:val="24"/>
+        </w:rPr>
+        <w:t xml:space="preserve">a) première ligne 6 et 10 (m²), deuxième ligne 9 et ? (litres) ; b) ? = (10 × 9) ÷ 6 = 90 ÷ 6 = 15 L ; d) (12 × 6) ÷ 9 = 72 ÷ 9 = 8 m² ; e) 9 ÷ 6 = 1,5 : il faut 1,5 L par m².</w:t>
+      </w:r>
+    </w:p>
+    <w:p>
+      <w:r>
+        <w:br w:type="page"/>
+      </w:r>
+    </w:p>
+    <w:p>
+      <w:pPr>
+        <w:spacing w:after="150" w:before="200"/>
+        <w:jc w:val="center"/>
+      </w:pPr>
+      <w:bookmarkStart w:name="u3_l6" w:id="7"/>
+      <w:r>
+        <w:rPr>
+          <w:rFonts w:ascii="Times New Roman" w:cs="Times New Roman" w:eastAsia="Times New Roman" w:hAnsi="Times New Roman"/>
+          <w:b/>
+          <w:bCs/>
+          <w:i w:val="false"/>
+          <w:iCs w:val="false"/>
+          <w:color w:val="C00000"/>
+          <w:sz w:val="32"/>
+          <w:szCs w:val="32"/>
+        </w:rPr>
+        <w:t xml:space="preserve">LE SENS DU SIGNE ÉGAL</w:t>
+      </w:r>
+      <w:bookmarkEnd w:id="7"/>
+    </w:p>
+    <w:p>
+      <w:pPr>
+        <w:spacing w:after="120" w:before="100"/>
+        <w:jc w:val="center"/>
+      </w:pPr>
+      <w:r>
+        <w:drawing>
+          <wp:inline distT="0" distB="0" distL="0" distR="0">
+            <wp:extent cx="4476750" cy="2438400"/>
+            <wp:effectExtent t="0" r="0" b="0" l="0"/>
+            <wp:docPr id="11" name=""/>
+            <wp:cNvGraphicFramePr>
+              <a:graphicFrameLocks xmlns:a="http://schemas.openxmlformats.org/drawingml/2006/main" noChangeAspect="1"/>
+            </wp:cNvGraphicFramePr>
+            <a:graphic xmlns:a="http://schemas.openxmlformats.org/drawingml/2006/main">
+              <a:graphicData uri="http://schemas.openxmlformats.org/drawingml/2006/picture">
+                <pic:pic xmlns:pic="http://schemas.openxmlformats.org/drawingml/2006/picture">
+                  <pic:nvPicPr>
+                    <pic:cNvPr id="0" name="" descr=""/>
+                    <pic:cNvPicPr>
+                      <a:picLocks noChangeAspect="1" noChangeArrowheads="1"/>
+                    </pic:cNvPicPr>
+                  </pic:nvPicPr>
+                  <pic:blipFill>
+                    <a:blip r:embed="rId19" cstate="none"/>
+                    <a:srcRect/>
+                    <a:stretch>
+                      <a:fillRect/>
+                    </a:stretch>
+                  </pic:blipFill>
+                  <pic:spPr bwMode="auto">
+                    <a:xfrm>
+                      <a:off x="0" y="0"/>
+                      <a:ext cx="4476750" cy="2438400"/>
+                    </a:xfrm>
+                    <a:prstGeom prst="rect">
+                      <a:avLst/>
+                    </a:prstGeom>
+                  </pic:spPr>
+                </pic:pic>
+              </a:graphicData>
+            </a:graphic>
+          </wp:inline>
+        </w:drawing>
+      </w:r>
+    </w:p>
+    <w:p>
+      <w:pPr>
+        <w:spacing w:after="150" w:before="200"/>
+        <w:jc w:val="left"/>
+      </w:pPr>
+      <w:r>
+        <w:rPr>
+          <w:rFonts w:ascii="Times New Roman" w:cs="Times New Roman" w:eastAsia="Times New Roman" w:hAnsi="Times New Roman"/>
+          <w:b/>
+          <w:bCs/>
+          <w:i w:val="false"/>
+          <w:iCs w:val="false"/>
+          <w:color w:val="2E7D32"/>
+          <w:sz w:val="28"/>
+          <w:szCs w:val="28"/>
+        </w:rPr>
+        <w:t xml:space="preserve">Égalité et équivalence entre deux expressions</w:t>
+      </w:r>
+    </w:p>
+    <w:p>
+      <w:pPr>
+        <w:spacing w:after="110" w:line="300"/>
+        <w:jc w:val="both"/>
+      </w:pPr>
+      <w:r>
+        <w:rPr>
+          <w:rFonts w:ascii="Times New Roman" w:cs="Times New Roman" w:eastAsia="Times New Roman" w:hAnsi="Times New Roman"/>
+          <w:b w:val="false"/>
+          <w:bCs w:val="false"/>
+          <w:i w:val="false"/>
+          <w:iCs w:val="false"/>
+          <w:color w:val="000000"/>
+          <w:sz w:val="24"/>
+          <w:szCs w:val="24"/>
+        </w:rPr>
+        <w:t xml:space="preserve">Le signe égal (=) exprime une équivalence : il affirme que les expressions écrites à sa gauche et à sa droite ont exactement la même valeur. Deux expressions différentes peuvent être équivalentes : 7 + 5 = 10 + 2, car les deux valent 12.</w:t>
+      </w:r>
+    </w:p>
+    <w:p>
+      <w:pPr>
+        <w:spacing w:after="110" w:line="300"/>
+        <w:jc w:val="both"/>
+      </w:pPr>
+      <w:r>
+        <w:rPr>
+          <w:rFonts w:ascii="Times New Roman" w:cs="Times New Roman" w:eastAsia="Times New Roman" w:hAnsi="Times New Roman"/>
+          <w:b w:val="false"/>
+          <w:bCs w:val="false"/>
+          <w:i/>
+          <w:iCs/>
+          <w:color w:val="1F4E79"/>
+          <w:sz w:val="24"/>
+          <w:szCs w:val="24"/>
+        </w:rPr>
+        <w:t xml:space="preserve">le = est une balance en équilibre : ce qu’il y a à gauche pèse exactement autant que ce qu’il y a à droite.</w:t>
+      </w:r>
+    </w:p>
+    <w:p>
+      <w:pPr>
+        <w:spacing w:after="120" w:before="120"/>
+        <w:jc w:val="center"/>
+      </w:pPr>
+      <w:r>
+        <w:drawing>
+          <wp:inline distT="0" distB="0" distL="0" distR="0">
+            <wp:extent cx="4762500" cy="1895475"/>
+            <wp:effectExtent t="0" r="0" b="0" l="0"/>
+            <wp:docPr id="12" name=""/>
+            <wp:cNvGraphicFramePr>
+              <a:graphicFrameLocks xmlns:a="http://schemas.openxmlformats.org/drawingml/2006/main" noChangeAspect="1"/>
+            </wp:cNvGraphicFramePr>
+            <a:graphic xmlns:a="http://schemas.openxmlformats.org/drawingml/2006/main">
+              <a:graphicData uri="http://schemas.openxmlformats.org/drawingml/2006/picture">
+                <pic:pic xmlns:pic="http://schemas.openxmlformats.org/drawingml/2006/picture">
+                  <pic:nvPicPr>
+                    <pic:cNvPr id="0" name="" descr=""/>
+                    <pic:cNvPicPr>
+                      <a:picLocks noChangeAspect="1" noChangeArrowheads="1"/>
+                    </pic:cNvPicPr>
+                  </pic:nvPicPr>
+                  <pic:blipFill>
+                    <a:blip r:embed="rId20" cstate="none"/>
+                    <a:srcRect/>
+                    <a:stretch>
+                      <a:fillRect/>
+                    </a:stretch>
+                  </pic:blipFill>
+                  <pic:spPr bwMode="auto">
+                    <a:xfrm>
+                      <a:off x="0" y="0"/>
+                      <a:ext cx="4762500" cy="1895475"/>
+                    </a:xfrm>
+                    <a:prstGeom prst="rect">
+                      <a:avLst/>
+                    </a:prstGeom>
+                  </pic:spPr>
+                </pic:pic>
+              </a:graphicData>
+            </a:graphic>
+          </wp:inline>
+        </w:drawing>
+      </w:r>
+    </w:p>
+    <w:p>
+      <w:pPr>
+        <w:spacing w:after="130" w:before="100" w:line="300"/>
+        <w:jc w:val="both"/>
+      </w:pPr>
+      <w:r>
+        <w:rPr>
+          <w:rFonts w:ascii="Times New Roman" w:cs="Times New Roman" w:eastAsia="Times New Roman" w:hAnsi="Times New Roman"/>
+          <w:b w:val="false"/>
+          <w:bCs w:val="false"/>
+          <w:i/>
+          <w:iCs/>
+          <w:color w:val="000000"/>
+          <w:sz w:val="24"/>
+          <w:szCs w:val="24"/>
+          <w:u w:val="single"/>
+        </w:rPr>
+        <w:t xml:space="preserve">Exemple :</w:t>
+      </w:r>
+      <w:r>
+        <w:rPr>
+          <w:rFonts w:ascii="Times New Roman" w:cs="Times New Roman" w:eastAsia="Times New Roman" w:hAnsi="Times New Roman"/>
+          <w:b w:val="false"/>
+          <w:bCs w:val="false"/>
+          <w:i w:val="false"/>
+          <w:iCs w:val="false"/>
+          <w:color w:val="000000"/>
+          <w:sz w:val="24"/>
+          <w:szCs w:val="24"/>
+        </w:rPr>
+        <w:t xml:space="preserve"> 15 − 6 = □ + 4 : la gauche vaut 9 ; il faut □ + 4 = 9, donc □ = 5 ; contrôle : 9 = 9 ✓.</w:t>
+      </w:r>
+    </w:p>
+    <w:p>
+      <w:pPr>
+        <w:spacing w:after="55" w:line="300"/>
+        <w:ind w:left="260"/>
+        <w:jc w:val="both"/>
+      </w:pPr>
+      <w:r>
+        <w:rPr>
+          <w:rFonts w:ascii="Times New Roman" w:cs="Times New Roman" w:eastAsia="Times New Roman" w:hAnsi="Times New Roman"/>
+          <w:b w:val="false"/>
+          <w:bCs w:val="false"/>
+          <w:i w:val="false"/>
+          <w:iCs w:val="false"/>
+          <w:color w:val="000000"/>
+          <w:sz w:val="24"/>
+          <w:szCs w:val="24"/>
+        </w:rPr>
+        <w:t xml:space="preserve">1. Calculer la valeur du côté complet de l’égalité.</w:t>
+      </w:r>
+    </w:p>
+    <w:p>
+      <w:pPr>
+        <w:spacing w:after="55" w:line="300"/>
+        <w:ind w:left="260"/>
+        <w:jc w:val="both"/>
+      </w:pPr>
+      <w:r>
+        <w:rPr>
+          <w:rFonts w:ascii="Times New Roman" w:cs="Times New Roman" w:eastAsia="Times New Roman" w:hAnsi="Times New Roman"/>
+          <w:b w:val="false"/>
+          <w:bCs w:val="false"/>
+          <w:i w:val="false"/>
+          <w:iCs w:val="false"/>
+          <w:color w:val="000000"/>
+          <w:sz w:val="24"/>
+          <w:szCs w:val="24"/>
+        </w:rPr>
+        <w:t xml:space="preserve">2. Chercher ce qui manque de l’autre côté pour atteindre la même valeur.</w:t>
+      </w:r>
+    </w:p>
+    <w:p>
+      <w:pPr>
+        <w:spacing w:after="55" w:line="300"/>
+        <w:ind w:left="260"/>
+        <w:jc w:val="both"/>
+      </w:pPr>
+      <w:r>
+        <w:rPr>
+          <w:rFonts w:ascii="Times New Roman" w:cs="Times New Roman" w:eastAsia="Times New Roman" w:hAnsi="Times New Roman"/>
+          <w:b w:val="false"/>
+          <w:bCs w:val="false"/>
+          <w:i w:val="false"/>
+          <w:iCs w:val="false"/>
+          <w:color w:val="000000"/>
+          <w:sz w:val="24"/>
+          <w:szCs w:val="24"/>
+        </w:rPr>
+        <w:t xml:space="preserve">3. Vérifier en recalculant LES DEUX côtés séparément.</w:t>
+      </w:r>
+    </w:p>
+    <w:p>
+      <w:pPr>
+        <w:shd w:fill="E8F5E9" w:val="clear"/>
+        <w:spacing w:after="110" w:line="300"/>
+        <w:jc w:val="both"/>
+      </w:pPr>
+      <w:r>
+        <w:rPr>
+          <w:rFonts w:ascii="Times New Roman" w:cs="Times New Roman" w:eastAsia="Times New Roman" w:hAnsi="Times New Roman"/>
+          <w:b/>
+          <w:bCs/>
+          <w:i w:val="false"/>
+          <w:iCs w:val="false"/>
+          <w:color w:val="000000"/>
+          <w:sz w:val="24"/>
+          <w:szCs w:val="24"/>
+        </w:rPr>
+        <w:t xml:space="preserve">= signifie « même valeur », pas « voici le résultat » ; on calcule chaque côté séparément pour vérifier ou compléter une égalité.</w:t>
+      </w:r>
+    </w:p>
+    <w:p>
+      <w:pPr>
+        <w:shd w:fill="E3F2FD" w:val="clear"/>
+        <w:spacing w:after="110" w:line="300"/>
+        <w:jc w:val="both"/>
+      </w:pPr>
+      <w:r>
+        <w:rPr>
+          <w:rFonts w:ascii="Times New Roman" w:cs="Times New Roman" w:eastAsia="Times New Roman" w:hAnsi="Times New Roman"/>
+          <w:b w:val="false"/>
+          <w:bCs w:val="false"/>
+          <w:i w:val="false"/>
+          <w:iCs w:val="false"/>
+          <w:color w:val="1F4E79"/>
+          <w:sz w:val="24"/>
+          <w:szCs w:val="24"/>
+        </w:rPr>
+        <w:t xml:space="preserve">Le savais-tu ? Le signe = a été inventé en 1557 par le Gallois Robert Recorde, qui dessina deux petits traits parallèles « parce que rien n’est plus pareil que deux droites jumelles ».</w:t>
+      </w:r>
+    </w:p>
+    <w:p>
+      <w:pPr>
+        <w:shd w:fill="FFF8E1" w:val="clear"/>
+        <w:spacing w:after="110" w:line="300"/>
+        <w:jc w:val="both"/>
+      </w:pPr>
+      <w:r>
+        <w:rPr>
+          <w:rFonts w:ascii="Times New Roman" w:cs="Times New Roman" w:eastAsia="Times New Roman" w:hAnsi="Times New Roman"/>
+          <w:b w:val="false"/>
+          <w:bCs w:val="false"/>
+          <w:i w:val="false"/>
+          <w:iCs w:val="false"/>
+          <w:color w:val="000000"/>
+          <w:sz w:val="24"/>
+          <w:szCs w:val="24"/>
+        </w:rPr>
+        <w:t xml:space="preserve">Attention : Écrire les calculs en chaîne : « 7 + 5 = 12 + 3 = 15 ». La première égalité devient fausse ! Chaque signe = doit être vrai tout seul : on écrit 7 + 5 = 12, PUIS 12 + 3 = 15.</w:t>
+      </w:r>
+    </w:p>
+    <w:p>
+      <w:pPr>
+        <w:spacing w:after="150" w:before="200"/>
+        <w:jc w:val="left"/>
+      </w:pPr>
+      <w:r>
+        <w:rPr>
+          <w:rFonts w:ascii="Times New Roman" w:cs="Times New Roman" w:eastAsia="Times New Roman" w:hAnsi="Times New Roman"/>
+          <w:b/>
+          <w:bCs/>
+          <w:i w:val="false"/>
+          <w:iCs w:val="false"/>
+          <w:color w:val="2E7D32"/>
+          <w:sz w:val="28"/>
+          <w:szCs w:val="28"/>
+        </w:rPr>
+        <w:t xml:space="preserve">EXERCICE</w:t>
+      </w:r>
+    </w:p>
+    <w:p>
+      <w:pPr>
+        <w:spacing w:after="110" w:line="300"/>
+        <w:jc w:val="both"/>
+      </w:pPr>
+      <w:r>
+        <w:rPr>
+          <w:rFonts w:ascii="Times New Roman" w:cs="Times New Roman" w:eastAsia="Times New Roman" w:hAnsi="Times New Roman"/>
+          <w:b w:val="false"/>
+          <w:bCs w:val="false"/>
+          <w:i w:val="false"/>
+          <w:iCs w:val="false"/>
+          <w:color w:val="000000"/>
+          <w:sz w:val="24"/>
+          <w:szCs w:val="24"/>
+        </w:rPr>
+        <w:t xml:space="preserve">1. Vraies ou fausses ? a) 8 + 6 = 10 + 4 ; b) 20 − 5 = 10 + 10 ; d) 3 × 6 = 9 × 2 ; e) 45 ÷ 5 = 3 × 3.</w:t>
+      </w:r>
+    </w:p>
+    <w:p>
+      <w:pPr>
+        <w:spacing w:after="110" w:line="300"/>
+        <w:jc w:val="both"/>
+      </w:pPr>
+      <w:r>
+        <w:rPr>
+          <w:rFonts w:ascii="Times New Roman" w:cs="Times New Roman" w:eastAsia="Times New Roman" w:hAnsi="Times New Roman"/>
+          <w:b w:val="false"/>
+          <w:bCs w:val="false"/>
+          <w:i w:val="false"/>
+          <w:iCs w:val="false"/>
+          <w:color w:val="000000"/>
+          <w:sz w:val="24"/>
+          <w:szCs w:val="24"/>
+        </w:rPr>
+        <w:t xml:space="preserve">2. Complète : a) 9 + □ = 7 + 8 ; b) □ − 4 = 10 + 6 ; d) 5 × □ = 40 ÷ 2 ; e) 12 + 13 = □ × 5.</w:t>
+      </w:r>
+    </w:p>
+    <w:p>
+      <w:pPr>
+        <w:spacing w:after="110" w:line="300"/>
+        <w:jc w:val="both"/>
+      </w:pPr>
+      <w:r>
+        <w:rPr>
+          <w:rFonts w:ascii="Times New Roman" w:cs="Times New Roman" w:eastAsia="Times New Roman" w:hAnsi="Times New Roman"/>
+          <w:b w:val="false"/>
+          <w:bCs w:val="false"/>
+          <w:i w:val="false"/>
+          <w:iCs w:val="false"/>
+          <w:color w:val="000000"/>
+          <w:sz w:val="24"/>
+          <w:szCs w:val="24"/>
+        </w:rPr>
+        <w:t xml:space="preserve">3. a) Explique pourquoi 7 + 5 = □ + 2 ne se complète pas par 12. b) Donne la bonne valeur. d) Écris une égalité équivalente à 99 + 46 plus facile à calculer. e) Invente une égalité vraie avec deux expressions différentes des deux côtés.</w:t>
+      </w:r>
+    </w:p>
+    <w:p>
+      <w:pPr>
+        <w:spacing w:after="110" w:line="300"/>
+        <w:jc w:val="both"/>
+      </w:pPr>
+      <w:r>
+        <w:rPr>
+          <w:rFonts w:ascii="Times New Roman" w:cs="Times New Roman" w:eastAsia="Times New Roman" w:hAnsi="Times New Roman"/>
+          <w:b w:val="false"/>
+          <w:bCs w:val="false"/>
+          <w:i w:val="false"/>
+          <w:iCs w:val="false"/>
+          <w:color w:val="000000"/>
+          <w:sz w:val="24"/>
+          <w:szCs w:val="24"/>
+        </w:rPr>
+        <w:t xml:space="preserve">4. Vrai ou faux ? a) 8 + 5 = 13 ; b) 13 = 8 + 5 ; d) 8 + 5 = 10 + 3 ; e) 8 + 5 = 13 + 2.</w:t>
+      </w:r>
+    </w:p>
+    <w:p>
+      <w:pPr>
+        <w:spacing w:after="110" w:line="300"/>
+        <w:jc w:val="both"/>
+      </w:pPr>
+      <w:r>
+        <w:rPr>
+          <w:rFonts w:ascii="Times New Roman" w:cs="Times New Roman" w:eastAsia="Times New Roman" w:hAnsi="Times New Roman"/>
+          <w:b w:val="false"/>
+          <w:bCs w:val="false"/>
+          <w:i w:val="false"/>
+          <w:iCs w:val="false"/>
+          <w:color w:val="000000"/>
+          <w:sz w:val="24"/>
+          <w:szCs w:val="24"/>
+        </w:rPr>
+        <w:t xml:space="preserve">5. Complète pour que l’égalité soit vraie : a) 25 + … = 40 ; b) 7 × … = 56 ; d) 60 − … = 35 ; e) … ÷ 4 = 12.</w:t>
+      </w:r>
+    </w:p>
+    <w:p>
+      <w:pPr>
+        <w:spacing w:after="110" w:line="300"/>
+        <w:jc w:val="both"/>
+      </w:pPr>
+      <w:r>
+        <w:rPr>
+          <w:rFonts w:ascii="Times New Roman" w:cs="Times New Roman" w:eastAsia="Times New Roman" w:hAnsi="Times New Roman"/>
+          <w:b w:val="false"/>
+          <w:bCs w:val="false"/>
+          <w:i w:val="false"/>
+          <w:iCs w:val="false"/>
+          <w:color w:val="000000"/>
+          <w:sz w:val="24"/>
+          <w:szCs w:val="24"/>
+        </w:rPr>
+        <w:t xml:space="preserve">6. Défi CEPE — Une balance est en équilibre : à gauche, 3 sacs identiques et un poids de 2 kg ; à droite, un poids de 14 kg. a) Écris l’égalité correspondante. b) Que pèsent les 3 sacs ensemble ? d) Que pèse un sac ? e) Vérifie l’équilibre par un calcul.</w:t>
+      </w:r>
+    </w:p>
+    <w:p>
+      <w:pPr>
+        <w:spacing w:after="150" w:before="200"/>
+        <w:jc w:val="left"/>
+      </w:pPr>
+      <w:r>
+        <w:rPr>
+          <w:rFonts w:ascii="Times New Roman" w:cs="Times New Roman" w:eastAsia="Times New Roman" w:hAnsi="Times New Roman"/>
+          <w:b/>
+          <w:bCs/>
+          <w:i w:val="false"/>
+          <w:iCs w:val="false"/>
+          <w:color w:val="2E7D32"/>
+          <w:sz w:val="28"/>
+          <w:szCs w:val="28"/>
+        </w:rPr>
+        <w:t xml:space="preserve">Correction</w:t>
+      </w:r>
+    </w:p>
+    <w:p>
+      <w:pPr>
+        <w:spacing w:after="80"/>
+      </w:pPr>
+      <w:r>
+        <w:rPr>
+          <w:rFonts w:ascii="Times New Roman" w:cs="Times New Roman" w:eastAsia="Times New Roman" w:hAnsi="Times New Roman"/>
+          <w:b/>
+          <w:bCs/>
+          <w:i w:val="false"/>
+          <w:iCs w:val="false"/>
+          <w:color w:val="C2185B"/>
+          <w:sz w:val="24"/>
+          <w:szCs w:val="24"/>
+        </w:rPr>
+        <w:t xml:space="preserve">1. </w:t>
+      </w:r>
+      <w:r>
+        <w:rPr>
+          <w:rFonts w:ascii="Times New Roman" w:cs="Times New Roman" w:eastAsia="Times New Roman" w:hAnsi="Times New Roman"/>
+          <w:b w:val="false"/>
+          <w:bCs w:val="false"/>
+          <w:i w:val="false"/>
+          <w:iCs w:val="false"/>
+          <w:color w:val="000000"/>
+          <w:sz w:val="24"/>
+          <w:szCs w:val="24"/>
+        </w:rPr>
+        <w:t xml:space="preserve">a) vraie (14 = 14) ; b) fausse (15 ≠ 20) ; d) vraie (18 = 18) ; e) vraie (9 = 9).</w:t>
+      </w:r>
+    </w:p>
+    <w:p>
+      <w:pPr>
+        <w:spacing w:after="80"/>
+      </w:pPr>
+      <w:r>
+        <w:rPr>
+          <w:rFonts w:ascii="Times New Roman" w:cs="Times New Roman" w:eastAsia="Times New Roman" w:hAnsi="Times New Roman"/>
+          <w:b/>
+          <w:bCs/>
+          <w:i w:val="false"/>
+          <w:iCs w:val="false"/>
+          <w:color w:val="C2185B"/>
+          <w:sz w:val="24"/>
+          <w:szCs w:val="24"/>
+        </w:rPr>
+        <w:t xml:space="preserve">2. </w:t>
+      </w:r>
+      <w:r>
+        <w:rPr>
+          <w:rFonts w:ascii="Times New Roman" w:cs="Times New Roman" w:eastAsia="Times New Roman" w:hAnsi="Times New Roman"/>
+          <w:b w:val="false"/>
+          <w:bCs w:val="false"/>
+          <w:i w:val="false"/>
+          <w:iCs w:val="false"/>
+          <w:color w:val="000000"/>
+          <w:sz w:val="24"/>
+          <w:szCs w:val="24"/>
+        </w:rPr>
+        <w:t xml:space="preserve">a) 6 ; b) 20 ; d) 4 ; e) 5.</w:t>
+      </w:r>
+    </w:p>
+    <w:p>
+      <w:pPr>
+        <w:spacing w:after="80"/>
+      </w:pPr>
+      <w:r>
+        <w:rPr>
+          <w:rFonts w:ascii="Times New Roman" w:cs="Times New Roman" w:eastAsia="Times New Roman" w:hAnsi="Times New Roman"/>
+          <w:b/>
+          <w:bCs/>
+          <w:i w:val="false"/>
+          <w:iCs w:val="false"/>
+          <w:color w:val="C2185B"/>
+          <w:sz w:val="24"/>
+          <w:szCs w:val="24"/>
+        </w:rPr>
+        <w:t xml:space="preserve">3. </w:t>
+      </w:r>
+      <w:r>
+        <w:rPr>
+          <w:rFonts w:ascii="Times New Roman" w:cs="Times New Roman" w:eastAsia="Times New Roman" w:hAnsi="Times New Roman"/>
+          <w:b w:val="false"/>
+          <w:bCs w:val="false"/>
+          <w:i w:val="false"/>
+          <w:iCs w:val="false"/>
+          <w:color w:val="000000"/>
+          <w:sz w:val="24"/>
+          <w:szCs w:val="24"/>
+        </w:rPr>
+        <w:t xml:space="preserve">a) 12 + 2 vaudrait 14, mais la gauche vaut 12 : la balance pencherait ; b) □ = 10 ; d) 100 + 45 = 145 ; e) par exemple 6 × 4 = 30 − 6.</w:t>
+      </w:r>
+    </w:p>
+    <w:p>
+      <w:pPr>
+        <w:spacing w:after="80"/>
+      </w:pPr>
+      <w:r>
+        <w:rPr>
+          <w:rFonts w:ascii="Times New Roman" w:cs="Times New Roman" w:eastAsia="Times New Roman" w:hAnsi="Times New Roman"/>
+          <w:b/>
+          <w:bCs/>
+          <w:i w:val="false"/>
+          <w:iCs w:val="false"/>
+          <w:color w:val="C2185B"/>
+          <w:sz w:val="24"/>
+          <w:szCs w:val="24"/>
+        </w:rPr>
+        <w:t xml:space="preserve">4. </w:t>
+      </w:r>
+      <w:r>
+        <w:rPr>
+          <w:rFonts w:ascii="Times New Roman" w:cs="Times New Roman" w:eastAsia="Times New Roman" w:hAnsi="Times New Roman"/>
+          <w:b w:val="false"/>
+          <w:bCs w:val="false"/>
+          <w:i w:val="false"/>
+          <w:iCs w:val="false"/>
+          <w:color w:val="000000"/>
+          <w:sz w:val="24"/>
+          <w:szCs w:val="24"/>
+        </w:rPr>
+        <w:t xml:space="preserve">a) vrai ; b) vrai : une égalité se lit dans les deux sens ; d) vrai : 13 = 13 ; e) faux : 13 n’est pas égal à 15.</w:t>
+      </w:r>
+    </w:p>
+    <w:p>
+      <w:pPr>
+        <w:spacing w:after="80"/>
+      </w:pPr>
+      <w:r>
+        <w:rPr>
+          <w:rFonts w:ascii="Times New Roman" w:cs="Times New Roman" w:eastAsia="Times New Roman" w:hAnsi="Times New Roman"/>
+          <w:b/>
+          <w:bCs/>
+          <w:i w:val="false"/>
+          <w:iCs w:val="false"/>
+          <w:color w:val="C2185B"/>
+          <w:sz w:val="24"/>
+          <w:szCs w:val="24"/>
+        </w:rPr>
+        <w:t xml:space="preserve">5. </w:t>
+      </w:r>
+      <w:r>
+        <w:rPr>
+          <w:rFonts w:ascii="Times New Roman" w:cs="Times New Roman" w:eastAsia="Times New Roman" w:hAnsi="Times New Roman"/>
+          <w:b w:val="false"/>
+          <w:bCs w:val="false"/>
+          <w:i w:val="false"/>
+          <w:iCs w:val="false"/>
+          <w:color w:val="000000"/>
+          <w:sz w:val="24"/>
+          <w:szCs w:val="24"/>
+        </w:rPr>
+        <w:t xml:space="preserve">a) 15 ; b) 8 ; d) 25 ; e) 48.</w:t>
+      </w:r>
+    </w:p>
+    <w:p>
+      <w:pPr>
+        <w:spacing w:after="80"/>
+      </w:pPr>
+      <w:r>
+        <w:rPr>
+          <w:rFonts w:ascii="Times New Roman" w:cs="Times New Roman" w:eastAsia="Times New Roman" w:hAnsi="Times New Roman"/>
+          <w:b/>
+          <w:bCs/>
+          <w:i w:val="false"/>
+          <w:iCs w:val="false"/>
+          <w:color w:val="C2185B"/>
+          <w:sz w:val="24"/>
+          <w:szCs w:val="24"/>
+        </w:rPr>
+        <w:t xml:space="preserve">6. </w:t>
+      </w:r>
+      <w:r>
+        <w:rPr>
+          <w:rFonts w:ascii="Times New Roman" w:cs="Times New Roman" w:eastAsia="Times New Roman" w:hAnsi="Times New Roman"/>
+          <w:b w:val="false"/>
+          <w:bCs w:val="false"/>
+          <w:i w:val="false"/>
+          <w:iCs w:val="false"/>
+          <w:color w:val="000000"/>
+          <w:sz w:val="24"/>
+          <w:szCs w:val="24"/>
+        </w:rPr>
+        <w:t xml:space="preserve">a) 3 × ? + 2 = 14 ; b) 14 − 2 = 12 kg ; d) 12 ÷ 3 = 4 kg ; e) 3 × 4 + 2 = 14 : la balance est bien en équilibre.</w:t>
+      </w:r>
+    </w:p>
+    <w:p>
+      <w:r>
+        <w:br w:type="page"/>
+      </w:r>
+    </w:p>
+    <w:p>
+      <w:pPr>
+        <w:spacing w:after="150" w:before="200"/>
+        <w:jc w:val="center"/>
+      </w:pPr>
+      <w:bookmarkStart w:name="u3_l7" w:id="8"/>
+      <w:r>
+        <w:rPr>
+          <w:rFonts w:ascii="Times New Roman" w:cs="Times New Roman" w:eastAsia="Times New Roman" w:hAnsi="Times New Roman"/>
+          <w:b/>
+          <w:bCs/>
+          <w:i w:val="false"/>
+          <w:iCs w:val="false"/>
+          <w:color w:val="C00000"/>
+          <w:sz w:val="32"/>
+          <w:szCs w:val="32"/>
+        </w:rPr>
+        <w:t xml:space="preserve">TROUVER LA VALEUR INCONNUE</w:t>
+      </w:r>
+      <w:bookmarkEnd w:id="8"/>
+    </w:p>
+    <w:p>
+      <w:pPr>
+        <w:spacing w:after="120" w:before="100"/>
+        <w:jc w:val="center"/>
+      </w:pPr>
+      <w:r>
+        <w:drawing>
+          <wp:inline distT="0" distB="0" distL="0" distR="0">
+            <wp:extent cx="4476750" cy="2438400"/>
+            <wp:effectExtent t="0" r="0" b="0" l="0"/>
+            <wp:docPr id="13" name=""/>
+            <wp:cNvGraphicFramePr>
+              <a:graphicFrameLocks xmlns:a="http://schemas.openxmlformats.org/drawingml/2006/main" noChangeAspect="1"/>
+            </wp:cNvGraphicFramePr>
+            <a:graphic xmlns:a="http://schemas.openxmlformats.org/drawingml/2006/main">
+              <a:graphicData uri="http://schemas.openxmlformats.org/drawingml/2006/picture">
+                <pic:pic xmlns:pic="http://schemas.openxmlformats.org/drawingml/2006/picture">
+                  <pic:nvPicPr>
+                    <pic:cNvPr id="0" name="" descr=""/>
+                    <pic:cNvPicPr>
+                      <a:picLocks noChangeAspect="1" noChangeArrowheads="1"/>
+                    </pic:cNvPicPr>
+                  </pic:nvPicPr>
+                  <pic:blipFill>
+                    <a:blip r:embed="rId21" cstate="none"/>
+                    <a:srcRect/>
+                    <a:stretch>
+                      <a:fillRect/>
+                    </a:stretch>
+                  </pic:blipFill>
+                  <pic:spPr bwMode="auto">
+                    <a:xfrm>
+                      <a:off x="0" y="0"/>
+                      <a:ext cx="4476750" cy="2438400"/>
+                    </a:xfrm>
+                    <a:prstGeom prst="rect">
+                      <a:avLst/>
+                    </a:prstGeom>
+                  </pic:spPr>
+                </pic:pic>
+              </a:graphicData>
+            </a:graphic>
+          </wp:inline>
+        </w:drawing>
+      </w:r>
+    </w:p>
+    <w:p>
+      <w:pPr>
+        <w:spacing w:after="150" w:before="200"/>
+        <w:jc w:val="left"/>
+      </w:pPr>
+      <w:r>
+        <w:rPr>
+          <w:rFonts w:ascii="Times New Roman" w:cs="Times New Roman" w:eastAsia="Times New Roman" w:hAnsi="Times New Roman"/>
+          <w:b/>
+          <w:bCs/>
+          <w:i w:val="false"/>
+          <w:iCs w:val="false"/>
+          <w:color w:val="2E7D32"/>
+          <w:sz w:val="28"/>
+          <w:szCs w:val="28"/>
+        </w:rPr>
+        <w:t xml:space="preserve">Équations simples et essais systématiques</w:t>
+      </w:r>
+    </w:p>
+    <w:p>
+      <w:pPr>
+        <w:spacing w:after="110" w:line="300"/>
+        <w:jc w:val="both"/>
+      </w:pPr>
+      <w:r>
+        <w:rPr>
+          <w:rFonts w:ascii="Times New Roman" w:cs="Times New Roman" w:eastAsia="Times New Roman" w:hAnsi="Times New Roman"/>
+          <w:b w:val="false"/>
+          <w:bCs w:val="false"/>
+          <w:i w:val="false"/>
+          <w:iCs w:val="false"/>
+          <w:color w:val="000000"/>
+          <w:sz w:val="24"/>
+          <w:szCs w:val="24"/>
+        </w:rPr>
+        <w:t xml:space="preserve">Une équation est une égalité qui comporte une valeur inconnue, souvent notée par une case vide ou une lettre. Résoudre l’équation, c’est trouver la valeur de l’inconnue qui rend l’égalité vraie. Les essais systématiques consistent à essayer des valeurs ordonnées, à comparer le résultat au but, et à resserrer jusqu’à la solution.</w:t>
+      </w:r>
+    </w:p>
+    <w:p>
+      <w:pPr>
+        <w:spacing w:after="110" w:line="300"/>
+        <w:jc w:val="both"/>
+      </w:pPr>
+      <w:r>
+        <w:rPr>
+          <w:rFonts w:ascii="Times New Roman" w:cs="Times New Roman" w:eastAsia="Times New Roman" w:hAnsi="Times New Roman"/>
+          <w:b w:val="false"/>
+          <w:bCs w:val="false"/>
+          <w:i/>
+          <w:iCs/>
+          <w:color w:val="1F4E79"/>
+          <w:sz w:val="24"/>
+          <w:szCs w:val="24"/>
+        </w:rPr>
+        <w:t xml:space="preserve">on cherche le nombre caché en jouant au « trop grand / trop petit », et chaque essai rapproche de la cible.</w:t>
+      </w:r>
+    </w:p>
+    <w:p>
+      <w:pPr>
+        <w:spacing w:after="120" w:before="120"/>
+        <w:jc w:val="center"/>
+      </w:pPr>
+      <w:r>
+        <w:drawing>
+          <wp:inline distT="0" distB="0" distL="0" distR="0">
+            <wp:extent cx="4762500" cy="2057400"/>
+            <wp:effectExtent t="0" r="0" b="0" l="0"/>
+            <wp:docPr id="14" name=""/>
+            <wp:cNvGraphicFramePr>
+              <a:graphicFrameLocks xmlns:a="http://schemas.openxmlformats.org/drawingml/2006/main" noChangeAspect="1"/>
+            </wp:cNvGraphicFramePr>
+            <a:graphic xmlns:a="http://schemas.openxmlformats.org/drawingml/2006/main">
+              <a:graphicData uri="http://schemas.openxmlformats.org/drawingml/2006/picture">
+                <pic:pic xmlns:pic="http://schemas.openxmlformats.org/drawingml/2006/picture">
+                  <pic:nvPicPr>
+                    <pic:cNvPr id="0" name="" descr=""/>
+                    <pic:cNvPicPr>
+                      <a:picLocks noChangeAspect="1" noChangeArrowheads="1"/>
+                    </pic:cNvPicPr>
+                  </pic:nvPicPr>
+                  <pic:blipFill>
+                    <a:blip r:embed="rId22" cstate="none"/>
                     <a:srcRect/>
                     <a:stretch>
                       <a:fillRect/>
